--- a/Paper/JAMIA/JAMIA_Patterns_Clinical_Trials_Tumor_Name_Standardization_using Embedding_Analysis.docx
+++ b/Paper/JAMIA/JAMIA_Patterns_Clinical_Trials_Tumor_Name_Standardization_using Embedding_Analysis.docx
@@ -791,7 +791,7 @@
           <w:szCs w:val="24"/>
           <w:rtl w:val="0"/>
         </w:rPr>
-        <w:t xml:space="preserve">Text-embedding based methods substantially outperformed text matching techniques in standardizing CTR tumor names. Among the evaluated methods, all-MiniLM-L12-v2 + Euclidean Dist achieved the highest standardization accuracy  (67.8%) against the WHO 5th edition , whereas the method  LTE-3+Euclidean Dist achieved the highest accuracy (69.1%) when standardized against WHO all editions (3rd–5th). Performance of text-embedding based methods varied significantly depending on the  models used for generating the embeddings.</w:t>
+        <w:t xml:space="preserve">Text-embedding based methods substantially outperformed text matching techniques in standardizing CTR tumor names. Among the evaluated methods, all-MiniLM-L12-v2 + Euclidean Dist achieved the highest standardization accuracy  (67.8%) against the WHO-5th edition , whereas the method  LTE-3+Euclidean Dist achieved the highest accuracy (69.1%) when standardized against the WHO-all editions (includes 3rd,4th,5th). Performance of text-embedding based methods varied significantly depending on the  models used for generating the embeddings.</w:t>
       </w:r>
     </w:p>
     <w:p>
@@ -1548,7 +1548,7 @@
           <w:szCs w:val="24"/>
           <w:rtl w:val="0"/>
         </w:rPr>
-        <w:t xml:space="preserve">Table 5</w:t>
+        <w:t xml:space="preserve">Table 5 (Supplementary Table 4)  </w:t>
       </w:r>
       <w:r>
         <w:rPr>
@@ -1761,6 +1761,15 @@
           <w:szCs w:val="24"/>
           <w:rtl w:val="0"/>
         </w:rPr>
+        <w:t xml:space="preserve"> , referred to as “WHO-5th”</w:t>
+      </w:r>
+      <w:r>
+        <w:rPr>
+          <w:rFonts w:ascii="Times New Roman" w:cs="Times New Roman" w:eastAsia="Times New Roman" w:hAnsi="Times New Roman"/>
+          <w:sz w:val="24"/>
+          <w:szCs w:val="24"/>
+          <w:rtl w:val="0"/>
+        </w:rPr>
         <w:t xml:space="preserve">, while the second incorporates all editions (3rd, 4th, and 5th)</w:t>
       </w:r>
       <w:hyperlink r:id="rId23">
@@ -1783,7 +1792,7 @@
           <w:szCs w:val="24"/>
           <w:rtl w:val="0"/>
         </w:rPr>
-        <w:t xml:space="preserve">, referred to as the “WHO all edition.” In both iterations, tumor names are also standardized against the NCIt.</w:t>
+        <w:t xml:space="preserve">, referred to as “WHO-all.” In both iterations, tumor names are also standardized against the NCIt.</w:t>
       </w:r>
     </w:p>
     <w:p>
@@ -2052,7 +2061,7 @@
           <w:szCs w:val="24"/>
           <w:rtl w:val="0"/>
         </w:rPr>
-        <w:t xml:space="preserve">, and (2) matching condition name with tumor terms in the WHO 5th edition (</w:t>
+        <w:t xml:space="preserve">, and (2) matching condition name with tumor terms in WHO-5th (</w:t>
       </w:r>
       <w:r>
         <w:rPr>
@@ -2111,7 +2120,7 @@
           <w:szCs w:val="24"/>
           <w:rtl w:val="0"/>
         </w:rPr>
-        <w:t xml:space="preserve">). If a condition name contained a tumor keyword or was an approximate (or exact) match to a tumor terms in the WHO 5th edition it was flagged as a potential tumor. The potential tumors were manually validated, resulting in 13,230 unique tumor names.</w:t>
+        <w:t xml:space="preserve">). If a condition name contained a tumor keyword or was an approximate (or exact) match to a tumor term in WHO-5th, it was flagged as a potential tumor. The flagged tumors were manually validated, resulting in 13,230 unique tumor names.</w:t>
       </w:r>
     </w:p>
     <w:p>
@@ -2197,7 +2206,7 @@
           <w:szCs w:val="24"/>
           <w:rtl w:val="0"/>
         </w:rPr>
-        <w:t xml:space="preserve">), listed in the WHO 5th edition were used for performing the fuzzy string matching. We manually validated the flagged pediatric tumors, and added citations from peer-reviewed literature, government websites, or articles from research institutions that specify the tumor as pediatric. If the tumor was found in the WHO </w:t>
+        <w:t xml:space="preserve">), listed in  WHO-5th were used for performing the fuzzy string matching. We manually validated the flagged pediatric tumors, and added citations from peer-reviewed literature, government websites, or articles from research institutions that specify the tumor as pediatric. If the tumor was found in the WHO </w:t>
       </w:r>
       <w:r>
         <w:rPr>
@@ -2292,7 +2301,7 @@
           <w:szCs w:val="24"/>
           <w:rtl w:val="0"/>
         </w:rPr>
-        <w:t xml:space="preserve">A preliminary review of tumor names revealed issues such as typos, extraneous text, missing values, drug names used as conditions, and multiple tumors per entry. Many tumor names did not adhere to standardized nomenclature established in the WHO System or NCIt, hindering integration with biomedical databases like IDG or OT and complicating pediatric/adult classification. As a result, 144 tumors were labeled “DA” (Do not Annotate) in the “PedCanTumor” field (see </w:t>
+        <w:t xml:space="preserve">A preliminary review of tumor names revealed issues such as typos, extraneous text, missing values, drug names used as conditions, and multiple tumors per entry. Many tumor names did not adhere to standardized nomenclature established in the WHO system or NCIt, hindering integration with biomedical databases like IDG or OT and complicating pediatric/adult classification. As a result, 144 tumors were labeled “DA” (Do not Annotate) in the “PedCanTumor” field (see </w:t>
       </w:r>
       <w:r>
         <w:rPr>
@@ -2514,82 +2523,18 @@
           <w:szCs w:val="24"/>
           <w:rtl w:val="0"/>
         </w:rPr>
-        <w:t xml:space="preserve">.</w:t>
-      </w:r>
-    </w:p>
-    <w:p>
-      <w:pPr>
-        <w:ind w:left="-540" w:firstLine="0"/>
-        <w:jc w:val="both"/>
+        <w:t xml:space="preserve">. </w:t>
+      </w:r>
+      <w:r>
         <w:rPr>
           <w:rFonts w:ascii="Times New Roman" w:cs="Times New Roman" w:eastAsia="Times New Roman" w:hAnsi="Times New Roman"/>
           <w:sz w:val="24"/>
           <w:szCs w:val="24"/>
           <w:highlight w:val="white"/>
-        </w:rPr>
-      </w:pPr>
-      <w:r>
-        <w:rPr>
-          <w:rtl w:val="0"/>
-        </w:rPr>
-      </w:r>
-    </w:p>
-    <w:p>
-      <w:pPr>
-        <w:ind w:left="-540" w:firstLine="0"/>
-        <w:jc w:val="both"/>
-        <w:rPr>
-          <w:rFonts w:ascii="Times New Roman" w:cs="Times New Roman" w:eastAsia="Times New Roman" w:hAnsi="Times New Roman"/>
-          <w:color w:val="ff0000"/>
-          <w:sz w:val="24"/>
-          <w:szCs w:val="24"/>
-        </w:rPr>
-      </w:pPr>
-      <w:r>
-        <w:rPr>
-          <w:rFonts w:ascii="Times New Roman" w:cs="Times New Roman" w:eastAsia="Times New Roman" w:hAnsi="Times New Roman"/>
-          <w:color w:val="ff0000"/>
-          <w:sz w:val="24"/>
-          <w:szCs w:val="24"/>
-          <w:highlight w:val="white"/>
-          <w:rtl w:val="0"/>
-        </w:rPr>
-        <w:t xml:space="preserve">Based on the three edit distances, CANTOS computed the pairwise distances between each tumor name identified in the CTR and the standardized tumor terms with respect to the WHO system (5th edition and all editions) and NCIt. For each CTR tumor name, CANTOS selects the nearest standardized terms under each edit distance. If more than one term qualified as the closest term, CANTOS reported them all by separating individual terms with a semicolon.</w:t>
-      </w:r>
-      <w:r>
-        <w:rPr>
-          <w:rtl w:val="0"/>
-        </w:rPr>
-      </w:r>
-    </w:p>
-    <w:p>
-      <w:pPr>
-        <w:ind w:left="-540" w:firstLine="0"/>
-        <w:jc w:val="both"/>
-        <w:rPr>
-          <w:rFonts w:ascii="Times New Roman" w:cs="Times New Roman" w:eastAsia="Times New Roman" w:hAnsi="Times New Roman"/>
-          <w:color w:val="ff0000"/>
-          <w:sz w:val="24"/>
-          <w:szCs w:val="24"/>
-        </w:rPr>
-      </w:pPr>
-      <w:r>
-        <w:rPr>
-          <w:rtl w:val="0"/>
-        </w:rPr>
-      </w:r>
-    </w:p>
-    <w:p>
-      <w:pPr>
-        <w:ind w:left="-540" w:firstLine="0"/>
-        <w:jc w:val="both"/>
-        <w:rPr>
-          <w:rFonts w:ascii="Times New Roman" w:cs="Times New Roman" w:eastAsia="Times New Roman" w:hAnsi="Times New Roman"/>
-          <w:color w:val="ff0000"/>
-          <w:sz w:val="24"/>
-          <w:szCs w:val="24"/>
-        </w:rPr>
-      </w:pPr>
+          <w:rtl w:val="0"/>
+        </w:rPr>
+        <w:t xml:space="preserve">Based on the three edit distances, CANTOS computed the pairwise distances between each tumor name identified in the CTR and the standardized tumor terms with respect to the WHO system (5th and all editions) and NCIt. For each CTR tumor name, CANTOS selects the nearest standardized terms under each edit distance. If more than one term qualified as the closest term, CANTOS reported them all by separating individual terms with a semicolon.</w:t>
+      </w:r>
       <w:r>
         <w:rPr>
           <w:rtl w:val="0"/>
@@ -2603,1654 +2548,75 @@
         <w:jc w:val="both"/>
         <w:rPr>
           <w:rFonts w:ascii="Times New Roman" w:cs="Times New Roman" w:eastAsia="Times New Roman" w:hAnsi="Times New Roman"/>
-          <w:color w:val="ff0000"/>
-          <w:sz w:val="24"/>
-          <w:szCs w:val="24"/>
-        </w:rPr>
-      </w:pPr>
-      <w:r>
-        <w:rPr>
-          <w:rtl w:val="0"/>
-        </w:rPr>
-      </w:r>
-    </w:p>
-    <w:p>
-      <w:pPr>
-        <w:spacing w:line="276.0005454545455" w:lineRule="auto"/>
+          <w:sz w:val="24"/>
+          <w:szCs w:val="24"/>
+          <w:highlight w:val="white"/>
+        </w:rPr>
+      </w:pPr>
+      <w:r>
+        <w:rPr>
+          <w:rtl w:val="0"/>
+        </w:rPr>
+      </w:r>
+    </w:p>
+    <w:p>
+      <w:pPr>
+        <w:ind w:left="-540" w:firstLine="0"/>
+        <w:rPr>
+          <w:color w:val="202122"/>
+          <w:highlight w:val="white"/>
+        </w:rPr>
+      </w:pPr>
+      <w:r>
+        <w:rPr>
+          <w:rtl w:val="0"/>
+        </w:rPr>
+      </w:r>
+    </w:p>
+    <w:p>
+      <w:pPr>
         <w:ind w:left="-540" w:firstLine="0"/>
         <w:jc w:val="both"/>
         <w:rPr>
           <w:rFonts w:ascii="Times New Roman" w:cs="Times New Roman" w:eastAsia="Times New Roman" w:hAnsi="Times New Roman"/>
-          <w:color w:val="ff0000"/>
-          <w:sz w:val="24"/>
-          <w:szCs w:val="24"/>
-        </w:rPr>
-      </w:pPr>
-      <w:r>
-        <w:rPr>
-          <w:rFonts w:ascii="Times New Roman" w:cs="Times New Roman" w:eastAsia="Times New Roman" w:hAnsi="Times New Roman"/>
-          <w:i w:val="1"/>
-          <w:color w:val="ff0000"/>
-          <w:sz w:val="24"/>
-          <w:szCs w:val="24"/>
-          <w:rtl w:val="0"/>
-        </w:rPr>
-        <w:t xml:space="preserve">Normalized Levenshtein distance</w:t>
-      </w:r>
-      <w:r>
-        <w:rPr>
-          <w:rFonts w:ascii="Times New Roman" w:cs="Times New Roman" w:eastAsia="Times New Roman" w:hAnsi="Times New Roman"/>
-          <w:color w:val="ff0000"/>
-          <w:sz w:val="24"/>
-          <w:szCs w:val="24"/>
-          <w:rtl w:val="0"/>
-        </w:rPr>
-        <w:t xml:space="preserve">: Levenshtein distance measures the minimum number of single-character edits (insertions, deletions, substitutions) needed to transform one string into another. Levenshtein distance between two strings can be normalized by dividing it by the length of the longer string thus the distance would range from [0,1] and allow comparison of multiple strings on the same scale. We defined the normalized Levenshtein distance between two strings S1 and S2 as follows:</w:t>
-      </w:r>
-    </w:p>
-    <w:p>
-      <w:pPr>
-        <w:spacing w:line="276.0005454545455" w:lineRule="auto"/>
-        <w:ind w:left="-540" w:firstLine="0"/>
-        <w:rPr>
-          <w:color w:val="ff0000"/>
-        </w:rPr>
-      </w:pPr>
-      <w:r>
-        <w:rPr>
-          <w:rtl w:val="0"/>
-        </w:rPr>
-      </w:r>
-    </w:p>
-    <w:p>
-      <w:pPr>
-        <w:ind w:left="720" w:firstLine="720"/>
-        <w:rPr>
-          <w:rFonts w:ascii="Times New Roman" w:cs="Times New Roman" w:eastAsia="Times New Roman" w:hAnsi="Times New Roman"/>
-          <w:color w:val="ff0000"/>
-          <w:sz w:val="24"/>
-          <w:szCs w:val="24"/>
-        </w:rPr>
-      </w:pPr>
-      <m:oMath>
-        <m:r>
-          <w:rPr>
-            <w:rFonts w:ascii="Times New Roman" w:cs="Times New Roman" w:eastAsia="Times New Roman" w:hAnsi="Times New Roman"/>
-            <w:color w:val="ff0000"/>
-            <w:sz w:val="24"/>
-            <w:szCs w:val="24"/>
-          </w:rPr>
-          <m:t xml:space="preserve">Distanc</m:t>
-        </m:r>
-        <m:sSub>
-          <m:sSubPr>
-            <m:ctrlPr>
-              <w:rPr>
-                <w:rFonts w:ascii="Times New Roman" w:cs="Times New Roman" w:eastAsia="Times New Roman" w:hAnsi="Times New Roman"/>
-                <w:color w:val="ff0000"/>
-                <w:sz w:val="24"/>
-                <w:szCs w:val="24"/>
-              </w:rPr>
-            </m:ctrlPr>
-          </m:sSubPr>
-          <m:e>
-            <m:r>
-              <w:rPr>
-                <w:rFonts w:ascii="Times New Roman" w:cs="Times New Roman" w:eastAsia="Times New Roman" w:hAnsi="Times New Roman"/>
-                <w:color w:val="ff0000"/>
-                <w:sz w:val="24"/>
-                <w:szCs w:val="24"/>
-              </w:rPr>
-              <m:t xml:space="preserve">e</m:t>
-            </m:r>
-          </m:e>
-          <m:sub>
-            <m:r>
-              <w:rPr>
-                <w:rFonts w:ascii="Times New Roman" w:cs="Times New Roman" w:eastAsia="Times New Roman" w:hAnsi="Times New Roman"/>
-                <w:color w:val="ff0000"/>
-                <w:sz w:val="24"/>
-                <w:szCs w:val="24"/>
-              </w:rPr>
-              <m:t xml:space="preserve">Normalized Levenshtein</m:t>
-            </m:r>
-          </m:sub>
-        </m:sSub>
-        <m:r>
-          <w:rPr>
-            <w:rFonts w:ascii="Times New Roman" w:cs="Times New Roman" w:eastAsia="Times New Roman" w:hAnsi="Times New Roman"/>
-            <w:color w:val="ff0000"/>
-            <w:sz w:val="24"/>
-            <w:szCs w:val="24"/>
-          </w:rPr>
-          <m:t xml:space="preserve">= </m:t>
-        </m:r>
-        <m:f>
-          <m:fPr>
-            <m:ctrlPr>
-              <w:rPr>
-                <w:rFonts w:ascii="Times New Roman" w:cs="Times New Roman" w:eastAsia="Times New Roman" w:hAnsi="Times New Roman"/>
-                <w:color w:val="ff0000"/>
-                <w:sz w:val="24"/>
-                <w:szCs w:val="24"/>
-              </w:rPr>
-            </m:ctrlPr>
-          </m:fPr>
-          <m:num>
-            <m:r>
-              <w:rPr>
-                <w:rFonts w:ascii="Times New Roman" w:cs="Times New Roman" w:eastAsia="Times New Roman" w:hAnsi="Times New Roman"/>
-                <w:color w:val="ff0000"/>
-                <w:sz w:val="24"/>
-                <w:szCs w:val="24"/>
-              </w:rPr>
-              <m:t xml:space="preserve">Distanc</m:t>
-            </m:r>
-            <m:sSub>
-              <m:sSubPr>
-                <m:ctrlPr>
-                  <w:rPr>
-                    <w:rFonts w:ascii="Times New Roman" w:cs="Times New Roman" w:eastAsia="Times New Roman" w:hAnsi="Times New Roman"/>
-                    <w:color w:val="ff0000"/>
-                    <w:sz w:val="24"/>
-                    <w:szCs w:val="24"/>
-                  </w:rPr>
-                </m:ctrlPr>
-              </m:sSubPr>
-              <m:e>
-                <m:r>
-                  <w:rPr>
-                    <w:rFonts w:ascii="Times New Roman" w:cs="Times New Roman" w:eastAsia="Times New Roman" w:hAnsi="Times New Roman"/>
-                    <w:color w:val="ff0000"/>
-                    <w:sz w:val="24"/>
-                    <w:szCs w:val="24"/>
-                  </w:rPr>
-                  <m:t xml:space="preserve">e</m:t>
-                </m:r>
-              </m:e>
-              <m:sub>
-                <m:r>
-                  <w:rPr>
-                    <w:rFonts w:ascii="Times New Roman" w:cs="Times New Roman" w:eastAsia="Times New Roman" w:hAnsi="Times New Roman"/>
-                    <w:color w:val="ff0000"/>
-                    <w:sz w:val="24"/>
-                    <w:szCs w:val="24"/>
-                  </w:rPr>
-                  <m:t xml:space="preserve">Levenshtein</m:t>
-                </m:r>
-              </m:sub>
-            </m:sSub>
-          </m:num>
-          <m:den>
-            <m:r>
-              <w:rPr>
-                <w:rFonts w:ascii="Times New Roman" w:cs="Times New Roman" w:eastAsia="Times New Roman" w:hAnsi="Times New Roman"/>
-                <w:color w:val="ff0000"/>
-                <w:sz w:val="24"/>
-                <w:szCs w:val="24"/>
-              </w:rPr>
-              <m:t xml:space="preserve">max(|S1|,|S2|)</m:t>
-            </m:r>
-          </m:den>
-        </m:f>
-      </m:oMath>
-      <w:r>
-        <w:rPr>
-          <w:rtl w:val="0"/>
-        </w:rPr>
-      </w:r>
-    </w:p>
-    <w:p>
-      <w:pPr>
-        <w:spacing w:line="276.0005454545455" w:lineRule="auto"/>
-        <w:ind w:left="-540" w:firstLine="0"/>
-        <w:rPr>
-          <w:color w:val="ff0000"/>
-        </w:rPr>
-      </w:pPr>
-      <w:r>
-        <w:rPr>
-          <w:rtl w:val="0"/>
-        </w:rPr>
-      </w:r>
-    </w:p>
-    <w:p>
-      <w:pPr>
-        <w:spacing w:line="276.0005454545455" w:lineRule="auto"/>
+          <w:b w:val="1"/>
+          <w:sz w:val="24"/>
+          <w:szCs w:val="24"/>
+        </w:rPr>
+      </w:pPr>
+      <w:r>
+        <w:rPr>
+          <w:rFonts w:ascii="Times New Roman" w:cs="Times New Roman" w:eastAsia="Times New Roman" w:hAnsi="Times New Roman"/>
+          <w:b w:val="1"/>
+          <w:sz w:val="24"/>
+          <w:szCs w:val="24"/>
+          <w:rtl w:val="0"/>
+        </w:rPr>
+        <w:t xml:space="preserve">Text matching technique: edit distance combined with affinity propagation clustering</w:t>
+      </w:r>
+    </w:p>
+    <w:p>
+      <w:pPr>
         <w:ind w:left="-540" w:firstLine="0"/>
         <w:jc w:val="both"/>
         <w:rPr>
           <w:rFonts w:ascii="Times New Roman" w:cs="Times New Roman" w:eastAsia="Times New Roman" w:hAnsi="Times New Roman"/>
-          <w:color w:val="ff0000"/>
-          <w:sz w:val="24"/>
-          <w:szCs w:val="24"/>
-        </w:rPr>
-      </w:pPr>
-      <w:r>
-        <w:rPr>
-          <w:rFonts w:ascii="Times New Roman" w:cs="Times New Roman" w:eastAsia="Times New Roman" w:hAnsi="Times New Roman"/>
-          <w:color w:val="ff0000"/>
-          <w:sz w:val="24"/>
-          <w:szCs w:val="24"/>
-          <w:rtl w:val="0"/>
-        </w:rPr>
-        <w:t xml:space="preserve">In the above equation, |S1| and |S2| represent the respective lengths of strings S1 and S2 between which we are computing the normalized Levenshtein distance. We calculate Levenshtein distance using the stringdist library in the R programming language </w:t>
+          <w:sz w:val="24"/>
+          <w:szCs w:val="24"/>
+          <w:highlight w:val="white"/>
+        </w:rPr>
+      </w:pPr>
+      <w:r>
+        <w:rPr>
+          <w:rFonts w:ascii="Times New Roman" w:cs="Times New Roman" w:eastAsia="Times New Roman" w:hAnsi="Times New Roman"/>
+          <w:sz w:val="24"/>
+          <w:szCs w:val="24"/>
+          <w:highlight w:val="white"/>
+          <w:rtl w:val="0"/>
+        </w:rPr>
+        <w:t xml:space="preserve">CANTOS implements another set of edit distance based standardization methods using clustering. It applies affinity propagation (AP) clustering, by using the pairwise normalized Levenshtein, Jaro-Winkler, and cosine distances between tumor names from CTR, WHO system, and NCIt as the divergence matrix for clustering. AP identifies clusters by exchanging real-valued messages between data points until convergence, selecting “exemplar data points” that serve as representative members of each cluster </w:t>
       </w:r>
       <w:hyperlink r:id="rId26">
-        <w:r>
-          <w:rPr>
-            <w:rFonts w:ascii="Times New Roman" w:cs="Times New Roman" w:eastAsia="Times New Roman" w:hAnsi="Times New Roman"/>
-            <w:color w:val="ff0000"/>
-            <w:sz w:val="24"/>
-            <w:szCs w:val="24"/>
-            <w:vertAlign w:val="superscript"/>
-            <w:rtl w:val="0"/>
-          </w:rPr>
-          <w:t xml:space="preserve">111,112</w:t>
-        </w:r>
-      </w:hyperlink>
-      <w:r>
-        <w:rPr>
-          <w:rFonts w:ascii="Times New Roman" w:cs="Times New Roman" w:eastAsia="Times New Roman" w:hAnsi="Times New Roman"/>
-          <w:color w:val="ff0000"/>
-          <w:sz w:val="24"/>
-          <w:szCs w:val="24"/>
-          <w:rtl w:val="0"/>
-        </w:rPr>
-        <w:t xml:space="preserve">. Following the calculation of the Levenshtein distance, we compute the normalizing factor (i.e. divide the Levenshtein by the longest string size) for distance between each pair of strings and normalize the Levenshtein distance.</w:t>
-      </w:r>
-    </w:p>
-    <w:p>
-      <w:pPr>
-        <w:spacing w:line="276.0005454545455" w:lineRule="auto"/>
-        <w:ind w:left="-540" w:firstLine="0"/>
-        <w:jc w:val="both"/>
-        <w:rPr>
-          <w:rFonts w:ascii="Times New Roman" w:cs="Times New Roman" w:eastAsia="Times New Roman" w:hAnsi="Times New Roman"/>
-          <w:color w:val="ff0000"/>
-          <w:sz w:val="24"/>
-          <w:szCs w:val="24"/>
-        </w:rPr>
-      </w:pPr>
-      <w:r>
-        <w:rPr>
-          <w:rtl w:val="0"/>
-        </w:rPr>
-      </w:r>
-    </w:p>
-    <w:p>
-      <w:pPr>
-        <w:spacing w:line="276.0005454545455" w:lineRule="auto"/>
-        <w:ind w:left="-540" w:firstLine="0"/>
-        <w:jc w:val="both"/>
-        <w:rPr>
-          <w:rFonts w:ascii="Times New Roman" w:cs="Times New Roman" w:eastAsia="Times New Roman" w:hAnsi="Times New Roman"/>
-          <w:color w:val="ff0000"/>
-          <w:sz w:val="24"/>
-          <w:szCs w:val="24"/>
-        </w:rPr>
-      </w:pPr>
-      <w:r>
-        <w:rPr>
-          <w:rFonts w:ascii="Times New Roman" w:cs="Times New Roman" w:eastAsia="Times New Roman" w:hAnsi="Times New Roman"/>
-          <w:i w:val="1"/>
-          <w:color w:val="ff0000"/>
-          <w:sz w:val="24"/>
-          <w:szCs w:val="24"/>
-          <w:rtl w:val="0"/>
-        </w:rPr>
-        <w:t xml:space="preserve">Jarro-Winkler distance</w:t>
-      </w:r>
-      <w:r>
-        <w:rPr>
-          <w:rFonts w:ascii="Times New Roman" w:cs="Times New Roman" w:eastAsia="Times New Roman" w:hAnsi="Times New Roman"/>
-          <w:color w:val="ff0000"/>
-          <w:sz w:val="24"/>
-          <w:szCs w:val="24"/>
-          <w:rtl w:val="0"/>
-        </w:rPr>
-        <w:t xml:space="preserve">: The Jarro-Winkler distance is a normalized edit distance between two strings. It is a variant of the Jarro similarity measure which is defined as follows between two strings S1 and S2 respectively:</w:t>
-      </w:r>
-    </w:p>
-    <w:p>
-      <w:pPr>
-        <w:ind w:left="720" w:firstLine="720"/>
-        <w:rPr>
-          <w:rFonts w:ascii="Times New Roman" w:cs="Times New Roman" w:eastAsia="Times New Roman" w:hAnsi="Times New Roman"/>
-          <w:color w:val="ff0000"/>
-          <w:sz w:val="24"/>
-          <w:szCs w:val="24"/>
-        </w:rPr>
-      </w:pPr>
-      <m:oMath>
-        <m:r>
-          <w:rPr>
-            <w:rFonts w:ascii="Times New Roman" w:cs="Times New Roman" w:eastAsia="Times New Roman" w:hAnsi="Times New Roman"/>
-            <w:color w:val="ff0000"/>
-            <w:sz w:val="24"/>
-            <w:szCs w:val="24"/>
-          </w:rPr>
-          <m:t xml:space="preserve"> Si</m:t>
-        </m:r>
-        <m:sSub>
-          <m:sSubPr>
-            <m:ctrlPr>
-              <w:rPr>
-                <w:rFonts w:ascii="Times New Roman" w:cs="Times New Roman" w:eastAsia="Times New Roman" w:hAnsi="Times New Roman"/>
-                <w:color w:val="ff0000"/>
-                <w:sz w:val="24"/>
-                <w:szCs w:val="24"/>
-              </w:rPr>
-            </m:ctrlPr>
-          </m:sSubPr>
-          <m:e>
-            <m:r>
-              <w:rPr>
-                <w:rFonts w:ascii="Times New Roman" w:cs="Times New Roman" w:eastAsia="Times New Roman" w:hAnsi="Times New Roman"/>
-                <w:color w:val="ff0000"/>
-                <w:sz w:val="24"/>
-                <w:szCs w:val="24"/>
-              </w:rPr>
-              <m:t xml:space="preserve">m</m:t>
-            </m:r>
-          </m:e>
-          <m:sub>
-            <m:r>
-              <w:rPr>
-                <w:rFonts w:ascii="Times New Roman" w:cs="Times New Roman" w:eastAsia="Times New Roman" w:hAnsi="Times New Roman"/>
-                <w:color w:val="ff0000"/>
-                <w:sz w:val="24"/>
-                <w:szCs w:val="24"/>
-              </w:rPr>
-              <m:t xml:space="preserve">jarro </m:t>
-            </m:r>
-          </m:sub>
-        </m:sSub>
-        <m:r>
-          <w:rPr>
-            <w:rFonts w:ascii="Times New Roman" w:cs="Times New Roman" w:eastAsia="Times New Roman" w:hAnsi="Times New Roman"/>
-            <w:color w:val="ff0000"/>
-            <w:sz w:val="24"/>
-            <w:szCs w:val="24"/>
-          </w:rPr>
-          <m:t xml:space="preserve">= 0 , if m=0</m:t>
-        </m:r>
-      </m:oMath>
-      <w:r>
-        <w:rPr>
-          <w:rtl w:val="0"/>
-        </w:rPr>
-      </w:r>
-    </w:p>
-    <w:p>
-      <w:pPr>
-        <w:ind w:left="900" w:firstLine="540"/>
-        <w:rPr>
-          <w:rFonts w:ascii="Times New Roman" w:cs="Times New Roman" w:eastAsia="Times New Roman" w:hAnsi="Times New Roman"/>
-          <w:color w:val="ff0000"/>
-          <w:sz w:val="24"/>
-          <w:szCs w:val="24"/>
-        </w:rPr>
-      </w:pPr>
-      <w:r>
-        <w:rPr>
-          <w:rFonts w:ascii="Times New Roman" w:cs="Times New Roman" w:eastAsia="Times New Roman" w:hAnsi="Times New Roman"/>
-          <w:color w:val="ff0000"/>
-          <w:sz w:val="24"/>
-          <w:szCs w:val="24"/>
-          <w:rtl w:val="0"/>
-        </w:rPr>
-        <w:t xml:space="preserve">                 </w:t>
-      </w:r>
-      <m:oMath>
-        <m:r>
-          <w:rPr>
-            <w:rFonts w:ascii="Times New Roman" w:cs="Times New Roman" w:eastAsia="Times New Roman" w:hAnsi="Times New Roman"/>
-            <w:color w:val="ff0000"/>
-            <w:sz w:val="24"/>
-            <w:szCs w:val="24"/>
-          </w:rPr>
-          <m:t xml:space="preserve">=</m:t>
-        </m:r>
-        <m:f>
-          <m:fPr>
-            <m:ctrlPr>
-              <w:rPr>
-                <w:rFonts w:ascii="Times New Roman" w:cs="Times New Roman" w:eastAsia="Times New Roman" w:hAnsi="Times New Roman"/>
-                <w:color w:val="ff0000"/>
-                <w:sz w:val="24"/>
-                <w:szCs w:val="24"/>
-              </w:rPr>
-            </m:ctrlPr>
-          </m:fPr>
-          <m:num>
-            <m:r>
-              <w:rPr>
-                <w:rFonts w:ascii="Times New Roman" w:cs="Times New Roman" w:eastAsia="Times New Roman" w:hAnsi="Times New Roman"/>
-                <w:color w:val="ff0000"/>
-                <w:sz w:val="24"/>
-                <w:szCs w:val="24"/>
-              </w:rPr>
-              <m:t xml:space="preserve">1</m:t>
-            </m:r>
-          </m:num>
-          <m:den>
-            <m:r>
-              <w:rPr>
-                <w:rFonts w:ascii="Times New Roman" w:cs="Times New Roman" w:eastAsia="Times New Roman" w:hAnsi="Times New Roman"/>
-                <w:color w:val="ff0000"/>
-                <w:sz w:val="24"/>
-                <w:szCs w:val="24"/>
-              </w:rPr>
-              <m:t xml:space="preserve">3</m:t>
-            </m:r>
-          </m:den>
-        </m:f>
-        <m:r>
-          <w:rPr>
-            <w:rFonts w:ascii="Times New Roman" w:cs="Times New Roman" w:eastAsia="Times New Roman" w:hAnsi="Times New Roman"/>
-            <w:color w:val="ff0000"/>
-            <w:sz w:val="24"/>
-            <w:szCs w:val="24"/>
-          </w:rPr>
-          <m:t xml:space="preserve">(</m:t>
-        </m:r>
-        <m:f>
-          <m:fPr>
-            <m:ctrlPr>
-              <w:rPr>
-                <w:rFonts w:ascii="Times New Roman" w:cs="Times New Roman" w:eastAsia="Times New Roman" w:hAnsi="Times New Roman"/>
-                <w:color w:val="ff0000"/>
-                <w:sz w:val="24"/>
-                <w:szCs w:val="24"/>
-              </w:rPr>
-            </m:ctrlPr>
-          </m:fPr>
-          <m:num>
-            <m:r>
-              <w:rPr>
-                <w:rFonts w:ascii="Times New Roman" w:cs="Times New Roman" w:eastAsia="Times New Roman" w:hAnsi="Times New Roman"/>
-                <w:color w:val="ff0000"/>
-                <w:sz w:val="24"/>
-                <w:szCs w:val="24"/>
-              </w:rPr>
-              <m:t xml:space="preserve">m</m:t>
-            </m:r>
-          </m:num>
-          <m:den>
-            <m:r>
-              <w:rPr>
-                <w:rFonts w:ascii="Times New Roman" w:cs="Times New Roman" w:eastAsia="Times New Roman" w:hAnsi="Times New Roman"/>
-                <w:color w:val="ff0000"/>
-                <w:sz w:val="24"/>
-                <w:szCs w:val="24"/>
-              </w:rPr>
-              <m:t xml:space="preserve">|S1|</m:t>
-            </m:r>
-          </m:den>
-        </m:f>
-        <m:r>
-          <w:rPr>
-            <w:rFonts w:ascii="Times New Roman" w:cs="Times New Roman" w:eastAsia="Times New Roman" w:hAnsi="Times New Roman"/>
-            <w:color w:val="ff0000"/>
-            <w:sz w:val="24"/>
-            <w:szCs w:val="24"/>
-          </w:rPr>
-          <m:t xml:space="preserve"> + </m:t>
-        </m:r>
-        <m:f>
-          <m:fPr>
-            <m:ctrlPr>
-              <w:rPr>
-                <w:rFonts w:ascii="Times New Roman" w:cs="Times New Roman" w:eastAsia="Times New Roman" w:hAnsi="Times New Roman"/>
-                <w:color w:val="ff0000"/>
-                <w:sz w:val="24"/>
-                <w:szCs w:val="24"/>
-              </w:rPr>
-            </m:ctrlPr>
-          </m:fPr>
-          <m:num>
-            <m:r>
-              <w:rPr>
-                <w:rFonts w:ascii="Times New Roman" w:cs="Times New Roman" w:eastAsia="Times New Roman" w:hAnsi="Times New Roman"/>
-                <w:color w:val="ff0000"/>
-                <w:sz w:val="24"/>
-                <w:szCs w:val="24"/>
-              </w:rPr>
-              <m:t xml:space="preserve">m</m:t>
-            </m:r>
-          </m:num>
-          <m:den>
-            <m:r>
-              <w:rPr>
-                <w:rFonts w:ascii="Times New Roman" w:cs="Times New Roman" w:eastAsia="Times New Roman" w:hAnsi="Times New Roman"/>
-                <w:color w:val="ff0000"/>
-                <w:sz w:val="24"/>
-                <w:szCs w:val="24"/>
-              </w:rPr>
-              <m:t xml:space="preserve">|S2|</m:t>
-            </m:r>
-          </m:den>
-        </m:f>
-        <m:r>
-          <w:rPr>
-            <w:rFonts w:ascii="Times New Roman" w:cs="Times New Roman" w:eastAsia="Times New Roman" w:hAnsi="Times New Roman"/>
-            <w:color w:val="ff0000"/>
-            <w:sz w:val="24"/>
-            <w:szCs w:val="24"/>
-          </w:rPr>
-          <m:t xml:space="preserve">+ </m:t>
-        </m:r>
-        <m:f>
-          <m:fPr>
-            <m:ctrlPr>
-              <w:rPr>
-                <w:rFonts w:ascii="Times New Roman" w:cs="Times New Roman" w:eastAsia="Times New Roman" w:hAnsi="Times New Roman"/>
-                <w:color w:val="ff0000"/>
-                <w:sz w:val="24"/>
-                <w:szCs w:val="24"/>
-              </w:rPr>
-            </m:ctrlPr>
-          </m:fPr>
-          <m:num>
-            <m:r>
-              <w:rPr>
-                <w:rFonts w:ascii="Times New Roman" w:cs="Times New Roman" w:eastAsia="Times New Roman" w:hAnsi="Times New Roman"/>
-                <w:color w:val="ff0000"/>
-                <w:sz w:val="24"/>
-                <w:szCs w:val="24"/>
-              </w:rPr>
-              <m:t xml:space="preserve">m-t</m:t>
-            </m:r>
-          </m:num>
-          <m:den>
-            <m:r>
-              <w:rPr>
-                <w:rFonts w:ascii="Times New Roman" w:cs="Times New Roman" w:eastAsia="Times New Roman" w:hAnsi="Times New Roman"/>
-                <w:color w:val="ff0000"/>
-                <w:sz w:val="24"/>
-                <w:szCs w:val="24"/>
-              </w:rPr>
-              <m:t xml:space="preserve">m</m:t>
-            </m:r>
-          </m:den>
-        </m:f>
-        <m:r>
-          <w:rPr>
-            <w:rFonts w:ascii="Times New Roman" w:cs="Times New Roman" w:eastAsia="Times New Roman" w:hAnsi="Times New Roman"/>
-            <w:color w:val="ff0000"/>
-            <w:sz w:val="24"/>
-            <w:szCs w:val="24"/>
-          </w:rPr>
-          <m:t xml:space="preserve">), otherwise</m:t>
-        </m:r>
-      </m:oMath>
-      <w:r>
-        <w:rPr>
-          <w:rtl w:val="0"/>
-        </w:rPr>
-      </w:r>
-    </w:p>
-    <w:p>
-      <w:pPr>
-        <w:ind w:left="-540" w:firstLine="0"/>
-        <w:rPr>
-          <w:color w:val="ff0000"/>
-        </w:rPr>
-      </w:pPr>
-      <w:r>
-        <w:rPr>
-          <w:rtl w:val="0"/>
-        </w:rPr>
-      </w:r>
-    </w:p>
-    <w:p>
-      <w:pPr>
-        <w:ind w:left="-540" w:firstLine="0"/>
-        <w:jc w:val="both"/>
-        <w:rPr>
-          <w:rFonts w:ascii="Times New Roman" w:cs="Times New Roman" w:eastAsia="Times New Roman" w:hAnsi="Times New Roman"/>
-          <w:color w:val="ff0000"/>
-          <w:sz w:val="24"/>
-          <w:szCs w:val="24"/>
-        </w:rPr>
-      </w:pPr>
-      <w:r>
-        <w:rPr>
-          <w:rFonts w:ascii="Times New Roman" w:cs="Times New Roman" w:eastAsia="Times New Roman" w:hAnsi="Times New Roman"/>
-          <w:color w:val="ff0000"/>
-          <w:sz w:val="24"/>
-          <w:szCs w:val="24"/>
-          <w:rtl w:val="0"/>
-        </w:rPr>
-        <w:t xml:space="preserve">Where  S1 and S2 are lengths of the strings S1 and S2 respectively , m is the number of matching characters and t is the number of transpositions. It should be noted that when estimating ‘m’, each character in S1 compared to the characters in S2, and match is counted only when the characters are the same and if the characters are within a certain distance of each other typically defined as half the length of the longer string, rounded down, minus one, i.e.  </w:t>
-      </w:r>
-      <m:oMath>
-        <m:f>
-          <m:fPr>
-            <m:ctrlPr>
-              <w:rPr>
-                <w:rFonts w:ascii="Times New Roman" w:cs="Times New Roman" w:eastAsia="Times New Roman" w:hAnsi="Times New Roman"/>
-                <w:color w:val="ff0000"/>
-                <w:sz w:val="24"/>
-                <w:szCs w:val="24"/>
-              </w:rPr>
-            </m:ctrlPr>
-          </m:fPr>
-          <m:num>
-            <m:r>
-              <w:rPr>
-                <w:rFonts w:ascii="Times New Roman" w:cs="Times New Roman" w:eastAsia="Times New Roman" w:hAnsi="Times New Roman"/>
-                <w:color w:val="ff0000"/>
-                <w:sz w:val="24"/>
-                <w:szCs w:val="24"/>
-              </w:rPr>
-              <m:t xml:space="preserve">max( |S1|, |S2|)</m:t>
-            </m:r>
-          </m:num>
-          <m:den>
-            <m:r>
-              <w:rPr>
-                <w:rFonts w:ascii="Times New Roman" w:cs="Times New Roman" w:eastAsia="Times New Roman" w:hAnsi="Times New Roman"/>
-                <w:color w:val="ff0000"/>
-                <w:sz w:val="24"/>
-                <w:szCs w:val="24"/>
-              </w:rPr>
-              <m:t xml:space="preserve">2</m:t>
-            </m:r>
-          </m:den>
-        </m:f>
-        <m:r>
-          <w:rPr>
-            <w:rFonts w:ascii="Times New Roman" w:cs="Times New Roman" w:eastAsia="Times New Roman" w:hAnsi="Times New Roman"/>
-            <w:color w:val="ff0000"/>
-            <w:sz w:val="24"/>
-            <w:szCs w:val="24"/>
-          </w:rPr>
-          <m:t xml:space="preserve">-1</m:t>
-        </m:r>
-      </m:oMath>
-      <w:r>
-        <w:rPr>
-          <w:rFonts w:ascii="Times New Roman" w:cs="Times New Roman" w:eastAsia="Times New Roman" w:hAnsi="Times New Roman"/>
-          <w:color w:val="ff0000"/>
-          <w:sz w:val="24"/>
-          <w:szCs w:val="24"/>
-          <w:rtl w:val="0"/>
-        </w:rPr>
-        <w:t xml:space="preserve">.</w:t>
-      </w:r>
-    </w:p>
-    <w:p>
-      <w:pPr>
-        <w:ind w:left="-540" w:firstLine="0"/>
-        <w:jc w:val="both"/>
-        <w:rPr>
-          <w:color w:val="ff0000"/>
-        </w:rPr>
-      </w:pPr>
-      <w:r>
-        <w:rPr>
-          <w:rtl w:val="0"/>
-        </w:rPr>
-      </w:r>
-    </w:p>
-    <w:p>
-      <w:pPr>
-        <w:spacing w:line="276.0005454545455" w:lineRule="auto"/>
-        <w:ind w:left="-540" w:firstLine="0"/>
-        <w:jc w:val="both"/>
-        <w:rPr>
-          <w:rFonts w:ascii="Times New Roman" w:cs="Times New Roman" w:eastAsia="Times New Roman" w:hAnsi="Times New Roman"/>
-          <w:color w:val="ff0000"/>
-          <w:sz w:val="24"/>
-          <w:szCs w:val="24"/>
-        </w:rPr>
-      </w:pPr>
-      <w:r>
-        <w:rPr>
-          <w:rFonts w:ascii="Times New Roman" w:cs="Times New Roman" w:eastAsia="Times New Roman" w:hAnsi="Times New Roman"/>
-          <w:color w:val="ff0000"/>
-          <w:sz w:val="24"/>
-          <w:szCs w:val="24"/>
-          <w:rtl w:val="0"/>
-        </w:rPr>
-        <w:t xml:space="preserve">The Jarro-Winkler similarity measure builds on top of the Jarro similarity measure and introduces two more parameters for rewards and favorable scales the Jarro similarity score if the two strings share similar prefixes.  The Jarro-Winkler similarity is defined as follows:</w:t>
-      </w:r>
-    </w:p>
-    <w:p>
-      <w:pPr>
-        <w:spacing w:line="276.0005454545455" w:lineRule="auto"/>
-        <w:ind w:left="-540" w:firstLine="0"/>
-        <w:rPr>
-          <w:color w:val="ff0000"/>
-          <w:sz w:val="24"/>
-          <w:szCs w:val="24"/>
-        </w:rPr>
-      </w:pPr>
-      <w:r>
-        <w:rPr>
-          <w:rtl w:val="0"/>
-        </w:rPr>
-      </w:r>
-    </w:p>
-    <w:p>
-      <w:pPr>
-        <w:ind w:left="900" w:firstLine="0"/>
-        <w:rPr>
-          <w:rFonts w:ascii="Times New Roman" w:cs="Times New Roman" w:eastAsia="Times New Roman" w:hAnsi="Times New Roman"/>
-          <w:color w:val="ff0000"/>
-          <w:sz w:val="24"/>
-          <w:szCs w:val="24"/>
-        </w:rPr>
-      </w:pPr>
-      <m:oMath>
-        <m:r>
-          <w:rPr>
-            <w:rFonts w:ascii="Times New Roman" w:cs="Times New Roman" w:eastAsia="Times New Roman" w:hAnsi="Times New Roman"/>
-            <w:color w:val="ff0000"/>
-            <w:sz w:val="24"/>
-            <w:szCs w:val="24"/>
-          </w:rPr>
-          <m:t xml:space="preserve">Si</m:t>
-        </m:r>
-        <m:sSub>
-          <m:sSubPr>
-            <m:ctrlPr>
-              <w:rPr>
-                <w:rFonts w:ascii="Times New Roman" w:cs="Times New Roman" w:eastAsia="Times New Roman" w:hAnsi="Times New Roman"/>
-                <w:color w:val="ff0000"/>
-                <w:sz w:val="24"/>
-                <w:szCs w:val="24"/>
-              </w:rPr>
-            </m:ctrlPr>
-          </m:sSubPr>
-          <m:e>
-            <m:r>
-              <w:rPr>
-                <w:rFonts w:ascii="Times New Roman" w:cs="Times New Roman" w:eastAsia="Times New Roman" w:hAnsi="Times New Roman"/>
-                <w:color w:val="ff0000"/>
-                <w:sz w:val="24"/>
-                <w:szCs w:val="24"/>
-              </w:rPr>
-              <m:t xml:space="preserve">m</m:t>
-            </m:r>
-          </m:e>
-          <m:sub>
-            <m:r>
-              <w:rPr>
-                <w:rFonts w:ascii="Times New Roman" w:cs="Times New Roman" w:eastAsia="Times New Roman" w:hAnsi="Times New Roman"/>
-                <w:color w:val="ff0000"/>
-                <w:sz w:val="24"/>
-                <w:szCs w:val="24"/>
-              </w:rPr>
-              <m:t xml:space="preserve">jarro-winkler</m:t>
-            </m:r>
-          </m:sub>
-        </m:sSub>
-        <m:r>
-          <w:rPr>
-            <w:rFonts w:ascii="Times New Roman" w:cs="Times New Roman" w:eastAsia="Times New Roman" w:hAnsi="Times New Roman"/>
-            <w:color w:val="ff0000"/>
-            <w:sz w:val="24"/>
-            <w:szCs w:val="24"/>
-          </w:rPr>
-          <m:t xml:space="preserve">= Si</m:t>
-        </m:r>
-        <m:sSub>
-          <m:sSubPr>
-            <m:ctrlPr>
-              <w:rPr>
-                <w:rFonts w:ascii="Times New Roman" w:cs="Times New Roman" w:eastAsia="Times New Roman" w:hAnsi="Times New Roman"/>
-                <w:color w:val="ff0000"/>
-                <w:sz w:val="24"/>
-                <w:szCs w:val="24"/>
-              </w:rPr>
-            </m:ctrlPr>
-          </m:sSubPr>
-          <m:e>
-            <m:r>
-              <w:rPr>
-                <w:rFonts w:ascii="Times New Roman" w:cs="Times New Roman" w:eastAsia="Times New Roman" w:hAnsi="Times New Roman"/>
-                <w:color w:val="ff0000"/>
-                <w:sz w:val="24"/>
-                <w:szCs w:val="24"/>
-              </w:rPr>
-              <m:t xml:space="preserve">m</m:t>
-            </m:r>
-          </m:e>
-          <m:sub>
-            <m:r>
-              <w:rPr>
-                <w:rFonts w:ascii="Times New Roman" w:cs="Times New Roman" w:eastAsia="Times New Roman" w:hAnsi="Times New Roman"/>
-                <w:color w:val="ff0000"/>
-                <w:sz w:val="24"/>
-                <w:szCs w:val="24"/>
-              </w:rPr>
-              <m:t xml:space="preserve">jarro</m:t>
-            </m:r>
-          </m:sub>
-        </m:sSub>
-        <m:r>
-          <w:rPr>
-            <w:rFonts w:ascii="Times New Roman" w:cs="Times New Roman" w:eastAsia="Times New Roman" w:hAnsi="Times New Roman"/>
-            <w:color w:val="ff0000"/>
-            <w:sz w:val="24"/>
-            <w:szCs w:val="24"/>
-          </w:rPr>
-          <m:t xml:space="preserve"> + lp (1- Si</m:t>
-        </m:r>
-        <m:sSub>
-          <m:sSubPr>
-            <m:ctrlPr>
-              <w:rPr>
-                <w:rFonts w:ascii="Times New Roman" w:cs="Times New Roman" w:eastAsia="Times New Roman" w:hAnsi="Times New Roman"/>
-                <w:color w:val="ff0000"/>
-                <w:sz w:val="24"/>
-                <w:szCs w:val="24"/>
-              </w:rPr>
-            </m:ctrlPr>
-          </m:sSubPr>
-          <m:e>
-            <m:r>
-              <w:rPr>
-                <w:rFonts w:ascii="Times New Roman" w:cs="Times New Roman" w:eastAsia="Times New Roman" w:hAnsi="Times New Roman"/>
-                <w:color w:val="ff0000"/>
-                <w:sz w:val="24"/>
-                <w:szCs w:val="24"/>
-              </w:rPr>
-              <m:t xml:space="preserve">m</m:t>
-            </m:r>
-          </m:e>
-          <m:sub>
-            <m:r>
-              <w:rPr>
-                <w:rFonts w:ascii="Times New Roman" w:cs="Times New Roman" w:eastAsia="Times New Roman" w:hAnsi="Times New Roman"/>
-                <w:color w:val="ff0000"/>
-                <w:sz w:val="24"/>
-                <w:szCs w:val="24"/>
-              </w:rPr>
-              <m:t xml:space="preserve">jarro</m:t>
-            </m:r>
-          </m:sub>
-        </m:sSub>
-        <m:r>
-          <w:rPr>
-            <w:rFonts w:ascii="Times New Roman" w:cs="Times New Roman" w:eastAsia="Times New Roman" w:hAnsi="Times New Roman"/>
-            <w:color w:val="ff0000"/>
-            <w:sz w:val="24"/>
-            <w:szCs w:val="24"/>
-          </w:rPr>
-          <m:t xml:space="preserve">)</m:t>
-        </m:r>
-      </m:oMath>
-      <w:r>
-        <w:rPr>
-          <w:rtl w:val="0"/>
-        </w:rPr>
-      </w:r>
-    </w:p>
-    <w:p>
-      <w:pPr>
-        <w:ind w:left="-540" w:firstLine="0"/>
-        <w:rPr>
-          <w:color w:val="ff0000"/>
-        </w:rPr>
-      </w:pPr>
-      <w:r>
-        <w:rPr>
-          <w:rtl w:val="0"/>
-        </w:rPr>
-      </w:r>
-    </w:p>
-    <w:p>
-      <w:pPr>
-        <w:spacing w:line="276.0005454545455" w:lineRule="auto"/>
-        <w:ind w:left="-540" w:firstLine="0"/>
-        <w:jc w:val="both"/>
-        <w:rPr>
-          <w:rFonts w:ascii="Times New Roman" w:cs="Times New Roman" w:eastAsia="Times New Roman" w:hAnsi="Times New Roman"/>
-          <w:color w:val="ff0000"/>
-          <w:sz w:val="24"/>
-          <w:szCs w:val="24"/>
-          <w:highlight w:val="white"/>
-        </w:rPr>
-      </w:pPr>
-      <w:r>
-        <w:rPr>
-          <w:rFonts w:ascii="Times New Roman" w:cs="Times New Roman" w:eastAsia="Times New Roman" w:hAnsi="Times New Roman"/>
-          <w:color w:val="ff0000"/>
-          <w:sz w:val="24"/>
-          <w:szCs w:val="24"/>
-          <w:rtl w:val="0"/>
-        </w:rPr>
-        <w:t xml:space="preserve">Where </w:t>
-      </w:r>
-      <w:r>
-        <w:rPr>
-          <w:rFonts w:ascii="Times New Roman" w:cs="Times New Roman" w:eastAsia="Times New Roman" w:hAnsi="Times New Roman"/>
-          <w:i w:val="1"/>
-          <w:color w:val="ff0000"/>
-          <w:sz w:val="24"/>
-          <w:szCs w:val="24"/>
-          <w:rtl w:val="0"/>
-        </w:rPr>
-        <w:t xml:space="preserve">l </w:t>
-      </w:r>
-      <w:r>
-        <w:rPr>
-          <w:rFonts w:ascii="Times New Roman" w:cs="Times New Roman" w:eastAsia="Times New Roman" w:hAnsi="Times New Roman"/>
-          <w:color w:val="ff0000"/>
-          <w:sz w:val="24"/>
-          <w:szCs w:val="24"/>
-          <w:rtl w:val="0"/>
-        </w:rPr>
-        <w:t xml:space="preserve">is defined as the length of the common prefix at the start of the string (maximum of 4 characters) , whereas </w:t>
-      </w:r>
-      <w:r>
-        <w:rPr>
-          <w:rFonts w:ascii="Times New Roman" w:cs="Times New Roman" w:eastAsia="Times New Roman" w:hAnsi="Times New Roman"/>
-          <w:i w:val="1"/>
-          <w:color w:val="ff0000"/>
-          <w:sz w:val="24"/>
-          <w:szCs w:val="24"/>
-          <w:rtl w:val="0"/>
-        </w:rPr>
-        <w:t xml:space="preserve">p</w:t>
-      </w:r>
-      <w:r>
-        <w:rPr>
-          <w:rFonts w:ascii="Times New Roman" w:cs="Times New Roman" w:eastAsia="Times New Roman" w:hAnsi="Times New Roman"/>
-          <w:color w:val="ff0000"/>
-          <w:sz w:val="24"/>
-          <w:szCs w:val="24"/>
-          <w:rtl w:val="0"/>
-        </w:rPr>
-        <w:t xml:space="preserve"> is a scaling factor that rewards the score for having common prefixes. Typically </w:t>
-      </w:r>
-      <w:r>
-        <w:rPr>
-          <w:rFonts w:ascii="Times New Roman" w:cs="Times New Roman" w:eastAsia="Times New Roman" w:hAnsi="Times New Roman"/>
-          <w:i w:val="1"/>
-          <w:color w:val="ff0000"/>
-          <w:sz w:val="24"/>
-          <w:szCs w:val="24"/>
-          <w:rtl w:val="0"/>
-        </w:rPr>
-        <w:t xml:space="preserve">p </w:t>
-      </w:r>
-      <w:r>
-        <w:rPr>
-          <w:rFonts w:ascii="Times New Roman" w:cs="Times New Roman" w:eastAsia="Times New Roman" w:hAnsi="Times New Roman"/>
-          <w:color w:val="ff0000"/>
-          <w:sz w:val="24"/>
-          <w:szCs w:val="24"/>
-          <w:rtl w:val="0"/>
-        </w:rPr>
-        <w:t xml:space="preserve">is set to 0.1 and should not exceed 0.25 (or ¼  as the </w:t>
-      </w:r>
-      <w:r>
-        <w:rPr>
-          <w:rFonts w:ascii="Times New Roman" w:cs="Times New Roman" w:eastAsia="Times New Roman" w:hAnsi="Times New Roman"/>
-          <w:color w:val="ff0000"/>
-          <w:sz w:val="24"/>
-          <w:szCs w:val="24"/>
-          <w:highlight w:val="white"/>
-          <w:rtl w:val="0"/>
-        </w:rPr>
-        <w:t xml:space="preserve">maximum length of prefix being considered is 4). With the above definition of Jarro-Winkler similarity, the Jarro-Winkler distance is defined as follows:</w:t>
-      </w:r>
-    </w:p>
-    <w:p>
-      <w:pPr>
-        <w:ind w:left="-540" w:firstLine="0"/>
-        <w:rPr>
-          <w:color w:val="ff0000"/>
-          <w:sz w:val="24"/>
-          <w:szCs w:val="24"/>
-          <w:highlight w:val="white"/>
-        </w:rPr>
-      </w:pPr>
-      <w:r>
-        <w:rPr>
-          <w:rtl w:val="0"/>
-        </w:rPr>
-      </w:r>
-    </w:p>
-    <w:p>
-      <w:pPr>
-        <w:ind w:left="900" w:firstLine="0"/>
-        <w:rPr>
-          <w:color w:val="ff0000"/>
-          <w:highlight w:val="white"/>
-        </w:rPr>
-      </w:pPr>
-      <m:oMath>
-        <m:r>
-          <w:rPr>
-            <w:rFonts w:ascii="Times New Roman" w:cs="Times New Roman" w:eastAsia="Times New Roman" w:hAnsi="Times New Roman"/>
-            <w:color w:val="ff0000"/>
-            <w:sz w:val="24"/>
-            <w:szCs w:val="24"/>
-            <w:highlight w:val="white"/>
-          </w:rPr>
-          <m:t xml:space="preserve">Distanc</m:t>
-        </m:r>
-        <m:sSub>
-          <m:sSubPr>
-            <m:ctrlPr>
-              <w:rPr>
-                <w:rFonts w:ascii="Times New Roman" w:cs="Times New Roman" w:eastAsia="Times New Roman" w:hAnsi="Times New Roman"/>
-                <w:color w:val="ff0000"/>
-                <w:sz w:val="24"/>
-                <w:szCs w:val="24"/>
-                <w:highlight w:val="white"/>
-              </w:rPr>
-            </m:ctrlPr>
-          </m:sSubPr>
-          <m:e>
-            <m:r>
-              <w:rPr>
-                <w:rFonts w:ascii="Times New Roman" w:cs="Times New Roman" w:eastAsia="Times New Roman" w:hAnsi="Times New Roman"/>
-                <w:color w:val="ff0000"/>
-                <w:sz w:val="24"/>
-                <w:szCs w:val="24"/>
-                <w:highlight w:val="white"/>
-              </w:rPr>
-              <m:t xml:space="preserve">e</m:t>
-            </m:r>
-          </m:e>
-          <m:sub>
-            <m:r>
-              <w:rPr>
-                <w:rFonts w:ascii="Times New Roman" w:cs="Times New Roman" w:eastAsia="Times New Roman" w:hAnsi="Times New Roman"/>
-                <w:color w:val="ff0000"/>
-                <w:sz w:val="24"/>
-                <w:szCs w:val="24"/>
-                <w:highlight w:val="white"/>
-              </w:rPr>
-              <m:t xml:space="preserve">jarro-winkler</m:t>
-            </m:r>
-          </m:sub>
-        </m:sSub>
-        <m:r>
-          <w:rPr>
-            <w:rFonts w:ascii="Times New Roman" w:cs="Times New Roman" w:eastAsia="Times New Roman" w:hAnsi="Times New Roman"/>
-            <w:color w:val="ff0000"/>
-            <w:sz w:val="24"/>
-            <w:szCs w:val="24"/>
-            <w:highlight w:val="white"/>
-          </w:rPr>
-          <m:t xml:space="preserve">= 1- Si</m:t>
-        </m:r>
-        <m:sSub>
-          <m:sSubPr>
-            <m:ctrlPr>
-              <w:rPr>
-                <w:rFonts w:ascii="Times New Roman" w:cs="Times New Roman" w:eastAsia="Times New Roman" w:hAnsi="Times New Roman"/>
-                <w:color w:val="ff0000"/>
-                <w:sz w:val="24"/>
-                <w:szCs w:val="24"/>
-                <w:highlight w:val="white"/>
-              </w:rPr>
-            </m:ctrlPr>
-          </m:sSubPr>
-          <m:e>
-            <m:r>
-              <w:rPr>
-                <w:rFonts w:ascii="Times New Roman" w:cs="Times New Roman" w:eastAsia="Times New Roman" w:hAnsi="Times New Roman"/>
-                <w:color w:val="ff0000"/>
-                <w:sz w:val="24"/>
-                <w:szCs w:val="24"/>
-                <w:highlight w:val="white"/>
-              </w:rPr>
-              <m:t xml:space="preserve">m</m:t>
-            </m:r>
-          </m:e>
-          <m:sub>
-            <m:r>
-              <w:rPr>
-                <w:rFonts w:ascii="Times New Roman" w:cs="Times New Roman" w:eastAsia="Times New Roman" w:hAnsi="Times New Roman"/>
-                <w:color w:val="ff0000"/>
-                <w:sz w:val="24"/>
-                <w:szCs w:val="24"/>
-                <w:highlight w:val="white"/>
-              </w:rPr>
-              <m:t xml:space="preserve">jarro-winkler</m:t>
-            </m:r>
-          </m:sub>
-        </m:sSub>
-      </m:oMath>
-      <w:r>
-        <w:rPr>
-          <w:rtl w:val="0"/>
-        </w:rPr>
-      </w:r>
-    </w:p>
-    <w:p>
-      <w:pPr>
-        <w:ind w:left="-540" w:firstLine="0"/>
-        <w:jc w:val="center"/>
-        <w:rPr>
-          <w:rFonts w:ascii="Times New Roman" w:cs="Times New Roman" w:eastAsia="Times New Roman" w:hAnsi="Times New Roman"/>
-          <w:color w:val="ff0000"/>
-          <w:highlight w:val="white"/>
-        </w:rPr>
-      </w:pPr>
-      <w:r>
-        <w:rPr>
-          <w:rtl w:val="0"/>
-        </w:rPr>
-      </w:r>
-    </w:p>
-    <w:p>
-      <w:pPr>
-        <w:ind w:left="-540" w:firstLine="0"/>
-        <w:jc w:val="both"/>
-        <w:rPr>
-          <w:rFonts w:ascii="Times New Roman" w:cs="Times New Roman" w:eastAsia="Times New Roman" w:hAnsi="Times New Roman"/>
-          <w:color w:val="ff0000"/>
-          <w:sz w:val="24"/>
-          <w:szCs w:val="24"/>
-          <w:highlight w:val="white"/>
-        </w:rPr>
-      </w:pPr>
-      <w:r>
-        <w:rPr>
-          <w:rFonts w:ascii="Times New Roman" w:cs="Times New Roman" w:eastAsia="Times New Roman" w:hAnsi="Times New Roman"/>
-          <w:color w:val="ff0000"/>
-          <w:sz w:val="24"/>
-          <w:szCs w:val="24"/>
-          <w:highlight w:val="white"/>
-          <w:rtl w:val="0"/>
-        </w:rPr>
-        <w:t xml:space="preserve">We calculate the Jarro-Winkler distance using the stringdist package in the R-programming language. </w:t>
-      </w:r>
-    </w:p>
-    <w:p>
-      <w:pPr>
-        <w:ind w:left="-540" w:firstLine="0"/>
-        <w:jc w:val="both"/>
-        <w:rPr>
-          <w:rFonts w:ascii="Times New Roman" w:cs="Times New Roman" w:eastAsia="Times New Roman" w:hAnsi="Times New Roman"/>
-          <w:b w:val="1"/>
-          <w:color w:val="ff0000"/>
-          <w:sz w:val="24"/>
-          <w:szCs w:val="24"/>
-          <w:highlight w:val="white"/>
-        </w:rPr>
-      </w:pPr>
-      <w:r>
-        <w:rPr>
-          <w:rtl w:val="0"/>
-        </w:rPr>
-      </w:r>
-    </w:p>
-    <w:p>
-      <w:pPr>
-        <w:spacing w:line="276.0005454545455" w:lineRule="auto"/>
-        <w:ind w:left="-540" w:firstLine="0"/>
-        <w:jc w:val="both"/>
-        <w:rPr>
-          <w:rFonts w:ascii="Times New Roman" w:cs="Times New Roman" w:eastAsia="Times New Roman" w:hAnsi="Times New Roman"/>
-          <w:color w:val="ff0000"/>
-          <w:sz w:val="24"/>
-          <w:szCs w:val="24"/>
-          <w:highlight w:val="white"/>
-        </w:rPr>
-      </w:pPr>
-      <w:r>
-        <w:rPr>
-          <w:rFonts w:ascii="Times New Roman" w:cs="Times New Roman" w:eastAsia="Times New Roman" w:hAnsi="Times New Roman"/>
-          <w:i w:val="1"/>
-          <w:color w:val="ff0000"/>
-          <w:sz w:val="24"/>
-          <w:szCs w:val="24"/>
-          <w:highlight w:val="white"/>
-          <w:rtl w:val="0"/>
-        </w:rPr>
-        <w:t xml:space="preserve">Cosine Distance</w:t>
-      </w:r>
-      <w:r>
-        <w:rPr>
-          <w:rFonts w:ascii="Times New Roman" w:cs="Times New Roman" w:eastAsia="Times New Roman" w:hAnsi="Times New Roman"/>
-          <w:b w:val="1"/>
-          <w:color w:val="ff0000"/>
-          <w:sz w:val="24"/>
-          <w:szCs w:val="24"/>
-          <w:highlight w:val="white"/>
-          <w:rtl w:val="0"/>
-        </w:rPr>
-        <w:t xml:space="preserve">: </w:t>
-      </w:r>
-      <w:r>
-        <w:rPr>
-          <w:rFonts w:ascii="Times New Roman" w:cs="Times New Roman" w:eastAsia="Times New Roman" w:hAnsi="Times New Roman"/>
-          <w:color w:val="ff0000"/>
-          <w:sz w:val="24"/>
-          <w:szCs w:val="24"/>
-          <w:highlight w:val="white"/>
-          <w:rtl w:val="0"/>
-        </w:rPr>
-        <w:t xml:space="preserve">To define cosine distance , we first need to establish the concept of cosine similarity. For two non-zero vector vectors, cosine similarity is defined as the dot product of the two vectors divided by the product of their lengths. Cosine similarity ranges from [-1,1], with -1 representing total opposition, 0 representing complete dissimilarity, and 1 representing full similarity between the vectors. Cosine similarity between two vectors A and B is defined as follows:</w:t>
-      </w:r>
-    </w:p>
-    <w:p>
-      <w:pPr>
-        <w:ind w:left="-540" w:firstLine="0"/>
-        <w:rPr>
-          <w:i w:val="1"/>
-          <w:color w:val="ff0000"/>
-          <w:highlight w:val="white"/>
-        </w:rPr>
-      </w:pPr>
-      <w:r>
-        <w:rPr>
-          <w:rtl w:val="0"/>
-        </w:rPr>
-      </w:r>
-    </w:p>
-    <w:p>
-      <w:pPr>
-        <w:ind w:left="2340" w:firstLine="0"/>
-        <w:rPr>
-          <w:color w:val="ff0000"/>
-          <w:sz w:val="24"/>
-          <w:szCs w:val="24"/>
-        </w:rPr>
-      </w:pPr>
-      <m:oMath>
-        <m:r>
-          <w:rPr>
-            <w:rFonts w:ascii="Times New Roman" w:cs="Times New Roman" w:eastAsia="Times New Roman" w:hAnsi="Times New Roman"/>
-            <w:color w:val="ff0000"/>
-            <w:sz w:val="24"/>
-            <w:szCs w:val="24"/>
-          </w:rPr>
-          <m:t xml:space="preserve">Si</m:t>
-        </m:r>
-        <m:sSub>
-          <m:sSubPr>
-            <m:ctrlPr>
-              <w:rPr>
-                <w:rFonts w:ascii="Times New Roman" w:cs="Times New Roman" w:eastAsia="Times New Roman" w:hAnsi="Times New Roman"/>
-                <w:color w:val="ff0000"/>
-                <w:sz w:val="24"/>
-                <w:szCs w:val="24"/>
-              </w:rPr>
-            </m:ctrlPr>
-          </m:sSubPr>
-          <m:e>
-            <m:r>
-              <w:rPr>
-                <w:rFonts w:ascii="Times New Roman" w:cs="Times New Roman" w:eastAsia="Times New Roman" w:hAnsi="Times New Roman"/>
-                <w:color w:val="ff0000"/>
-                <w:sz w:val="24"/>
-                <w:szCs w:val="24"/>
-              </w:rPr>
-              <m:t xml:space="preserve">m</m:t>
-            </m:r>
-          </m:e>
-          <m:sub>
-            <m:r>
-              <w:rPr>
-                <w:rFonts w:ascii="Times New Roman" w:cs="Times New Roman" w:eastAsia="Times New Roman" w:hAnsi="Times New Roman"/>
-                <w:color w:val="ff0000"/>
-                <w:sz w:val="24"/>
-                <w:szCs w:val="24"/>
-              </w:rPr>
-              <m:t xml:space="preserve">cosine</m:t>
-            </m:r>
-          </m:sub>
-        </m:sSub>
-        <m:r>
-          <w:rPr>
-            <w:rFonts w:ascii="Times New Roman" w:cs="Times New Roman" w:eastAsia="Times New Roman" w:hAnsi="Times New Roman"/>
-            <w:color w:val="ff0000"/>
-            <w:sz w:val="24"/>
-            <w:szCs w:val="24"/>
-          </w:rPr>
-          <m:t xml:space="preserve">= cos(</m:t>
-        </m:r>
-        <m:r>
-          <w:rPr>
-            <w:rFonts w:ascii="Times New Roman" w:cs="Times New Roman" w:eastAsia="Times New Roman" w:hAnsi="Times New Roman"/>
-            <w:color w:val="ff0000"/>
-            <w:sz w:val="24"/>
-            <w:szCs w:val="24"/>
-          </w:rPr>
-          <m:t>θ</m:t>
-        </m:r>
-        <m:r>
-          <w:rPr>
-            <w:rFonts w:ascii="Times New Roman" w:cs="Times New Roman" w:eastAsia="Times New Roman" w:hAnsi="Times New Roman"/>
-            <w:color w:val="ff0000"/>
-            <w:sz w:val="24"/>
-            <w:szCs w:val="24"/>
-          </w:rPr>
-          <m:t xml:space="preserve">) = </m:t>
-        </m:r>
-        <m:f>
-          <m:fPr>
-            <m:ctrlPr>
-              <w:rPr>
-                <w:rFonts w:ascii="Times New Roman" w:cs="Times New Roman" w:eastAsia="Times New Roman" w:hAnsi="Times New Roman"/>
-                <w:color w:val="ff0000"/>
-                <w:sz w:val="24"/>
-                <w:szCs w:val="24"/>
-              </w:rPr>
-            </m:ctrlPr>
-          </m:fPr>
-          <m:num>
-            <m:r>
-              <w:rPr>
-                <w:rFonts w:ascii="Times New Roman" w:cs="Times New Roman" w:eastAsia="Times New Roman" w:hAnsi="Times New Roman"/>
-                <w:color w:val="ff0000"/>
-                <w:sz w:val="24"/>
-                <w:szCs w:val="24"/>
-              </w:rPr>
-              <m:t xml:space="preserve">A . B</m:t>
-            </m:r>
-          </m:num>
-          <m:den>
-            <m:r>
-              <w:rPr>
-                <w:rFonts w:ascii="Times New Roman" w:cs="Times New Roman" w:eastAsia="Times New Roman" w:hAnsi="Times New Roman"/>
-                <w:color w:val="ff0000"/>
-                <w:sz w:val="24"/>
-                <w:szCs w:val="24"/>
-              </w:rPr>
-              <m:t xml:space="preserve">|A| |B|</m:t>
-            </m:r>
-          </m:den>
-        </m:f>
-      </m:oMath>
-      <w:r>
-        <w:rPr>
-          <w:rtl w:val="0"/>
-        </w:rPr>
-      </w:r>
-    </w:p>
-    <w:p>
-      <w:pPr>
-        <w:ind w:left="-540" w:firstLine="0"/>
-        <w:rPr>
-          <w:color w:val="ff0000"/>
-          <w:highlight w:val="white"/>
-        </w:rPr>
-      </w:pPr>
-      <w:r>
-        <w:rPr>
-          <w:rtl w:val="0"/>
-        </w:rPr>
-      </w:r>
-    </w:p>
-    <w:p>
-      <w:pPr>
-        <w:spacing w:line="276.0005454545455" w:lineRule="auto"/>
-        <w:ind w:left="-540" w:firstLine="0"/>
-        <w:jc w:val="both"/>
-        <w:rPr>
-          <w:rFonts w:ascii="Times New Roman" w:cs="Times New Roman" w:eastAsia="Times New Roman" w:hAnsi="Times New Roman"/>
-          <w:color w:val="ff0000"/>
-          <w:sz w:val="24"/>
-          <w:szCs w:val="24"/>
-          <w:highlight w:val="white"/>
-        </w:rPr>
-      </w:pPr>
-      <w:r>
-        <w:rPr>
-          <w:rFonts w:ascii="Times New Roman" w:cs="Times New Roman" w:eastAsia="Times New Roman" w:hAnsi="Times New Roman"/>
-          <w:color w:val="ff0000"/>
-          <w:sz w:val="24"/>
-          <w:szCs w:val="24"/>
-          <w:highlight w:val="white"/>
-          <w:rtl w:val="0"/>
-        </w:rPr>
-        <w:t xml:space="preserve">However, to use cosine similarity in the context of strings, the vectors A and B represent the frequencies of unique words in strings S1 and S2. Since frequencies cannot be negative, the cosine similarity ranges between [0,1]. Thus, there is no need to normalize this metric, and cosine distance is defined simply as:</w:t>
-      </w:r>
-    </w:p>
-    <w:p>
-      <w:pPr>
-        <w:spacing w:line="276.0005454545455" w:lineRule="auto"/>
-        <w:ind w:left="-540" w:firstLine="0"/>
-        <w:rPr>
-          <w:color w:val="ff0000"/>
-          <w:highlight w:val="white"/>
-        </w:rPr>
-      </w:pPr>
-      <w:r>
-        <w:rPr>
-          <w:rtl w:val="0"/>
-        </w:rPr>
-      </w:r>
-    </w:p>
-    <w:p>
-      <w:pPr>
-        <w:ind w:left="2340" w:firstLine="0"/>
-        <w:rPr>
-          <w:color w:val="ff0000"/>
-          <w:highlight w:val="white"/>
-        </w:rPr>
-      </w:pPr>
-      <m:oMath>
-        <m:r>
-          <w:rPr>
-            <w:rFonts w:ascii="Times New Roman" w:cs="Times New Roman" w:eastAsia="Times New Roman" w:hAnsi="Times New Roman"/>
-            <w:color w:val="ff0000"/>
-            <w:sz w:val="24"/>
-            <w:szCs w:val="24"/>
-            <w:highlight w:val="white"/>
-          </w:rPr>
-          <m:t xml:space="preserve">Distanc</m:t>
-        </m:r>
-        <m:sSub>
-          <m:sSubPr>
-            <m:ctrlPr>
-              <w:rPr>
-                <w:rFonts w:ascii="Times New Roman" w:cs="Times New Roman" w:eastAsia="Times New Roman" w:hAnsi="Times New Roman"/>
-                <w:color w:val="ff0000"/>
-                <w:sz w:val="24"/>
-                <w:szCs w:val="24"/>
-                <w:highlight w:val="white"/>
-              </w:rPr>
-            </m:ctrlPr>
-          </m:sSubPr>
-          <m:e>
-            <m:r>
-              <w:rPr>
-                <w:rFonts w:ascii="Times New Roman" w:cs="Times New Roman" w:eastAsia="Times New Roman" w:hAnsi="Times New Roman"/>
-                <w:color w:val="ff0000"/>
-                <w:sz w:val="24"/>
-                <w:szCs w:val="24"/>
-                <w:highlight w:val="white"/>
-              </w:rPr>
-              <m:t xml:space="preserve">e</m:t>
-            </m:r>
-          </m:e>
-          <m:sub>
-            <m:r>
-              <w:rPr>
-                <w:rFonts w:ascii="Times New Roman" w:cs="Times New Roman" w:eastAsia="Times New Roman" w:hAnsi="Times New Roman"/>
-                <w:color w:val="ff0000"/>
-                <w:sz w:val="24"/>
-                <w:szCs w:val="24"/>
-                <w:highlight w:val="white"/>
-              </w:rPr>
-              <m:t xml:space="preserve">cosine</m:t>
-            </m:r>
-          </m:sub>
-        </m:sSub>
-        <m:r>
-          <w:rPr>
-            <w:rFonts w:ascii="Times New Roman" w:cs="Times New Roman" w:eastAsia="Times New Roman" w:hAnsi="Times New Roman"/>
-            <w:color w:val="ff0000"/>
-            <w:sz w:val="24"/>
-            <w:szCs w:val="24"/>
-            <w:highlight w:val="white"/>
-          </w:rPr>
-          <m:t xml:space="preserve">= 1- Si</m:t>
-        </m:r>
-        <m:sSub>
-          <m:sSubPr>
-            <m:ctrlPr>
-              <w:rPr>
-                <w:rFonts w:ascii="Times New Roman" w:cs="Times New Roman" w:eastAsia="Times New Roman" w:hAnsi="Times New Roman"/>
-                <w:color w:val="ff0000"/>
-                <w:sz w:val="24"/>
-                <w:szCs w:val="24"/>
-                <w:highlight w:val="white"/>
-              </w:rPr>
-            </m:ctrlPr>
-          </m:sSubPr>
-          <m:e>
-            <m:r>
-              <w:rPr>
-                <w:rFonts w:ascii="Times New Roman" w:cs="Times New Roman" w:eastAsia="Times New Roman" w:hAnsi="Times New Roman"/>
-                <w:color w:val="ff0000"/>
-                <w:sz w:val="24"/>
-                <w:szCs w:val="24"/>
-                <w:highlight w:val="white"/>
-              </w:rPr>
-              <m:t xml:space="preserve">m</m:t>
-            </m:r>
-          </m:e>
-          <m:sub>
-            <m:r>
-              <w:rPr>
-                <w:rFonts w:ascii="Times New Roman" w:cs="Times New Roman" w:eastAsia="Times New Roman" w:hAnsi="Times New Roman"/>
-                <w:color w:val="ff0000"/>
-                <w:sz w:val="24"/>
-                <w:szCs w:val="24"/>
-                <w:highlight w:val="white"/>
-              </w:rPr>
-              <m:t xml:space="preserve">cosine</m:t>
-            </m:r>
-          </m:sub>
-        </m:sSub>
-      </m:oMath>
-      <w:r>
-        <w:rPr>
-          <w:rtl w:val="0"/>
-        </w:rPr>
-      </w:r>
-    </w:p>
-    <w:p>
-      <w:pPr>
-        <w:spacing w:line="276.0005454545455" w:lineRule="auto"/>
-        <w:ind w:left="-540" w:firstLine="0"/>
-        <w:rPr>
-          <w:color w:val="ff0000"/>
-          <w:highlight w:val="white"/>
-        </w:rPr>
-      </w:pPr>
-      <w:r>
-        <w:rPr>
-          <w:rtl w:val="0"/>
-        </w:rPr>
-      </w:r>
-    </w:p>
-    <w:p>
-      <w:pPr>
-        <w:spacing w:line="276.0005454545455" w:lineRule="auto"/>
-        <w:ind w:left="-540" w:firstLine="0"/>
-        <w:jc w:val="both"/>
-        <w:rPr>
-          <w:rFonts w:ascii="Times New Roman" w:cs="Times New Roman" w:eastAsia="Times New Roman" w:hAnsi="Times New Roman"/>
-          <w:color w:val="ff0000"/>
-          <w:sz w:val="24"/>
-          <w:szCs w:val="24"/>
-          <w:highlight w:val="white"/>
-        </w:rPr>
-      </w:pPr>
-      <w:r>
-        <w:rPr>
-          <w:rFonts w:ascii="Times New Roman" w:cs="Times New Roman" w:eastAsia="Times New Roman" w:hAnsi="Times New Roman"/>
-          <w:color w:val="ff0000"/>
-          <w:sz w:val="24"/>
-          <w:szCs w:val="24"/>
-          <w:highlight w:val="white"/>
-          <w:rtl w:val="0"/>
-        </w:rPr>
-        <w:t xml:space="preserve">We calculate the cosine distance using the stringdist package in R. </w:t>
-      </w:r>
-    </w:p>
-    <w:p>
-      <w:pPr>
-        <w:spacing w:line="276.0005454545455" w:lineRule="auto"/>
-        <w:ind w:left="-540" w:firstLine="0"/>
-        <w:jc w:val="both"/>
-        <w:rPr>
-          <w:rFonts w:ascii="Times New Roman" w:cs="Times New Roman" w:eastAsia="Times New Roman" w:hAnsi="Times New Roman"/>
-          <w:sz w:val="24"/>
-          <w:szCs w:val="24"/>
-          <w:highlight w:val="white"/>
-        </w:rPr>
-      </w:pPr>
-      <w:r>
-        <w:rPr>
-          <w:rtl w:val="0"/>
-        </w:rPr>
-      </w:r>
-    </w:p>
-    <w:p>
-      <w:pPr>
-        <w:ind w:left="-540" w:firstLine="0"/>
-        <w:rPr>
-          <w:color w:val="202122"/>
-          <w:highlight w:val="white"/>
-        </w:rPr>
-      </w:pPr>
-      <w:r>
-        <w:rPr>
-          <w:rtl w:val="0"/>
-        </w:rPr>
-      </w:r>
-    </w:p>
-    <w:p>
-      <w:pPr>
-        <w:ind w:left="-540" w:firstLine="0"/>
-        <w:jc w:val="both"/>
-        <w:rPr>
-          <w:rFonts w:ascii="Times New Roman" w:cs="Times New Roman" w:eastAsia="Times New Roman" w:hAnsi="Times New Roman"/>
-          <w:b w:val="1"/>
-          <w:sz w:val="24"/>
-          <w:szCs w:val="24"/>
-        </w:rPr>
-      </w:pPr>
-      <w:r>
-        <w:rPr>
-          <w:rFonts w:ascii="Times New Roman" w:cs="Times New Roman" w:eastAsia="Times New Roman" w:hAnsi="Times New Roman"/>
-          <w:b w:val="1"/>
-          <w:sz w:val="24"/>
-          <w:szCs w:val="24"/>
-          <w:rtl w:val="0"/>
-        </w:rPr>
-        <w:t xml:space="preserve">Text matching technique: edit distance combined with affinity propagation clustering</w:t>
-      </w:r>
-    </w:p>
-    <w:p>
-      <w:pPr>
-        <w:ind w:left="-540" w:firstLine="0"/>
-        <w:jc w:val="both"/>
-        <w:rPr>
-          <w:rFonts w:ascii="Times New Roman" w:cs="Times New Roman" w:eastAsia="Times New Roman" w:hAnsi="Times New Roman"/>
-          <w:sz w:val="24"/>
-          <w:szCs w:val="24"/>
-          <w:highlight w:val="white"/>
-        </w:rPr>
-      </w:pPr>
-      <w:r>
-        <w:rPr>
-          <w:rFonts w:ascii="Times New Roman" w:cs="Times New Roman" w:eastAsia="Times New Roman" w:hAnsi="Times New Roman"/>
-          <w:sz w:val="24"/>
-          <w:szCs w:val="24"/>
-          <w:highlight w:val="white"/>
-          <w:rtl w:val="0"/>
-        </w:rPr>
-        <w:t xml:space="preserve">CANTOS implements another set of edit distance based standardization methods using clustering. It applies affinity propagation (AP) clustering, by using the pairwise normalized Levenshtein, Jaro-Winkler, and cosine distances between tumor names from CTR, WHO system, and NCIt as the divergence matrix for clustering. AP identifies clusters by exchanging real-valued messages between data points until convergence, selecting “exemplar data points” that serve as representative members of each cluster </w:t>
-      </w:r>
-      <w:hyperlink r:id="rId27">
         <w:r>
           <w:rPr>
             <w:rFonts w:ascii="Times New Roman" w:cs="Times New Roman" w:eastAsia="Times New Roman" w:hAnsi="Times New Roman"/>
@@ -4273,7 +2639,7 @@
         </w:rPr>
         <w:t xml:space="preserve">. AP determines the optimal number automatically and is deterministic </w:t>
       </w:r>
-      <w:hyperlink r:id="rId28">
+      <w:hyperlink r:id="rId27">
         <w:r>
           <w:rPr>
             <w:rFonts w:ascii="Times New Roman" w:cs="Times New Roman" w:eastAsia="Times New Roman" w:hAnsi="Times New Roman"/>
@@ -4296,7 +2662,7 @@
         </w:rPr>
         <w:t xml:space="preserve"> and has shown success in clustering textual data </w:t>
       </w:r>
-      <w:hyperlink r:id="rId29">
+      <w:hyperlink r:id="rId28">
         <w:r>
           <w:rPr>
             <w:rFonts w:ascii="Times New Roman" w:cs="Times New Roman" w:eastAsia="Times New Roman" w:hAnsi="Times New Roman"/>
@@ -4360,7 +2726,7 @@
         </w:rPr>
         <w:t xml:space="preserve">CANTOS identifies outliers in each cluster using isolation forest and local outlier factor (LOF). Outliers flagged by either method are reassigned to single-member clusters. Isolation forest is implemented in R with hyperparameters ntrees=100 and dims=3 (for numeric data)  as recommended by Lie et al.2008 </w:t>
       </w:r>
-      <w:hyperlink r:id="rId30">
+      <w:hyperlink r:id="rId29">
         <w:r>
           <w:rPr>
             <w:rFonts w:ascii="Times New Roman" w:cs="Times New Roman" w:eastAsia="Times New Roman" w:hAnsi="Times New Roman"/>
@@ -4382,7 +2748,7 @@
         </w:rPr>
         <w:t xml:space="preserve">  and isolation.forest package </w:t>
       </w:r>
-      <w:hyperlink r:id="rId31">
+      <w:hyperlink r:id="rId30">
         <w:r>
           <w:rPr>
             <w:rFonts w:ascii="Times New Roman" w:cs="Times New Roman" w:eastAsia="Times New Roman" w:hAnsi="Times New Roman"/>
@@ -4404,7 +2770,7 @@
         </w:rPr>
         <w:t xml:space="preserve"> documentation respectively. Data points with standardized outlier scores &gt;0.5 are considered outliers, as outlier scores (range [0,1] ) close to 1 indicate likely outliers. LOF is computed using the dbscan package </w:t>
       </w:r>
-      <w:hyperlink r:id="rId32">
+      <w:hyperlink r:id="rId31">
         <w:r>
           <w:rPr>
             <w:rFonts w:ascii="Times New Roman" w:cs="Times New Roman" w:eastAsia="Times New Roman" w:hAnsi="Times New Roman"/>
@@ -4458,7 +2824,7 @@
         </w:rPr>
         <w:t xml:space="preserve"> </w:t>
       </w:r>
-      <w:hyperlink r:id="rId33">
+      <w:hyperlink r:id="rId32">
         <w:r>
           <w:rPr>
             <w:rFonts w:ascii="Times New Roman" w:cs="Times New Roman" w:eastAsia="Times New Roman" w:hAnsi="Times New Roman"/>
@@ -4668,7 +3034,7 @@
         </w:rPr>
         <w:t xml:space="preserve">The previous methods used edit distances to capture syntactic differences between tumor names. In contrast, this section describes standardization methods based on text embeddings, which represent text as low-dimensional numeric vectors that capture semantic and contextual meaning. In this vector space, semantically similar texts are located closer together and dissimilar text further apart </w:t>
       </w:r>
-      <w:hyperlink r:id="rId34">
+      <w:hyperlink r:id="rId33">
         <w:r>
           <w:rPr>
             <w:rFonts w:ascii="Times New Roman" w:cs="Times New Roman" w:eastAsia="Times New Roman" w:hAnsi="Times New Roman"/>
@@ -4689,7 +3055,7 @@
         </w:rPr>
         <w:t xml:space="preserve">. Text embeddings are widely used in applications such as search engines </w:t>
       </w:r>
-      <w:hyperlink r:id="rId35">
+      <w:hyperlink r:id="rId34">
         <w:r>
           <w:rPr>
             <w:rFonts w:ascii="Times New Roman" w:cs="Times New Roman" w:eastAsia="Times New Roman" w:hAnsi="Times New Roman"/>
@@ -4710,7 +3076,7 @@
         </w:rPr>
         <w:t xml:space="preserve">, text clustering </w:t>
       </w:r>
-      <w:hyperlink r:id="rId36">
+      <w:hyperlink r:id="rId35">
         <w:r>
           <w:rPr>
             <w:rFonts w:ascii="Times New Roman" w:cs="Times New Roman" w:eastAsia="Times New Roman" w:hAnsi="Times New Roman"/>
@@ -4731,7 +3097,7 @@
         </w:rPr>
         <w:t xml:space="preserve"> and classification </w:t>
       </w:r>
-      <w:hyperlink r:id="rId37">
+      <w:hyperlink r:id="rId36">
         <w:r>
           <w:rPr>
             <w:rFonts w:ascii="Times New Roman" w:cs="Times New Roman" w:eastAsia="Times New Roman" w:hAnsi="Times New Roman"/>
@@ -4752,7 +3118,7 @@
         </w:rPr>
         <w:t xml:space="preserve">, recommender systems </w:t>
       </w:r>
-      <w:hyperlink r:id="rId38">
+      <w:hyperlink r:id="rId37">
         <w:r>
           <w:rPr>
             <w:rFonts w:ascii="Times New Roman" w:cs="Times New Roman" w:eastAsia="Times New Roman" w:hAnsi="Times New Roman"/>
@@ -4773,7 +3139,7 @@
         </w:rPr>
         <w:t xml:space="preserve">, and anomaly detection </w:t>
       </w:r>
-      <w:hyperlink r:id="rId39">
+      <w:hyperlink r:id="rId38">
         <w:r>
           <w:rPr>
             <w:rFonts w:ascii="Times New Roman" w:cs="Times New Roman" w:eastAsia="Times New Roman" w:hAnsi="Times New Roman"/>
@@ -4794,7 +3160,7 @@
         </w:rPr>
         <w:t xml:space="preserve">. Embeddings can be generated using natural language processing  models like Word2Vec </w:t>
       </w:r>
-      <w:hyperlink r:id="rId40">
+      <w:hyperlink r:id="rId39">
         <w:r>
           <w:rPr>
             <w:rFonts w:ascii="Times New Roman" w:cs="Times New Roman" w:eastAsia="Times New Roman" w:hAnsi="Times New Roman"/>
@@ -4815,7 +3181,7 @@
         </w:rPr>
         <w:t xml:space="preserve">, GloVE </w:t>
       </w:r>
-      <w:hyperlink r:id="rId41">
+      <w:hyperlink r:id="rId40">
         <w:r>
           <w:rPr>
             <w:rFonts w:ascii="Times New Roman" w:cs="Times New Roman" w:eastAsia="Times New Roman" w:hAnsi="Times New Roman"/>
@@ -4836,7 +3202,7 @@
         </w:rPr>
         <w:t xml:space="preserve">, FastText </w:t>
       </w:r>
-      <w:hyperlink r:id="rId42">
+      <w:hyperlink r:id="rId41">
         <w:r>
           <w:rPr>
             <w:rFonts w:ascii="Times New Roman" w:cs="Times New Roman" w:eastAsia="Times New Roman" w:hAnsi="Times New Roman"/>
@@ -4857,7 +3223,7 @@
         </w:rPr>
         <w:t xml:space="preserve"> or through large language models (LLM) such as BERT </w:t>
       </w:r>
-      <w:hyperlink r:id="rId43">
+      <w:hyperlink r:id="rId42">
         <w:r>
           <w:rPr>
             <w:rFonts w:ascii="Times New Roman" w:cs="Times New Roman" w:eastAsia="Times New Roman" w:hAnsi="Times New Roman"/>
@@ -4878,7 +3244,7 @@
         </w:rPr>
         <w:t xml:space="preserve">, GPT </w:t>
       </w:r>
-      <w:hyperlink r:id="rId44">
+      <w:hyperlink r:id="rId43">
         <w:r>
           <w:rPr>
             <w:rFonts w:ascii="Times New Roman" w:cs="Times New Roman" w:eastAsia="Times New Roman" w:hAnsi="Times New Roman"/>
@@ -4899,7 +3265,7 @@
         </w:rPr>
         <w:t xml:space="preserve">, ELMO </w:t>
       </w:r>
-      <w:hyperlink r:id="rId45">
+      <w:hyperlink r:id="rId44">
         <w:r>
           <w:rPr>
             <w:rFonts w:ascii="Times New Roman" w:cs="Times New Roman" w:eastAsia="Times New Roman" w:hAnsi="Times New Roman"/>
@@ -4920,7 +3286,7 @@
         </w:rPr>
         <w:t xml:space="preserve"> or specialized transformer based models such as text-embedding-3-large (LTE-3) </w:t>
       </w:r>
-      <w:hyperlink r:id="rId46">
+      <w:hyperlink r:id="rId45">
         <w:r>
           <w:rPr>
             <w:rFonts w:ascii="Times New Roman" w:cs="Times New Roman" w:eastAsia="Times New Roman" w:hAnsi="Times New Roman"/>
@@ -4941,7 +3307,7 @@
         </w:rPr>
         <w:t xml:space="preserve">, text-embedding-ada-002 (ADA-002)</w:t>
       </w:r>
-      <w:hyperlink r:id="rId47">
+      <w:hyperlink r:id="rId46">
         <w:r>
           <w:rPr>
             <w:rFonts w:ascii="Times New Roman" w:cs="Times New Roman" w:eastAsia="Times New Roman" w:hAnsi="Times New Roman"/>
@@ -4998,7 +3364,7 @@
         </w:rPr>
         <w:t xml:space="preserve">Open-source models include: e5-large</w:t>
       </w:r>
-      <w:hyperlink r:id="rId48">
+      <w:hyperlink r:id="rId47">
         <w:r>
           <w:rPr>
             <w:rFonts w:ascii="Times New Roman" w:cs="Times New Roman" w:eastAsia="Times New Roman" w:hAnsi="Times New Roman"/>
@@ -5019,7 +3385,7 @@
         </w:rPr>
         <w:t xml:space="preserve">, e5-large-v2</w:t>
       </w:r>
-      <w:hyperlink r:id="rId49">
+      <w:hyperlink r:id="rId48">
         <w:r>
           <w:rPr>
             <w:rFonts w:ascii="Times New Roman" w:cs="Times New Roman" w:eastAsia="Times New Roman" w:hAnsi="Times New Roman"/>
@@ -5040,7 +3406,7 @@
         </w:rPr>
         <w:t xml:space="preserve">, all-mpnet-base-v2</w:t>
       </w:r>
-      <w:hyperlink r:id="rId50">
+      <w:hyperlink r:id="rId49">
         <w:r>
           <w:rPr>
             <w:rFonts w:ascii="Times New Roman" w:cs="Times New Roman" w:eastAsia="Times New Roman" w:hAnsi="Times New Roman"/>
@@ -5061,7 +3427,7 @@
         </w:rPr>
         <w:t xml:space="preserve">, all-MiniLM-L12-v2</w:t>
       </w:r>
-      <w:hyperlink r:id="rId51">
+      <w:hyperlink r:id="rId50">
         <w:r>
           <w:rPr>
             <w:rFonts w:ascii="Times New Roman" w:cs="Times New Roman" w:eastAsia="Times New Roman" w:hAnsi="Times New Roman"/>
@@ -5082,7 +3448,7 @@
         </w:rPr>
         <w:t xml:space="preserve">, gtr-t5-large</w:t>
       </w:r>
-      <w:hyperlink r:id="rId52">
+      <w:hyperlink r:id="rId51">
         <w:r>
           <w:rPr>
             <w:rFonts w:ascii="Times New Roman" w:cs="Times New Roman" w:eastAsia="Times New Roman" w:hAnsi="Times New Roman"/>
@@ -5103,7 +3469,7 @@
         </w:rPr>
         <w:t xml:space="preserve">, all-MiniLM-L6-v2</w:t>
       </w:r>
-      <w:hyperlink r:id="rId53">
+      <w:hyperlink r:id="rId52">
         <w:r>
           <w:rPr>
             <w:rFonts w:ascii="Times New Roman" w:cs="Times New Roman" w:eastAsia="Times New Roman" w:hAnsi="Times New Roman"/>
@@ -5124,7 +3490,7 @@
         </w:rPr>
         <w:t xml:space="preserve">, all-roberta-large-v1</w:t>
       </w:r>
-      <w:hyperlink r:id="rId54">
+      <w:hyperlink r:id="rId53">
         <w:r>
           <w:rPr>
             <w:rFonts w:ascii="Times New Roman" w:cs="Times New Roman" w:eastAsia="Times New Roman" w:hAnsi="Times New Roman"/>
@@ -5145,7 +3511,7 @@
         </w:rPr>
         <w:t xml:space="preserve">, sapBERT</w:t>
       </w:r>
-      <w:hyperlink r:id="rId55">
+      <w:hyperlink r:id="rId54">
         <w:r>
           <w:rPr>
             <w:rFonts w:ascii="Times New Roman" w:cs="Times New Roman" w:eastAsia="Times New Roman" w:hAnsi="Times New Roman"/>
@@ -5166,7 +3532,7 @@
         </w:rPr>
         <w:t xml:space="preserve">, clinicalBERT</w:t>
       </w:r>
-      <w:hyperlink r:id="rId56">
+      <w:hyperlink r:id="rId55">
         <w:r>
           <w:rPr>
             <w:rFonts w:ascii="Times New Roman" w:cs="Times New Roman" w:eastAsia="Times New Roman" w:hAnsi="Times New Roman"/>
@@ -5187,7 +3553,7 @@
         </w:rPr>
         <w:t xml:space="preserve">, PubMedBERT</w:t>
       </w:r>
-      <w:hyperlink r:id="rId57">
+      <w:hyperlink r:id="rId56">
         <w:r>
           <w:rPr>
             <w:rFonts w:ascii="Times New Roman" w:cs="Times New Roman" w:eastAsia="Times New Roman" w:hAnsi="Times New Roman"/>
@@ -5208,7 +3574,7 @@
         </w:rPr>
         <w:t xml:space="preserve">, BioBERT</w:t>
       </w:r>
-      <w:hyperlink r:id="rId58">
+      <w:hyperlink r:id="rId57">
         <w:r>
           <w:rPr>
             <w:rFonts w:ascii="Times New Roman" w:cs="Times New Roman" w:eastAsia="Times New Roman" w:hAnsi="Times New Roman"/>
@@ -5229,7 +3595,7 @@
         </w:rPr>
         <w:t xml:space="preserve">, SciBERT</w:t>
       </w:r>
-      <w:hyperlink r:id="rId59">
+      <w:hyperlink r:id="rId58">
         <w:r>
           <w:rPr>
             <w:rFonts w:ascii="Times New Roman" w:cs="Times New Roman" w:eastAsia="Times New Roman" w:hAnsi="Times New Roman"/>
@@ -5250,7 +3616,7 @@
         </w:rPr>
         <w:t xml:space="preserve">, ModernBERT</w:t>
       </w:r>
-      <w:hyperlink r:id="rId60">
+      <w:hyperlink r:id="rId59">
         <w:r>
           <w:rPr>
             <w:rFonts w:ascii="Times New Roman" w:cs="Times New Roman" w:eastAsia="Times New Roman" w:hAnsi="Times New Roman"/>
@@ -5271,7 +3637,7 @@
         </w:rPr>
         <w:t xml:space="preserve">, BioGPT</w:t>
       </w:r>
-      <w:hyperlink r:id="rId61">
+      <w:hyperlink r:id="rId60">
         <w:r>
           <w:rPr>
             <w:rFonts w:ascii="Times New Roman" w:cs="Times New Roman" w:eastAsia="Times New Roman" w:hAnsi="Times New Roman"/>
@@ -5292,7 +3658,7 @@
         </w:rPr>
         <w:t xml:space="preserve">, MedLlama2</w:t>
       </w:r>
-      <w:hyperlink r:id="rId62">
+      <w:hyperlink r:id="rId61">
         <w:r>
           <w:rPr>
             <w:rFonts w:ascii="Times New Roman" w:cs="Times New Roman" w:eastAsia="Times New Roman" w:hAnsi="Times New Roman"/>
@@ -5313,7 +3679,7 @@
         </w:rPr>
         <w:t xml:space="preserve">,  MedLlama_13B</w:t>
       </w:r>
-      <w:hyperlink r:id="rId63">
+      <w:hyperlink r:id="rId62">
         <w:r>
           <w:rPr>
             <w:rFonts w:ascii="Times New Roman" w:cs="Times New Roman" w:eastAsia="Times New Roman" w:hAnsi="Times New Roman"/>
@@ -5334,7 +3700,7 @@
         </w:rPr>
         <w:t xml:space="preserve">, LaBSE</w:t>
       </w:r>
-      <w:hyperlink r:id="rId64">
+      <w:hyperlink r:id="rId63">
         <w:r>
           <w:rPr>
             <w:rFonts w:ascii="Times New Roman" w:cs="Times New Roman" w:eastAsia="Times New Roman" w:hAnsi="Times New Roman"/>
@@ -5355,7 +3721,7 @@
         </w:rPr>
         <w:t xml:space="preserve">,Llama 3.3</w:t>
       </w:r>
-      <w:hyperlink r:id="rId65">
+      <w:hyperlink r:id="rId64">
         <w:r>
           <w:rPr>
             <w:rFonts w:ascii="Times New Roman" w:cs="Times New Roman" w:eastAsia="Times New Roman" w:hAnsi="Times New Roman"/>
@@ -5394,7 +3760,7 @@
         </w:rPr>
         <w:t xml:space="preserve">Llama3.2</w:t>
       </w:r>
-      <w:hyperlink r:id="rId66">
+      <w:hyperlink r:id="rId65">
         <w:r>
           <w:rPr>
             <w:rFonts w:ascii="Times New Roman" w:cs="Times New Roman" w:eastAsia="Times New Roman" w:hAnsi="Times New Roman"/>
@@ -5415,7 +3781,7 @@
         </w:rPr>
         <w:t xml:space="preserve">(Llama3.2_3B), Llama3.0</w:t>
       </w:r>
-      <w:hyperlink r:id="rId67">
+      <w:hyperlink r:id="rId66">
         <w:r>
           <w:rPr>
             <w:rFonts w:ascii="Times New Roman" w:cs="Times New Roman" w:eastAsia="Times New Roman" w:hAnsi="Times New Roman"/>
@@ -5436,7 +3802,7 @@
         </w:rPr>
         <w:t xml:space="preserve">, Phi-4</w:t>
       </w:r>
-      <w:hyperlink r:id="rId68">
+      <w:hyperlink r:id="rId67">
         <w:r>
           <w:rPr>
             <w:rFonts w:ascii="Times New Roman" w:cs="Times New Roman" w:eastAsia="Times New Roman" w:hAnsi="Times New Roman"/>
@@ -5457,7 +3823,7 @@
         </w:rPr>
         <w:t xml:space="preserve"> nomic</w:t>
       </w:r>
-      <w:hyperlink r:id="rId69">
+      <w:hyperlink r:id="rId68">
         <w:r>
           <w:rPr>
             <w:rFonts w:ascii="Times New Roman" w:cs="Times New Roman" w:eastAsia="Times New Roman" w:hAnsi="Times New Roman"/>
@@ -5478,7 +3844,7 @@
         </w:rPr>
         <w:t xml:space="preserve">, and DeepSeek_8B</w:t>
       </w:r>
-      <w:hyperlink r:id="rId70">
+      <w:hyperlink r:id="rId69">
         <w:r>
           <w:rPr>
             <w:rFonts w:ascii="Times New Roman" w:cs="Times New Roman" w:eastAsia="Times New Roman" w:hAnsi="Times New Roman"/>
@@ -5508,7 +3874,7 @@
         </w:rPr>
         <w:t xml:space="preserve">any of  which were obtained from Hugging Face (</w:t>
       </w:r>
-      <w:hyperlink r:id="rId71">
+      <w:hyperlink r:id="rId70">
         <w:r>
           <w:rPr>
             <w:rFonts w:ascii="Times New Roman" w:cs="Times New Roman" w:eastAsia="Times New Roman" w:hAnsi="Times New Roman"/>
@@ -5538,7 +3904,7 @@
         </w:rPr>
         <w:t xml:space="preserve">. Proprietary models include OpenAI’s ADA-002, LTE-3, and Cohere’s embed-english-v2.0 </w:t>
       </w:r>
-      <w:hyperlink r:id="rId72">
+      <w:hyperlink r:id="rId71">
         <w:r>
           <w:rPr>
             <w:rFonts w:ascii="Times New Roman" w:cs="Times New Roman" w:eastAsia="Times New Roman" w:hAnsi="Times New Roman"/>
@@ -5567,7 +3933,7 @@
           <w:szCs w:val="24"/>
           <w:rtl w:val="0"/>
         </w:rPr>
-        <w:t xml:space="preserve"> Table 5</w:t>
+        <w:t xml:space="preserve"> Table 5 (Supplementary Table 4)</w:t>
       </w:r>
       <w:r>
         <w:rPr>
@@ -5601,7 +3967,7 @@
           <w:szCs w:val="24"/>
           <w:rtl w:val="0"/>
         </w:rPr>
-        <w:t xml:space="preserve">Proprietary models require API access and incur costs, with limited access to internal architectures ,weights, and fine-tuning. In contrast, open-source models are free, customizable, and locally executable. CANTOS used all the above 26 models to generate text-embeddings for tumor names from the CTR, WHO system, and NCIt. For each model, it calculated pairwise Euclidean distances and mapped each CTR tumor name to its closest match in the WHO 5th edition, WHO all editions, and NCIt. </w:t>
+        <w:t xml:space="preserve">Proprietary models require API access and incur costs, with limited access to internal architectures ,weights, and fine-tuning. In contrast, open-source models are free, customizable, and locally executable. CANTOS used all the above 26 models to generate text-embeddings for tumor names from the CTR, WHO system, and NCIt. For each model, it calculated pairwise Euclidean distances and mapped each CTR tumor name to its closest match in WHO-5th, WHO-all, and NCIt. </w:t>
       </w:r>
     </w:p>
     <w:p>
@@ -5775,7 +4141,7 @@
           <w:szCs w:val="24"/>
           <w:rtl w:val="0"/>
         </w:rPr>
-        <w:t xml:space="preserve">6</w:t>
+        <w:t xml:space="preserve">6 (Supplementary Table 7)</w:t>
       </w:r>
       <w:r>
         <w:rPr>
@@ -5827,6 +4193,95 @@
     </w:p>
     <w:p>
       <w:pPr>
+        <w:ind w:left="-540" w:firstLine="0"/>
+        <w:jc w:val="both"/>
+        <w:rPr>
+          <w:rFonts w:ascii="Times New Roman" w:cs="Times New Roman" w:eastAsia="Times New Roman" w:hAnsi="Times New Roman"/>
+          <w:sz w:val="24"/>
+          <w:szCs w:val="24"/>
+        </w:rPr>
+      </w:pPr>
+      <w:r>
+        <w:rPr>
+          <w:rtl w:val="0"/>
+        </w:rPr>
+      </w:r>
+    </w:p>
+    <w:p>
+      <w:pPr>
+        <w:ind w:left="-540" w:firstLine="0"/>
+        <w:jc w:val="both"/>
+        <w:rPr>
+          <w:rFonts w:ascii="Times New Roman" w:cs="Times New Roman" w:eastAsia="Times New Roman" w:hAnsi="Times New Roman"/>
+          <w:sz w:val="24"/>
+          <w:szCs w:val="24"/>
+        </w:rPr>
+      </w:pPr>
+      <w:r>
+        <w:rPr>
+          <w:rFonts w:ascii="Times New Roman" w:cs="Times New Roman" w:eastAsia="Times New Roman" w:hAnsi="Times New Roman"/>
+          <w:sz w:val="24"/>
+          <w:szCs w:val="24"/>
+          <w:rtl w:val="0"/>
+        </w:rPr>
+        <w:t xml:space="preserve">Cluster outliers were identified using the same isolation forest and LOF hyperparameters as used in text-matching based AP clustering. Standardization was then performed for each cluster by identifying the nearest standardized term from the WHO system (5th and all editions) and the NCIt for each cluster member. If a majority of tumor names in a cluster mapped to one term, all members were assigned accordingly to this standardized term; otherwise, the members were standardized by assigning them to their closest matching standardized term. </w:t>
+      </w:r>
+      <w:r>
+        <w:rPr>
+          <w:rFonts w:ascii="Times New Roman" w:cs="Times New Roman" w:eastAsia="Times New Roman" w:hAnsi="Times New Roman"/>
+          <w:b w:val="1"/>
+          <w:sz w:val="24"/>
+          <w:szCs w:val="24"/>
+          <w:rtl w:val="0"/>
+        </w:rPr>
+        <w:t xml:space="preserve">Table 7</w:t>
+      </w:r>
+      <w:r>
+        <w:rPr>
+          <w:rFonts w:ascii="Times New Roman" w:cs="Times New Roman" w:eastAsia="Times New Roman" w:hAnsi="Times New Roman"/>
+          <w:sz w:val="24"/>
+          <w:szCs w:val="24"/>
+          <w:rtl w:val="0"/>
+        </w:rPr>
+        <w:t xml:space="preserve"> </w:t>
+      </w:r>
+      <w:r>
+        <w:rPr>
+          <w:rFonts w:ascii="Times New Roman" w:cs="Times New Roman" w:eastAsia="Times New Roman" w:hAnsi="Times New Roman"/>
+          <w:b w:val="1"/>
+          <w:sz w:val="24"/>
+          <w:szCs w:val="24"/>
+          <w:rtl w:val="0"/>
+        </w:rPr>
+        <w:t xml:space="preserve">(Supplementary Table 8)</w:t>
+      </w:r>
+      <w:r>
+        <w:rPr>
+          <w:rFonts w:ascii="Times New Roman" w:cs="Times New Roman" w:eastAsia="Times New Roman" w:hAnsi="Times New Roman"/>
+          <w:sz w:val="24"/>
+          <w:szCs w:val="24"/>
+          <w:rtl w:val="0"/>
+        </w:rPr>
+        <w:t xml:space="preserve"> compares cluster counts between text-embeddings and text-matching  AP clustering.</w:t>
+      </w:r>
+    </w:p>
+    <w:p>
+      <w:pPr>
+        <w:ind w:left="-540" w:firstLine="0"/>
+        <w:rPr>
+          <w:rFonts w:ascii="Times New Roman" w:cs="Times New Roman" w:eastAsia="Times New Roman" w:hAnsi="Times New Roman"/>
+          <w:sz w:val="24"/>
+          <w:szCs w:val="24"/>
+        </w:rPr>
+      </w:pPr>
+      <w:r>
+        <w:rPr>
+          <w:rtl w:val="0"/>
+        </w:rPr>
+      </w:r>
+    </w:p>
+    <w:p>
+      <w:pPr>
         <w:spacing w:line="276.0005454545455" w:lineRule="auto"/>
         <w:ind w:left="-540" w:firstLine="0"/>
         <w:jc w:val="both"/>
@@ -5834,194 +4289,6 @@
           <w:rFonts w:ascii="Times New Roman" w:cs="Times New Roman" w:eastAsia="Times New Roman" w:hAnsi="Times New Roman"/>
           <w:sz w:val="24"/>
           <w:szCs w:val="24"/>
-        </w:rPr>
-      </w:pPr>
-      <w:r>
-        <w:rPr>
-          <w:rtl w:val="0"/>
-        </w:rPr>
-      </w:r>
-    </w:p>
-    <w:p>
-      <w:pPr>
-        <w:spacing w:line="276.0005454545455" w:lineRule="auto"/>
-        <w:ind w:left="-540" w:firstLine="0"/>
-        <w:jc w:val="both"/>
-        <w:rPr>
-          <w:rFonts w:ascii="Times New Roman" w:cs="Times New Roman" w:eastAsia="Times New Roman" w:hAnsi="Times New Roman"/>
-          <w:sz w:val="24"/>
-          <w:szCs w:val="24"/>
-        </w:rPr>
-      </w:pPr>
-      <w:r>
-        <w:rPr>
-          <w:rtl w:val="0"/>
-        </w:rPr>
-      </w:r>
-    </w:p>
-    <w:p>
-      <w:pPr>
-        <w:spacing w:line="276.0005454545455" w:lineRule="auto"/>
-        <w:ind w:left="-540" w:firstLine="0"/>
-        <w:jc w:val="both"/>
-        <w:rPr>
-          <w:rFonts w:ascii="Times New Roman" w:cs="Times New Roman" w:eastAsia="Times New Roman" w:hAnsi="Times New Roman"/>
-          <w:sz w:val="24"/>
-          <w:szCs w:val="24"/>
-        </w:rPr>
-      </w:pPr>
-      <w:r>
-        <w:rPr>
-          <w:rtl w:val="0"/>
-        </w:rPr>
-      </w:r>
-    </w:p>
-    <w:p>
-      <w:pPr>
-        <w:spacing w:line="276.0005454545455" w:lineRule="auto"/>
-        <w:ind w:left="-540" w:firstLine="0"/>
-        <w:jc w:val="both"/>
-        <w:rPr>
-          <w:rFonts w:ascii="Times New Roman" w:cs="Times New Roman" w:eastAsia="Times New Roman" w:hAnsi="Times New Roman"/>
-          <w:sz w:val="24"/>
-          <w:szCs w:val="24"/>
-        </w:rPr>
-      </w:pPr>
-      <w:r>
-        <w:rPr>
-          <w:rtl w:val="0"/>
-        </w:rPr>
-      </w:r>
-    </w:p>
-    <w:p>
-      <w:pPr>
-        <w:spacing w:line="276.0005454545455" w:lineRule="auto"/>
-        <w:ind w:left="-540" w:firstLine="0"/>
-        <w:jc w:val="both"/>
-        <w:rPr>
-          <w:rFonts w:ascii="Times New Roman" w:cs="Times New Roman" w:eastAsia="Times New Roman" w:hAnsi="Times New Roman"/>
-          <w:sz w:val="24"/>
-          <w:szCs w:val="24"/>
-        </w:rPr>
-      </w:pPr>
-      <w:r>
-        <w:rPr>
-          <w:rtl w:val="0"/>
-        </w:rPr>
-      </w:r>
-    </w:p>
-    <w:p>
-      <w:pPr>
-        <w:spacing w:line="276.0005454545455" w:lineRule="auto"/>
-        <w:ind w:left="-540" w:firstLine="0"/>
-        <w:jc w:val="both"/>
-        <w:rPr>
-          <w:rFonts w:ascii="Times New Roman" w:cs="Times New Roman" w:eastAsia="Times New Roman" w:hAnsi="Times New Roman"/>
-          <w:sz w:val="24"/>
-          <w:szCs w:val="24"/>
-        </w:rPr>
-      </w:pPr>
-      <w:r>
-        <w:rPr>
-          <w:rtl w:val="0"/>
-        </w:rPr>
-      </w:r>
-    </w:p>
-    <w:p>
-      <w:pPr>
-        <w:spacing w:line="276.0005454545455" w:lineRule="auto"/>
-        <w:ind w:left="-540" w:firstLine="0"/>
-        <w:jc w:val="both"/>
-        <w:rPr>
-          <w:rFonts w:ascii="Times New Roman" w:cs="Times New Roman" w:eastAsia="Times New Roman" w:hAnsi="Times New Roman"/>
-          <w:sz w:val="24"/>
-          <w:szCs w:val="24"/>
-        </w:rPr>
-      </w:pPr>
-      <w:r>
-        <w:rPr>
-          <w:rtl w:val="0"/>
-        </w:rPr>
-      </w:r>
-    </w:p>
-    <w:p>
-      <w:pPr>
-        <w:ind w:left="-540" w:firstLine="0"/>
-        <w:rPr>
-          <w:rFonts w:ascii="Times New Roman" w:cs="Times New Roman" w:eastAsia="Times New Roman" w:hAnsi="Times New Roman"/>
-          <w:sz w:val="24"/>
-          <w:szCs w:val="24"/>
-        </w:rPr>
-      </w:pPr>
-      <w:r>
-        <w:rPr>
-          <w:rtl w:val="0"/>
-        </w:rPr>
-      </w:r>
-    </w:p>
-    <w:p>
-      <w:pPr>
-        <w:ind w:left="-540" w:firstLine="0"/>
-        <w:jc w:val="both"/>
-        <w:rPr>
-          <w:rFonts w:ascii="Times New Roman" w:cs="Times New Roman" w:eastAsia="Times New Roman" w:hAnsi="Times New Roman"/>
-          <w:sz w:val="24"/>
-          <w:szCs w:val="24"/>
-        </w:rPr>
-      </w:pPr>
-      <w:r>
-        <w:rPr>
-          <w:rFonts w:ascii="Times New Roman" w:cs="Times New Roman" w:eastAsia="Times New Roman" w:hAnsi="Times New Roman"/>
-          <w:sz w:val="24"/>
-          <w:szCs w:val="24"/>
-          <w:rtl w:val="0"/>
-        </w:rPr>
-        <w:t xml:space="preserve">Cluster outliers were identified using the same isolation forest and LOF hyperparameters as used in text-matching based AP clustering. Standardization was then performed for each cluster by identifying the nearest standardized term from the WHO system (5th edition and all editions) and the NCIt for each cluster member. If a majority of tumor names in a cluster mapped to one term, all members were assigned accordingly to this standardized term; otherwise, the members were standardized by assigning them to their closest matching standardized term. </w:t>
-      </w:r>
-      <w:r>
-        <w:rPr>
-          <w:rFonts w:ascii="Times New Roman" w:cs="Times New Roman" w:eastAsia="Times New Roman" w:hAnsi="Times New Roman"/>
-          <w:b w:val="1"/>
-          <w:sz w:val="24"/>
-          <w:szCs w:val="24"/>
-          <w:rtl w:val="0"/>
-        </w:rPr>
-        <w:t xml:space="preserve">Table 7</w:t>
-      </w:r>
-      <w:r>
-        <w:rPr>
-          <w:rFonts w:ascii="Times New Roman" w:cs="Times New Roman" w:eastAsia="Times New Roman" w:hAnsi="Times New Roman"/>
-          <w:sz w:val="24"/>
-          <w:szCs w:val="24"/>
-          <w:rtl w:val="0"/>
-        </w:rPr>
-        <w:t xml:space="preserve">  compares cluster counts between text-embeddings and text-matching  AP clustering.</w:t>
-      </w:r>
-    </w:p>
-    <w:p>
-      <w:pPr>
-        <w:ind w:left="-540" w:firstLine="0"/>
-        <w:rPr>
-          <w:rFonts w:ascii="Times New Roman" w:cs="Times New Roman" w:eastAsia="Times New Roman" w:hAnsi="Times New Roman"/>
-          <w:sz w:val="24"/>
-          <w:szCs w:val="24"/>
-        </w:rPr>
-      </w:pPr>
-      <w:r>
-        <w:rPr>
-          <w:rtl w:val="0"/>
-        </w:rPr>
-      </w:r>
-    </w:p>
-    <w:p>
-      <w:pPr>
-        <w:spacing w:line="276.0005454545455" w:lineRule="auto"/>
-        <w:ind w:left="-540" w:firstLine="0"/>
-        <w:jc w:val="both"/>
-        <w:rPr>
-          <w:rFonts w:ascii="Times New Roman" w:cs="Times New Roman" w:eastAsia="Times New Roman" w:hAnsi="Times New Roman"/>
-          <w:sz w:val="24"/>
-          <w:szCs w:val="24"/>
           <w:highlight w:val="white"/>
         </w:rPr>
       </w:pPr>
@@ -6035,7 +4302,7 @@
         </w:rPr>
         <w:t xml:space="preserve">For a given data point, silhouette coefficient ranges from -1 to 1, where a value close to 1, indicates better cohesion and separation</w:t>
       </w:r>
-      <w:hyperlink r:id="rId73">
+      <w:hyperlink r:id="rId72">
         <w:r>
           <w:rPr>
             <w:rFonts w:ascii="Times New Roman" w:cs="Times New Roman" w:eastAsia="Times New Roman" w:hAnsi="Times New Roman"/>
@@ -6410,7 +4677,7 @@
           <w:szCs w:val="24"/>
           <w:rtl w:val="0"/>
         </w:rPr>
-        <w:t xml:space="preserve">Using this criteria we selected the methods by computing pairwise mutual information among all eleven methods using standardization results for 1,600 CTR tumor names, under both WHO 5th and all editions. </w:t>
+        <w:t xml:space="preserve">Using this criteria we selected the methods by computing pairwise mutual information among all eleven methods using standardization results for 1,600 CTR tumor names, under both WHO-5th and WHO-all. </w:t>
       </w:r>
       <w:r>
         <w:rPr>
@@ -6537,7 +4804,7 @@
           <w:szCs w:val="24"/>
           <w:rtl w:val="0"/>
         </w:rPr>
-        <w:t xml:space="preserve">The pair all-MiniLM-L12-v2 + Euclidean Dist and LTE-3 + K-means showed the lowest pairwise mutual information in both WHO 5th edition and all editions. For each of the 165 combinations, we calculated the average of the three pairwise mutual information values (</w:t>
+        <w:t xml:space="preserve">The pair all-MiniLM-L12-v2 + Euclidean Dist and LTE-3 + K-means showed the lowest pairwise mutual information in both WHO-5th and WHO-all. For each of the 165 combinations, we calculated the average of the three pairwise mutual information values (</w:t>
       </w:r>
       <w:r>
         <w:rPr>
@@ -6575,8 +4842,40 @@
           <w:szCs w:val="24"/>
           <w:rtl w:val="0"/>
         </w:rPr>
-        <w:t xml:space="preserve">=3). The combination with the lowest average (most diverse) was selected for majority voting. In the event of a voting tie, the method with the highest accuracy among the selected method (for the given WHO edition) to standardize the term. We also implemented an alternative majority vote method using all eleven high-accuracy methods. In tie cases, standardization was resolved using the most accurate method for that edition: all-MiniLM-L12-v2 + Euclidean Dist for WHO 5th, and LTE-3 + Euclidean Dist for WHO all editions.</w:t>
-      </w:r>
+        <w:t xml:space="preserve">=3). The combination with the lowest average (most diverse) was selected for majority voting. In the event of a voting tie, the method with the highest accuracy among the selected method (for the given WHO edition) to standardize the term. We also implemented an alternative majority vote method using all eleven high-accuracy methods. In tie cases, standardization was resolved using the most accurate method for that edition: all-MiniLM-L12-v2 + Euclidean Dist for WHO-5th, and LTE-3 + Euclidean Dist for WHO-all.</w:t>
+      </w:r>
+      <w:r>
+        <w:rPr>
+          <w:rtl w:val="0"/>
+        </w:rPr>
+      </w:r>
+    </w:p>
+    <w:p>
+      <w:pPr>
+        <w:ind w:left="-540" w:firstLine="0"/>
+        <w:jc w:val="both"/>
+        <w:rPr>
+          <w:rFonts w:ascii="Times New Roman" w:cs="Times New Roman" w:eastAsia="Times New Roman" w:hAnsi="Times New Roman"/>
+          <w:sz w:val="24"/>
+          <w:szCs w:val="24"/>
+        </w:rPr>
+      </w:pPr>
+      <w:r>
+        <w:rPr>
+          <w:rtl w:val="0"/>
+        </w:rPr>
+      </w:r>
+    </w:p>
+    <w:p>
+      <w:pPr>
+        <w:ind w:left="-540" w:firstLine="0"/>
+        <w:jc w:val="both"/>
+        <w:rPr>
+          <w:rFonts w:ascii="Times New Roman" w:cs="Times New Roman" w:eastAsia="Times New Roman" w:hAnsi="Times New Roman"/>
+          <w:sz w:val="24"/>
+          <w:szCs w:val="24"/>
+        </w:rPr>
+      </w:pPr>
       <w:r>
         <w:rPr>
           <w:rtl w:val="0"/>
@@ -6657,9 +4956,9 @@
           <w:highlight w:val="white"/>
           <w:rtl w:val="0"/>
         </w:rPr>
-        <w:t xml:space="preserve">CANTOS extracted 13,230 tumor names from the CTR, of which 6,324 were classified as pediatric. To evaluate standardization methods, we randomly selected 1,600 tumor names and manually annotated them using two WHO-based reference standards (ground truths): the WHO 5th edition</w:t>
-      </w:r>
-      <w:hyperlink r:id="rId74">
+        <w:t xml:space="preserve">CANTOS extracted 13,230 tumor names from the CTR, of which 6,324 were classified as pediatric. To evaluate standardization methods, we randomly selected 1,600 tumor names and manually annotated them using two WHO-based reference standards (ground truths): the WHO-5th</w:t>
+      </w:r>
+      <w:hyperlink r:id="rId73">
         <w:r>
           <w:rPr>
             <w:rFonts w:ascii="Times New Roman" w:cs="Times New Roman" w:eastAsia="Times New Roman" w:hAnsi="Times New Roman"/>
@@ -6680,9 +4979,9 @@
           <w:highlight w:val="white"/>
           <w:rtl w:val="0"/>
         </w:rPr>
-        <w:t xml:space="preserve"> and a combined “WHO all editions”</w:t>
-      </w:r>
-      <w:hyperlink r:id="rId75">
+        <w:t xml:space="preserve"> and a combined WHO-all</w:t>
+      </w:r>
+      <w:hyperlink r:id="rId74">
         <w:r>
           <w:rPr>
             <w:rFonts w:ascii="Times New Roman" w:cs="Times New Roman" w:eastAsia="Times New Roman" w:hAnsi="Times New Roman"/>
@@ -6760,7 +5059,7 @@
           <w:szCs w:val="24"/>
           <w:rtl w:val="0"/>
         </w:rPr>
-        <w:t xml:space="preserve">Some CTR tumor names had multiple or no ground truth matches in the WHO system. Names with multiple matches were included in accuracy evaluation; those without were excluded. Thus, accuracy was evaluated on 1,044 CTR terms for WHO 5th edition and 1,118 CTR terms for WHO all editions. Standardization accuracy calculated as the proportion correctly mapped to at least one ground truth term (</w:t>
+        <w:t xml:space="preserve">Some CTR tumor names had multiple or no ground truth matches in the WHO system. Names with multiple matches were included in accuracy evaluation; those without were excluded. Thus, accuracy was evaluated on 1,044 CTR terms for WHO-5th and 1,118 CTR terms for WHO-all. Standardization accuracy calculated as the proportion correctly mapped to at least one ground truth term (</w:t>
       </w:r>
       <w:r>
         <w:rPr>
@@ -6835,7 +5134,7 @@
           <w:szCs w:val="24"/>
           <w:rtl w:val="0"/>
         </w:rPr>
-        <w:t xml:space="preserve">Among text-embedding methods, LTE-3+Euclidean Dist achieved the highest accuracy of 69.3%  when standardizing the CTR tumor names against WHO all editions. Whereas, for WHO 5th edition, all-MiniLM-L12-v2+Euclidean Dist achieves the highest standardization accuracy of 67.8%. For either editions of the WHO system,  methods based e5-large, LTE-3, ADA-002, all-mpnet-base-v2, all-MiniLM-L12-v2, all-MiniLM-L6-v2 and nomic, achieve standardization accuracies above 60%.  Variation in accuracy of text-embedding methods can be attributed to various factors like model architecture, training data, domain specialization, and embedding dimensions.</w:t>
+        <w:t xml:space="preserve">Among text-embedding methods, LTE-3+Euclidean Dist achieved the highest accuracy of 69.3%  when standardizing the CTR tumor names against WHO-all. Whereas, for WHO-5th, all-MiniLM-L12-v2+Euclidean Dist achieves the highest standardization accuracy of 67.8%. For either editions of the WHO system,  methods based e5-large, LTE-3, ADA-002, all-mpnet-base-v2, all-MiniLM-L12-v2, all-MiniLM-L6-v2 and nomic, achieve standardization accuracies above 60%.  Variation in accuracy of text-embedding methods can be attributed to various factors like model architecture, training data, domain specialization, and embedding dimensions.</w:t>
       </w:r>
     </w:p>
     <w:p>
@@ -6902,7 +5201,7 @@
           <w:szCs w:val="24"/>
           <w:rtl w:val="0"/>
         </w:rPr>
-        <w:t xml:space="preserve"> visualize the performance of LTE-3+Euclidean Dist and all-MiniLM-L12-v2+Euclidean Dist by showing the distribution of Euclidean distances between each CTR tumor name and its closest mapped WHO term. Only the 1,044 and 1,118 CTR tumor names with ground truths from the WHO 5th and all editions, respectively, were included (</w:t>
+        <w:t xml:space="preserve"> visualize the performance of LTE-3+Euclidean Dist and all-MiniLM-L12-v2+Euclidean Dist by showing the distribution of Euclidean distances between each CTR tumor name and its closest mapped WHO term. Only the 1,044 and 1,118 CTR tumor names with ground truths from the WHO-5th and all editions, respectively, were included (</w:t>
       </w:r>
       <w:r>
         <w:rPr>
@@ -6940,7 +5239,7 @@
           <w:szCs w:val="24"/>
           <w:rtl w:val="0"/>
         </w:rPr>
-        <w:t xml:space="preserve">: WHO 5th; </w:t>
+        <w:t xml:space="preserve">: WHO-5th; </w:t>
       </w:r>
       <w:r>
         <w:rPr>
@@ -6959,7 +5258,7 @@
           <w:szCs w:val="24"/>
           <w:rtl w:val="0"/>
         </w:rPr>
-        <w:t xml:space="preserve">: WHO all editions). For both methods, the median Euclidean distance for correctly standardized names was consistently lower than for incorrect ones, this is expected, since correct mappings are typically more semantically and syntactically similar to their corresponding WHO terms.</w:t>
+        <w:t xml:space="preserve">: WHO-all). For both methods, the median Euclidean distance for correctly standardized names was consistently lower than for incorrect ones, this is expected, since correct mappings are typically more semantically and syntactically similar to their corresponding WHO terms.</w:t>
       </w:r>
     </w:p>
     <w:p>
@@ -7064,7 +5363,26 @@
           <w:szCs w:val="24"/>
           <w:rtl w:val="0"/>
         </w:rPr>
-        <w:t xml:space="preserve">, offering insights into using distance thresholds to assess standardization reliability in CANTOS. For example, using LTE-3+Euclidean Dist with WHO 5th edition, the median distance for correct standardizations is 0.696, and 0.8408 for incorrect ones (Table 3). Setting 0.696 as a reliability threshold would misclassify some incorrect mappings as reliable, as the minimum distance where incorrect mappings occur is 0.339. Conversely, using 0.339 as the reliability threshold would misclassify several correctly standardized tumor names as unreliable standardization. This observation highlights the limitations of thresholds based solely on Euclidean distance distributions for reliably distinguishing between correct and incorrect standardizations in CANTOS.  The lack of clear separation between the distribution of correct and incorrect mapping, as shown in </w:t>
+        <w:t xml:space="preserve">, offering insights into using distance thresholds to assess standardization reliability in CANTOS. For example, using LTE-3+Euclidean Dist with WHO-5th, the median distance for correct standardizations is 0.696, and 0.8408 for incorrect ones (</w:t>
+      </w:r>
+      <w:r>
+        <w:rPr>
+          <w:rFonts w:ascii="Times New Roman" w:cs="Times New Roman" w:eastAsia="Times New Roman" w:hAnsi="Times New Roman"/>
+          <w:b w:val="1"/>
+          <w:sz w:val="24"/>
+          <w:szCs w:val="24"/>
+          <w:rtl w:val="0"/>
+        </w:rPr>
+        <w:t xml:space="preserve">Table 3</w:t>
+      </w:r>
+      <w:r>
+        <w:rPr>
+          <w:rFonts w:ascii="Times New Roman" w:cs="Times New Roman" w:eastAsia="Times New Roman" w:hAnsi="Times New Roman"/>
+          <w:sz w:val="24"/>
+          <w:szCs w:val="24"/>
+          <w:rtl w:val="0"/>
+        </w:rPr>
+        <w:t xml:space="preserve">). Setting 0.696 as a reliability threshold would misclassify some incorrect mappings as reliable, as the minimum distance where incorrect mappings occur is 0.339. Conversely, using 0.339 as the reliability threshold would misclassify several correctly standardized tumor names as unreliable standardization. This observation highlights the limitations of thresholds based solely on Euclidean distance distributions for reliably distinguishing between correct and incorrect standardizations in CANTOS.  The lack of clear separation between the distribution of correct and incorrect mapping, as shown in </w:t>
       </w:r>
       <w:r>
         <w:rPr>
@@ -7142,7 +5460,49 @@
           <w:szCs w:val="24"/>
           <w:rtl w:val="0"/>
         </w:rPr>
-        <w:t xml:space="preserve">We also combined three three high-accuracy methods (from Tables 1 and 2) with the lowest </w:t>
+        <w:t xml:space="preserve">We also combined three three high-accuracy methods (from </w:t>
+      </w:r>
+      <w:r>
+        <w:rPr>
+          <w:rFonts w:ascii="Times New Roman" w:cs="Times New Roman" w:eastAsia="Times New Roman" w:hAnsi="Times New Roman"/>
+          <w:b w:val="1"/>
+          <w:color w:val="2a2a2a"/>
+          <w:sz w:val="24"/>
+          <w:szCs w:val="24"/>
+          <w:rtl w:val="0"/>
+        </w:rPr>
+        <w:t xml:space="preserve">Tables 1</w:t>
+      </w:r>
+      <w:r>
+        <w:rPr>
+          <w:rFonts w:ascii="Times New Roman" w:cs="Times New Roman" w:eastAsia="Times New Roman" w:hAnsi="Times New Roman"/>
+          <w:color w:val="2a2a2a"/>
+          <w:sz w:val="24"/>
+          <w:szCs w:val="24"/>
+          <w:rtl w:val="0"/>
+        </w:rPr>
+        <w:t xml:space="preserve"> and </w:t>
+      </w:r>
+      <w:r>
+        <w:rPr>
+          <w:rFonts w:ascii="Times New Roman" w:cs="Times New Roman" w:eastAsia="Times New Roman" w:hAnsi="Times New Roman"/>
+          <w:b w:val="1"/>
+          <w:color w:val="2a2a2a"/>
+          <w:sz w:val="24"/>
+          <w:szCs w:val="24"/>
+          <w:rtl w:val="0"/>
+        </w:rPr>
+        <w:t xml:space="preserve">2</w:t>
+      </w:r>
+      <w:r>
+        <w:rPr>
+          <w:rFonts w:ascii="Times New Roman" w:cs="Times New Roman" w:eastAsia="Times New Roman" w:hAnsi="Times New Roman"/>
+          <w:color w:val="2a2a2a"/>
+          <w:sz w:val="24"/>
+          <w:szCs w:val="24"/>
+          <w:rtl w:val="0"/>
+        </w:rPr>
+        <w:t xml:space="preserve">) with the lowest </w:t>
       </w:r>
       <w:r>
         <w:rPr>
@@ -7161,7 +5521,7 @@
           <w:szCs w:val="24"/>
           <w:rtl w:val="0"/>
         </w:rPr>
-        <w:t xml:space="preserve"> pairwise mutual information (AMI)  to maximize prediction diversity via majority vote. For WHO 5th edition, ADA-002+AP, LTE-3+K-means, and all-MiniLM-L12-v2+Euclidean Dist had the lowest AMI achieved 72.1% accuracy, whereas for WHO all editions combining ADA-002+K-means, LTE-3+K-means, and all-MiniLM-L12-v2+Euclidean Dist had the lowest AMI and achieved a 71.4% standardization accuracy. In contrast, using all eleven high-accuracy methods in a majority vote led to decline in accuracy: 44.2% (WHO 5th edition) and 48.4% (WHO all editions).</w:t>
+        <w:t xml:space="preserve"> pairwise mutual information (AMI)  to maximize prediction diversity via majority vote. For WHO-5th, ADA-002+AP, LTE-3+K-means, and all-MiniLM-L12-v2+Euclidean Dist had the lowest AMI achieved 72.1% accuracy, whereas for WHO-all combining ADA-002+K-means, LTE-3+K-means, and all-MiniLM-L12-v2+Euclidean Dist had the lowest AMI and achieved a 71.4% standardization accuracy. In contrast, using all eleven high-accuracy methods in a majority vote led to decline in accuracy: 44.2% (WHO-5th) and 48.4% (WHO-all).</w:t>
       </w:r>
     </w:p>
     <w:p>
@@ -7219,7 +5579,7 @@
           <w:szCs w:val="24"/>
           <w:rtl w:val="0"/>
         </w:rPr>
-        <w:t xml:space="preserve"> (WHO all editions) and </w:t>
+        <w:t xml:space="preserve"> (WHO-all) and </w:t>
       </w:r>
       <w:r>
         <w:rPr>
@@ -7238,7 +5598,7 @@
           <w:szCs w:val="24"/>
           <w:rtl w:val="0"/>
         </w:rPr>
-        <w:t xml:space="preserve"> (WHO 5th edition). Standardized terms for all tumors in the CTR are reported in </w:t>
+        <w:t xml:space="preserve"> (WHO-5th). Standardized terms for all tumors in the CTR are reported in </w:t>
       </w:r>
       <w:r>
         <w:rPr>
@@ -7357,7 +5717,7 @@
         </w:rPr>
         <w:t xml:space="preserve">While data submission guidelines exist, there are no enforced standards for tumor names in the conditions file. Prior studies have stressed standardization in trial design </w:t>
       </w:r>
-      <w:hyperlink r:id="rId76">
+      <w:hyperlink r:id="rId75">
         <w:r>
           <w:rPr>
             <w:rFonts w:ascii="Times New Roman" w:cs="Times New Roman" w:eastAsia="Times New Roman" w:hAnsi="Times New Roman"/>
@@ -7380,7 +5740,7 @@
         </w:rPr>
         <w:t xml:space="preserve"> and reproducibility</w:t>
       </w:r>
-      <w:hyperlink r:id="rId77">
+      <w:hyperlink r:id="rId76">
         <w:r>
           <w:rPr>
             <w:rFonts w:ascii="Times New Roman" w:cs="Times New Roman" w:eastAsia="Times New Roman" w:hAnsi="Times New Roman"/>
@@ -7453,7 +5813,7 @@
           <w:szCs w:val="24"/>
           <w:rtl w:val="0"/>
         </w:rPr>
-        <w:t xml:space="preserve">1,600 names were randomly sampled and manually annotated using WHO 5th and all editions.</w:t>
+        <w:t xml:space="preserve">1,600 names were randomly sampled and manually annotated using WHO-5th and WHO-all.</w:t>
       </w:r>
     </w:p>
     <w:p>
@@ -7488,8 +5848,112 @@
       </w:pPr>
       <w:r>
         <w:rPr>
-          <w:rtl w:val="0"/>
-        </w:rPr>
+          <w:rFonts w:ascii="Times New Roman" w:cs="Times New Roman" w:eastAsia="Times New Roman" w:hAnsi="Times New Roman"/>
+          <w:color w:val="2a2a2a"/>
+          <w:sz w:val="24"/>
+          <w:szCs w:val="24"/>
+          <w:rtl w:val="0"/>
+        </w:rPr>
+        <w:t xml:space="preserve">Text-matching methods achieved standardization accuracies of 21.6% – 30.3% (WHO</w:t>
+      </w:r>
+      <w:r>
+        <w:rPr>
+          <w:rFonts w:ascii="Times New Roman" w:cs="Times New Roman" w:eastAsia="Times New Roman" w:hAnsi="Times New Roman"/>
+          <w:sz w:val="24"/>
+          <w:szCs w:val="24"/>
+          <w:rtl w:val="0"/>
+        </w:rPr>
+        <w:t xml:space="preserve">-</w:t>
+      </w:r>
+      <w:r>
+        <w:rPr>
+          <w:rFonts w:ascii="Times New Roman" w:cs="Times New Roman" w:eastAsia="Times New Roman" w:hAnsi="Times New Roman"/>
+          <w:color w:val="2a2a2a"/>
+          <w:sz w:val="24"/>
+          <w:szCs w:val="24"/>
+          <w:rtl w:val="0"/>
+        </w:rPr>
+        <w:t xml:space="preserve">5th) and 22.7% – 32.6% (WHO</w:t>
+      </w:r>
+      <w:r>
+        <w:rPr>
+          <w:rFonts w:ascii="Times New Roman" w:cs="Times New Roman" w:eastAsia="Times New Roman" w:hAnsi="Times New Roman"/>
+          <w:sz w:val="24"/>
+          <w:szCs w:val="24"/>
+          <w:rtl w:val="0"/>
+        </w:rPr>
+        <w:t xml:space="preserve">-</w:t>
+      </w:r>
+      <w:r>
+        <w:rPr>
+          <w:rFonts w:ascii="Times New Roman" w:cs="Times New Roman" w:eastAsia="Times New Roman" w:hAnsi="Times New Roman"/>
+          <w:color w:val="2a2a2a"/>
+          <w:sz w:val="24"/>
+          <w:szCs w:val="24"/>
+          <w:rtl w:val="0"/>
+        </w:rPr>
+        <w:t xml:space="preserve">all). Consequently, all text-matching based  methods were classified as low-accuracy methods. In contrast, text-embedding methods showed a wider accuracy range from 13.7% – 67.8% (WHO</w:t>
+      </w:r>
+      <w:r>
+        <w:rPr>
+          <w:rFonts w:ascii="Times New Roman" w:cs="Times New Roman" w:eastAsia="Times New Roman" w:hAnsi="Times New Roman"/>
+          <w:sz w:val="24"/>
+          <w:szCs w:val="24"/>
+          <w:rtl w:val="0"/>
+        </w:rPr>
+        <w:t xml:space="preserve">-</w:t>
+      </w:r>
+      <w:r>
+        <w:rPr>
+          <w:rFonts w:ascii="Times New Roman" w:cs="Times New Roman" w:eastAsia="Times New Roman" w:hAnsi="Times New Roman"/>
+          <w:color w:val="2a2a2a"/>
+          <w:sz w:val="24"/>
+          <w:szCs w:val="24"/>
+          <w:rtl w:val="0"/>
+        </w:rPr>
+        <w:t xml:space="preserve">5th) and 15.4% – 69.1% (WHO-all). While text-matching captures only syntactic differences, embeddings capture both syntax and semantics, which explains the superior performance of some models. However, not all embedding methods outperformed text-matching; performance varied significantly by model. Despite this variance, rankings of text-embedding based methods remained consistent across both WHO editions (</w:t>
+      </w:r>
+      <w:r>
+        <w:rPr>
+          <w:rFonts w:ascii="Times New Roman" w:cs="Times New Roman" w:eastAsia="Times New Roman" w:hAnsi="Times New Roman"/>
+          <w:b w:val="1"/>
+          <w:color w:val="2a2a2a"/>
+          <w:sz w:val="24"/>
+          <w:szCs w:val="24"/>
+          <w:rtl w:val="0"/>
+        </w:rPr>
+        <w:t xml:space="preserve">Tables 1</w:t>
+      </w:r>
+      <w:r>
+        <w:rPr>
+          <w:rFonts w:ascii="Times New Roman" w:cs="Times New Roman" w:eastAsia="Times New Roman" w:hAnsi="Times New Roman"/>
+          <w:color w:val="2a2a2a"/>
+          <w:sz w:val="24"/>
+          <w:szCs w:val="24"/>
+          <w:rtl w:val="0"/>
+        </w:rPr>
+        <w:t xml:space="preserve"> and </w:t>
+      </w:r>
+      <w:r>
+        <w:rPr>
+          <w:rFonts w:ascii="Times New Roman" w:cs="Times New Roman" w:eastAsia="Times New Roman" w:hAnsi="Times New Roman"/>
+          <w:b w:val="1"/>
+          <w:color w:val="2a2a2a"/>
+          <w:sz w:val="24"/>
+          <w:szCs w:val="24"/>
+          <w:rtl w:val="0"/>
+        </w:rPr>
+        <w:t xml:space="preserve">2</w:t>
+      </w:r>
+      <w:r>
+        <w:rPr>
+          <w:rFonts w:ascii="Times New Roman" w:cs="Times New Roman" w:eastAsia="Times New Roman" w:hAnsi="Times New Roman"/>
+          <w:color w:val="2a2a2a"/>
+          <w:sz w:val="24"/>
+          <w:szCs w:val="24"/>
+          <w:rtl w:val="0"/>
+        </w:rPr>
+        <w:t xml:space="preserve">).</w:t>
       </w:r>
     </w:p>
     <w:p>
@@ -7530,18 +5994,291 @@
           <w:szCs w:val="24"/>
           <w:rtl w:val="0"/>
         </w:rPr>
-        <w:t xml:space="preserve">Text-matching methods achieved standardization accuracies of 21.6% – 30.3% (WHO</w:t>
-      </w:r>
-      <w:r>
+        <w:t xml:space="preserve">When standardizing against either WHO-5th or WHO-all, methods based on text-embeddings generated from the models LTE-3, ADA-002, </w:t>
+      </w:r>
+      <w:r>
+        <w:rPr>
+          <w:rFonts w:ascii="Times New Roman" w:cs="Times New Roman" w:eastAsia="Times New Roman" w:hAnsi="Times New Roman"/>
+          <w:sz w:val="24"/>
+          <w:szCs w:val="24"/>
+          <w:rtl w:val="0"/>
+        </w:rPr>
+        <w:t xml:space="preserve">all-MiniLM-L12-v2</w:t>
+      </w:r>
+      <w:r>
+        <w:rPr>
+          <w:rFonts w:ascii="Times New Roman" w:cs="Times New Roman" w:eastAsia="Times New Roman" w:hAnsi="Times New Roman"/>
+          <w:color w:val="2a2a2a"/>
+          <w:sz w:val="24"/>
+          <w:szCs w:val="24"/>
+          <w:rtl w:val="0"/>
+        </w:rPr>
+        <w:t xml:space="preserve">, </w:t>
+      </w:r>
+      <w:r>
+        <w:rPr>
+          <w:rFonts w:ascii="Times New Roman" w:cs="Times New Roman" w:eastAsia="Times New Roman" w:hAnsi="Times New Roman"/>
+          <w:sz w:val="24"/>
+          <w:szCs w:val="24"/>
+          <w:rtl w:val="0"/>
+        </w:rPr>
+        <w:t xml:space="preserve">all-MiniLM-L6-v2</w:t>
+      </w:r>
+      <w:r>
+        <w:rPr>
+          <w:rFonts w:ascii="Times New Roman" w:cs="Times New Roman" w:eastAsia="Times New Roman" w:hAnsi="Times New Roman"/>
+          <w:color w:val="2a2a2a"/>
+          <w:sz w:val="24"/>
+          <w:szCs w:val="24"/>
+          <w:rtl w:val="0"/>
+        </w:rPr>
+        <w:t xml:space="preserve">, </w:t>
+      </w:r>
+      <w:r>
+        <w:rPr>
+          <w:rFonts w:ascii="Times New Roman" w:cs="Times New Roman" w:eastAsia="Times New Roman" w:hAnsi="Times New Roman"/>
+          <w:sz w:val="24"/>
+          <w:szCs w:val="24"/>
+          <w:rtl w:val="0"/>
+        </w:rPr>
+        <w:t xml:space="preserve">e5-large</w:t>
+      </w:r>
+      <w:r>
+        <w:rPr>
+          <w:rFonts w:ascii="Times New Roman" w:cs="Times New Roman" w:eastAsia="Times New Roman" w:hAnsi="Times New Roman"/>
+          <w:color w:val="2a2a2a"/>
+          <w:sz w:val="24"/>
+          <w:szCs w:val="24"/>
+          <w:rtl w:val="0"/>
+        </w:rPr>
+        <w:t xml:space="preserve">, </w:t>
+      </w:r>
+      <w:r>
+        <w:rPr>
+          <w:rFonts w:ascii="Times New Roman" w:cs="Times New Roman" w:eastAsia="Times New Roman" w:hAnsi="Times New Roman"/>
+          <w:sz w:val="24"/>
+          <w:szCs w:val="24"/>
+          <w:rtl w:val="0"/>
+        </w:rPr>
+        <w:t xml:space="preserve">all-mpnet-base-v2</w:t>
+      </w:r>
+      <w:r>
+        <w:rPr>
+          <w:rFonts w:ascii="Times New Roman" w:cs="Times New Roman" w:eastAsia="Times New Roman" w:hAnsi="Times New Roman"/>
+          <w:color w:val="2a2a2a"/>
+          <w:sz w:val="24"/>
+          <w:szCs w:val="24"/>
+          <w:rtl w:val="0"/>
+        </w:rPr>
+        <w:t xml:space="preserve">, and nomic achieved a minimum standardization accuracy of at least 60.2% and were consequently classified as high-accuracy methods. The highest standardization accuracy is obtained by the methods LTE-3+Euclidean Dist when standardizing against WHO-all and by </w:t>
+      </w:r>
+      <w:r>
+        <w:rPr>
+          <w:rFonts w:ascii="Times New Roman" w:cs="Times New Roman" w:eastAsia="Times New Roman" w:hAnsi="Times New Roman"/>
+          <w:sz w:val="24"/>
+          <w:szCs w:val="24"/>
+          <w:rtl w:val="0"/>
+        </w:rPr>
+        <w:t xml:space="preserve">all-MiniLM-L12-v2</w:t>
+      </w:r>
+      <w:r>
+        <w:rPr>
+          <w:rFonts w:ascii="Times New Roman" w:cs="Times New Roman" w:eastAsia="Times New Roman" w:hAnsi="Times New Roman"/>
+          <w:color w:val="2a2a2a"/>
+          <w:sz w:val="24"/>
+          <w:szCs w:val="24"/>
+          <w:rtl w:val="0"/>
+        </w:rPr>
+        <w:t xml:space="preserve">+Euclidean Dist when standardizing against WHO-5th. Methods based on the models </w:t>
+      </w:r>
+      <w:r>
+        <w:rPr>
+          <w:rFonts w:ascii="Times New Roman" w:cs="Times New Roman" w:eastAsia="Times New Roman" w:hAnsi="Times New Roman"/>
+          <w:sz w:val="24"/>
+          <w:szCs w:val="24"/>
+          <w:rtl w:val="0"/>
+        </w:rPr>
+        <w:t xml:space="preserve">all-roberta-large-v1</w:t>
+      </w:r>
+      <w:r>
+        <w:rPr>
+          <w:rFonts w:ascii="Times New Roman" w:cs="Times New Roman" w:eastAsia="Times New Roman" w:hAnsi="Times New Roman"/>
+          <w:color w:val="2a2a2a"/>
+          <w:sz w:val="24"/>
+          <w:szCs w:val="24"/>
+          <w:rtl w:val="0"/>
+        </w:rPr>
+        <w:t xml:space="preserve">, </w:t>
+      </w:r>
+      <w:r>
+        <w:rPr>
+          <w:rFonts w:ascii="Times New Roman" w:cs="Times New Roman" w:eastAsia="Times New Roman" w:hAnsi="Times New Roman"/>
+          <w:sz w:val="24"/>
+          <w:szCs w:val="24"/>
+          <w:rtl w:val="0"/>
+        </w:rPr>
+        <w:t xml:space="preserve">gtr-t5-large</w:t>
+      </w:r>
+      <w:r>
+        <w:rPr>
+          <w:rFonts w:ascii="Times New Roman" w:cs="Times New Roman" w:eastAsia="Times New Roman" w:hAnsi="Times New Roman"/>
+          <w:color w:val="2a2a2a"/>
+          <w:sz w:val="24"/>
+          <w:szCs w:val="24"/>
+          <w:rtl w:val="0"/>
+        </w:rPr>
+        <w:t xml:space="preserve">, </w:t>
+      </w:r>
+      <w:r>
+        <w:rPr>
+          <w:rFonts w:ascii="Times New Roman" w:cs="Times New Roman" w:eastAsia="Times New Roman" w:hAnsi="Times New Roman"/>
+          <w:sz w:val="24"/>
+          <w:szCs w:val="24"/>
+          <w:rtl w:val="0"/>
+        </w:rPr>
+        <w:t xml:space="preserve">embed-english-v2.0</w:t>
+      </w:r>
+      <w:r>
+        <w:rPr>
+          <w:rFonts w:ascii="Times New Roman" w:cs="Times New Roman" w:eastAsia="Times New Roman" w:hAnsi="Times New Roman"/>
+          <w:color w:val="2a2a2a"/>
+          <w:sz w:val="24"/>
+          <w:szCs w:val="24"/>
+          <w:rtl w:val="0"/>
+        </w:rPr>
+        <w:t xml:space="preserve">, and </w:t>
+      </w:r>
+      <w:r>
+        <w:rPr>
+          <w:rFonts w:ascii="Times New Roman" w:cs="Times New Roman" w:eastAsia="Times New Roman" w:hAnsi="Times New Roman"/>
+          <w:sz w:val="24"/>
+          <w:szCs w:val="24"/>
+          <w:rtl w:val="0"/>
+        </w:rPr>
+        <w:t xml:space="preserve">e5-large-v2</w:t>
+      </w:r>
+      <w:r>
+        <w:rPr>
+          <w:rFonts w:ascii="Times New Roman" w:cs="Times New Roman" w:eastAsia="Times New Roman" w:hAnsi="Times New Roman"/>
+          <w:color w:val="2a2a2a"/>
+          <w:sz w:val="24"/>
+          <w:szCs w:val="24"/>
+          <w:rtl w:val="0"/>
+        </w:rPr>
+        <w:t xml:space="preserve"> are classified as intermediate-accuracy methods for both WHO-5th and WHO-all. SapBERT was classified as both an intermediate and low-accuracy method as its standardization accuracy was 51.7% against WHO-5th and 47.9% against WHO-all. The low-accuracy text-embedding methods were based on models such as </w:t>
+      </w:r>
+      <w:r>
+        <w:rPr>
+          <w:rFonts w:ascii="Times New Roman" w:cs="Times New Roman" w:eastAsia="Times New Roman" w:hAnsi="Times New Roman"/>
+          <w:sz w:val="24"/>
+          <w:szCs w:val="24"/>
+          <w:rtl w:val="0"/>
+        </w:rPr>
+        <w:t xml:space="preserve">Llama3.3_70B, Llama3.2_3B, Llama3.0, MedLlama2, MedLlama_13B, BioBERT, SciBERT, PubMedBERT, ModernBERT, Phi-4 and  DeepSeek_8B. </w:t>
+      </w:r>
+      <w:r>
+        <w:rPr>
+          <w:rFonts w:ascii="Times New Roman" w:cs="Times New Roman" w:eastAsia="Times New Roman" w:hAnsi="Times New Roman"/>
+          <w:color w:val="2a2a2a"/>
+          <w:sz w:val="24"/>
+          <w:szCs w:val="24"/>
+          <w:rtl w:val="0"/>
+        </w:rPr>
+        <w:t xml:space="preserve">The standardization accuracies of the low-accuracy models were either comparable or poorer compared to the text-matching methods. </w:t>
+      </w:r>
+    </w:p>
+    <w:p>
+      <w:pPr>
+        <w:spacing w:line="276.0005454545455" w:lineRule="auto"/>
+        <w:ind w:left="-540" w:firstLine="0"/>
+        <w:jc w:val="both"/>
+        <w:rPr>
+          <w:rFonts w:ascii="Times New Roman" w:cs="Times New Roman" w:eastAsia="Times New Roman" w:hAnsi="Times New Roman"/>
+          <w:color w:val="2a2a2a"/>
+          <w:sz w:val="24"/>
+          <w:szCs w:val="24"/>
+        </w:rPr>
+      </w:pPr>
+      <w:r>
+        <w:rPr>
+          <w:rtl w:val="0"/>
+        </w:rPr>
+      </w:r>
+    </w:p>
+    <w:p>
+      <w:pPr>
+        <w:spacing w:line="276.0005454545455" w:lineRule="auto"/>
+        <w:ind w:left="-540" w:firstLine="0"/>
+        <w:jc w:val="both"/>
+        <w:rPr>
+          <w:rFonts w:ascii="Times New Roman" w:cs="Times New Roman" w:eastAsia="Times New Roman" w:hAnsi="Times New Roman"/>
+          <w:color w:val="2a2a2a"/>
+          <w:sz w:val="24"/>
+          <w:szCs w:val="24"/>
+        </w:rPr>
+      </w:pPr>
+      <w:r>
+        <w:rPr>
+          <w:rFonts w:ascii="Times New Roman" w:cs="Times New Roman" w:eastAsia="Times New Roman" w:hAnsi="Times New Roman"/>
+          <w:color w:val="2a2a2a"/>
+          <w:sz w:val="24"/>
+          <w:szCs w:val="24"/>
+          <w:rtl w:val="0"/>
+        </w:rPr>
+        <w:t xml:space="preserve">CANTOS standardizes CTR tumor names using either closest match or clustering, applied to both text-matching and text-embedding methods. For text-embedding methods, we observed that clustering based approaches did not improve accuracy over their closest match counterparts methods. This was also the case for most text-matching methods, except for the method Cosine+AP  which had a marginally higher accuracy compared to Cosine distance when standardized against WHO-5th (</w:t>
+      </w:r>
+      <w:r>
+        <w:rPr>
+          <w:rFonts w:ascii="Times New Roman" w:cs="Times New Roman" w:eastAsia="Times New Roman" w:hAnsi="Times New Roman"/>
+          <w:b w:val="1"/>
+          <w:color w:val="2a2a2a"/>
+          <w:sz w:val="24"/>
+          <w:szCs w:val="24"/>
+          <w:rtl w:val="0"/>
+        </w:rPr>
+        <w:t xml:space="preserve">Table 2</w:t>
+      </w:r>
+      <w:r>
+        <w:rPr>
+          <w:rFonts w:ascii="Times New Roman" w:cs="Times New Roman" w:eastAsia="Times New Roman" w:hAnsi="Times New Roman"/>
+          <w:color w:val="2a2a2a"/>
+          <w:sz w:val="24"/>
+          <w:szCs w:val="24"/>
+          <w:rtl w:val="0"/>
+        </w:rPr>
+        <w:t xml:space="preserve">). Closest match methods are also simpler and faster, avoiding additional clustering steps such as cluster size analysis, or outlier detection.</w:t>
+      </w:r>
+    </w:p>
+    <w:p>
+      <w:pPr>
+        <w:spacing w:line="276.0005454545455" w:lineRule="auto"/>
+        <w:ind w:left="-540" w:firstLine="0"/>
+        <w:jc w:val="both"/>
+        <w:rPr>
+          <w:rFonts w:ascii="Times New Roman" w:cs="Times New Roman" w:eastAsia="Times New Roman" w:hAnsi="Times New Roman"/>
+          <w:color w:val="2a2a2a"/>
+          <w:sz w:val="24"/>
+          <w:szCs w:val="24"/>
+        </w:rPr>
+      </w:pPr>
+      <w:r>
+        <w:rPr>
+          <w:rtl w:val="0"/>
+        </w:rPr>
+      </w:r>
+    </w:p>
+    <w:p>
+      <w:pPr>
+        <w:spacing w:line="276.0005454545455" w:lineRule="auto"/>
+        <w:ind w:left="-540" w:firstLine="0"/>
+        <w:jc w:val="both"/>
         <w:rPr>
           <w:rFonts w:ascii="Times New Roman" w:cs="Times New Roman" w:eastAsia="Times New Roman" w:hAnsi="Times New Roman"/>
           <w:sz w:val="28"/>
           <w:szCs w:val="28"/>
           <w:highlight w:val="white"/>
-          <w:rtl w:val="0"/>
-        </w:rPr>
-        <w:t xml:space="preserve"> </w:t>
-      </w:r>
+        </w:rPr>
+      </w:pPr>
       <w:r>
         <w:rPr>
           <w:rFonts w:ascii="Times New Roman" w:cs="Times New Roman" w:eastAsia="Times New Roman" w:hAnsi="Times New Roman"/>
@@ -7550,49 +6287,69 @@
           <w:szCs w:val="24"/>
           <w:rtl w:val="0"/>
         </w:rPr>
-        <w:t xml:space="preserve">5th edition) and 22.7% – 32.6% (WHO all editions). Consequently, all text-matching based  methods were classified as low-accuracy methods. In contrast, text-embedding methods showed a wider accuracy range from 13.7% – 67.8% (WHO 5th edition) and 15.4% – 69.1% (WHO all editions). While text-matching captures only syntactic differences, embeddings capture both syntax and semantics, which explains the superior performance of some models. However, not all embedding methods outperformed text-matching; performance varied significantly by model. Despite this variance, rankings of text-embedding based methods remained consistent across both WHO editions (</w:t>
-      </w:r>
-      <w:r>
-        <w:rPr>
-          <w:rFonts w:ascii="Times New Roman" w:cs="Times New Roman" w:eastAsia="Times New Roman" w:hAnsi="Times New Roman"/>
-          <w:b w:val="1"/>
+        <w:t xml:space="preserve">To improve standardization accuracy, we implemented a majority vote approach by selecting three methods classified as high-accuracy methods. We selected the methods based on lowest AMI  to maximize prediction diversity. Since only 11 methods were classified as high accuracy for both WHO-5th and WHO-all there were a total of 165 </w:t>
+      </w:r>
+      <w:r>
+        <w:rPr>
+          <w:rFonts w:ascii="Times New Roman" w:cs="Times New Roman" w:eastAsia="Times New Roman" w:hAnsi="Times New Roman"/>
+          <w:sz w:val="24"/>
+          <w:szCs w:val="24"/>
+          <w:rtl w:val="0"/>
+        </w:rPr>
+        <w:t xml:space="preserve"> (</w:t>
+      </w:r>
+      <w:r>
+        <w:rPr>
+          <w:rFonts w:ascii="Times New Roman" w:cs="Times New Roman" w:eastAsia="Times New Roman" w:hAnsi="Times New Roman"/>
+          <w:sz w:val="24"/>
+          <w:szCs w:val="24"/>
+          <w:vertAlign w:val="superscript"/>
+          <w:rtl w:val="0"/>
+        </w:rPr>
+        <w:t xml:space="preserve">11</w:t>
+      </w:r>
+      <w:r>
+        <w:rPr>
+          <w:rFonts w:ascii="Times New Roman" w:cs="Times New Roman" w:eastAsia="Times New Roman" w:hAnsi="Times New Roman"/>
+          <w:sz w:val="24"/>
+          <w:szCs w:val="24"/>
+          <w:rtl w:val="0"/>
+        </w:rPr>
+        <w:t xml:space="preserve">C</w:t>
+      </w:r>
+      <w:r>
+        <w:rPr>
+          <w:rFonts w:ascii="Times New Roman" w:cs="Times New Roman" w:eastAsia="Times New Roman" w:hAnsi="Times New Roman"/>
+          <w:sz w:val="24"/>
+          <w:szCs w:val="24"/>
+          <w:vertAlign w:val="subscript"/>
+          <w:rtl w:val="0"/>
+        </w:rPr>
+        <w:t xml:space="preserve">3</w:t>
+      </w:r>
+      <w:r>
+        <w:rPr>
+          <w:rFonts w:ascii="Times New Roman" w:cs="Times New Roman" w:eastAsia="Times New Roman" w:hAnsi="Times New Roman"/>
+          <w:sz w:val="24"/>
+          <w:szCs w:val="24"/>
+          <w:rtl w:val="0"/>
+        </w:rPr>
+        <w:t xml:space="preserve">) three-method combinations. The combination of methods that had the lowest AMI  for WHO-5th included </w:t>
+      </w:r>
+      <w:r>
+        <w:rPr>
+          <w:rFonts w:ascii="Times New Roman" w:cs="Times New Roman" w:eastAsia="Times New Roman" w:hAnsi="Times New Roman"/>
           <w:color w:val="2a2a2a"/>
           <w:sz w:val="24"/>
           <w:szCs w:val="24"/>
           <w:rtl w:val="0"/>
         </w:rPr>
-        <w:t xml:space="preserve">Tables 1</w:t>
-      </w:r>
-      <w:r>
-        <w:rPr>
-          <w:rFonts w:ascii="Times New Roman" w:cs="Times New Roman" w:eastAsia="Times New Roman" w:hAnsi="Times New Roman"/>
-          <w:color w:val="2a2a2a"/>
-          <w:sz w:val="24"/>
-          <w:szCs w:val="24"/>
-          <w:rtl w:val="0"/>
-        </w:rPr>
-        <w:t xml:space="preserve"> and </w:t>
-      </w:r>
-      <w:r>
-        <w:rPr>
-          <w:rFonts w:ascii="Times New Roman" w:cs="Times New Roman" w:eastAsia="Times New Roman" w:hAnsi="Times New Roman"/>
-          <w:b w:val="1"/>
-          <w:color w:val="2a2a2a"/>
-          <w:sz w:val="24"/>
-          <w:szCs w:val="24"/>
-          <w:rtl w:val="0"/>
-        </w:rPr>
-        <w:t xml:space="preserve">2</w:t>
-      </w:r>
-      <w:r>
-        <w:rPr>
-          <w:rFonts w:ascii="Times New Roman" w:cs="Times New Roman" w:eastAsia="Times New Roman" w:hAnsi="Times New Roman"/>
-          <w:color w:val="2a2a2a"/>
-          <w:sz w:val="24"/>
-          <w:szCs w:val="24"/>
-          <w:rtl w:val="0"/>
-        </w:rPr>
-        <w:t xml:space="preserve">).</w:t>
+        <w:t xml:space="preserve">ADA-002+AP, LTE-3+K-means, and all-MiniLM-L12-v2+Euclidean Dist which achieved 72.1% accuracy. Whereas for WHO-all it was the combination of ADA-002+K-means, LTE-3+K-means, and all-MiniLM-L12-v2+Euclidean Dist which achieved 71.4%. These majority vote based methods outperformed the top individual methods by ~4% (WHO-5th, +41 terms) and ~2% (WHO-all, +22 terms) on the subset of 1,600 CTR tumor names with a ground truth in the WHO system. While the standardization accuracy of the selected combination of methods for majority vote improved for both the WHO-5th and WHO-all for this subset of CTR tumor names, this improvement may not generalize to a different subset of tumor names from the CTR. When all eleven methods for majority voting reduced accuracy to 44.2% (WHO-5th) and 48.4% (WHO-all), demonstrating the benefit of mutual information-based selection for boosting accuracy. While effective on the evaluated subset, generalizability to other tumor sets requires further validation.</w:t>
+      </w:r>
+      <w:r>
+        <w:rPr>
+          <w:rtl w:val="0"/>
+        </w:rPr>
       </w:r>
     </w:p>
     <w:p>
@@ -7605,6 +6362,7 @@
           <w:color w:val="2a2a2a"/>
           <w:sz w:val="24"/>
           <w:szCs w:val="24"/>
+          <w:highlight w:val="yellow"/>
         </w:rPr>
       </w:pPr>
       <w:r>
@@ -7620,436 +6378,21 @@
         <w:jc w:val="both"/>
         <w:rPr>
           <w:rFonts w:ascii="Times New Roman" w:cs="Times New Roman" w:eastAsia="Times New Roman" w:hAnsi="Times New Roman"/>
-          <w:color w:val="2a2a2a"/>
-          <w:sz w:val="24"/>
-          <w:szCs w:val="24"/>
-        </w:rPr>
-      </w:pPr>
-      <w:r>
-        <w:rPr>
-          <w:rFonts w:ascii="Times New Roman" w:cs="Times New Roman" w:eastAsia="Times New Roman" w:hAnsi="Times New Roman"/>
-          <w:color w:val="2a2a2a"/>
-          <w:sz w:val="24"/>
-          <w:szCs w:val="24"/>
-          <w:rtl w:val="0"/>
-        </w:rPr>
-        <w:t xml:space="preserve">When standardizing against either the WHO 5th or WHO all editions, methods based on text-embeddings generated from the models LTE-3, ADA-002, </w:t>
-      </w:r>
-      <w:r>
-        <w:rPr>
-          <w:rFonts w:ascii="Times New Roman" w:cs="Times New Roman" w:eastAsia="Times New Roman" w:hAnsi="Times New Roman"/>
-          <w:sz w:val="24"/>
-          <w:szCs w:val="24"/>
-          <w:rtl w:val="0"/>
-        </w:rPr>
-        <w:t xml:space="preserve">all-MiniLM-L12-v2</w:t>
-      </w:r>
-      <w:r>
-        <w:rPr>
-          <w:rFonts w:ascii="Times New Roman" w:cs="Times New Roman" w:eastAsia="Times New Roman" w:hAnsi="Times New Roman"/>
-          <w:color w:val="2a2a2a"/>
-          <w:sz w:val="24"/>
-          <w:szCs w:val="24"/>
-          <w:rtl w:val="0"/>
-        </w:rPr>
-        <w:t xml:space="preserve">, </w:t>
-      </w:r>
-      <w:r>
-        <w:rPr>
-          <w:rFonts w:ascii="Times New Roman" w:cs="Times New Roman" w:eastAsia="Times New Roman" w:hAnsi="Times New Roman"/>
-          <w:sz w:val="24"/>
-          <w:szCs w:val="24"/>
-          <w:rtl w:val="0"/>
-        </w:rPr>
-        <w:t xml:space="preserve">all-MiniLM-L6-v2</w:t>
-      </w:r>
-      <w:r>
-        <w:rPr>
-          <w:rFonts w:ascii="Times New Roman" w:cs="Times New Roman" w:eastAsia="Times New Roman" w:hAnsi="Times New Roman"/>
-          <w:color w:val="2a2a2a"/>
-          <w:sz w:val="24"/>
-          <w:szCs w:val="24"/>
-          <w:rtl w:val="0"/>
-        </w:rPr>
-        <w:t xml:space="preserve">, </w:t>
-      </w:r>
-      <w:r>
-        <w:rPr>
-          <w:rFonts w:ascii="Times New Roman" w:cs="Times New Roman" w:eastAsia="Times New Roman" w:hAnsi="Times New Roman"/>
-          <w:sz w:val="24"/>
-          <w:szCs w:val="24"/>
-          <w:rtl w:val="0"/>
-        </w:rPr>
-        <w:t xml:space="preserve">e5-large</w:t>
-      </w:r>
-      <w:r>
-        <w:rPr>
-          <w:rFonts w:ascii="Times New Roman" w:cs="Times New Roman" w:eastAsia="Times New Roman" w:hAnsi="Times New Roman"/>
-          <w:color w:val="2a2a2a"/>
-          <w:sz w:val="24"/>
-          <w:szCs w:val="24"/>
-          <w:rtl w:val="0"/>
-        </w:rPr>
-        <w:t xml:space="preserve">, </w:t>
-      </w:r>
-      <w:r>
-        <w:rPr>
-          <w:rFonts w:ascii="Times New Roman" w:cs="Times New Roman" w:eastAsia="Times New Roman" w:hAnsi="Times New Roman"/>
-          <w:sz w:val="24"/>
-          <w:szCs w:val="24"/>
-          <w:rtl w:val="0"/>
-        </w:rPr>
-        <w:t xml:space="preserve">all-mpnet-base-v2</w:t>
-      </w:r>
-      <w:r>
-        <w:rPr>
-          <w:rFonts w:ascii="Times New Roman" w:cs="Times New Roman" w:eastAsia="Times New Roman" w:hAnsi="Times New Roman"/>
-          <w:color w:val="2a2a2a"/>
-          <w:sz w:val="24"/>
-          <w:szCs w:val="24"/>
-          <w:rtl w:val="0"/>
-        </w:rPr>
-        <w:t xml:space="preserve">, and nomic achieved a minimum standardization accuracy of at least 60.2% and were consequently classified as high-accuracy methods. The highest standardization accuracy is obtained by the methods LTE-3+Euclidean Dist when standardizing against the WHO all editions and by </w:t>
-      </w:r>
-      <w:r>
-        <w:rPr>
-          <w:rFonts w:ascii="Times New Roman" w:cs="Times New Roman" w:eastAsia="Times New Roman" w:hAnsi="Times New Roman"/>
-          <w:sz w:val="24"/>
-          <w:szCs w:val="24"/>
-          <w:rtl w:val="0"/>
-        </w:rPr>
-        <w:t xml:space="preserve">all-MiniLM-L12-v2</w:t>
-      </w:r>
-      <w:r>
-        <w:rPr>
-          <w:rFonts w:ascii="Times New Roman" w:cs="Times New Roman" w:eastAsia="Times New Roman" w:hAnsi="Times New Roman"/>
-          <w:color w:val="2a2a2a"/>
-          <w:sz w:val="24"/>
-          <w:szCs w:val="24"/>
-          <w:rtl w:val="0"/>
-        </w:rPr>
-        <w:t xml:space="preserve">+Euclidean Dist when standardizing against the WHO 5th edition. Methods based on the models </w:t>
-      </w:r>
-      <w:r>
-        <w:rPr>
-          <w:rFonts w:ascii="Times New Roman" w:cs="Times New Roman" w:eastAsia="Times New Roman" w:hAnsi="Times New Roman"/>
-          <w:sz w:val="24"/>
-          <w:szCs w:val="24"/>
-          <w:rtl w:val="0"/>
-        </w:rPr>
-        <w:t xml:space="preserve">all-roberta-large-v1</w:t>
-      </w:r>
-      <w:r>
-        <w:rPr>
-          <w:rFonts w:ascii="Times New Roman" w:cs="Times New Roman" w:eastAsia="Times New Roman" w:hAnsi="Times New Roman"/>
-          <w:color w:val="2a2a2a"/>
-          <w:sz w:val="24"/>
-          <w:szCs w:val="24"/>
-          <w:rtl w:val="0"/>
-        </w:rPr>
-        <w:t xml:space="preserve">, </w:t>
-      </w:r>
-      <w:r>
-        <w:rPr>
-          <w:rFonts w:ascii="Times New Roman" w:cs="Times New Roman" w:eastAsia="Times New Roman" w:hAnsi="Times New Roman"/>
-          <w:sz w:val="24"/>
-          <w:szCs w:val="24"/>
-          <w:rtl w:val="0"/>
-        </w:rPr>
-        <w:t xml:space="preserve">gtr-t5-large</w:t>
-      </w:r>
-      <w:r>
-        <w:rPr>
-          <w:rFonts w:ascii="Times New Roman" w:cs="Times New Roman" w:eastAsia="Times New Roman" w:hAnsi="Times New Roman"/>
-          <w:color w:val="2a2a2a"/>
-          <w:sz w:val="24"/>
-          <w:szCs w:val="24"/>
-          <w:rtl w:val="0"/>
-        </w:rPr>
-        <w:t xml:space="preserve">, </w:t>
-      </w:r>
-      <w:r>
-        <w:rPr>
-          <w:rFonts w:ascii="Times New Roman" w:cs="Times New Roman" w:eastAsia="Times New Roman" w:hAnsi="Times New Roman"/>
-          <w:sz w:val="24"/>
-          <w:szCs w:val="24"/>
-          <w:rtl w:val="0"/>
-        </w:rPr>
-        <w:t xml:space="preserve">embed-english-v2.0</w:t>
-      </w:r>
-      <w:r>
-        <w:rPr>
-          <w:rFonts w:ascii="Times New Roman" w:cs="Times New Roman" w:eastAsia="Times New Roman" w:hAnsi="Times New Roman"/>
-          <w:color w:val="2a2a2a"/>
-          <w:sz w:val="24"/>
-          <w:szCs w:val="24"/>
-          <w:rtl w:val="0"/>
-        </w:rPr>
-        <w:t xml:space="preserve">, and </w:t>
-      </w:r>
-      <w:r>
-        <w:rPr>
-          <w:rFonts w:ascii="Times New Roman" w:cs="Times New Roman" w:eastAsia="Times New Roman" w:hAnsi="Times New Roman"/>
-          <w:sz w:val="24"/>
-          <w:szCs w:val="24"/>
-          <w:rtl w:val="0"/>
-        </w:rPr>
-        <w:t xml:space="preserve">e5-large-v2</w:t>
-      </w:r>
-      <w:r>
-        <w:rPr>
-          <w:rFonts w:ascii="Times New Roman" w:cs="Times New Roman" w:eastAsia="Times New Roman" w:hAnsi="Times New Roman"/>
-          <w:color w:val="2a2a2a"/>
-          <w:sz w:val="24"/>
-          <w:szCs w:val="24"/>
-          <w:rtl w:val="0"/>
-        </w:rPr>
-        <w:t xml:space="preserve"> are classified as intermediate-accuracy methods for both WHO 5th and WHO all editions. SapBERT was classified as both an intermediate and low-accuracy method as its standardization accuracy was 51.7% against the WHO 5th editions and 47.9% against the WHO all editions. The low-accuracy text-embedding methods were based on models such as </w:t>
-      </w:r>
-      <w:r>
-        <w:rPr>
-          <w:rFonts w:ascii="Times New Roman" w:cs="Times New Roman" w:eastAsia="Times New Roman" w:hAnsi="Times New Roman"/>
-          <w:sz w:val="24"/>
-          <w:szCs w:val="24"/>
-          <w:rtl w:val="0"/>
-        </w:rPr>
-        <w:t xml:space="preserve">Llama3.3_70B, Llama3.2_3B, Llama3.0, MedLlama2, MedLlama_13B, BioBERT, SciBERT, PubMedBERT, ModernBERT, Phi-4 and  DeepSeek_8B. </w:t>
-      </w:r>
-      <w:r>
-        <w:rPr>
-          <w:rFonts w:ascii="Times New Roman" w:cs="Times New Roman" w:eastAsia="Times New Roman" w:hAnsi="Times New Roman"/>
-          <w:color w:val="2a2a2a"/>
-          <w:sz w:val="24"/>
-          <w:szCs w:val="24"/>
-          <w:rtl w:val="0"/>
-        </w:rPr>
-        <w:t xml:space="preserve">The standardization accuracies of the low-accuracy models were either comparable or poorer compared to the text-matching methods. </w:t>
-      </w:r>
-    </w:p>
-    <w:p>
-      <w:pPr>
-        <w:spacing w:line="276.0005454545455" w:lineRule="auto"/>
-        <w:ind w:left="-540" w:firstLine="0"/>
-        <w:jc w:val="both"/>
-        <w:rPr>
-          <w:rFonts w:ascii="Times New Roman" w:cs="Times New Roman" w:eastAsia="Times New Roman" w:hAnsi="Times New Roman"/>
-          <w:color w:val="2a2a2a"/>
-          <w:sz w:val="24"/>
-          <w:szCs w:val="24"/>
-        </w:rPr>
-      </w:pPr>
-      <w:r>
-        <w:rPr>
-          <w:rtl w:val="0"/>
-        </w:rPr>
-      </w:r>
-    </w:p>
-    <w:p>
-      <w:pPr>
-        <w:spacing w:line="276.0005454545455" w:lineRule="auto"/>
-        <w:ind w:left="-540" w:firstLine="0"/>
-        <w:jc w:val="both"/>
-        <w:rPr>
-          <w:rFonts w:ascii="Times New Roman" w:cs="Times New Roman" w:eastAsia="Times New Roman" w:hAnsi="Times New Roman"/>
-          <w:color w:val="2a2a2a"/>
-          <w:sz w:val="24"/>
-          <w:szCs w:val="24"/>
-        </w:rPr>
-      </w:pPr>
-      <w:r>
-        <w:rPr>
-          <w:rFonts w:ascii="Times New Roman" w:cs="Times New Roman" w:eastAsia="Times New Roman" w:hAnsi="Times New Roman"/>
-          <w:color w:val="2a2a2a"/>
-          <w:sz w:val="24"/>
-          <w:szCs w:val="24"/>
-          <w:rtl w:val="0"/>
-        </w:rPr>
-        <w:t xml:space="preserve">CANTOS standardizes CTR tumor names using either closest match or clustering, applied to both text-matching and text-embedding methods. For text-embedding methods, we observed that clustering based approaches did not improve accuracy over their closest match counterparts methods. This was also the case for most text-matching methods, except for the method Cosine+AP  which had a marginally higher accuracy compared to Cosine distance when standardized against WHO 5th edition (</w:t>
-      </w:r>
-      <w:r>
-        <w:rPr>
-          <w:rFonts w:ascii="Times New Roman" w:cs="Times New Roman" w:eastAsia="Times New Roman" w:hAnsi="Times New Roman"/>
-          <w:b w:val="1"/>
-          <w:color w:val="2a2a2a"/>
-          <w:sz w:val="24"/>
-          <w:szCs w:val="24"/>
-          <w:rtl w:val="0"/>
-        </w:rPr>
-        <w:t xml:space="preserve">Table 2</w:t>
-      </w:r>
-      <w:r>
-        <w:rPr>
-          <w:rFonts w:ascii="Times New Roman" w:cs="Times New Roman" w:eastAsia="Times New Roman" w:hAnsi="Times New Roman"/>
-          <w:color w:val="2a2a2a"/>
-          <w:sz w:val="24"/>
-          <w:szCs w:val="24"/>
-          <w:rtl w:val="0"/>
-        </w:rPr>
-        <w:t xml:space="preserve">). Closest match methods are also simpler and faster, avoiding additional clustering steps such as cluster size analysis, or outlier detection.</w:t>
-      </w:r>
-    </w:p>
-    <w:p>
-      <w:pPr>
-        <w:spacing w:line="276.0005454545455" w:lineRule="auto"/>
-        <w:ind w:left="-540" w:firstLine="0"/>
-        <w:jc w:val="both"/>
-        <w:rPr>
-          <w:rFonts w:ascii="Times New Roman" w:cs="Times New Roman" w:eastAsia="Times New Roman" w:hAnsi="Times New Roman"/>
-          <w:color w:val="2a2a2a"/>
-          <w:sz w:val="24"/>
-          <w:szCs w:val="24"/>
-        </w:rPr>
-      </w:pPr>
-      <w:r>
-        <w:rPr>
-          <w:rtl w:val="0"/>
-        </w:rPr>
-      </w:r>
-    </w:p>
-    <w:p>
-      <w:pPr>
-        <w:spacing w:line="276.0005454545455" w:lineRule="auto"/>
-        <w:ind w:left="-540" w:firstLine="0"/>
-        <w:jc w:val="both"/>
-        <w:rPr>
-          <w:rFonts w:ascii="Times New Roman" w:cs="Times New Roman" w:eastAsia="Times New Roman" w:hAnsi="Times New Roman"/>
-          <w:color w:val="2a2a2a"/>
-          <w:sz w:val="24"/>
-          <w:szCs w:val="24"/>
-        </w:rPr>
-      </w:pPr>
-      <w:r>
-        <w:rPr>
-          <w:rtl w:val="0"/>
-        </w:rPr>
-      </w:r>
-    </w:p>
-    <w:p>
-      <w:pPr>
-        <w:spacing w:line="276.0005454545455" w:lineRule="auto"/>
-        <w:ind w:left="-540" w:firstLine="0"/>
-        <w:jc w:val="both"/>
-        <w:rPr>
-          <w:rFonts w:ascii="Times New Roman" w:cs="Times New Roman" w:eastAsia="Times New Roman" w:hAnsi="Times New Roman"/>
-          <w:sz w:val="28"/>
-          <w:szCs w:val="28"/>
+          <w:sz w:val="24"/>
+          <w:szCs w:val="24"/>
+        </w:rPr>
+      </w:pPr>
+      <w:r>
+        <w:rPr>
+          <w:rFonts w:ascii="Times New Roman" w:cs="Times New Roman" w:eastAsia="Times New Roman" w:hAnsi="Times New Roman"/>
+          <w:sz w:val="24"/>
+          <w:szCs w:val="24"/>
           <w:highlight w:val="white"/>
-        </w:rPr>
-      </w:pPr>
-      <w:r>
-        <w:rPr>
-          <w:rFonts w:ascii="Times New Roman" w:cs="Times New Roman" w:eastAsia="Times New Roman" w:hAnsi="Times New Roman"/>
-          <w:color w:val="2a2a2a"/>
-          <w:sz w:val="24"/>
-          <w:szCs w:val="24"/>
-          <w:rtl w:val="0"/>
-        </w:rPr>
-        <w:t xml:space="preserve">To improve standardization accuracy, we implemented a majority vote approach by selecting three methods classified as high-accuracy methods. We selected the methods based on lowest AMI  to maximize prediction diversity. Since only 11 methods were classified as high accuracy for both WHO 5th and all editions there were a total of 165 </w:t>
-      </w:r>
-      <w:r>
-        <w:rPr>
-          <w:rFonts w:ascii="Times New Roman" w:cs="Times New Roman" w:eastAsia="Times New Roman" w:hAnsi="Times New Roman"/>
-          <w:sz w:val="24"/>
-          <w:szCs w:val="24"/>
-          <w:rtl w:val="0"/>
-        </w:rPr>
-        <w:t xml:space="preserve"> (</w:t>
-      </w:r>
-      <w:r>
-        <w:rPr>
-          <w:rFonts w:ascii="Times New Roman" w:cs="Times New Roman" w:eastAsia="Times New Roman" w:hAnsi="Times New Roman"/>
-          <w:sz w:val="24"/>
-          <w:szCs w:val="24"/>
-          <w:vertAlign w:val="superscript"/>
-          <w:rtl w:val="0"/>
-        </w:rPr>
-        <w:t xml:space="preserve">11</w:t>
-      </w:r>
-      <w:r>
-        <w:rPr>
-          <w:rFonts w:ascii="Times New Roman" w:cs="Times New Roman" w:eastAsia="Times New Roman" w:hAnsi="Times New Roman"/>
-          <w:sz w:val="24"/>
-          <w:szCs w:val="24"/>
-          <w:rtl w:val="0"/>
-        </w:rPr>
-        <w:t xml:space="preserve">C</w:t>
-      </w:r>
-      <w:r>
-        <w:rPr>
-          <w:rFonts w:ascii="Times New Roman" w:cs="Times New Roman" w:eastAsia="Times New Roman" w:hAnsi="Times New Roman"/>
-          <w:sz w:val="24"/>
-          <w:szCs w:val="24"/>
-          <w:vertAlign w:val="subscript"/>
-          <w:rtl w:val="0"/>
-        </w:rPr>
-        <w:t xml:space="preserve">3</w:t>
-      </w:r>
-      <w:r>
-        <w:rPr>
-          <w:rFonts w:ascii="Times New Roman" w:cs="Times New Roman" w:eastAsia="Times New Roman" w:hAnsi="Times New Roman"/>
-          <w:sz w:val="24"/>
-          <w:szCs w:val="24"/>
-          <w:rtl w:val="0"/>
-        </w:rPr>
-        <w:t xml:space="preserve">) three-method combinations. The combination of methods that had the lowest AMI  for WHO 5th edition included </w:t>
-      </w:r>
-      <w:r>
-        <w:rPr>
-          <w:rFonts w:ascii="Times New Roman" w:cs="Times New Roman" w:eastAsia="Times New Roman" w:hAnsi="Times New Roman"/>
-          <w:color w:val="2a2a2a"/>
-          <w:sz w:val="24"/>
-          <w:szCs w:val="24"/>
-          <w:rtl w:val="0"/>
-        </w:rPr>
-        <w:t xml:space="preserve">ADA-002+AP, LTE-3+K-means, and all-MiniLM-L12-v2+Euclidean Dist which achieved 72.1% accuracy. Whereas for WHO all editions it was the combination of ADA-002+K-means, LTE-3+K-means, and all-MiniLM-L12-v2+Euclidean Dist which achieved 71.4%. These majority vote based methods outperformed the top individual methods by ~4% (WHO 5th edition, +41 terms) and ~2% (WHO all editions, +22 terms) on the subset of 1,600 CTR tumor names with a ground truth in the WHO system. While the standardization accuracy of the selected combination of methods for majority vote improved for both the WHO 5th and WHO all editions for this subset of CTR tumor names, this improvement may not generalize to a different subset of tumor names from the CTR. When all eleven methods for majority voting reduced accuracy to 44.2% (WHO 5th) and 48.4% (WHO all), demonstrating the benefit of mutual information-based selection for boosting accuracy. While effective on the evaluated subset, generalizability to other tumor sets requires further validation.</w:t>
-      </w:r>
-      <w:r>
-        <w:rPr>
-          <w:rtl w:val="0"/>
-        </w:rPr>
-      </w:r>
-    </w:p>
-    <w:p>
-      <w:pPr>
-        <w:spacing w:line="276.0005454545455" w:lineRule="auto"/>
-        <w:ind w:left="-540" w:firstLine="0"/>
-        <w:jc w:val="both"/>
-        <w:rPr>
-          <w:rFonts w:ascii="Times New Roman" w:cs="Times New Roman" w:eastAsia="Times New Roman" w:hAnsi="Times New Roman"/>
-          <w:color w:val="2a2a2a"/>
-          <w:sz w:val="24"/>
-          <w:szCs w:val="24"/>
-          <w:highlight w:val="yellow"/>
-        </w:rPr>
-      </w:pPr>
-      <w:r>
-        <w:rPr>
-          <w:rtl w:val="0"/>
-        </w:rPr>
-      </w:r>
-    </w:p>
-    <w:p>
-      <w:pPr>
-        <w:spacing w:line="276.0005454545455" w:lineRule="auto"/>
-        <w:ind w:left="-540" w:firstLine="0"/>
-        <w:jc w:val="both"/>
-        <w:rPr>
-          <w:rFonts w:ascii="Times New Roman" w:cs="Times New Roman" w:eastAsia="Times New Roman" w:hAnsi="Times New Roman"/>
-          <w:sz w:val="24"/>
-          <w:szCs w:val="24"/>
-        </w:rPr>
-      </w:pPr>
-      <w:r>
-        <w:rPr>
-          <w:rFonts w:ascii="Times New Roman" w:cs="Times New Roman" w:eastAsia="Times New Roman" w:hAnsi="Times New Roman"/>
-          <w:sz w:val="24"/>
-          <w:szCs w:val="24"/>
-          <w:highlight w:val="white"/>
           <w:rtl w:val="0"/>
         </w:rPr>
         <w:t xml:space="preserve">The CANTOS pipeline is adaptable for standardizing biomedical nomenclature across various systems beyond the WHO system and NCIt. It can be extended to work with other ontologies such as MONDO</w:t>
       </w:r>
-      <w:hyperlink r:id="rId78">
+      <w:hyperlink r:id="rId77">
         <w:r>
           <w:rPr>
             <w:rFonts w:ascii="Times New Roman" w:cs="Times New Roman" w:eastAsia="Times New Roman" w:hAnsi="Times New Roman"/>
@@ -8075,7 +6418,7 @@
         </w:rPr>
         <w:t xml:space="preserve">, Disease Ontology (DO)</w:t>
       </w:r>
-      <w:hyperlink r:id="rId79">
+      <w:hyperlink r:id="rId78">
         <w:r>
           <w:rPr>
             <w:rFonts w:ascii="Times New Roman" w:cs="Times New Roman" w:eastAsia="Times New Roman" w:hAnsi="Times New Roman"/>
@@ -8101,7 +6444,7 @@
         </w:rPr>
         <w:t xml:space="preserve">, Human Phenotype Ontology (HPO)</w:t>
       </w:r>
-      <w:hyperlink r:id="rId80">
+      <w:hyperlink r:id="rId79">
         <w:r>
           <w:rPr>
             <w:rFonts w:ascii="Times New Roman" w:cs="Times New Roman" w:eastAsia="Times New Roman" w:hAnsi="Times New Roman"/>
@@ -8127,7 +6470,7 @@
         </w:rPr>
         <w:t xml:space="preserve">, and medical coding systems like ICD-10</w:t>
       </w:r>
-      <w:hyperlink r:id="rId81">
+      <w:hyperlink r:id="rId80">
         <w:r>
           <w:rPr>
             <w:rFonts w:ascii="Times New Roman" w:cs="Times New Roman" w:eastAsia="Times New Roman" w:hAnsi="Times New Roman"/>
@@ -8153,7 +6496,7 @@
         </w:rPr>
         <w:t xml:space="preserve"> and SNOMED</w:t>
       </w:r>
-      <w:hyperlink r:id="rId82">
+      <w:hyperlink r:id="rId81">
         <w:r>
           <w:rPr>
             <w:rFonts w:ascii="Times New Roman" w:cs="Times New Roman" w:eastAsia="Times New Roman" w:hAnsi="Times New Roman"/>
@@ -8202,23 +6545,6 @@
       <w:pPr>
         <w:spacing w:line="276.0005454545455" w:lineRule="auto"/>
         <w:ind w:left="-540" w:firstLine="0"/>
-        <w:jc w:val="both"/>
-        <w:rPr>
-          <w:rFonts w:ascii="Times New Roman" w:cs="Times New Roman" w:eastAsia="Times New Roman" w:hAnsi="Times New Roman"/>
-          <w:sz w:val="24"/>
-          <w:szCs w:val="24"/>
-        </w:rPr>
-      </w:pPr>
-      <w:r>
-        <w:rPr>
-          <w:rtl w:val="0"/>
-        </w:rPr>
-      </w:r>
-    </w:p>
-    <w:p>
-      <w:pPr>
-        <w:spacing w:line="276.0005454545455" w:lineRule="auto"/>
-        <w:ind w:left="-540" w:firstLine="0"/>
         <w:rPr>
           <w:rFonts w:ascii="Times New Roman" w:cs="Times New Roman" w:eastAsia="Times New Roman" w:hAnsi="Times New Roman"/>
         </w:rPr>
@@ -8283,7 +6609,7 @@
         </w:rPr>
         <w:t xml:space="preserve"> </w:t>
       </w:r>
-      <w:hyperlink r:id="rId83">
+      <w:hyperlink r:id="rId82">
         <w:r>
           <w:rPr>
             <w:rFonts w:ascii="Times New Roman" w:cs="Times New Roman" w:eastAsia="Times New Roman" w:hAnsi="Times New Roman"/>
@@ -8326,76 +6652,6 @@
     </w:p>
     <w:p>
       <w:pPr>
-        <w:spacing w:line="276.0005454545455" w:lineRule="auto"/>
-        <w:ind w:left="-540" w:firstLine="0"/>
-        <w:jc w:val="both"/>
-        <w:rPr>
-          <w:rFonts w:ascii="Times New Roman" w:cs="Times New Roman" w:eastAsia="Times New Roman" w:hAnsi="Times New Roman"/>
-          <w:sz w:val="24"/>
-          <w:szCs w:val="24"/>
-          <w:highlight w:val="white"/>
-        </w:rPr>
-      </w:pPr>
-      <w:r>
-        <w:rPr>
-          <w:rtl w:val="0"/>
-        </w:rPr>
-      </w:r>
-    </w:p>
-    <w:p>
-      <w:pPr>
-        <w:spacing w:line="276.0005454545455" w:lineRule="auto"/>
-        <w:ind w:left="-540" w:firstLine="0"/>
-        <w:jc w:val="both"/>
-        <w:rPr>
-          <w:rFonts w:ascii="Times New Roman" w:cs="Times New Roman" w:eastAsia="Times New Roman" w:hAnsi="Times New Roman"/>
-          <w:sz w:val="24"/>
-          <w:szCs w:val="24"/>
-          <w:highlight w:val="white"/>
-        </w:rPr>
-      </w:pPr>
-      <w:r>
-        <w:rPr>
-          <w:rtl w:val="0"/>
-        </w:rPr>
-      </w:r>
-    </w:p>
-    <w:p>
-      <w:pPr>
-        <w:ind w:left="-540" w:firstLine="0"/>
-        <w:jc w:val="both"/>
-        <w:rPr>
-          <w:rFonts w:ascii="Times New Roman" w:cs="Times New Roman" w:eastAsia="Times New Roman" w:hAnsi="Times New Roman"/>
-          <w:color w:val="2a2a2a"/>
-          <w:sz w:val="24"/>
-          <w:szCs w:val="24"/>
-        </w:rPr>
-      </w:pPr>
-      <w:r>
-        <w:rPr>
-          <w:rtl w:val="0"/>
-        </w:rPr>
-      </w:r>
-    </w:p>
-    <w:p>
-      <w:pPr>
-        <w:ind w:left="-540" w:firstLine="0"/>
-        <w:jc w:val="both"/>
-        <w:rPr>
-          <w:rFonts w:ascii="Times New Roman" w:cs="Times New Roman" w:eastAsia="Times New Roman" w:hAnsi="Times New Roman"/>
-          <w:color w:val="2a2a2a"/>
-          <w:sz w:val="24"/>
-          <w:szCs w:val="24"/>
-        </w:rPr>
-      </w:pPr>
-      <w:r>
-        <w:rPr>
-          <w:rtl w:val="0"/>
-        </w:rPr>
-      </w:r>
-    </w:p>
-    <w:p>
-      <w:pPr>
         <w:ind w:left="-540" w:firstLine="0"/>
         <w:rPr>
           <w:rFonts w:ascii="Times New Roman" w:cs="Times New Roman" w:eastAsia="Times New Roman" w:hAnsi="Times New Roman"/>
@@ -8451,23 +6707,7 @@
           <w:szCs w:val="24"/>
           <w:rtl w:val="0"/>
         </w:rPr>
-        <w:t xml:space="preserve"> and NCIt using 36 methods based on text-matching and text-embedding. Our study showed that several text-embedding methods outperformed text-matching, while others had poorer or comparable performance, highlighting variability in embedding quality. The highest accuracy was achieved by text-embedding based method LTE-3+Euclidean Dist (against WHO all editions) and all-MiniLM-L12-v2+Euclidean Dist (against WHO 5th edition). These findings underscore the need for richer, fine-tuned embeddings trained on diverse biomedical and oncology datasets, including the WHO resource. Such models could improve tumor name identification and standardization, enhancing the performance and scalability of CANTOS.</w:t>
-      </w:r>
-    </w:p>
-    <w:p>
-      <w:pPr>
-        <w:spacing w:after="240" w:before="240" w:lineRule="auto"/>
-        <w:jc w:val="both"/>
-        <w:rPr>
-          <w:rFonts w:ascii="Times New Roman" w:cs="Times New Roman" w:eastAsia="Times New Roman" w:hAnsi="Times New Roman"/>
-          <w:sz w:val="24"/>
-          <w:szCs w:val="24"/>
-        </w:rPr>
-      </w:pPr>
-      <w:r>
-        <w:rPr>
-          <w:rtl w:val="0"/>
-        </w:rPr>
+        <w:t xml:space="preserve"> and NCIt using 36 methods based on text-matching and text-embedding. Our study showed that several text-embedding methods outperformed text-matching, while others had poorer or comparable performance, highlighting variability in embedding quality. The highest accuracy was achieved by text-embedding based method LTE-3+Euclidean Dist (against WHO-all) and all-MiniLM-L12-v2+Euclidean Dist (against WHO-5th). These findings underscore the need for richer, fine-tuned embeddings trained on diverse biomedical and oncology datasets, including the WHO resource. Such models could improve tumor name identification and standardization, enhancing the performance and scalability of CANTOS.</w:t>
       </w:r>
     </w:p>
     <w:p>
@@ -8490,117 +6730,6 @@
       <w:pPr>
         <w:ind w:left="-540" w:firstLine="0"/>
         <w:jc w:val="both"/>
-        <w:rPr>
-          <w:rFonts w:ascii="Times New Roman" w:cs="Times New Roman" w:eastAsia="Times New Roman" w:hAnsi="Times New Roman"/>
-          <w:sz w:val="24"/>
-          <w:szCs w:val="24"/>
-        </w:rPr>
-      </w:pPr>
-      <w:r>
-        <w:rPr>
-          <w:rtl w:val="0"/>
-        </w:rPr>
-      </w:r>
-    </w:p>
-    <w:p>
-      <w:pPr>
-        <w:ind w:left="-540" w:firstLine="0"/>
-        <w:jc w:val="both"/>
-        <w:rPr>
-          <w:rFonts w:ascii="Times New Roman" w:cs="Times New Roman" w:eastAsia="Times New Roman" w:hAnsi="Times New Roman"/>
-          <w:sz w:val="24"/>
-          <w:szCs w:val="24"/>
-        </w:rPr>
-      </w:pPr>
-      <w:r>
-        <w:rPr>
-          <w:rtl w:val="0"/>
-        </w:rPr>
-      </w:r>
-    </w:p>
-    <w:p>
-      <w:pPr>
-        <w:ind w:left="-540" w:firstLine="0"/>
-        <w:jc w:val="both"/>
-        <w:rPr>
-          <w:rFonts w:ascii="Times New Roman" w:cs="Times New Roman" w:eastAsia="Times New Roman" w:hAnsi="Times New Roman"/>
-          <w:sz w:val="24"/>
-          <w:szCs w:val="24"/>
-        </w:rPr>
-      </w:pPr>
-      <w:r>
-        <w:rPr>
-          <w:rtl w:val="0"/>
-        </w:rPr>
-      </w:r>
-    </w:p>
-    <w:p>
-      <w:pPr>
-        <w:ind w:left="-540" w:firstLine="0"/>
-        <w:jc w:val="both"/>
-        <w:rPr>
-          <w:rFonts w:ascii="Times New Roman" w:cs="Times New Roman" w:eastAsia="Times New Roman" w:hAnsi="Times New Roman"/>
-          <w:sz w:val="24"/>
-          <w:szCs w:val="24"/>
-        </w:rPr>
-      </w:pPr>
-      <w:r>
-        <w:rPr>
-          <w:rtl w:val="0"/>
-        </w:rPr>
-      </w:r>
-    </w:p>
-    <w:p>
-      <w:pPr>
-        <w:ind w:left="-540" w:firstLine="0"/>
-        <w:jc w:val="both"/>
-        <w:rPr>
-          <w:rFonts w:ascii="Times New Roman" w:cs="Times New Roman" w:eastAsia="Times New Roman" w:hAnsi="Times New Roman"/>
-          <w:sz w:val="24"/>
-          <w:szCs w:val="24"/>
-        </w:rPr>
-      </w:pPr>
-      <w:r>
-        <w:rPr>
-          <w:rtl w:val="0"/>
-        </w:rPr>
-      </w:r>
-    </w:p>
-    <w:p>
-      <w:pPr>
-        <w:ind w:left="-540" w:firstLine="0"/>
-        <w:jc w:val="both"/>
-        <w:rPr>
-          <w:rFonts w:ascii="Times New Roman" w:cs="Times New Roman" w:eastAsia="Times New Roman" w:hAnsi="Times New Roman"/>
-          <w:sz w:val="24"/>
-          <w:szCs w:val="24"/>
-        </w:rPr>
-      </w:pPr>
-      <w:r>
-        <w:rPr>
-          <w:rtl w:val="0"/>
-        </w:rPr>
-      </w:r>
-    </w:p>
-    <w:p>
-      <w:pPr>
-        <w:ind w:left="-540" w:firstLine="0"/>
-        <w:jc w:val="both"/>
-        <w:rPr>
-          <w:rFonts w:ascii="Times New Roman" w:cs="Times New Roman" w:eastAsia="Times New Roman" w:hAnsi="Times New Roman"/>
-          <w:sz w:val="24"/>
-          <w:szCs w:val="24"/>
-        </w:rPr>
-      </w:pPr>
-      <w:r>
-        <w:rPr>
-          <w:rtl w:val="0"/>
-        </w:rPr>
-      </w:r>
-    </w:p>
-    <w:p>
-      <w:pPr>
-        <w:ind w:left="-540" w:firstLine="0"/>
         <w:rPr>
           <w:rFonts w:ascii="Times New Roman" w:cs="Times New Roman" w:eastAsia="Times New Roman" w:hAnsi="Times New Roman"/>
           <w:b w:val="1"/>
@@ -8611,19 +6740,32 @@
       </w:pPr>
       <w:r>
         <w:rPr>
+          <w:rtl w:val="0"/>
+        </w:rPr>
+      </w:r>
+    </w:p>
+    <w:p>
+      <w:pPr>
+        <w:ind w:left="-540" w:firstLine="0"/>
+        <w:jc w:val="both"/>
+        <w:rPr>
           <w:rFonts w:ascii="Times New Roman" w:cs="Times New Roman" w:eastAsia="Times New Roman" w:hAnsi="Times New Roman"/>
           <w:b w:val="1"/>
           <w:sz w:val="28"/>
           <w:szCs w:val="28"/>
           <w:highlight w:val="white"/>
-          <w:rtl w:val="0"/>
-        </w:rPr>
-        <w:t xml:space="preserve">Resource availability</w:t>
+        </w:rPr>
+      </w:pPr>
+      <w:r>
+        <w:rPr>
+          <w:rtl w:val="0"/>
+        </w:rPr>
       </w:r>
     </w:p>
     <w:p>
       <w:pPr>
         <w:ind w:left="-540" w:firstLine="0"/>
+        <w:jc w:val="both"/>
         <w:rPr>
           <w:rFonts w:ascii="Times New Roman" w:cs="Times New Roman" w:eastAsia="Times New Roman" w:hAnsi="Times New Roman"/>
           <w:b w:val="1"/>
@@ -8634,6 +6776,29 @@
       </w:pPr>
       <w:r>
         <w:rPr>
+          <w:rFonts w:ascii="Times New Roman" w:cs="Times New Roman" w:eastAsia="Times New Roman" w:hAnsi="Times New Roman"/>
+          <w:b w:val="1"/>
+          <w:sz w:val="28"/>
+          <w:szCs w:val="28"/>
+          <w:highlight w:val="white"/>
+          <w:rtl w:val="0"/>
+        </w:rPr>
+        <w:t xml:space="preserve">Resource availability</w:t>
+      </w:r>
+    </w:p>
+    <w:p>
+      <w:pPr>
+        <w:ind w:left="-540" w:firstLine="0"/>
+        <w:rPr>
+          <w:rFonts w:ascii="Times New Roman" w:cs="Times New Roman" w:eastAsia="Times New Roman" w:hAnsi="Times New Roman"/>
+          <w:b w:val="1"/>
+          <w:sz w:val="28"/>
+          <w:szCs w:val="28"/>
+          <w:highlight w:val="white"/>
+        </w:rPr>
+      </w:pPr>
+      <w:r>
+        <w:rPr>
           <w:rtl w:val="0"/>
         </w:rPr>
       </w:r>
@@ -8686,7 +6851,7 @@
         </w:rPr>
         <w:t xml:space="preserve">Users can download the data used in this paper from the CTR website (</w:t>
       </w:r>
-      <w:hyperlink r:id="rId84">
+      <w:hyperlink r:id="rId83">
         <w:r>
           <w:rPr>
             <w:rFonts w:ascii="Times New Roman" w:cs="Times New Roman" w:eastAsia="Times New Roman" w:hAnsi="Times New Roman"/>
@@ -8710,7 +6875,7 @@
         </w:rPr>
         <w:t xml:space="preserve">)</w:t>
       </w:r>
-      <w:hyperlink r:id="rId85">
+      <w:hyperlink r:id="rId84">
         <w:r>
           <w:rPr>
             <w:rFonts w:ascii="Times New Roman" w:cs="Times New Roman" w:eastAsia="Times New Roman" w:hAnsi="Times New Roman"/>
@@ -8736,7 +6901,7 @@
         </w:rPr>
         <w:t xml:space="preserve">, Clinical Trials API or from the Aggregate Analysis of ClinicalTrials.gov-Clinical Trials Transformative Initiative (AACT-CTTI) website (</w:t>
       </w:r>
-      <w:hyperlink r:id="rId86">
+      <w:hyperlink r:id="rId85">
         <w:r>
           <w:rPr>
             <w:rFonts w:ascii="Times New Roman" w:cs="Times New Roman" w:eastAsia="Times New Roman" w:hAnsi="Times New Roman"/>
@@ -8781,7 +6946,7 @@
         </w:rPr>
         <w:t xml:space="preserve">. The code files for building and running CANTOS, along with the instructions for downloading the embeddings generated using Open AI are publicly available at our GitHub repository: </w:t>
       </w:r>
-      <w:hyperlink r:id="rId87">
+      <w:hyperlink r:id="rId86">
         <w:r>
           <w:rPr>
             <w:rFonts w:ascii="Times New Roman" w:cs="Times New Roman" w:eastAsia="Times New Roman" w:hAnsi="Times New Roman"/>
@@ -9017,7 +7182,7 @@
         </w:rPr>
         <w:t xml:space="preserve">. The code for implementation of the CANTOS pipeline is available in our public GitHub repository:</w:t>
       </w:r>
-      <w:hyperlink r:id="rId88">
+      <w:hyperlink r:id="rId87">
         <w:r>
           <w:rPr>
             <w:rFonts w:ascii="Times New Roman" w:cs="Times New Roman" w:eastAsia="Times New Roman" w:hAnsi="Times New Roman"/>
@@ -9030,7 +7195,7 @@
           <w:t xml:space="preserve"> </w:t>
         </w:r>
       </w:hyperlink>
-      <w:hyperlink r:id="rId89">
+      <w:hyperlink r:id="rId88">
         <w:r>
           <w:rPr>
             <w:rFonts w:ascii="Times New Roman" w:cs="Times New Roman" w:eastAsia="Times New Roman" w:hAnsi="Times New Roman"/>
@@ -9134,6 +7299,8 @@
         <w:rPr>
           <w:rFonts w:ascii="Times New Roman" w:cs="Times New Roman" w:eastAsia="Times New Roman" w:hAnsi="Times New Roman"/>
           <w:b w:val="1"/>
+          <w:sz w:val="24"/>
+          <w:szCs w:val="24"/>
           <w:highlight w:val="white"/>
         </w:rPr>
       </w:pPr>
@@ -9154,37 +7321,6 @@
         </w:rPr>
         <w:t xml:space="preserve"> </w:t>
       </w:r>
-    </w:p>
-    <w:p>
-      <w:pPr>
-        <w:spacing w:line="276.0005454545455" w:lineRule="auto"/>
-        <w:ind w:left="-540" w:firstLine="0"/>
-        <w:rPr>
-          <w:rFonts w:ascii="Times New Roman" w:cs="Times New Roman" w:eastAsia="Times New Roman" w:hAnsi="Times New Roman"/>
-          <w:b w:val="1"/>
-          <w:sz w:val="24"/>
-          <w:szCs w:val="24"/>
-          <w:highlight w:val="white"/>
-        </w:rPr>
-      </w:pPr>
-      <w:r>
-        <w:rPr>
-          <w:rtl w:val="0"/>
-        </w:rPr>
-      </w:r>
-    </w:p>
-    <w:p>
-      <w:pPr>
-        <w:spacing w:line="276.0005454545455" w:lineRule="auto"/>
-        <w:ind w:left="-540" w:firstLine="0"/>
-        <w:rPr>
-          <w:rFonts w:ascii="Times New Roman" w:cs="Times New Roman" w:eastAsia="Times New Roman" w:hAnsi="Times New Roman"/>
-          <w:b w:val="1"/>
-          <w:sz w:val="24"/>
-          <w:szCs w:val="24"/>
-          <w:highlight w:val="white"/>
-        </w:rPr>
-      </w:pPr>
       <w:r>
         <w:rPr>
           <w:rtl w:val="0"/>
@@ -9455,7 +7591,7 @@
         <w:t xml:space="preserve">1.</w:t>
         <w:tab/>
       </w:r>
-      <w:hyperlink r:id="rId90">
+      <w:hyperlink r:id="rId89">
         <w:r>
           <w:rPr>
             <w:rFonts w:ascii="Times New Roman" w:cs="Times New Roman" w:eastAsia="Times New Roman" w:hAnsi="Times New Roman"/>
@@ -9470,7 +7606,7 @@
           <w:t xml:space="preserve">Bray, F., Laversanne, M., Sung, H., Ferlay, J., Siegel, R.L., Soerjomataram, I., and Jemal, A. (2024). Global cancer statistics 2022: GLOBOCAN estimates of incidence and mortality worldwide for 36 cancers in 185 countries. CA Cancer J. Clin. </w:t>
         </w:r>
       </w:hyperlink>
-      <w:hyperlink r:id="rId91">
+      <w:hyperlink r:id="rId90">
         <w:r>
           <w:rPr>
             <w:rFonts w:ascii="Times New Roman" w:cs="Times New Roman" w:eastAsia="Times New Roman" w:hAnsi="Times New Roman"/>
@@ -9485,7 +7621,7 @@
           <w:t xml:space="preserve">74</w:t>
         </w:r>
       </w:hyperlink>
-      <w:hyperlink r:id="rId92">
+      <w:hyperlink r:id="rId91">
         <w:r>
           <w:rPr>
             <w:rFonts w:ascii="Times New Roman" w:cs="Times New Roman" w:eastAsia="Times New Roman" w:hAnsi="Times New Roman"/>
@@ -9545,7 +7681,7 @@
         <w:t xml:space="preserve">2.</w:t>
         <w:tab/>
       </w:r>
-      <w:hyperlink r:id="rId93">
+      <w:hyperlink r:id="rId92">
         <w:r>
           <w:rPr>
             <w:rFonts w:ascii="Times New Roman" w:cs="Times New Roman" w:eastAsia="Times New Roman" w:hAnsi="Times New Roman"/>
@@ -9560,7 +7696,7 @@
           <w:t xml:space="preserve">Siegel, R.L., Giaquinto, A.N., and Jemal, A. (2024). Cancer statistics, 2024. CA Cancer J. Clin. </w:t>
         </w:r>
       </w:hyperlink>
-      <w:hyperlink r:id="rId94">
+      <w:hyperlink r:id="rId93">
         <w:r>
           <w:rPr>
             <w:rFonts w:ascii="Times New Roman" w:cs="Times New Roman" w:eastAsia="Times New Roman" w:hAnsi="Times New Roman"/>
@@ -9575,7 +7711,7 @@
           <w:t xml:space="preserve">74</w:t>
         </w:r>
       </w:hyperlink>
-      <w:hyperlink r:id="rId95">
+      <w:hyperlink r:id="rId94">
         <w:r>
           <w:rPr>
             <w:rFonts w:ascii="Times New Roman" w:cs="Times New Roman" w:eastAsia="Times New Roman" w:hAnsi="Times New Roman"/>
@@ -9635,7 +7771,7 @@
         <w:t xml:space="preserve">3.</w:t>
         <w:tab/>
       </w:r>
-      <w:hyperlink r:id="rId96">
+      <w:hyperlink r:id="rId95">
         <w:r>
           <w:rPr>
             <w:rFonts w:ascii="Times New Roman" w:cs="Times New Roman" w:eastAsia="Times New Roman" w:hAnsi="Times New Roman"/>
@@ -9650,7 +7786,7 @@
           <w:t xml:space="preserve">Matt, G.Y., Sioson, E., Shelton, K., Wang, J., Lu, C., Zaldivar Peraza, A., Gangwani, K., Paul, R., Reilly, C., Acić, A., et al. (2024). St. Jude Survivorship Portal: Sharing and Analyzing Large Clinical and Genomic Datasets from Pediatric Cancer Survivors. Cancer Discov. </w:t>
         </w:r>
       </w:hyperlink>
-      <w:hyperlink r:id="rId97">
+      <w:hyperlink r:id="rId96">
         <w:r>
           <w:rPr>
             <w:rFonts w:ascii="Times New Roman" w:cs="Times New Roman" w:eastAsia="Times New Roman" w:hAnsi="Times New Roman"/>
@@ -9665,7 +7801,7 @@
           <w:t xml:space="preserve">14</w:t>
         </w:r>
       </w:hyperlink>
-      <w:hyperlink r:id="rId98">
+      <w:hyperlink r:id="rId97">
         <w:r>
           <w:rPr>
             <w:rFonts w:ascii="Times New Roman" w:cs="Times New Roman" w:eastAsia="Times New Roman" w:hAnsi="Times New Roman"/>
@@ -9725,7 +7861,7 @@
         <w:t xml:space="preserve">4.</w:t>
         <w:tab/>
       </w:r>
-      <w:hyperlink r:id="rId99">
+      <w:hyperlink r:id="rId98">
         <w:r>
           <w:rPr>
             <w:rFonts w:ascii="Times New Roman" w:cs="Times New Roman" w:eastAsia="Times New Roman" w:hAnsi="Times New Roman"/>
@@ -9740,7 +7876,7 @@
           <w:t xml:space="preserve">Aristizabal, P., Winestone, L.E., Umaretiya, P., and Bona, K. (2021). Disparities in Pediatric Oncology: The 21st Century Opportunity to Improve Outcomes for Children and Adolescents With Cancer. Am Soc Clin Oncol Educ Book </w:t>
         </w:r>
       </w:hyperlink>
-      <w:hyperlink r:id="rId100">
+      <w:hyperlink r:id="rId99">
         <w:r>
           <w:rPr>
             <w:rFonts w:ascii="Times New Roman" w:cs="Times New Roman" w:eastAsia="Times New Roman" w:hAnsi="Times New Roman"/>
@@ -9755,7 +7891,7 @@
           <w:t xml:space="preserve">41</w:t>
         </w:r>
       </w:hyperlink>
-      <w:hyperlink r:id="rId101">
+      <w:hyperlink r:id="rId100">
         <w:r>
           <w:rPr>
             <w:rFonts w:ascii="Times New Roman" w:cs="Times New Roman" w:eastAsia="Times New Roman" w:hAnsi="Times New Roman"/>
@@ -9815,7 +7951,7 @@
         <w:t xml:space="preserve">5.</w:t>
         <w:tab/>
       </w:r>
-      <w:hyperlink r:id="rId102">
+      <w:hyperlink r:id="rId101">
         <w:r>
           <w:rPr>
             <w:rFonts w:ascii="Times New Roman" w:cs="Times New Roman" w:eastAsia="Times New Roman" w:hAnsi="Times New Roman"/>
@@ -9830,7 +7966,7 @@
           <w:t xml:space="preserve">Hunger Stephen P., and Mullighan Charles G. Acute Lymphoblastic Leukemia in Children. N. Engl. J. Med. </w:t>
         </w:r>
       </w:hyperlink>
-      <w:hyperlink r:id="rId103">
+      <w:hyperlink r:id="rId102">
         <w:r>
           <w:rPr>
             <w:rFonts w:ascii="Times New Roman" w:cs="Times New Roman" w:eastAsia="Times New Roman" w:hAnsi="Times New Roman"/>
@@ -9845,7 +7981,7 @@
           <w:t xml:space="preserve">373</w:t>
         </w:r>
       </w:hyperlink>
-      <w:hyperlink r:id="rId104">
+      <w:hyperlink r:id="rId103">
         <w:r>
           <w:rPr>
             <w:rFonts w:ascii="Times New Roman" w:cs="Times New Roman" w:eastAsia="Times New Roman" w:hAnsi="Times New Roman"/>
@@ -9905,7 +8041,7 @@
         <w:t xml:space="preserve">6.</w:t>
         <w:tab/>
       </w:r>
-      <w:hyperlink r:id="rId105">
+      <w:hyperlink r:id="rId104">
         <w:r>
           <w:rPr>
             <w:rFonts w:ascii="Times New Roman" w:cs="Times New Roman" w:eastAsia="Times New Roman" w:hAnsi="Times New Roman"/>
@@ -9920,7 +8056,7 @@
           <w:t xml:space="preserve">Laetsch, T.W., DuBois, S.G., Bender, J.G., Macy, M.E., and Moreno, L. (2021). Opportunities and Challenges in Drug Development for Pediatric Cancers. Cancer Discov. </w:t>
         </w:r>
       </w:hyperlink>
-      <w:hyperlink r:id="rId106">
+      <w:hyperlink r:id="rId105">
         <w:r>
           <w:rPr>
             <w:rFonts w:ascii="Times New Roman" w:cs="Times New Roman" w:eastAsia="Times New Roman" w:hAnsi="Times New Roman"/>
@@ -9935,7 +8071,7 @@
           <w:t xml:space="preserve">11</w:t>
         </w:r>
       </w:hyperlink>
-      <w:hyperlink r:id="rId107">
+      <w:hyperlink r:id="rId106">
         <w:r>
           <w:rPr>
             <w:rFonts w:ascii="Times New Roman" w:cs="Times New Roman" w:eastAsia="Times New Roman" w:hAnsi="Times New Roman"/>
@@ -9995,7 +8131,7 @@
         <w:t xml:space="preserve">7.</w:t>
         <w:tab/>
       </w:r>
-      <w:hyperlink r:id="rId108">
+      <w:hyperlink r:id="rId107">
         <w:r>
           <w:rPr>
             <w:rFonts w:ascii="Times New Roman" w:cs="Times New Roman" w:eastAsia="Times New Roman" w:hAnsi="Times New Roman"/>
@@ -10010,7 +8146,7 @@
           <w:t xml:space="preserve">Renfro, L.A., Ji, L., Piao, J., Onar-Thomas, A., Kairalla, J.A., and Alonzo, T.A. (2019). Trial Design Challenges and Approaches for Precision Oncology in Rare Tumors: Experiences of the Children’s Oncology Group. JCO Precis Oncol </w:t>
         </w:r>
       </w:hyperlink>
-      <w:hyperlink r:id="rId109">
+      <w:hyperlink r:id="rId108">
         <w:r>
           <w:rPr>
             <w:rFonts w:ascii="Times New Roman" w:cs="Times New Roman" w:eastAsia="Times New Roman" w:hAnsi="Times New Roman"/>
@@ -10025,7 +8161,7 @@
           <w:t xml:space="preserve">3</w:t>
         </w:r>
       </w:hyperlink>
-      <w:hyperlink r:id="rId110">
+      <w:hyperlink r:id="rId109">
         <w:r>
           <w:rPr>
             <w:rFonts w:ascii="Times New Roman" w:cs="Times New Roman" w:eastAsia="Times New Roman" w:hAnsi="Times New Roman"/>
@@ -10040,7 +8176,7 @@
           <w:t xml:space="preserve">. https://doi.org/</w:t>
         </w:r>
       </w:hyperlink>
-      <w:hyperlink r:id="rId111">
+      <w:hyperlink r:id="rId110">
         <w:r>
           <w:rPr>
             <w:rFonts w:ascii="Times New Roman" w:cs="Times New Roman" w:eastAsia="Times New Roman" w:hAnsi="Times New Roman"/>
@@ -10055,7 +8191,7 @@
           <w:t xml:space="preserve">10.1200/PO.19.00060</w:t>
         </w:r>
       </w:hyperlink>
-      <w:hyperlink r:id="rId112">
+      <w:hyperlink r:id="rId111">
         <w:r>
           <w:rPr>
             <w:rFonts w:ascii="Times New Roman" w:cs="Times New Roman" w:eastAsia="Times New Roman" w:hAnsi="Times New Roman"/>
@@ -10115,7 +8251,7 @@
         <w:t xml:space="preserve">8.</w:t>
         <w:tab/>
       </w:r>
-      <w:hyperlink r:id="rId113">
+      <w:hyperlink r:id="rId112">
         <w:r>
           <w:rPr>
             <w:rFonts w:ascii="Times New Roman" w:cs="Times New Roman" w:eastAsia="Times New Roman" w:hAnsi="Times New Roman"/>
@@ -10130,7 +8266,7 @@
           <w:t xml:space="preserve">Rivers, Z., Hyde, B., Ronski, K., Stearns, D., Toll, S., Ritt, K., Cooney, M., Nimeiri, H., Federman, N., and Kaneva, K. (2023). Exploring Barriers to Pediatric Cancer Clinical Trials: The Role of a Networked, Just-in-Time Study Program. Clin. Ther. </w:t>
         </w:r>
       </w:hyperlink>
-      <w:hyperlink r:id="rId114">
+      <w:hyperlink r:id="rId113">
         <w:r>
           <w:rPr>
             <w:rFonts w:ascii="Times New Roman" w:cs="Times New Roman" w:eastAsia="Times New Roman" w:hAnsi="Times New Roman"/>
@@ -10145,7 +8281,7 @@
           <w:t xml:space="preserve">45</w:t>
         </w:r>
       </w:hyperlink>
-      <w:hyperlink r:id="rId115">
+      <w:hyperlink r:id="rId114">
         <w:r>
           <w:rPr>
             <w:rFonts w:ascii="Times New Roman" w:cs="Times New Roman" w:eastAsia="Times New Roman" w:hAnsi="Times New Roman"/>
@@ -10205,7 +8341,7 @@
         <w:t xml:space="preserve">9.</w:t>
         <w:tab/>
       </w:r>
-      <w:hyperlink r:id="rId116">
+      <w:hyperlink r:id="rId115">
         <w:r>
           <w:rPr>
             <w:rFonts w:ascii="Times New Roman" w:cs="Times New Roman" w:eastAsia="Times New Roman" w:hAnsi="Times New Roman"/>
@@ -10220,7 +8356,7 @@
           <w:t xml:space="preserve">National Institutes of Health Clinical Trials Registry ClinicalTrials.gov. </w:t>
         </w:r>
       </w:hyperlink>
-      <w:hyperlink r:id="rId117">
+      <w:hyperlink r:id="rId116">
         <w:r>
           <w:rPr>
             <w:rFonts w:ascii="Times New Roman" w:cs="Times New Roman" w:eastAsia="Times New Roman" w:hAnsi="Times New Roman"/>
@@ -10235,7 +8371,7 @@
           <w:t xml:space="preserve">https://clinicaltrials.gov/</w:t>
         </w:r>
       </w:hyperlink>
-      <w:hyperlink r:id="rId118">
+      <w:hyperlink r:id="rId117">
         <w:r>
           <w:rPr>
             <w:rFonts w:ascii="Times New Roman" w:cs="Times New Roman" w:eastAsia="Times New Roman" w:hAnsi="Times New Roman"/>
@@ -10295,7 +8431,7 @@
         <w:t xml:space="preserve">10.</w:t>
         <w:tab/>
       </w:r>
-      <w:hyperlink r:id="rId119">
+      <w:hyperlink r:id="rId118">
         <w:r>
           <w:rPr>
             <w:rFonts w:ascii="Times New Roman" w:cs="Times New Roman" w:eastAsia="Times New Roman" w:hAnsi="Times New Roman"/>
@@ -10310,7 +8446,7 @@
           <w:t xml:space="preserve">Zarin, D.A., Tse, T., Williams, R.J., Califf, R.M., and Ide, N.C. (2011). The ClinicalTrials.gov Results Database — Update and Key Issues. N. Engl. J. Med. </w:t>
         </w:r>
       </w:hyperlink>
-      <w:hyperlink r:id="rId120">
+      <w:hyperlink r:id="rId119">
         <w:r>
           <w:rPr>
             <w:rFonts w:ascii="Times New Roman" w:cs="Times New Roman" w:eastAsia="Times New Roman" w:hAnsi="Times New Roman"/>
@@ -10325,7 +8461,7 @@
           <w:t xml:space="preserve">364</w:t>
         </w:r>
       </w:hyperlink>
-      <w:hyperlink r:id="rId121">
+      <w:hyperlink r:id="rId120">
         <w:r>
           <w:rPr>
             <w:rFonts w:ascii="Times New Roman" w:cs="Times New Roman" w:eastAsia="Times New Roman" w:hAnsi="Times New Roman"/>
@@ -10385,7 +8521,7 @@
         <w:t xml:space="preserve">11.</w:t>
         <w:tab/>
       </w:r>
-      <w:hyperlink r:id="rId122">
+      <w:hyperlink r:id="rId121">
         <w:r>
           <w:rPr>
             <w:rFonts w:ascii="Times New Roman" w:cs="Times New Roman" w:eastAsia="Times New Roman" w:hAnsi="Times New Roman"/>
@@ -10445,7 +8581,7 @@
         <w:t xml:space="preserve">12.</w:t>
         <w:tab/>
       </w:r>
-      <w:hyperlink r:id="rId123">
+      <w:hyperlink r:id="rId122">
         <w:r>
           <w:rPr>
             <w:rFonts w:ascii="Times New Roman" w:cs="Times New Roman" w:eastAsia="Times New Roman" w:hAnsi="Times New Roman"/>
@@ -10505,7 +8641,7 @@
         <w:t xml:space="preserve">13.</w:t>
         <w:tab/>
       </w:r>
-      <w:hyperlink r:id="rId124">
+      <w:hyperlink r:id="rId123">
         <w:r>
           <w:rPr>
             <w:rFonts w:ascii="Times New Roman" w:cs="Times New Roman" w:eastAsia="Times New Roman" w:hAnsi="Times New Roman"/>
@@ -10565,7 +8701,7 @@
         <w:t xml:space="preserve">14.</w:t>
         <w:tab/>
       </w:r>
-      <w:hyperlink r:id="rId125">
+      <w:hyperlink r:id="rId124">
         <w:r>
           <w:rPr>
             <w:rFonts w:ascii="Times New Roman" w:cs="Times New Roman" w:eastAsia="Times New Roman" w:hAnsi="Times New Roman"/>
@@ -10625,7 +8761,7 @@
         <w:t xml:space="preserve">15.</w:t>
         <w:tab/>
       </w:r>
-      <w:hyperlink r:id="rId126">
+      <w:hyperlink r:id="rId125">
         <w:r>
           <w:rPr>
             <w:rFonts w:ascii="Times New Roman" w:cs="Times New Roman" w:eastAsia="Times New Roman" w:hAnsi="Times New Roman"/>
@@ -10685,7 +8821,7 @@
         <w:t xml:space="preserve">16.</w:t>
         <w:tab/>
       </w:r>
-      <w:hyperlink r:id="rId127">
+      <w:hyperlink r:id="rId126">
         <w:r>
           <w:rPr>
             <w:rFonts w:ascii="Times New Roman" w:cs="Times New Roman" w:eastAsia="Times New Roman" w:hAnsi="Times New Roman"/>
@@ -10745,7 +8881,7 @@
         <w:t xml:space="preserve">17.</w:t>
         <w:tab/>
       </w:r>
-      <w:hyperlink r:id="rId128">
+      <w:hyperlink r:id="rId127">
         <w:r>
           <w:rPr>
             <w:rFonts w:ascii="Times New Roman" w:cs="Times New Roman" w:eastAsia="Times New Roman" w:hAnsi="Times New Roman"/>
@@ -10805,7 +8941,7 @@
         <w:t xml:space="preserve">18.</w:t>
         <w:tab/>
       </w:r>
-      <w:hyperlink r:id="rId129">
+      <w:hyperlink r:id="rId128">
         <w:r>
           <w:rPr>
             <w:rFonts w:ascii="Times New Roman" w:cs="Times New Roman" w:eastAsia="Times New Roman" w:hAnsi="Times New Roman"/>
@@ -10865,7 +9001,7 @@
         <w:t xml:space="preserve">19.</w:t>
         <w:tab/>
       </w:r>
-      <w:hyperlink r:id="rId130">
+      <w:hyperlink r:id="rId129">
         <w:r>
           <w:rPr>
             <w:rFonts w:ascii="Times New Roman" w:cs="Times New Roman" w:eastAsia="Times New Roman" w:hAnsi="Times New Roman"/>
@@ -10925,7 +9061,7 @@
         <w:t xml:space="preserve">20.</w:t>
         <w:tab/>
       </w:r>
-      <w:hyperlink r:id="rId131">
+      <w:hyperlink r:id="rId130">
         <w:r>
           <w:rPr>
             <w:rFonts w:ascii="Times New Roman" w:cs="Times New Roman" w:eastAsia="Times New Roman" w:hAnsi="Times New Roman"/>
@@ -10985,7 +9121,7 @@
         <w:t xml:space="preserve">21.</w:t>
         <w:tab/>
       </w:r>
-      <w:hyperlink r:id="rId132">
+      <w:hyperlink r:id="rId131">
         <w:r>
           <w:rPr>
             <w:rFonts w:ascii="Times New Roman" w:cs="Times New Roman" w:eastAsia="Times New Roman" w:hAnsi="Times New Roman"/>
@@ -11045,7 +9181,7 @@
         <w:t xml:space="preserve">22.</w:t>
         <w:tab/>
       </w:r>
-      <w:hyperlink r:id="rId133">
+      <w:hyperlink r:id="rId132">
         <w:r>
           <w:rPr>
             <w:rFonts w:ascii="Times New Roman" w:cs="Times New Roman" w:eastAsia="Times New Roman" w:hAnsi="Times New Roman"/>
@@ -11105,7 +9241,7 @@
         <w:t xml:space="preserve">23.</w:t>
         <w:tab/>
       </w:r>
-      <w:hyperlink r:id="rId134">
+      <w:hyperlink r:id="rId133">
         <w:r>
           <w:rPr>
             <w:rFonts w:ascii="Times New Roman" w:cs="Times New Roman" w:eastAsia="Times New Roman" w:hAnsi="Times New Roman"/>
@@ -11165,7 +9301,7 @@
         <w:t xml:space="preserve">24.</w:t>
         <w:tab/>
       </w:r>
-      <w:hyperlink r:id="rId135">
+      <w:hyperlink r:id="rId134">
         <w:r>
           <w:rPr>
             <w:rFonts w:ascii="Times New Roman" w:cs="Times New Roman" w:eastAsia="Times New Roman" w:hAnsi="Times New Roman"/>
@@ -11225,7 +9361,7 @@
         <w:t xml:space="preserve">25.</w:t>
         <w:tab/>
       </w:r>
-      <w:hyperlink r:id="rId136">
+      <w:hyperlink r:id="rId135">
         <w:r>
           <w:rPr>
             <w:rFonts w:ascii="Times New Roman" w:cs="Times New Roman" w:eastAsia="Times New Roman" w:hAnsi="Times New Roman"/>
@@ -11285,7 +9421,7 @@
         <w:t xml:space="preserve">26.</w:t>
         <w:tab/>
       </w:r>
-      <w:hyperlink r:id="rId137">
+      <w:hyperlink r:id="rId136">
         <w:r>
           <w:rPr>
             <w:rFonts w:ascii="Times New Roman" w:cs="Times New Roman" w:eastAsia="Times New Roman" w:hAnsi="Times New Roman"/>
@@ -11345,7 +9481,7 @@
         <w:t xml:space="preserve">27.</w:t>
         <w:tab/>
       </w:r>
-      <w:hyperlink r:id="rId138">
+      <w:hyperlink r:id="rId137">
         <w:r>
           <w:rPr>
             <w:rFonts w:ascii="Times New Roman" w:cs="Times New Roman" w:eastAsia="Times New Roman" w:hAnsi="Times New Roman"/>
@@ -11405,7 +9541,7 @@
         <w:t xml:space="preserve">28.</w:t>
         <w:tab/>
       </w:r>
-      <w:hyperlink r:id="rId139">
+      <w:hyperlink r:id="rId138">
         <w:r>
           <w:rPr>
             <w:rFonts w:ascii="Times New Roman" w:cs="Times New Roman" w:eastAsia="Times New Roman" w:hAnsi="Times New Roman"/>
@@ -11465,7 +9601,7 @@
         <w:t xml:space="preserve">29.</w:t>
         <w:tab/>
       </w:r>
-      <w:hyperlink r:id="rId140">
+      <w:hyperlink r:id="rId139">
         <w:r>
           <w:rPr>
             <w:rFonts w:ascii="Times New Roman" w:cs="Times New Roman" w:eastAsia="Times New Roman" w:hAnsi="Times New Roman"/>
@@ -11525,7 +9661,7 @@
         <w:t xml:space="preserve">30.</w:t>
         <w:tab/>
       </w:r>
-      <w:hyperlink r:id="rId141">
+      <w:hyperlink r:id="rId140">
         <w:r>
           <w:rPr>
             <w:rFonts w:ascii="Times New Roman" w:cs="Times New Roman" w:eastAsia="Times New Roman" w:hAnsi="Times New Roman"/>
@@ -11585,7 +9721,7 @@
         <w:t xml:space="preserve">31.</w:t>
         <w:tab/>
       </w:r>
-      <w:hyperlink r:id="rId142">
+      <w:hyperlink r:id="rId141">
         <w:r>
           <w:rPr>
             <w:rFonts w:ascii="Times New Roman" w:cs="Times New Roman" w:eastAsia="Times New Roman" w:hAnsi="Times New Roman"/>
@@ -11645,7 +9781,7 @@
         <w:t xml:space="preserve">32.</w:t>
         <w:tab/>
       </w:r>
-      <w:hyperlink r:id="rId143">
+      <w:hyperlink r:id="rId142">
         <w:r>
           <w:rPr>
             <w:rFonts w:ascii="Times New Roman" w:cs="Times New Roman" w:eastAsia="Times New Roman" w:hAnsi="Times New Roman"/>
@@ -11705,7 +9841,7 @@
         <w:t xml:space="preserve">33.</w:t>
         <w:tab/>
       </w:r>
-      <w:hyperlink r:id="rId144">
+      <w:hyperlink r:id="rId143">
         <w:r>
           <w:rPr>
             <w:rFonts w:ascii="Times New Roman" w:cs="Times New Roman" w:eastAsia="Times New Roman" w:hAnsi="Times New Roman"/>
@@ -11765,7 +9901,7 @@
         <w:t xml:space="preserve">34.</w:t>
         <w:tab/>
       </w:r>
-      <w:hyperlink r:id="rId145">
+      <w:hyperlink r:id="rId144">
         <w:r>
           <w:rPr>
             <w:rFonts w:ascii="Times New Roman" w:cs="Times New Roman" w:eastAsia="Times New Roman" w:hAnsi="Times New Roman"/>
@@ -11825,7 +9961,7 @@
         <w:t xml:space="preserve">35.</w:t>
         <w:tab/>
       </w:r>
-      <w:hyperlink r:id="rId146">
+      <w:hyperlink r:id="rId145">
         <w:r>
           <w:rPr>
             <w:rFonts w:ascii="Times New Roman" w:cs="Times New Roman" w:eastAsia="Times New Roman" w:hAnsi="Times New Roman"/>
@@ -11885,7 +10021,7 @@
         <w:t xml:space="preserve">36.</w:t>
         <w:tab/>
       </w:r>
-      <w:hyperlink r:id="rId147">
+      <w:hyperlink r:id="rId146">
         <w:r>
           <w:rPr>
             <w:rFonts w:ascii="Times New Roman" w:cs="Times New Roman" w:eastAsia="Times New Roman" w:hAnsi="Times New Roman"/>
@@ -11945,7 +10081,7 @@
         <w:t xml:space="preserve">37.</w:t>
         <w:tab/>
       </w:r>
-      <w:hyperlink r:id="rId148">
+      <w:hyperlink r:id="rId147">
         <w:r>
           <w:rPr>
             <w:rFonts w:ascii="Times New Roman" w:cs="Times New Roman" w:eastAsia="Times New Roman" w:hAnsi="Times New Roman"/>
@@ -12005,7 +10141,7 @@
         <w:t xml:space="preserve">38.</w:t>
         <w:tab/>
       </w:r>
-      <w:hyperlink r:id="rId149">
+      <w:hyperlink r:id="rId148">
         <w:r>
           <w:rPr>
             <w:rFonts w:ascii="Times New Roman" w:cs="Times New Roman" w:eastAsia="Times New Roman" w:hAnsi="Times New Roman"/>
@@ -12065,7 +10201,7 @@
         <w:t xml:space="preserve">39.</w:t>
         <w:tab/>
       </w:r>
-      <w:hyperlink r:id="rId150">
+      <w:hyperlink r:id="rId149">
         <w:r>
           <w:rPr>
             <w:rFonts w:ascii="Times New Roman" w:cs="Times New Roman" w:eastAsia="Times New Roman" w:hAnsi="Times New Roman"/>
@@ -12125,7 +10261,7 @@
         <w:t xml:space="preserve">40.</w:t>
         <w:tab/>
       </w:r>
-      <w:hyperlink r:id="rId151">
+      <w:hyperlink r:id="rId150">
         <w:r>
           <w:rPr>
             <w:rFonts w:ascii="Times New Roman" w:cs="Times New Roman" w:eastAsia="Times New Roman" w:hAnsi="Times New Roman"/>
@@ -12185,7 +10321,7 @@
         <w:t xml:space="preserve">41.</w:t>
         <w:tab/>
       </w:r>
-      <w:hyperlink r:id="rId152">
+      <w:hyperlink r:id="rId151">
         <w:r>
           <w:rPr>
             <w:rFonts w:ascii="Times New Roman" w:cs="Times New Roman" w:eastAsia="Times New Roman" w:hAnsi="Times New Roman"/>
@@ -12245,7 +10381,7 @@
         <w:t xml:space="preserve">42.</w:t>
         <w:tab/>
       </w:r>
-      <w:hyperlink r:id="rId153">
+      <w:hyperlink r:id="rId152">
         <w:r>
           <w:rPr>
             <w:rFonts w:ascii="Times New Roman" w:cs="Times New Roman" w:eastAsia="Times New Roman" w:hAnsi="Times New Roman"/>
@@ -12305,7 +10441,7 @@
         <w:t xml:space="preserve">43.</w:t>
         <w:tab/>
       </w:r>
-      <w:hyperlink r:id="rId154">
+      <w:hyperlink r:id="rId153">
         <w:r>
           <w:rPr>
             <w:rFonts w:ascii="Times New Roman" w:cs="Times New Roman" w:eastAsia="Times New Roman" w:hAnsi="Times New Roman"/>
@@ -12365,7 +10501,7 @@
         <w:t xml:space="preserve">44.</w:t>
         <w:tab/>
       </w:r>
-      <w:hyperlink r:id="rId155">
+      <w:hyperlink r:id="rId154">
         <w:r>
           <w:rPr>
             <w:rFonts w:ascii="Times New Roman" w:cs="Times New Roman" w:eastAsia="Times New Roman" w:hAnsi="Times New Roman"/>
@@ -12425,7 +10561,7 @@
         <w:t xml:space="preserve">45.</w:t>
         <w:tab/>
       </w:r>
-      <w:hyperlink r:id="rId156">
+      <w:hyperlink r:id="rId155">
         <w:r>
           <w:rPr>
             <w:rFonts w:ascii="Times New Roman" w:cs="Times New Roman" w:eastAsia="Times New Roman" w:hAnsi="Times New Roman"/>
@@ -12440,7 +10576,7 @@
           <w:t xml:space="preserve">Ochoa, D., Hercules, A., Carmona, M., Suveges, D., Gonzalez-Uriarte, A., Malangone, C., Miranda, A., Fumis, L., Carvalho-Silva, D., Spitzer, M., et al. (2021). Open Targets Platform: supporting systematic drug-target identification and prioritisation. Nucleic Acids Res. </w:t>
         </w:r>
       </w:hyperlink>
-      <w:hyperlink r:id="rId157">
+      <w:hyperlink r:id="rId156">
         <w:r>
           <w:rPr>
             <w:rFonts w:ascii="Times New Roman" w:cs="Times New Roman" w:eastAsia="Times New Roman" w:hAnsi="Times New Roman"/>
@@ -12455,7 +10591,7 @@
           <w:t xml:space="preserve">49</w:t>
         </w:r>
       </w:hyperlink>
-      <w:hyperlink r:id="rId158">
+      <w:hyperlink r:id="rId157">
         <w:r>
           <w:rPr>
             <w:rFonts w:ascii="Times New Roman" w:cs="Times New Roman" w:eastAsia="Times New Roman" w:hAnsi="Times New Roman"/>
@@ -12515,7 +10651,7 @@
         <w:t xml:space="preserve">46.</w:t>
         <w:tab/>
       </w:r>
-      <w:hyperlink r:id="rId159">
+      <w:hyperlink r:id="rId158">
         <w:r>
           <w:rPr>
             <w:rFonts w:ascii="Times New Roman" w:cs="Times New Roman" w:eastAsia="Times New Roman" w:hAnsi="Times New Roman"/>
@@ -12530,7 +10666,7 @@
           <w:t xml:space="preserve">US National Institutes of Health (2014). Illuminating the Druggable Genome. Illuminating the Druggable Genome. </w:t>
         </w:r>
       </w:hyperlink>
-      <w:hyperlink r:id="rId160">
+      <w:hyperlink r:id="rId159">
         <w:r>
           <w:rPr>
             <w:rFonts w:ascii="Times New Roman" w:cs="Times New Roman" w:eastAsia="Times New Roman" w:hAnsi="Times New Roman"/>
@@ -12545,7 +10681,7 @@
           <w:t xml:space="preserve">https://druggablegenome.net/</w:t>
         </w:r>
       </w:hyperlink>
-      <w:hyperlink r:id="rId161">
+      <w:hyperlink r:id="rId160">
         <w:r>
           <w:rPr>
             <w:rFonts w:ascii="Times New Roman" w:cs="Times New Roman" w:eastAsia="Times New Roman" w:hAnsi="Times New Roman"/>
@@ -12605,7 +10741,7 @@
         <w:t xml:space="preserve">47.</w:t>
         <w:tab/>
       </w:r>
-      <w:hyperlink r:id="rId162">
+      <w:hyperlink r:id="rId161">
         <w:r>
           <w:rPr>
             <w:rFonts w:ascii="Times New Roman" w:cs="Times New Roman" w:eastAsia="Times New Roman" w:hAnsi="Times New Roman"/>
@@ -12665,7 +10801,7 @@
         <w:t xml:space="preserve">48.</w:t>
         <w:tab/>
       </w:r>
-      <w:hyperlink r:id="rId163">
+      <w:hyperlink r:id="rId162">
         <w:r>
           <w:rPr>
             <w:rFonts w:ascii="Times New Roman" w:cs="Times New Roman" w:eastAsia="Times New Roman" w:hAnsi="Times New Roman"/>
@@ -12680,7 +10816,7 @@
           <w:t xml:space="preserve">Liang Wang, Nan Yang, Xiaolong Huang, Binxing Jiao, Linjun Yang, Daxin Jiang, Rangan Majumder, Furu Wei (2022). E5-Large. Hugging Face. </w:t>
         </w:r>
       </w:hyperlink>
-      <w:hyperlink r:id="rId164">
+      <w:hyperlink r:id="rId163">
         <w:r>
           <w:rPr>
             <w:rFonts w:ascii="Times New Roman" w:cs="Times New Roman" w:eastAsia="Times New Roman" w:hAnsi="Times New Roman"/>
@@ -12695,7 +10831,7 @@
           <w:t xml:space="preserve">https://huggingface.co/intfloat/e5-large</w:t>
         </w:r>
       </w:hyperlink>
-      <w:hyperlink r:id="rId165">
+      <w:hyperlink r:id="rId164">
         <w:r>
           <w:rPr>
             <w:rFonts w:ascii="Times New Roman" w:cs="Times New Roman" w:eastAsia="Times New Roman" w:hAnsi="Times New Roman"/>
@@ -12755,7 +10891,7 @@
         <w:t xml:space="preserve">49.</w:t>
         <w:tab/>
       </w:r>
-      <w:hyperlink r:id="rId166">
+      <w:hyperlink r:id="rId165">
         <w:r>
           <w:rPr>
             <w:rFonts w:ascii="Times New Roman" w:cs="Times New Roman" w:eastAsia="Times New Roman" w:hAnsi="Times New Roman"/>
@@ -12770,7 +10906,7 @@
           <w:t xml:space="preserve">Liang Wang, Nan Yang, Xiaolong Huang, Binxing Jiao, Linjun Yang, Daxin Jiang, Rangan Majumder, Furu Wei (2023). E5-large-v2. Hugging Face. </w:t>
         </w:r>
       </w:hyperlink>
-      <w:hyperlink r:id="rId167">
+      <w:hyperlink r:id="rId166">
         <w:r>
           <w:rPr>
             <w:rFonts w:ascii="Times New Roman" w:cs="Times New Roman" w:eastAsia="Times New Roman" w:hAnsi="Times New Roman"/>
@@ -12785,7 +10921,7 @@
           <w:t xml:space="preserve">https://huggingface.co/intfloat/e5-large-v2</w:t>
         </w:r>
       </w:hyperlink>
-      <w:hyperlink r:id="rId168">
+      <w:hyperlink r:id="rId167">
         <w:r>
           <w:rPr>
             <w:rFonts w:ascii="Times New Roman" w:cs="Times New Roman" w:eastAsia="Times New Roman" w:hAnsi="Times New Roman"/>
@@ -12845,7 +10981,7 @@
         <w:t xml:space="preserve">50.</w:t>
         <w:tab/>
       </w:r>
-      <w:hyperlink r:id="rId169">
+      <w:hyperlink r:id="rId168">
         <w:r>
           <w:rPr>
             <w:rFonts w:ascii="Times New Roman" w:cs="Times New Roman" w:eastAsia="Times New Roman" w:hAnsi="Times New Roman"/>
@@ -12860,7 +10996,7 @@
           <w:t xml:space="preserve">all-mpnet-base-v2 Hugging Face. </w:t>
         </w:r>
       </w:hyperlink>
-      <w:hyperlink r:id="rId170">
+      <w:hyperlink r:id="rId169">
         <w:r>
           <w:rPr>
             <w:rFonts w:ascii="Times New Roman" w:cs="Times New Roman" w:eastAsia="Times New Roman" w:hAnsi="Times New Roman"/>
@@ -12875,7 +11011,7 @@
           <w:t xml:space="preserve">https://huggingface.co/sentence-transformers/all-mpnet-base-v2</w:t>
         </w:r>
       </w:hyperlink>
-      <w:hyperlink r:id="rId171">
+      <w:hyperlink r:id="rId170">
         <w:r>
           <w:rPr>
             <w:rFonts w:ascii="Times New Roman" w:cs="Times New Roman" w:eastAsia="Times New Roman" w:hAnsi="Times New Roman"/>
@@ -12935,7 +11071,7 @@
         <w:t xml:space="preserve">51.</w:t>
         <w:tab/>
       </w:r>
-      <w:hyperlink r:id="rId172">
+      <w:hyperlink r:id="rId171">
         <w:r>
           <w:rPr>
             <w:rFonts w:ascii="Times New Roman" w:cs="Times New Roman" w:eastAsia="Times New Roman" w:hAnsi="Times New Roman"/>
@@ -12950,7 +11086,7 @@
           <w:t xml:space="preserve">all-MiniLM-L12-v2 Hugging Face. </w:t>
         </w:r>
       </w:hyperlink>
-      <w:hyperlink r:id="rId173">
+      <w:hyperlink r:id="rId172">
         <w:r>
           <w:rPr>
             <w:rFonts w:ascii="Times New Roman" w:cs="Times New Roman" w:eastAsia="Times New Roman" w:hAnsi="Times New Roman"/>
@@ -12965,7 +11101,7 @@
           <w:t xml:space="preserve">https://huggingface.co/sentence-transformers/all-MiniLM-L12-v2</w:t>
         </w:r>
       </w:hyperlink>
-      <w:hyperlink r:id="rId174">
+      <w:hyperlink r:id="rId173">
         <w:r>
           <w:rPr>
             <w:rFonts w:ascii="Times New Roman" w:cs="Times New Roman" w:eastAsia="Times New Roman" w:hAnsi="Times New Roman"/>
@@ -13025,7 +11161,7 @@
         <w:t xml:space="preserve">52.</w:t>
         <w:tab/>
       </w:r>
-      <w:hyperlink r:id="rId175">
+      <w:hyperlink r:id="rId174">
         <w:r>
           <w:rPr>
             <w:rFonts w:ascii="Times New Roman" w:cs="Times New Roman" w:eastAsia="Times New Roman" w:hAnsi="Times New Roman"/>
@@ -13085,7 +11221,7 @@
         <w:t xml:space="preserve">53.</w:t>
         <w:tab/>
       </w:r>
-      <w:hyperlink r:id="rId176">
+      <w:hyperlink r:id="rId175">
         <w:r>
           <w:rPr>
             <w:rFonts w:ascii="Times New Roman" w:cs="Times New Roman" w:eastAsia="Times New Roman" w:hAnsi="Times New Roman"/>
@@ -13100,7 +11236,7 @@
           <w:t xml:space="preserve">Jianmo Ni, Chen Qu, Jing Lu, Zhuyun Dai, Gustavo Hernández Ábrego, Ji Ma, Vincent Y. Zhao, Yi Luan, Keith B. Hall, Ming-Wei Chang, Yinfei Yang (2021). gtr-t5-large. Hugging Face. </w:t>
         </w:r>
       </w:hyperlink>
-      <w:hyperlink r:id="rId177">
+      <w:hyperlink r:id="rId176">
         <w:r>
           <w:rPr>
             <w:rFonts w:ascii="Times New Roman" w:cs="Times New Roman" w:eastAsia="Times New Roman" w:hAnsi="Times New Roman"/>
@@ -13115,7 +11251,7 @@
           <w:t xml:space="preserve">https://huggingface.co/sentence-transformers/gtr-t5-large</w:t>
         </w:r>
       </w:hyperlink>
-      <w:hyperlink r:id="rId178">
+      <w:hyperlink r:id="rId177">
         <w:r>
           <w:rPr>
             <w:rFonts w:ascii="Times New Roman" w:cs="Times New Roman" w:eastAsia="Times New Roman" w:hAnsi="Times New Roman"/>
@@ -13175,7 +11311,7 @@
         <w:t xml:space="preserve">54.</w:t>
         <w:tab/>
       </w:r>
-      <w:hyperlink r:id="rId179">
+      <w:hyperlink r:id="rId178">
         <w:r>
           <w:rPr>
             <w:rFonts w:ascii="Times New Roman" w:cs="Times New Roman" w:eastAsia="Times New Roman" w:hAnsi="Times New Roman"/>
@@ -13190,7 +11326,7 @@
           <w:t xml:space="preserve">all-MiniLM-L6-v2 Hugging Face. </w:t>
         </w:r>
       </w:hyperlink>
-      <w:hyperlink r:id="rId180">
+      <w:hyperlink r:id="rId179">
         <w:r>
           <w:rPr>
             <w:rFonts w:ascii="Times New Roman" w:cs="Times New Roman" w:eastAsia="Times New Roman" w:hAnsi="Times New Roman"/>
@@ -13205,7 +11341,7 @@
           <w:t xml:space="preserve">https://huggingface.co/sentence-transformers/all-MiniLM-L6-v2</w:t>
         </w:r>
       </w:hyperlink>
-      <w:hyperlink r:id="rId181">
+      <w:hyperlink r:id="rId180">
         <w:r>
           <w:rPr>
             <w:rFonts w:ascii="Times New Roman" w:cs="Times New Roman" w:eastAsia="Times New Roman" w:hAnsi="Times New Roman"/>
@@ -13265,7 +11401,7 @@
         <w:t xml:space="preserve">55.</w:t>
         <w:tab/>
       </w:r>
-      <w:hyperlink r:id="rId182">
+      <w:hyperlink r:id="rId181">
         <w:r>
           <w:rPr>
             <w:rFonts w:ascii="Times New Roman" w:cs="Times New Roman" w:eastAsia="Times New Roman" w:hAnsi="Times New Roman"/>
@@ -13280,7 +11416,7 @@
           <w:t xml:space="preserve">all-roberta-large-v1 Hugging Face. </w:t>
         </w:r>
       </w:hyperlink>
-      <w:hyperlink r:id="rId183">
+      <w:hyperlink r:id="rId182">
         <w:r>
           <w:rPr>
             <w:rFonts w:ascii="Times New Roman" w:cs="Times New Roman" w:eastAsia="Times New Roman" w:hAnsi="Times New Roman"/>
@@ -13295,7 +11431,7 @@
           <w:t xml:space="preserve">https://huggingface.co/sentence-transformers/all-roberta-large-v1</w:t>
         </w:r>
       </w:hyperlink>
-      <w:hyperlink r:id="rId184">
+      <w:hyperlink r:id="rId183">
         <w:r>
           <w:rPr>
             <w:rFonts w:ascii="Times New Roman" w:cs="Times New Roman" w:eastAsia="Times New Roman" w:hAnsi="Times New Roman"/>
@@ -13355,7 +11491,7 @@
         <w:t xml:space="preserve">56.</w:t>
         <w:tab/>
       </w:r>
-      <w:hyperlink r:id="rId185">
+      <w:hyperlink r:id="rId184">
         <w:r>
           <w:rPr>
             <w:rFonts w:ascii="Times New Roman" w:cs="Times New Roman" w:eastAsia="Times New Roman" w:hAnsi="Times New Roman"/>
@@ -13370,7 +11506,7 @@
           <w:t xml:space="preserve">Fangyu Liu, Ehsan Shareghi, Zaiqiao Meng, Marco Basaldella, Nigel Collier (2021). SapBERT. Hugging Face. </w:t>
         </w:r>
       </w:hyperlink>
-      <w:hyperlink r:id="rId186">
+      <w:hyperlink r:id="rId185">
         <w:r>
           <w:rPr>
             <w:rFonts w:ascii="Times New Roman" w:cs="Times New Roman" w:eastAsia="Times New Roman" w:hAnsi="Times New Roman"/>
@@ -13385,7 +11521,7 @@
           <w:t xml:space="preserve">https://huggingface.co/cambridgeltl/SapBERT-from-PubMedBERT-fulltext</w:t>
         </w:r>
       </w:hyperlink>
-      <w:hyperlink r:id="rId187">
+      <w:hyperlink r:id="rId186">
         <w:r>
           <w:rPr>
             <w:rFonts w:ascii="Times New Roman" w:cs="Times New Roman" w:eastAsia="Times New Roman" w:hAnsi="Times New Roman"/>
@@ -13445,7 +11581,7 @@
         <w:t xml:space="preserve">57.</w:t>
         <w:tab/>
       </w:r>
-      <w:hyperlink r:id="rId188">
+      <w:hyperlink r:id="rId187">
         <w:r>
           <w:rPr>
             <w:rFonts w:ascii="Times New Roman" w:cs="Times New Roman" w:eastAsia="Times New Roman" w:hAnsi="Times New Roman"/>
@@ -13505,7 +11641,7 @@
         <w:t xml:space="preserve">58.</w:t>
         <w:tab/>
       </w:r>
-      <w:hyperlink r:id="rId189">
+      <w:hyperlink r:id="rId188">
         <w:r>
           <w:rPr>
             <w:rFonts w:ascii="Times New Roman" w:cs="Times New Roman" w:eastAsia="Times New Roman" w:hAnsi="Times New Roman"/>
@@ -13520,7 +11656,7 @@
           <w:t xml:space="preserve">Wang, G., Liu, X., Ying, Z., Yang, G., Chen, Z., Liu, Z., Zhang, M., Yan, H., Lu, Y., Gao, Y., et al. (2023). Optimized glycemic control of type 2 diabetes with reinforcement learning: a proof-of-concept trial. Nat. Med. </w:t>
         </w:r>
       </w:hyperlink>
-      <w:hyperlink r:id="rId190">
+      <w:hyperlink r:id="rId189">
         <w:r>
           <w:rPr>
             <w:rFonts w:ascii="Times New Roman" w:cs="Times New Roman" w:eastAsia="Times New Roman" w:hAnsi="Times New Roman"/>
@@ -13535,7 +11671,7 @@
           <w:t xml:space="preserve">29</w:t>
         </w:r>
       </w:hyperlink>
-      <w:hyperlink r:id="rId191">
+      <w:hyperlink r:id="rId190">
         <w:r>
           <w:rPr>
             <w:rFonts w:ascii="Times New Roman" w:cs="Times New Roman" w:eastAsia="Times New Roman" w:hAnsi="Times New Roman"/>
@@ -13595,7 +11731,7 @@
         <w:t xml:space="preserve">59.</w:t>
         <w:tab/>
       </w:r>
-      <w:hyperlink r:id="rId192">
+      <w:hyperlink r:id="rId191">
         <w:r>
           <w:rPr>
             <w:rFonts w:ascii="Times New Roman" w:cs="Times New Roman" w:eastAsia="Times New Roman" w:hAnsi="Times New Roman"/>
@@ -13610,7 +11746,7 @@
           <w:t xml:space="preserve">Guangyu Wang, Xiaohong Liu, Zhen Ying, Guoxing Yang, Zhiwei Chen, Zhiwen Liu, Min Zhang, Hongmei Yan, Yuxing Lu, Yuanxu Gao, Kanmin Xue, Xiaoying Li,Ying Chen (2023). ClinicalBERT. Hugging Face. </w:t>
         </w:r>
       </w:hyperlink>
-      <w:hyperlink r:id="rId193">
+      <w:hyperlink r:id="rId192">
         <w:r>
           <w:rPr>
             <w:rFonts w:ascii="Times New Roman" w:cs="Times New Roman" w:eastAsia="Times New Roman" w:hAnsi="Times New Roman"/>
@@ -13625,7 +11761,7 @@
           <w:t xml:space="preserve">https://huggingface.co/medicalai/ClinicalBERT</w:t>
         </w:r>
       </w:hyperlink>
-      <w:hyperlink r:id="rId194">
+      <w:hyperlink r:id="rId193">
         <w:r>
           <w:rPr>
             <w:rFonts w:ascii="Times New Roman" w:cs="Times New Roman" w:eastAsia="Times New Roman" w:hAnsi="Times New Roman"/>
@@ -13685,7 +11821,7 @@
         <w:t xml:space="preserve">60.</w:t>
         <w:tab/>
       </w:r>
-      <w:hyperlink r:id="rId195">
+      <w:hyperlink r:id="rId194">
         <w:r>
           <w:rPr>
             <w:rFonts w:ascii="Times New Roman" w:cs="Times New Roman" w:eastAsia="Times New Roman" w:hAnsi="Times New Roman"/>
@@ -13700,7 +11836,7 @@
           <w:t xml:space="preserve">Gu, Y., Tinn, R., Cheng, H., Lucas, M., Usuyama, N., Liu, X., Naumann, T., Gao, J., and Poon, H. (2022). Domain-specific language model pretraining for biomedical natural language processing. ACM Trans. Comput. Healthc. </w:t>
         </w:r>
       </w:hyperlink>
-      <w:hyperlink r:id="rId196">
+      <w:hyperlink r:id="rId195">
         <w:r>
           <w:rPr>
             <w:rFonts w:ascii="Times New Roman" w:cs="Times New Roman" w:eastAsia="Times New Roman" w:hAnsi="Times New Roman"/>
@@ -13715,7 +11851,7 @@
           <w:t xml:space="preserve">3</w:t>
         </w:r>
       </w:hyperlink>
-      <w:hyperlink r:id="rId197">
+      <w:hyperlink r:id="rId196">
         <w:r>
           <w:rPr>
             <w:rFonts w:ascii="Times New Roman" w:cs="Times New Roman" w:eastAsia="Times New Roman" w:hAnsi="Times New Roman"/>
@@ -13775,7 +11911,7 @@
         <w:t xml:space="preserve">61.</w:t>
         <w:tab/>
       </w:r>
-      <w:hyperlink r:id="rId198">
+      <w:hyperlink r:id="rId197">
         <w:r>
           <w:rPr>
             <w:rFonts w:ascii="Times New Roman" w:cs="Times New Roman" w:eastAsia="Times New Roman" w:hAnsi="Times New Roman"/>
@@ -13790,7 +11926,7 @@
           <w:t xml:space="preserve">Yu Gu , Robert Tinn , Hao Cheng , Michael Lucas , Naoto Usuyama , Xiaodong Liu , Tristan Naumann and Jianfeng Gao , Hoifung Poon (2020). BiomedNLP-BiomedBERT-base-uncased-abstract. Hugging Face. </w:t>
         </w:r>
       </w:hyperlink>
-      <w:hyperlink r:id="rId199">
+      <w:hyperlink r:id="rId198">
         <w:r>
           <w:rPr>
             <w:rFonts w:ascii="Times New Roman" w:cs="Times New Roman" w:eastAsia="Times New Roman" w:hAnsi="Times New Roman"/>
@@ -13805,7 +11941,7 @@
           <w:t xml:space="preserve">https://huggingface.co/microsoft/BiomedNLP-BiomedBERT-base-uncased-abstract</w:t>
         </w:r>
       </w:hyperlink>
-      <w:hyperlink r:id="rId200">
+      <w:hyperlink r:id="rId199">
         <w:r>
           <w:rPr>
             <w:rFonts w:ascii="Times New Roman" w:cs="Times New Roman" w:eastAsia="Times New Roman" w:hAnsi="Times New Roman"/>
@@ -13865,7 +12001,7 @@
         <w:t xml:space="preserve">62.</w:t>
         <w:tab/>
       </w:r>
-      <w:hyperlink r:id="rId201">
+      <w:hyperlink r:id="rId200">
         <w:r>
           <w:rPr>
             <w:rFonts w:ascii="Times New Roman" w:cs="Times New Roman" w:eastAsia="Times New Roman" w:hAnsi="Times New Roman"/>
@@ -13880,7 +12016,7 @@
           <w:t xml:space="preserve">Lee, J., Yoon, W., Kim, S., Kim, D., Kim, S., So, C.H., and Kang, J. (2020). BioBERT: a pre-trained biomedical language representation model for biomedical text mining. Bioinformatics </w:t>
         </w:r>
       </w:hyperlink>
-      <w:hyperlink r:id="rId202">
+      <w:hyperlink r:id="rId201">
         <w:r>
           <w:rPr>
             <w:rFonts w:ascii="Times New Roman" w:cs="Times New Roman" w:eastAsia="Times New Roman" w:hAnsi="Times New Roman"/>
@@ -13895,7 +12031,7 @@
           <w:t xml:space="preserve">36</w:t>
         </w:r>
       </w:hyperlink>
-      <w:hyperlink r:id="rId203">
+      <w:hyperlink r:id="rId202">
         <w:r>
           <w:rPr>
             <w:rFonts w:ascii="Times New Roman" w:cs="Times New Roman" w:eastAsia="Times New Roman" w:hAnsi="Times New Roman"/>
@@ -13955,7 +12091,7 @@
         <w:t xml:space="preserve">63.</w:t>
         <w:tab/>
       </w:r>
-      <w:hyperlink r:id="rId204">
+      <w:hyperlink r:id="rId203">
         <w:r>
           <w:rPr>
             <w:rFonts w:ascii="Times New Roman" w:cs="Times New Roman" w:eastAsia="Times New Roman" w:hAnsi="Times New Roman"/>
@@ -14015,7 +12151,7 @@
         <w:t xml:space="preserve">64.</w:t>
         <w:tab/>
       </w:r>
-      <w:hyperlink r:id="rId205">
+      <w:hyperlink r:id="rId204">
         <w:r>
           <w:rPr>
             <w:rFonts w:ascii="Times New Roman" w:cs="Times New Roman" w:eastAsia="Times New Roman" w:hAnsi="Times New Roman"/>
@@ -14030,7 +12166,7 @@
           <w:t xml:space="preserve">Cohan, I.B.K.L. (2019). scibert_scivocab_uncased. Hugging Face. </w:t>
         </w:r>
       </w:hyperlink>
-      <w:hyperlink r:id="rId206">
+      <w:hyperlink r:id="rId205">
         <w:r>
           <w:rPr>
             <w:rFonts w:ascii="Times New Roman" w:cs="Times New Roman" w:eastAsia="Times New Roman" w:hAnsi="Times New Roman"/>
@@ -14045,7 +12181,7 @@
           <w:t xml:space="preserve">https://huggingface.co/allenai/scibert_scivocab_uncased</w:t>
         </w:r>
       </w:hyperlink>
-      <w:hyperlink r:id="rId207">
+      <w:hyperlink r:id="rId206">
         <w:r>
           <w:rPr>
             <w:rFonts w:ascii="Times New Roman" w:cs="Times New Roman" w:eastAsia="Times New Roman" w:hAnsi="Times New Roman"/>
@@ -14105,7 +12241,7 @@
         <w:t xml:space="preserve">65.</w:t>
         <w:tab/>
       </w:r>
-      <w:hyperlink r:id="rId208">
+      <w:hyperlink r:id="rId207">
         <w:r>
           <w:rPr>
             <w:rFonts w:ascii="Times New Roman" w:cs="Times New Roman" w:eastAsia="Times New Roman" w:hAnsi="Times New Roman"/>
@@ -14120,7 +12256,7 @@
           <w:t xml:space="preserve">Warner, B., Chaffin, A., Clavié, B., Weller, O., Hallström, O., Taghadouini, S., Gallagher, A., Biswas, R., Ladhak, F., Aarsen, T., et al. (2024). Smarter, better, faster, longer: A modern bidirectional encoder for fast, memory efficient, and long context finetuning and inference. arXiv [cs.CL]. https://doi.org/</w:t>
         </w:r>
       </w:hyperlink>
-      <w:hyperlink r:id="rId209">
+      <w:hyperlink r:id="rId208">
         <w:r>
           <w:rPr>
             <w:rFonts w:ascii="Times New Roman" w:cs="Times New Roman" w:eastAsia="Times New Roman" w:hAnsi="Times New Roman"/>
@@ -14135,7 +12271,7 @@
           <w:t xml:space="preserve">10.48550/ARXIV.2412.13663</w:t>
         </w:r>
       </w:hyperlink>
-      <w:hyperlink r:id="rId210">
+      <w:hyperlink r:id="rId209">
         <w:r>
           <w:rPr>
             <w:rFonts w:ascii="Times New Roman" w:cs="Times New Roman" w:eastAsia="Times New Roman" w:hAnsi="Times New Roman"/>
@@ -14195,7 +12331,7 @@
         <w:t xml:space="preserve">66.</w:t>
         <w:tab/>
       </w:r>
-      <w:hyperlink r:id="rId211">
+      <w:hyperlink r:id="rId210">
         <w:r>
           <w:rPr>
             <w:rFonts w:ascii="Times New Roman" w:cs="Times New Roman" w:eastAsia="Times New Roman" w:hAnsi="Times New Roman"/>
@@ -14210,7 +12346,7 @@
           <w:t xml:space="preserve">Benjamin Warner and Antoine Chaffin and Benjamin Clavié and Orion Weller and Oskar Hallström and Said Taghadouini and Alexis Gallagher and Raja Biswas and Faisal Ladhak and Tom Aarsen and Nathan Cooper and Griffin Adams and Jeremy Howard and Iacopo Poli (2024). ModernBERT-large. Hugging Face. </w:t>
         </w:r>
       </w:hyperlink>
-      <w:hyperlink r:id="rId212">
+      <w:hyperlink r:id="rId211">
         <w:r>
           <w:rPr>
             <w:rFonts w:ascii="Times New Roman" w:cs="Times New Roman" w:eastAsia="Times New Roman" w:hAnsi="Times New Roman"/>
@@ -14225,7 +12361,7 @@
           <w:t xml:space="preserve">https://huggingface.co/answerdotai/ModernBERT-large</w:t>
         </w:r>
       </w:hyperlink>
-      <w:hyperlink r:id="rId213">
+      <w:hyperlink r:id="rId212">
         <w:r>
           <w:rPr>
             <w:rFonts w:ascii="Times New Roman" w:cs="Times New Roman" w:eastAsia="Times New Roman" w:hAnsi="Times New Roman"/>
@@ -14285,7 +12421,7 @@
         <w:t xml:space="preserve">67.</w:t>
         <w:tab/>
       </w:r>
-      <w:hyperlink r:id="rId214">
+      <w:hyperlink r:id="rId213">
         <w:r>
           <w:rPr>
             <w:rFonts w:ascii="Times New Roman" w:cs="Times New Roman" w:eastAsia="Times New Roman" w:hAnsi="Times New Roman"/>
@@ -14300,7 +12436,7 @@
           <w:t xml:space="preserve">Luo, R., Sun, L., Xia, Y., Qin, T., Zhang, S., Poon, H., and Liu, T.-Y. (2022). BioGPT: generative pre-trained transformer for biomedical text generation and mining. Brief. Bioinform. </w:t>
         </w:r>
       </w:hyperlink>
-      <w:hyperlink r:id="rId215">
+      <w:hyperlink r:id="rId214">
         <w:r>
           <w:rPr>
             <w:rFonts w:ascii="Times New Roman" w:cs="Times New Roman" w:eastAsia="Times New Roman" w:hAnsi="Times New Roman"/>
@@ -14315,7 +12451,7 @@
           <w:t xml:space="preserve">23</w:t>
         </w:r>
       </w:hyperlink>
-      <w:hyperlink r:id="rId216">
+      <w:hyperlink r:id="rId215">
         <w:r>
           <w:rPr>
             <w:rFonts w:ascii="Times New Roman" w:cs="Times New Roman" w:eastAsia="Times New Roman" w:hAnsi="Times New Roman"/>
@@ -14375,7 +12511,7 @@
         <w:t xml:space="preserve">68.</w:t>
         <w:tab/>
       </w:r>
-      <w:hyperlink r:id="rId217">
+      <w:hyperlink r:id="rId216">
         <w:r>
           <w:rPr>
             <w:rFonts w:ascii="Times New Roman" w:cs="Times New Roman" w:eastAsia="Times New Roman" w:hAnsi="Times New Roman"/>
@@ -14390,7 +12526,7 @@
           <w:t xml:space="preserve">Renqian Luo, Liai Sun, Yingce Xia, Tao Qin, Sheng Zhang, Hoifung Poon, Tie-Yan Liu (2022). BioGPT. Hugging Face. </w:t>
         </w:r>
       </w:hyperlink>
-      <w:hyperlink r:id="rId218">
+      <w:hyperlink r:id="rId217">
         <w:r>
           <w:rPr>
             <w:rFonts w:ascii="Times New Roman" w:cs="Times New Roman" w:eastAsia="Times New Roman" w:hAnsi="Times New Roman"/>
@@ -14405,7 +12541,7 @@
           <w:t xml:space="preserve">https://huggingface.co/microsoft/biogpt</w:t>
         </w:r>
       </w:hyperlink>
-      <w:hyperlink r:id="rId219">
+      <w:hyperlink r:id="rId218">
         <w:r>
           <w:rPr>
             <w:rFonts w:ascii="Times New Roman" w:cs="Times New Roman" w:eastAsia="Times New Roman" w:hAnsi="Times New Roman"/>
@@ -14465,7 +12601,7 @@
         <w:t xml:space="preserve">69.</w:t>
         <w:tab/>
       </w:r>
-      <w:hyperlink r:id="rId220">
+      <w:hyperlink r:id="rId219">
         <w:r>
           <w:rPr>
             <w:rFonts w:ascii="Times New Roman" w:cs="Times New Roman" w:eastAsia="Times New Roman" w:hAnsi="Times New Roman"/>
@@ -14480,7 +12616,7 @@
           <w:t xml:space="preserve">Raval, S. MedLlama2: Fine-tuned Llama 2 model to answer medical questions based on an open source medical dataset. </w:t>
         </w:r>
       </w:hyperlink>
-      <w:hyperlink r:id="rId221">
+      <w:hyperlink r:id="rId220">
         <w:r>
           <w:rPr>
             <w:rFonts w:ascii="Times New Roman" w:cs="Times New Roman" w:eastAsia="Times New Roman" w:hAnsi="Times New Roman"/>
@@ -14495,7 +12631,7 @@
           <w:t xml:space="preserve">https://huggingface.co/llSourcell/medllama2_7b</w:t>
         </w:r>
       </w:hyperlink>
-      <w:hyperlink r:id="rId222">
+      <w:hyperlink r:id="rId221">
         <w:r>
           <w:rPr>
             <w:rFonts w:ascii="Times New Roman" w:cs="Times New Roman" w:eastAsia="Times New Roman" w:hAnsi="Times New Roman"/>
@@ -14555,7 +12691,7 @@
         <w:t xml:space="preserve">70.</w:t>
         <w:tab/>
       </w:r>
-      <w:hyperlink r:id="rId223">
+      <w:hyperlink r:id="rId222">
         <w:r>
           <w:rPr>
             <w:rFonts w:ascii="Times New Roman" w:cs="Times New Roman" w:eastAsia="Times New Roman" w:hAnsi="Times New Roman"/>
@@ -14570,7 +12706,7 @@
           <w:t xml:space="preserve">MedLlama 2: Fine-tuned Llama 2 model to answer medical questions based on an open source medical dataset Ollama. </w:t>
         </w:r>
       </w:hyperlink>
-      <w:hyperlink r:id="rId224">
+      <w:hyperlink r:id="rId223">
         <w:r>
           <w:rPr>
             <w:rFonts w:ascii="Times New Roman" w:cs="Times New Roman" w:eastAsia="Times New Roman" w:hAnsi="Times New Roman"/>
@@ -14585,7 +12721,7 @@
           <w:t xml:space="preserve">https://ollama.com/library/medllama2</w:t>
         </w:r>
       </w:hyperlink>
-      <w:hyperlink r:id="rId225">
+      <w:hyperlink r:id="rId224">
         <w:r>
           <w:rPr>
             <w:rFonts w:ascii="Times New Roman" w:cs="Times New Roman" w:eastAsia="Times New Roman" w:hAnsi="Times New Roman"/>
@@ -14645,7 +12781,7 @@
         <w:t xml:space="preserve">71.</w:t>
         <w:tab/>
       </w:r>
-      <w:hyperlink r:id="rId226">
+      <w:hyperlink r:id="rId225">
         <w:r>
           <w:rPr>
             <w:rFonts w:ascii="Times New Roman" w:cs="Times New Roman" w:eastAsia="Times New Roman" w:hAnsi="Times New Roman"/>
@@ -14660,7 +12796,7 @@
           <w:t xml:space="preserve">Wu, C. (2023). MedLLaMA13B. </w:t>
         </w:r>
       </w:hyperlink>
-      <w:hyperlink r:id="rId227">
+      <w:hyperlink r:id="rId226">
         <w:r>
           <w:rPr>
             <w:rFonts w:ascii="Times New Roman" w:cs="Times New Roman" w:eastAsia="Times New Roman" w:hAnsi="Times New Roman"/>
@@ -14675,7 +12811,7 @@
           <w:t xml:space="preserve">https://huggingface.co/chaoyi-wu/MedLLaMA_13B</w:t>
         </w:r>
       </w:hyperlink>
-      <w:hyperlink r:id="rId228">
+      <w:hyperlink r:id="rId227">
         <w:r>
           <w:rPr>
             <w:rFonts w:ascii="Times New Roman" w:cs="Times New Roman" w:eastAsia="Times New Roman" w:hAnsi="Times New Roman"/>
@@ -14735,7 +12871,7 @@
         <w:t xml:space="preserve">72.</w:t>
         <w:tab/>
       </w:r>
-      <w:hyperlink r:id="rId229">
+      <w:hyperlink r:id="rId228">
         <w:r>
           <w:rPr>
             <w:rFonts w:ascii="Times New Roman" w:cs="Times New Roman" w:eastAsia="Times New Roman" w:hAnsi="Times New Roman"/>
@@ -14795,7 +12931,7 @@
         <w:t xml:space="preserve">73.</w:t>
         <w:tab/>
       </w:r>
-      <w:hyperlink r:id="rId230">
+      <w:hyperlink r:id="rId229">
         <w:r>
           <w:rPr>
             <w:rFonts w:ascii="Times New Roman" w:cs="Times New Roman" w:eastAsia="Times New Roman" w:hAnsi="Times New Roman"/>
@@ -14810,7 +12946,7 @@
           <w:t xml:space="preserve">Fangxiaoyu Feng, Yinfei Yang, Daniel Cer, Naveen Arivazhagan, Wei Wang (2020). LaBSE. Hugging Face. </w:t>
         </w:r>
       </w:hyperlink>
-      <w:hyperlink r:id="rId231">
+      <w:hyperlink r:id="rId230">
         <w:r>
           <w:rPr>
             <w:rFonts w:ascii="Times New Roman" w:cs="Times New Roman" w:eastAsia="Times New Roman" w:hAnsi="Times New Roman"/>
@@ -14825,7 +12961,7 @@
           <w:t xml:space="preserve">https://huggingface.co/sentence-transformers/LaBSE</w:t>
         </w:r>
       </w:hyperlink>
-      <w:hyperlink r:id="rId232">
+      <w:hyperlink r:id="rId231">
         <w:r>
           <w:rPr>
             <w:rFonts w:ascii="Times New Roman" w:cs="Times New Roman" w:eastAsia="Times New Roman" w:hAnsi="Times New Roman"/>
@@ -14885,7 +13021,7 @@
         <w:t xml:space="preserve">74.</w:t>
         <w:tab/>
       </w:r>
-      <w:hyperlink r:id="rId233">
+      <w:hyperlink r:id="rId232">
         <w:r>
           <w:rPr>
             <w:rFonts w:ascii="Times New Roman" w:cs="Times New Roman" w:eastAsia="Times New Roman" w:hAnsi="Times New Roman"/>
@@ -14900,7 +13036,7 @@
           <w:t xml:space="preserve">Meta, A.I. (2024). Llama 3.3 70B: A multilingual instruction-tuned large language model. </w:t>
         </w:r>
       </w:hyperlink>
-      <w:hyperlink r:id="rId234">
+      <w:hyperlink r:id="rId233">
         <w:r>
           <w:rPr>
             <w:rFonts w:ascii="Times New Roman" w:cs="Times New Roman" w:eastAsia="Times New Roman" w:hAnsi="Times New Roman"/>
@@ -14915,7 +13051,7 @@
           <w:t xml:space="preserve">https://ollama.com/library/llama3.3</w:t>
         </w:r>
       </w:hyperlink>
-      <w:hyperlink r:id="rId235">
+      <w:hyperlink r:id="rId234">
         <w:r>
           <w:rPr>
             <w:rFonts w:ascii="Times New Roman" w:cs="Times New Roman" w:eastAsia="Times New Roman" w:hAnsi="Times New Roman"/>
@@ -14975,7 +13111,7 @@
         <w:t xml:space="preserve">75.</w:t>
         <w:tab/>
       </w:r>
-      <w:hyperlink r:id="rId236">
+      <w:hyperlink r:id="rId235">
         <w:r>
           <w:rPr>
             <w:rFonts w:ascii="Times New Roman" w:cs="Times New Roman" w:eastAsia="Times New Roman" w:hAnsi="Times New Roman"/>
@@ -14990,7 +13126,7 @@
           <w:t xml:space="preserve">Touvron, H., Lavril, T., Izacard, G., Martinet, X., Lachaux, M.-A., Lacroix, T., Rozière, B., Goyal, N., Hambro, E., Azhar, F., et al. (2023). LLaMA: Open and efficient foundation language models. arXiv [cs.CL]. https://doi.org/</w:t>
         </w:r>
       </w:hyperlink>
-      <w:hyperlink r:id="rId237">
+      <w:hyperlink r:id="rId236">
         <w:r>
           <w:rPr>
             <w:rFonts w:ascii="Times New Roman" w:cs="Times New Roman" w:eastAsia="Times New Roman" w:hAnsi="Times New Roman"/>
@@ -15005,7 +13141,7 @@
           <w:t xml:space="preserve">10.48550/ARXIV.2302.13971</w:t>
         </w:r>
       </w:hyperlink>
-      <w:hyperlink r:id="rId238">
+      <w:hyperlink r:id="rId237">
         <w:r>
           <w:rPr>
             <w:rFonts w:ascii="Times New Roman" w:cs="Times New Roman" w:eastAsia="Times New Roman" w:hAnsi="Times New Roman"/>
@@ -15065,7 +13201,7 @@
         <w:t xml:space="preserve">76.</w:t>
         <w:tab/>
       </w:r>
-      <w:hyperlink r:id="rId239">
+      <w:hyperlink r:id="rId238">
         <w:r>
           <w:rPr>
             <w:rFonts w:ascii="Times New Roman" w:cs="Times New Roman" w:eastAsia="Times New Roman" w:hAnsi="Times New Roman"/>
@@ -15080,7 +13216,7 @@
           <w:t xml:space="preserve">Meta, A.I. (2024). Llama 3.2: Revolutionizing edge AI and vision with open models. </w:t>
         </w:r>
       </w:hyperlink>
-      <w:hyperlink r:id="rId240">
+      <w:hyperlink r:id="rId239">
         <w:r>
           <w:rPr>
             <w:rFonts w:ascii="Times New Roman" w:cs="Times New Roman" w:eastAsia="Times New Roman" w:hAnsi="Times New Roman"/>
@@ -15095,7 +13231,7 @@
           <w:t xml:space="preserve">https://ollama.com/library/llama3.2</w:t>
         </w:r>
       </w:hyperlink>
-      <w:hyperlink r:id="rId241">
+      <w:hyperlink r:id="rId240">
         <w:r>
           <w:rPr>
             <w:rFonts w:ascii="Times New Roman" w:cs="Times New Roman" w:eastAsia="Times New Roman" w:hAnsi="Times New Roman"/>
@@ -15155,7 +13291,7 @@
         <w:t xml:space="preserve">77.</w:t>
         <w:tab/>
       </w:r>
-      <w:hyperlink r:id="rId242">
+      <w:hyperlink r:id="rId241">
         <w:r>
           <w:rPr>
             <w:rFonts w:ascii="Times New Roman" w:cs="Times New Roman" w:eastAsia="Times New Roman" w:hAnsi="Times New Roman"/>
@@ -15170,7 +13306,7 @@
           <w:t xml:space="preserve">Meta Llama 3: The most capable openly available LLM to date </w:t>
         </w:r>
       </w:hyperlink>
-      <w:hyperlink r:id="rId243">
+      <w:hyperlink r:id="rId242">
         <w:r>
           <w:rPr>
             <w:rFonts w:ascii="Times New Roman" w:cs="Times New Roman" w:eastAsia="Times New Roman" w:hAnsi="Times New Roman"/>
@@ -15185,7 +13321,7 @@
           <w:t xml:space="preserve">https://ollama.com/library/llama3</w:t>
         </w:r>
       </w:hyperlink>
-      <w:hyperlink r:id="rId244">
+      <w:hyperlink r:id="rId243">
         <w:r>
           <w:rPr>
             <w:rFonts w:ascii="Times New Roman" w:cs="Times New Roman" w:eastAsia="Times New Roman" w:hAnsi="Times New Roman"/>
@@ -15245,7 +13381,7 @@
         <w:t xml:space="preserve">78.</w:t>
         <w:tab/>
       </w:r>
-      <w:hyperlink r:id="rId245">
+      <w:hyperlink r:id="rId244">
         <w:r>
           <w:rPr>
             <w:rFonts w:ascii="Times New Roman" w:cs="Times New Roman" w:eastAsia="Times New Roman" w:hAnsi="Times New Roman"/>
@@ -15305,7 +13441,7 @@
         <w:t xml:space="preserve">79.</w:t>
         <w:tab/>
       </w:r>
-      <w:hyperlink r:id="rId246">
+      <w:hyperlink r:id="rId245">
         <w:r>
           <w:rPr>
             <w:rFonts w:ascii="Times New Roman" w:cs="Times New Roman" w:eastAsia="Times New Roman" w:hAnsi="Times New Roman"/>
@@ -15320,7 +13456,7 @@
           <w:t xml:space="preserve">Phi-4 is a 14B parameter, state-of-the-art open model from Microsoft Ollama. </w:t>
         </w:r>
       </w:hyperlink>
-      <w:hyperlink r:id="rId247">
+      <w:hyperlink r:id="rId246">
         <w:r>
           <w:rPr>
             <w:rFonts w:ascii="Times New Roman" w:cs="Times New Roman" w:eastAsia="Times New Roman" w:hAnsi="Times New Roman"/>
@@ -15335,7 +13471,7 @@
           <w:t xml:space="preserve">https://ollama.com/library/phi4</w:t>
         </w:r>
       </w:hyperlink>
-      <w:hyperlink r:id="rId248">
+      <w:hyperlink r:id="rId247">
         <w:r>
           <w:rPr>
             <w:rFonts w:ascii="Times New Roman" w:cs="Times New Roman" w:eastAsia="Times New Roman" w:hAnsi="Times New Roman"/>
@@ -15395,7 +13531,7 @@
         <w:t xml:space="preserve">80.</w:t>
         <w:tab/>
       </w:r>
-      <w:hyperlink r:id="rId249">
+      <w:hyperlink r:id="rId248">
         <w:r>
           <w:rPr>
             <w:rFonts w:ascii="Times New Roman" w:cs="Times New Roman" w:eastAsia="Times New Roman" w:hAnsi="Times New Roman"/>
@@ -15410,7 +13546,7 @@
           <w:t xml:space="preserve">Nussbaum, Z., Morris, J.X., Duderstadt, B., and Mulyar, A. (2024). Nomic embed: Training a reproducible long context text embedder. arXiv [cs.CL]. https://doi.org/</w:t>
         </w:r>
       </w:hyperlink>
-      <w:hyperlink r:id="rId250">
+      <w:hyperlink r:id="rId249">
         <w:r>
           <w:rPr>
             <w:rFonts w:ascii="Times New Roman" w:cs="Times New Roman" w:eastAsia="Times New Roman" w:hAnsi="Times New Roman"/>
@@ -15425,7 +13561,7 @@
           <w:t xml:space="preserve">10.48550/ARXIV.2402.01613</w:t>
         </w:r>
       </w:hyperlink>
-      <w:hyperlink r:id="rId251">
+      <w:hyperlink r:id="rId250">
         <w:r>
           <w:rPr>
             <w:rFonts w:ascii="Times New Roman" w:cs="Times New Roman" w:eastAsia="Times New Roman" w:hAnsi="Times New Roman"/>
@@ -15485,7 +13621,7 @@
         <w:t xml:space="preserve">81.</w:t>
         <w:tab/>
       </w:r>
-      <w:hyperlink r:id="rId252">
+      <w:hyperlink r:id="rId251">
         <w:r>
           <w:rPr>
             <w:rFonts w:ascii="Times New Roman" w:cs="Times New Roman" w:eastAsia="Times New Roman" w:hAnsi="Times New Roman"/>
@@ -15500,7 +13636,7 @@
           <w:t xml:space="preserve">Deepseek (2025). Depseek-r1:8b. Ollama. </w:t>
         </w:r>
       </w:hyperlink>
-      <w:hyperlink r:id="rId253">
+      <w:hyperlink r:id="rId252">
         <w:r>
           <w:rPr>
             <w:rFonts w:ascii="Times New Roman" w:cs="Times New Roman" w:eastAsia="Times New Roman" w:hAnsi="Times New Roman"/>
@@ -15515,7 +13651,7 @@
           <w:t xml:space="preserve">https://ollama.com/library/deepseek-r1:8b</w:t>
         </w:r>
       </w:hyperlink>
-      <w:hyperlink r:id="rId254">
+      <w:hyperlink r:id="rId253">
         <w:r>
           <w:rPr>
             <w:rFonts w:ascii="Times New Roman" w:cs="Times New Roman" w:eastAsia="Times New Roman" w:hAnsi="Times New Roman"/>
@@ -15575,7 +13711,7 @@
         <w:t xml:space="preserve">82.</w:t>
         <w:tab/>
       </w:r>
-      <w:hyperlink r:id="rId255">
+      <w:hyperlink r:id="rId254">
         <w:r>
           <w:rPr>
             <w:rFonts w:ascii="Times New Roman" w:cs="Times New Roman" w:eastAsia="Times New Roman" w:hAnsi="Times New Roman"/>
@@ -15590,7 +13726,7 @@
           <w:t xml:space="preserve">DeepSeek-AI, Guo, D., Yang, D., Zhang, H., Song, J., Zhang, R., Xu, R., Zhu, Q., Ma, S., Wang, P., et al. (2025). DeepSeek-R1: Incentivizing Reasoning Capability in LLMs via Reinforcement Learning. arXiv [cs.CL]. https://doi.org/</w:t>
         </w:r>
       </w:hyperlink>
-      <w:hyperlink r:id="rId256">
+      <w:hyperlink r:id="rId255">
         <w:r>
           <w:rPr>
             <w:rFonts w:ascii="Times New Roman" w:cs="Times New Roman" w:eastAsia="Times New Roman" w:hAnsi="Times New Roman"/>
@@ -15605,7 +13741,7 @@
           <w:t xml:space="preserve">10.48550/ARXIV.2501.12948</w:t>
         </w:r>
       </w:hyperlink>
-      <w:hyperlink r:id="rId257">
+      <w:hyperlink r:id="rId256">
         <w:r>
           <w:rPr>
             <w:rFonts w:ascii="Times New Roman" w:cs="Times New Roman" w:eastAsia="Times New Roman" w:hAnsi="Times New Roman"/>
@@ -15665,7 +13801,7 @@
         <w:t xml:space="preserve">83.</w:t>
         <w:tab/>
       </w:r>
-      <w:hyperlink r:id="rId258">
+      <w:hyperlink r:id="rId257">
         <w:r>
           <w:rPr>
             <w:rFonts w:ascii="Times New Roman" w:cs="Times New Roman" w:eastAsia="Times New Roman" w:hAnsi="Times New Roman"/>
@@ -15680,7 +13816,7 @@
           <w:t xml:space="preserve">text-embedding-ada-002 (2023). OpenAI. </w:t>
         </w:r>
       </w:hyperlink>
-      <w:hyperlink r:id="rId259">
+      <w:hyperlink r:id="rId258">
         <w:r>
           <w:rPr>
             <w:rFonts w:ascii="Times New Roman" w:cs="Times New Roman" w:eastAsia="Times New Roman" w:hAnsi="Times New Roman"/>
@@ -15695,7 +13831,7 @@
           <w:t xml:space="preserve">https://openai.com/index/new-and-improved-embedding-model/</w:t>
         </w:r>
       </w:hyperlink>
-      <w:hyperlink r:id="rId260">
+      <w:hyperlink r:id="rId259">
         <w:r>
           <w:rPr>
             <w:rFonts w:ascii="Times New Roman" w:cs="Times New Roman" w:eastAsia="Times New Roman" w:hAnsi="Times New Roman"/>
@@ -15755,7 +13891,7 @@
         <w:t xml:space="preserve">84.</w:t>
         <w:tab/>
       </w:r>
-      <w:hyperlink r:id="rId261">
+      <w:hyperlink r:id="rId260">
         <w:r>
           <w:rPr>
             <w:rFonts w:ascii="Times New Roman" w:cs="Times New Roman" w:eastAsia="Times New Roman" w:hAnsi="Times New Roman"/>
@@ -15770,7 +13906,7 @@
           <w:t xml:space="preserve">New embedding models and API updates </w:t>
         </w:r>
       </w:hyperlink>
-      <w:hyperlink r:id="rId262">
+      <w:hyperlink r:id="rId261">
         <w:r>
           <w:rPr>
             <w:rFonts w:ascii="Times New Roman" w:cs="Times New Roman" w:eastAsia="Times New Roman" w:hAnsi="Times New Roman"/>
@@ -15785,7 +13921,7 @@
           <w:t xml:space="preserve">https://openai.com/index/new-embedding-models-and-api-updates/</w:t>
         </w:r>
       </w:hyperlink>
-      <w:hyperlink r:id="rId263">
+      <w:hyperlink r:id="rId262">
         <w:r>
           <w:rPr>
             <w:rFonts w:ascii="Times New Roman" w:cs="Times New Roman" w:eastAsia="Times New Roman" w:hAnsi="Times New Roman"/>
@@ -15845,7 +13981,7 @@
         <w:t xml:space="preserve">85.</w:t>
         <w:tab/>
       </w:r>
-      <w:hyperlink r:id="rId264">
+      <w:hyperlink r:id="rId263">
         <w:r>
           <w:rPr>
             <w:rFonts w:ascii="Times New Roman" w:cs="Times New Roman" w:eastAsia="Times New Roman" w:hAnsi="Times New Roman"/>
@@ -15860,7 +13996,7 @@
           <w:t xml:space="preserve">Cohere embed-english-v2.0 (2023). Cohere. </w:t>
         </w:r>
       </w:hyperlink>
-      <w:hyperlink r:id="rId265">
+      <w:hyperlink r:id="rId264">
         <w:r>
           <w:rPr>
             <w:rFonts w:ascii="Times New Roman" w:cs="Times New Roman" w:eastAsia="Times New Roman" w:hAnsi="Times New Roman"/>
@@ -15875,7 +14011,7 @@
           <w:t xml:space="preserve">https://docs.cohere.com/v2/docs/cohere-embed</w:t>
         </w:r>
       </w:hyperlink>
-      <w:hyperlink r:id="rId266">
+      <w:hyperlink r:id="rId265">
         <w:r>
           <w:rPr>
             <w:rFonts w:ascii="Times New Roman" w:cs="Times New Roman" w:eastAsia="Times New Roman" w:hAnsi="Times New Roman"/>
@@ -15935,7 +14071,7 @@
         <w:t xml:space="preserve">86.</w:t>
         <w:tab/>
       </w:r>
-      <w:hyperlink r:id="rId267">
+      <w:hyperlink r:id="rId266">
         <w:r>
           <w:rPr>
             <w:rFonts w:ascii="Times New Roman" w:cs="Times New Roman" w:eastAsia="Times New Roman" w:hAnsi="Times New Roman"/>
@@ -15950,7 +14086,7 @@
           <w:t xml:space="preserve">Khattak, F.K., Jeblee, S., Pou-Prom, C., Abdalla, M., Meaney, C., and Rudzicz, F. (2019). A survey of word embeddings for clinical text. J. Biomed. Inform. </w:t>
         </w:r>
       </w:hyperlink>
-      <w:hyperlink r:id="rId268">
+      <w:hyperlink r:id="rId267">
         <w:r>
           <w:rPr>
             <w:rFonts w:ascii="Times New Roman" w:cs="Times New Roman" w:eastAsia="Times New Roman" w:hAnsi="Times New Roman"/>
@@ -15965,7 +14101,7 @@
           <w:t xml:space="preserve">100S</w:t>
         </w:r>
       </w:hyperlink>
-      <w:hyperlink r:id="rId269">
+      <w:hyperlink r:id="rId268">
         <w:r>
           <w:rPr>
             <w:rFonts w:ascii="Times New Roman" w:cs="Times New Roman" w:eastAsia="Times New Roman" w:hAnsi="Times New Roman"/>
@@ -16025,7 +14161,7 @@
         <w:t xml:space="preserve">87.</w:t>
         <w:tab/>
       </w:r>
-      <w:hyperlink r:id="rId270">
+      <w:hyperlink r:id="rId269">
         <w:r>
           <w:rPr>
             <w:rFonts w:ascii="Times New Roman" w:cs="Times New Roman" w:eastAsia="Times New Roman" w:hAnsi="Times New Roman"/>
@@ -16085,7 +14221,7 @@
         <w:t xml:space="preserve">88.</w:t>
         <w:tab/>
       </w:r>
-      <w:hyperlink r:id="rId271">
+      <w:hyperlink r:id="rId270">
         <w:r>
           <w:rPr>
             <w:rFonts w:ascii="Times New Roman" w:cs="Times New Roman" w:eastAsia="Times New Roman" w:hAnsi="Times New Roman"/>
@@ -16145,7 +14281,7 @@
         <w:t xml:space="preserve">89.</w:t>
         <w:tab/>
       </w:r>
-      <w:hyperlink r:id="rId272">
+      <w:hyperlink r:id="rId271">
         <w:r>
           <w:rPr>
             <w:rFonts w:ascii="Times New Roman" w:cs="Times New Roman" w:eastAsia="Times New Roman" w:hAnsi="Times New Roman"/>
@@ -16205,7 +14341,7 @@
         <w:t xml:space="preserve">90.</w:t>
         <w:tab/>
       </w:r>
-      <w:hyperlink r:id="rId273">
+      <w:hyperlink r:id="rId272">
         <w:r>
           <w:rPr>
             <w:rFonts w:ascii="Times New Roman" w:cs="Times New Roman" w:eastAsia="Times New Roman" w:hAnsi="Times New Roman"/>
@@ -16265,7 +14401,7 @@
         <w:t xml:space="preserve">91.</w:t>
         <w:tab/>
       </w:r>
-      <w:hyperlink r:id="rId274">
+      <w:hyperlink r:id="rId273">
         <w:r>
           <w:rPr>
             <w:rFonts w:ascii="Times New Roman" w:cs="Times New Roman" w:eastAsia="Times New Roman" w:hAnsi="Times New Roman"/>
@@ -16280,7 +14416,7 @@
           <w:t xml:space="preserve">Vasilevsky, N.A., Matentzoglu, N.A., Toro, S., Flack, J.E., IV, Hegde, H., Unni, D.R., Alyea, G.F., Amberger, J.S., Babb, L., Balhoff, J.P., et al. (2022). Mondo: Unifying diseases for the world, by the world. https://doi.org/</w:t>
         </w:r>
       </w:hyperlink>
-      <w:hyperlink r:id="rId275">
+      <w:hyperlink r:id="rId274">
         <w:r>
           <w:rPr>
             <w:rFonts w:ascii="Times New Roman" w:cs="Times New Roman" w:eastAsia="Times New Roman" w:hAnsi="Times New Roman"/>
@@ -16295,7 +14431,7 @@
           <w:t xml:space="preserve">10.1101/2022.04.13.22273750</w:t>
         </w:r>
       </w:hyperlink>
-      <w:hyperlink r:id="rId276">
+      <w:hyperlink r:id="rId275">
         <w:r>
           <w:rPr>
             <w:rFonts w:ascii="Times New Roman" w:cs="Times New Roman" w:eastAsia="Times New Roman" w:hAnsi="Times New Roman"/>
@@ -16355,7 +14491,7 @@
         <w:t xml:space="preserve">92.</w:t>
         <w:tab/>
       </w:r>
-      <w:hyperlink r:id="rId277">
+      <w:hyperlink r:id="rId276">
         <w:r>
           <w:rPr>
             <w:rFonts w:ascii="Times New Roman" w:cs="Times New Roman" w:eastAsia="Times New Roman" w:hAnsi="Times New Roman"/>
@@ -16370,7 +14506,7 @@
           <w:t xml:space="preserve">Baron, J.A., Johnson, C.S.-B., Schor, M.A., Olley, D., Nickel, L., Felix, V., Munro, J.B., Bello, S.M., Bearer, C., Lichenstein, R., et al. (2024). The DO-KB Knowledgebase: a 20-year journey developing the disease open science ecosystem. Nucleic Acids Res. </w:t>
         </w:r>
       </w:hyperlink>
-      <w:hyperlink r:id="rId278">
+      <w:hyperlink r:id="rId277">
         <w:r>
           <w:rPr>
             <w:rFonts w:ascii="Times New Roman" w:cs="Times New Roman" w:eastAsia="Times New Roman" w:hAnsi="Times New Roman"/>
@@ -16385,7 +14521,7 @@
           <w:t xml:space="preserve">52</w:t>
         </w:r>
       </w:hyperlink>
-      <w:hyperlink r:id="rId279">
+      <w:hyperlink r:id="rId278">
         <w:r>
           <w:rPr>
             <w:rFonts w:ascii="Times New Roman" w:cs="Times New Roman" w:eastAsia="Times New Roman" w:hAnsi="Times New Roman"/>
@@ -16445,7 +14581,7 @@
         <w:t xml:space="preserve">93.</w:t>
         <w:tab/>
       </w:r>
-      <w:hyperlink r:id="rId280">
+      <w:hyperlink r:id="rId279">
         <w:r>
           <w:rPr>
             <w:rFonts w:ascii="Times New Roman" w:cs="Times New Roman" w:eastAsia="Times New Roman" w:hAnsi="Times New Roman"/>
@@ -16460,7 +14596,7 @@
           <w:t xml:space="preserve">Schriml, L.M., Lichenstein, R., Bisordi, K., Bearer, C., Baron, J.A., and Greene, C. (2023). Modeling the enigma of complex disease etiology. J. Transl. Med. </w:t>
         </w:r>
       </w:hyperlink>
-      <w:hyperlink r:id="rId281">
+      <w:hyperlink r:id="rId280">
         <w:r>
           <w:rPr>
             <w:rFonts w:ascii="Times New Roman" w:cs="Times New Roman" w:eastAsia="Times New Roman" w:hAnsi="Times New Roman"/>
@@ -16475,7 +14611,7 @@
           <w:t xml:space="preserve">21</w:t>
         </w:r>
       </w:hyperlink>
-      <w:hyperlink r:id="rId282">
+      <w:hyperlink r:id="rId281">
         <w:r>
           <w:rPr>
             <w:rFonts w:ascii="Times New Roman" w:cs="Times New Roman" w:eastAsia="Times New Roman" w:hAnsi="Times New Roman"/>
@@ -16535,7 +14671,7 @@
         <w:t xml:space="preserve">94.</w:t>
         <w:tab/>
       </w:r>
-      <w:hyperlink r:id="rId283">
+      <w:hyperlink r:id="rId282">
         <w:r>
           <w:rPr>
             <w:rFonts w:ascii="Times New Roman" w:cs="Times New Roman" w:eastAsia="Times New Roman" w:hAnsi="Times New Roman"/>
@@ -16550,7 +14686,7 @@
           <w:t xml:space="preserve">Baron, J.A., and Schriml, L.M. (2023). Assessing resource use: a case study with the Human Disease Ontology. Database (Oxford) </w:t>
         </w:r>
       </w:hyperlink>
-      <w:hyperlink r:id="rId284">
+      <w:hyperlink r:id="rId283">
         <w:r>
           <w:rPr>
             <w:rFonts w:ascii="Times New Roman" w:cs="Times New Roman" w:eastAsia="Times New Roman" w:hAnsi="Times New Roman"/>
@@ -16565,7 +14701,7 @@
           <w:t xml:space="preserve">2023</w:t>
         </w:r>
       </w:hyperlink>
-      <w:hyperlink r:id="rId285">
+      <w:hyperlink r:id="rId284">
         <w:r>
           <w:rPr>
             <w:rFonts w:ascii="Times New Roman" w:cs="Times New Roman" w:eastAsia="Times New Roman" w:hAnsi="Times New Roman"/>
@@ -16580,7 +14716,7 @@
           <w:t xml:space="preserve">. https://doi.org/</w:t>
         </w:r>
       </w:hyperlink>
-      <w:hyperlink r:id="rId286">
+      <w:hyperlink r:id="rId285">
         <w:r>
           <w:rPr>
             <w:rFonts w:ascii="Times New Roman" w:cs="Times New Roman" w:eastAsia="Times New Roman" w:hAnsi="Times New Roman"/>
@@ -16595,7 +14731,7 @@
           <w:t xml:space="preserve">10.1093/database/baad007</w:t>
         </w:r>
       </w:hyperlink>
-      <w:hyperlink r:id="rId287">
+      <w:hyperlink r:id="rId286">
         <w:r>
           <w:rPr>
             <w:rFonts w:ascii="Times New Roman" w:cs="Times New Roman" w:eastAsia="Times New Roman" w:hAnsi="Times New Roman"/>
@@ -16655,7 +14791,7 @@
         <w:t xml:space="preserve">95.</w:t>
         <w:tab/>
       </w:r>
-      <w:hyperlink r:id="rId288">
+      <w:hyperlink r:id="rId287">
         <w:r>
           <w:rPr>
             <w:rFonts w:ascii="Times New Roman" w:cs="Times New Roman" w:eastAsia="Times New Roman" w:hAnsi="Times New Roman"/>
@@ -16670,7 +14806,7 @@
           <w:t xml:space="preserve">Schriml, L.M., Munro, J.B., Schor, M., Olley, D., McCracken, C., Felix, V., Baron, J.A., Jackson, R., Bello, S.M., Bearer, C., et al. (2022). The Human Disease Ontology 2022 update. Nucleic Acids Res. </w:t>
         </w:r>
       </w:hyperlink>
-      <w:hyperlink r:id="rId289">
+      <w:hyperlink r:id="rId288">
         <w:r>
           <w:rPr>
             <w:rFonts w:ascii="Times New Roman" w:cs="Times New Roman" w:eastAsia="Times New Roman" w:hAnsi="Times New Roman"/>
@@ -16685,7 +14821,7 @@
           <w:t xml:space="preserve">50</w:t>
         </w:r>
       </w:hyperlink>
-      <w:hyperlink r:id="rId290">
+      <w:hyperlink r:id="rId289">
         <w:r>
           <w:rPr>
             <w:rFonts w:ascii="Times New Roman" w:cs="Times New Roman" w:eastAsia="Times New Roman" w:hAnsi="Times New Roman"/>
@@ -16745,7 +14881,7 @@
         <w:t xml:space="preserve">96.</w:t>
         <w:tab/>
       </w:r>
-      <w:hyperlink r:id="rId291">
+      <w:hyperlink r:id="rId290">
         <w:r>
           <w:rPr>
             <w:rFonts w:ascii="Times New Roman" w:cs="Times New Roman" w:eastAsia="Times New Roman" w:hAnsi="Times New Roman"/>
@@ -16760,7 +14896,7 @@
           <w:t xml:space="preserve">Schriml, L.M., Mitraka, E., Munro, J., Tauber, B., Schor, M., Nickle, L., Felix, V., Jeng, L., Bearer, C., Lichenstein, R., et al. (2019). Human Disease Ontology 2018 update: classification, content and workflow expansion. Nucleic Acids Res. </w:t>
         </w:r>
       </w:hyperlink>
-      <w:hyperlink r:id="rId292">
+      <w:hyperlink r:id="rId291">
         <w:r>
           <w:rPr>
             <w:rFonts w:ascii="Times New Roman" w:cs="Times New Roman" w:eastAsia="Times New Roman" w:hAnsi="Times New Roman"/>
@@ -16775,7 +14911,7 @@
           <w:t xml:space="preserve">47</w:t>
         </w:r>
       </w:hyperlink>
-      <w:hyperlink r:id="rId293">
+      <w:hyperlink r:id="rId292">
         <w:r>
           <w:rPr>
             <w:rFonts w:ascii="Times New Roman" w:cs="Times New Roman" w:eastAsia="Times New Roman" w:hAnsi="Times New Roman"/>
@@ -16835,7 +14971,7 @@
         <w:t xml:space="preserve">97.</w:t>
         <w:tab/>
       </w:r>
-      <w:hyperlink r:id="rId294">
+      <w:hyperlink r:id="rId293">
         <w:r>
           <w:rPr>
             <w:rFonts w:ascii="Times New Roman" w:cs="Times New Roman" w:eastAsia="Times New Roman" w:hAnsi="Times New Roman"/>
@@ -16850,7 +14986,7 @@
           <w:t xml:space="preserve">Bello, S.M., Shimoyama, M., Mitraka, E., Laulederkind, S.J.F., Smith, C.L., Eppig, J.T., and Schriml, L.M. (2018). Disease Ontology: improving and unifying disease annotations across species. Dis. Model. Mech. </w:t>
         </w:r>
       </w:hyperlink>
-      <w:hyperlink r:id="rId295">
+      <w:hyperlink r:id="rId294">
         <w:r>
           <w:rPr>
             <w:rFonts w:ascii="Times New Roman" w:cs="Times New Roman" w:eastAsia="Times New Roman" w:hAnsi="Times New Roman"/>
@@ -16865,7 +15001,7 @@
           <w:t xml:space="preserve">11</w:t>
         </w:r>
       </w:hyperlink>
-      <w:hyperlink r:id="rId296">
+      <w:hyperlink r:id="rId295">
         <w:r>
           <w:rPr>
             <w:rFonts w:ascii="Times New Roman" w:cs="Times New Roman" w:eastAsia="Times New Roman" w:hAnsi="Times New Roman"/>
@@ -16880,7 +15016,7 @@
           <w:t xml:space="preserve">. https://doi.org/</w:t>
         </w:r>
       </w:hyperlink>
-      <w:hyperlink r:id="rId297">
+      <w:hyperlink r:id="rId296">
         <w:r>
           <w:rPr>
             <w:rFonts w:ascii="Times New Roman" w:cs="Times New Roman" w:eastAsia="Times New Roman" w:hAnsi="Times New Roman"/>
@@ -16895,7 +15031,7 @@
           <w:t xml:space="preserve">10.1242/dmm.032839</w:t>
         </w:r>
       </w:hyperlink>
-      <w:hyperlink r:id="rId298">
+      <w:hyperlink r:id="rId297">
         <w:r>
           <w:rPr>
             <w:rFonts w:ascii="Times New Roman" w:cs="Times New Roman" w:eastAsia="Times New Roman" w:hAnsi="Times New Roman"/>
@@ -16955,7 +15091,7 @@
         <w:t xml:space="preserve">98.</w:t>
         <w:tab/>
       </w:r>
-      <w:hyperlink r:id="rId299">
+      <w:hyperlink r:id="rId298">
         <w:r>
           <w:rPr>
             <w:rFonts w:ascii="Times New Roman" w:cs="Times New Roman" w:eastAsia="Times New Roman" w:hAnsi="Times New Roman"/>
@@ -16970,7 +15106,7 @@
           <w:t xml:space="preserve">Schriml, L.M., and Mitraka, E. (2015). The Disease Ontology: fostering interoperability between biological and clinical human disease-related data. Mamm. Genome </w:t>
         </w:r>
       </w:hyperlink>
-      <w:hyperlink r:id="rId300">
+      <w:hyperlink r:id="rId299">
         <w:r>
           <w:rPr>
             <w:rFonts w:ascii="Times New Roman" w:cs="Times New Roman" w:eastAsia="Times New Roman" w:hAnsi="Times New Roman"/>
@@ -16985,7 +15121,7 @@
           <w:t xml:space="preserve">26</w:t>
         </w:r>
       </w:hyperlink>
-      <w:hyperlink r:id="rId301">
+      <w:hyperlink r:id="rId300">
         <w:r>
           <w:rPr>
             <w:rFonts w:ascii="Times New Roman" w:cs="Times New Roman" w:eastAsia="Times New Roman" w:hAnsi="Times New Roman"/>
@@ -17045,7 +15181,7 @@
         <w:t xml:space="preserve">99.</w:t>
         <w:tab/>
       </w:r>
-      <w:hyperlink r:id="rId302">
+      <w:hyperlink r:id="rId301">
         <w:r>
           <w:rPr>
             <w:rFonts w:ascii="Times New Roman" w:cs="Times New Roman" w:eastAsia="Times New Roman" w:hAnsi="Times New Roman"/>
@@ -17060,7 +15196,7 @@
           <w:t xml:space="preserve">Wu, T.-J., Schriml, L.M., Chen, Q.-R., Colbert, M., Crichton, D.J., Finney, R., Hu, Y., Kibbe, W.A., Kincaid, H., Meerzaman, D., et al. (2015). Generating a focused view of disease ontology cancer terms for pan-cancer data integration and analysis. Database (Oxford) </w:t>
         </w:r>
       </w:hyperlink>
-      <w:hyperlink r:id="rId303">
+      <w:hyperlink r:id="rId302">
         <w:r>
           <w:rPr>
             <w:rFonts w:ascii="Times New Roman" w:cs="Times New Roman" w:eastAsia="Times New Roman" w:hAnsi="Times New Roman"/>
@@ -17075,7 +15211,7 @@
           <w:t xml:space="preserve">2015</w:t>
         </w:r>
       </w:hyperlink>
-      <w:hyperlink r:id="rId304">
+      <w:hyperlink r:id="rId303">
         <w:r>
           <w:rPr>
             <w:rFonts w:ascii="Times New Roman" w:cs="Times New Roman" w:eastAsia="Times New Roman" w:hAnsi="Times New Roman"/>
@@ -17135,7 +15271,7 @@
         <w:t xml:space="preserve">100.</w:t>
         <w:tab/>
       </w:r>
-      <w:hyperlink r:id="rId305">
+      <w:hyperlink r:id="rId304">
         <w:r>
           <w:rPr>
             <w:rFonts w:ascii="Times New Roman" w:cs="Times New Roman" w:eastAsia="Times New Roman" w:hAnsi="Times New Roman"/>
@@ -17150,7 +15286,7 @@
           <w:t xml:space="preserve">Kibbe, W.A., Arze, C., Felix, V., Mitraka, E., Bolton, E., Fu, G., Mungall, C.J., Binder, J.X., Malone, J., Vasant, D., et al. (2015). Disease Ontology 2015 update: an expanded and updated database of human diseases for linking biomedical knowledge through disease data. Nucleic Acids Res. </w:t>
         </w:r>
       </w:hyperlink>
-      <w:hyperlink r:id="rId306">
+      <w:hyperlink r:id="rId305">
         <w:r>
           <w:rPr>
             <w:rFonts w:ascii="Times New Roman" w:cs="Times New Roman" w:eastAsia="Times New Roman" w:hAnsi="Times New Roman"/>
@@ -17165,7 +15301,7 @@
           <w:t xml:space="preserve">43</w:t>
         </w:r>
       </w:hyperlink>
-      <w:hyperlink r:id="rId307">
+      <w:hyperlink r:id="rId306">
         <w:r>
           <w:rPr>
             <w:rFonts w:ascii="Times New Roman" w:cs="Times New Roman" w:eastAsia="Times New Roman" w:hAnsi="Times New Roman"/>
@@ -17225,7 +15361,7 @@
         <w:t xml:space="preserve">101.</w:t>
         <w:tab/>
       </w:r>
-      <w:hyperlink r:id="rId308">
+      <w:hyperlink r:id="rId307">
         <w:r>
           <w:rPr>
             <w:rFonts w:ascii="Times New Roman" w:cs="Times New Roman" w:eastAsia="Times New Roman" w:hAnsi="Times New Roman"/>
@@ -17240,7 +15376,7 @@
           <w:t xml:space="preserve">Schriml, L.M., Arze, C., Nadendla, S., Chang, Y.-W.W., Mazaitis, M., Felix, V., Feng, G., and Kibbe, W.A. (2012). Disease Ontology: a backbone for disease semantic integration. Nucleic Acids Res. </w:t>
         </w:r>
       </w:hyperlink>
-      <w:hyperlink r:id="rId309">
+      <w:hyperlink r:id="rId308">
         <w:r>
           <w:rPr>
             <w:rFonts w:ascii="Times New Roman" w:cs="Times New Roman" w:eastAsia="Times New Roman" w:hAnsi="Times New Roman"/>
@@ -17255,7 +15391,7 @@
           <w:t xml:space="preserve">40</w:t>
         </w:r>
       </w:hyperlink>
-      <w:hyperlink r:id="rId310">
+      <w:hyperlink r:id="rId309">
         <w:r>
           <w:rPr>
             <w:rFonts w:ascii="Times New Roman" w:cs="Times New Roman" w:eastAsia="Times New Roman" w:hAnsi="Times New Roman"/>
@@ -17315,7 +15451,7 @@
         <w:t xml:space="preserve">102.</w:t>
         <w:tab/>
       </w:r>
-      <w:hyperlink r:id="rId311">
+      <w:hyperlink r:id="rId310">
         <w:r>
           <w:rPr>
             <w:rFonts w:ascii="Times New Roman" w:cs="Times New Roman" w:eastAsia="Times New Roman" w:hAnsi="Times New Roman"/>
@@ -17330,7 +15466,7 @@
           <w:t xml:space="preserve">Osborne, J.D., Flatow, J., Holko, M., Lin, S.M., Kibbe, W.A., Zhu, L.J., Danila, M.I., Feng, G., and Chisholm, R.L. (2009). Annotating the human genome with Disease Ontology. BMC Genomics </w:t>
         </w:r>
       </w:hyperlink>
-      <w:hyperlink r:id="rId312">
+      <w:hyperlink r:id="rId311">
         <w:r>
           <w:rPr>
             <w:rFonts w:ascii="Times New Roman" w:cs="Times New Roman" w:eastAsia="Times New Roman" w:hAnsi="Times New Roman"/>
@@ -17345,7 +15481,7 @@
           <w:t xml:space="preserve">10 Suppl 1</w:t>
         </w:r>
       </w:hyperlink>
-      <w:hyperlink r:id="rId313">
+      <w:hyperlink r:id="rId312">
         <w:r>
           <w:rPr>
             <w:rFonts w:ascii="Times New Roman" w:cs="Times New Roman" w:eastAsia="Times New Roman" w:hAnsi="Times New Roman"/>
@@ -17405,7 +15541,7 @@
         <w:t xml:space="preserve">103.</w:t>
         <w:tab/>
       </w:r>
-      <w:hyperlink r:id="rId314">
+      <w:hyperlink r:id="rId313">
         <w:r>
           <w:rPr>
             <w:rFonts w:ascii="Times New Roman" w:cs="Times New Roman" w:eastAsia="Times New Roman" w:hAnsi="Times New Roman"/>
@@ -17420,7 +15556,7 @@
           <w:t xml:space="preserve">Köhler, S., Gargano, M., Matentzoglu, N., Carmody, L.C., Lewis-Smith, D., Vasilevsky, N.A., Danis, D., Balagura, G., Baynam, G., Brower, A.M., et al. (2021). The Human Phenotype Ontology in 2021. Nucleic Acids Res. </w:t>
         </w:r>
       </w:hyperlink>
-      <w:hyperlink r:id="rId315">
+      <w:hyperlink r:id="rId314">
         <w:r>
           <w:rPr>
             <w:rFonts w:ascii="Times New Roman" w:cs="Times New Roman" w:eastAsia="Times New Roman" w:hAnsi="Times New Roman"/>
@@ -17435,7 +15571,7 @@
           <w:t xml:space="preserve">49</w:t>
         </w:r>
       </w:hyperlink>
-      <w:hyperlink r:id="rId316">
+      <w:hyperlink r:id="rId315">
         <w:r>
           <w:rPr>
             <w:rFonts w:ascii="Times New Roman" w:cs="Times New Roman" w:eastAsia="Times New Roman" w:hAnsi="Times New Roman"/>
@@ -17495,7 +15631,7 @@
         <w:t xml:space="preserve">104.</w:t>
         <w:tab/>
       </w:r>
-      <w:hyperlink r:id="rId317">
+      <w:hyperlink r:id="rId316">
         <w:r>
           <w:rPr>
             <w:rFonts w:ascii="Times New Roman" w:cs="Times New Roman" w:eastAsia="Times New Roman" w:hAnsi="Times New Roman"/>
@@ -17510,7 +15646,7 @@
           <w:t xml:space="preserve">World Health Organization (2016). International Statistical Classification of Diseases and Related Health Problems. 10th Revision (ICD-10). 5th ed. </w:t>
         </w:r>
       </w:hyperlink>
-      <w:hyperlink r:id="rId318">
+      <w:hyperlink r:id="rId317">
         <w:r>
           <w:rPr>
             <w:rFonts w:ascii="Times New Roman" w:cs="Times New Roman" w:eastAsia="Times New Roman" w:hAnsi="Times New Roman"/>
@@ -17525,7 +15661,7 @@
           <w:t xml:space="preserve">https://icd.who.int/browse10/</w:t>
         </w:r>
       </w:hyperlink>
-      <w:hyperlink r:id="rId319">
+      <w:hyperlink r:id="rId318">
         <w:r>
           <w:rPr>
             <w:rFonts w:ascii="Times New Roman" w:cs="Times New Roman" w:eastAsia="Times New Roman" w:hAnsi="Times New Roman"/>
@@ -17585,7 +15721,7 @@
         <w:t xml:space="preserve">105.</w:t>
         <w:tab/>
       </w:r>
-      <w:hyperlink r:id="rId320">
+      <w:hyperlink r:id="rId319">
         <w:r>
           <w:rPr>
             <w:rFonts w:ascii="Times New Roman" w:cs="Times New Roman" w:eastAsia="Times New Roman" w:hAnsi="Times New Roman"/>
@@ -17600,7 +15736,7 @@
           <w:t xml:space="preserve">SNOMED CT: Systematized Nomenclature of Medicine Clinical Terms SNOMED International. SNOMED International. </w:t>
         </w:r>
       </w:hyperlink>
-      <w:hyperlink r:id="rId321">
+      <w:hyperlink r:id="rId320">
         <w:r>
           <w:rPr>
             <w:rFonts w:ascii="Times New Roman" w:cs="Times New Roman" w:eastAsia="Times New Roman" w:hAnsi="Times New Roman"/>
@@ -17660,7 +15796,7 @@
         <w:t xml:space="preserve">106.</w:t>
         <w:tab/>
       </w:r>
-      <w:hyperlink r:id="rId322">
+      <w:hyperlink r:id="rId321">
         <w:r>
           <w:rPr>
             <w:rFonts w:ascii="Times New Roman" w:cs="Times New Roman" w:eastAsia="Times New Roman" w:hAnsi="Times New Roman"/>
@@ -17675,7 +15811,7 @@
           <w:t xml:space="preserve">Stanford CRFM </w:t>
         </w:r>
       </w:hyperlink>
-      <w:hyperlink r:id="rId323">
+      <w:hyperlink r:id="rId322">
         <w:r>
           <w:rPr>
             <w:rFonts w:ascii="Times New Roman" w:cs="Times New Roman" w:eastAsia="Times New Roman" w:hAnsi="Times New Roman"/>
@@ -17690,7 +15826,7 @@
           <w:t xml:space="preserve">https://crfm.stanford.edu/2022/12/15/biomedlm.html</w:t>
         </w:r>
       </w:hyperlink>
-      <w:hyperlink r:id="rId324">
+      <w:hyperlink r:id="rId323">
         <w:r>
           <w:rPr>
             <w:rFonts w:ascii="Times New Roman" w:cs="Times New Roman" w:eastAsia="Times New Roman" w:hAnsi="Times New Roman"/>
@@ -17750,7 +15886,7 @@
         <w:t xml:space="preserve">107.</w:t>
         <w:tab/>
       </w:r>
-      <w:hyperlink r:id="rId325">
+      <w:hyperlink r:id="rId324">
         <w:r>
           <w:rPr>
             <w:rFonts w:ascii="Times New Roman" w:cs="Times New Roman" w:eastAsia="Times New Roman" w:hAnsi="Times New Roman"/>
@@ -17765,7 +15901,7 @@
           <w:t xml:space="preserve">Canonica, G.W., Baena-Cagnani, C.E., Bousquet, J., Bousquet, P.J., Lockey, R.F., Malling, H.-J., Passalacqua, G., Potter, P., and Valovirta, E. (2007). Recommendations for standardization of clinical trials with Allergen Specific Immunotherapy for respiratory allergy. A statement of a World Allergy Organization (WAO) taskforce. Allergy </w:t>
         </w:r>
       </w:hyperlink>
-      <w:hyperlink r:id="rId326">
+      <w:hyperlink r:id="rId325">
         <w:r>
           <w:rPr>
             <w:rFonts w:ascii="Times New Roman" w:cs="Times New Roman" w:eastAsia="Times New Roman" w:hAnsi="Times New Roman"/>
@@ -17780,7 +15916,7 @@
           <w:t xml:space="preserve">62</w:t>
         </w:r>
       </w:hyperlink>
-      <w:hyperlink r:id="rId327">
+      <w:hyperlink r:id="rId326">
         <w:r>
           <w:rPr>
             <w:rFonts w:ascii="Times New Roman" w:cs="Times New Roman" w:eastAsia="Times New Roman" w:hAnsi="Times New Roman"/>
@@ -17840,7 +15976,7 @@
         <w:t xml:space="preserve">108.</w:t>
         <w:tab/>
       </w:r>
-      <w:hyperlink r:id="rId328">
+      <w:hyperlink r:id="rId327">
         <w:r>
           <w:rPr>
             <w:rFonts w:ascii="Times New Roman" w:cs="Times New Roman" w:eastAsia="Times New Roman" w:hAnsi="Times New Roman"/>
@@ -17855,7 +15991,7 @@
           <w:t xml:space="preserve">Katz, M.H.G., Marsh, R., Herman, J.M., Shi, Q., Collison, E., Venook, A.P., Kindler, H.L., Alberts, S.R., Philip, P., Lowy, A.M., et al. (2013). Borderline resectable pancreatic cancer: need for standardization and methods for optimal clinical trial design. Ann. Surg. Oncol. </w:t>
         </w:r>
       </w:hyperlink>
-      <w:hyperlink r:id="rId329">
+      <w:hyperlink r:id="rId328">
         <w:r>
           <w:rPr>
             <w:rFonts w:ascii="Times New Roman" w:cs="Times New Roman" w:eastAsia="Times New Roman" w:hAnsi="Times New Roman"/>
@@ -17870,7 +16006,7 @@
           <w:t xml:space="preserve">20</w:t>
         </w:r>
       </w:hyperlink>
-      <w:hyperlink r:id="rId330">
+      <w:hyperlink r:id="rId329">
         <w:r>
           <w:rPr>
             <w:rFonts w:ascii="Times New Roman" w:cs="Times New Roman" w:eastAsia="Times New Roman" w:hAnsi="Times New Roman"/>
@@ -17930,7 +16066,7 @@
         <w:t xml:space="preserve">109.</w:t>
         <w:tab/>
       </w:r>
-      <w:hyperlink r:id="rId331">
+      <w:hyperlink r:id="rId330">
         <w:r>
           <w:rPr>
             <w:rFonts w:ascii="Times New Roman" w:cs="Times New Roman" w:eastAsia="Times New Roman" w:hAnsi="Times New Roman"/>
@@ -17945,7 +16081,7 @@
           <w:t xml:space="preserve">Dickersin, K., and Mayo-Wilson, E. (2018). Standards for design and measurement would make clinical research reproducible and usable. Proc. Natl. Acad. Sci. U. S. A. </w:t>
         </w:r>
       </w:hyperlink>
-      <w:hyperlink r:id="rId332">
+      <w:hyperlink r:id="rId331">
         <w:r>
           <w:rPr>
             <w:rFonts w:ascii="Times New Roman" w:cs="Times New Roman" w:eastAsia="Times New Roman" w:hAnsi="Times New Roman"/>
@@ -17960,7 +16096,7 @@
           <w:t xml:space="preserve">115</w:t>
         </w:r>
       </w:hyperlink>
-      <w:hyperlink r:id="rId333">
+      <w:hyperlink r:id="rId332">
         <w:r>
           <w:rPr>
             <w:rFonts w:ascii="Times New Roman" w:cs="Times New Roman" w:eastAsia="Times New Roman" w:hAnsi="Times New Roman"/>
@@ -18020,7 +16156,7 @@
         <w:t xml:space="preserve">110.</w:t>
         <w:tab/>
       </w:r>
-      <w:hyperlink r:id="rId334">
+      <w:hyperlink r:id="rId333">
         <w:r>
           <w:rPr>
             <w:rFonts w:ascii="Times New Roman" w:cs="Times New Roman" w:eastAsia="Times New Roman" w:hAnsi="Times New Roman"/>
@@ -18080,7 +16216,7 @@
         <w:t xml:space="preserve">111.</w:t>
         <w:tab/>
       </w:r>
-      <w:hyperlink r:id="rId335">
+      <w:hyperlink r:id="rId334">
         <w:r>
           <w:rPr>
             <w:rFonts w:ascii="Times New Roman" w:cs="Times New Roman" w:eastAsia="Times New Roman" w:hAnsi="Times New Roman"/>
@@ -18095,7 +16231,7 @@
           <w:t xml:space="preserve">van der Loo, M. (2013). Stringdist: Approximate string matching, fuzzy text search, and string distance functions. (The R Foundation). </w:t>
         </w:r>
       </w:hyperlink>
-      <w:hyperlink r:id="rId336">
+      <w:hyperlink r:id="rId335">
         <w:r>
           <w:rPr>
             <w:rFonts w:ascii="Times New Roman" w:cs="Times New Roman" w:eastAsia="Times New Roman" w:hAnsi="Times New Roman"/>
@@ -18110,7 +16246,7 @@
           <w:t xml:space="preserve">https://cran.r-project.org/package=stringdist</w:t>
         </w:r>
       </w:hyperlink>
-      <w:hyperlink r:id="rId337">
+      <w:hyperlink r:id="rId336">
         <w:r>
           <w:rPr>
             <w:rFonts w:ascii="Times New Roman" w:cs="Times New Roman" w:eastAsia="Times New Roman" w:hAnsi="Times New Roman"/>
@@ -18125,7 +16261,7 @@
           <w:t xml:space="preserve"> </w:t>
         </w:r>
       </w:hyperlink>
-      <w:hyperlink r:id="rId338">
+      <w:hyperlink r:id="rId337">
         <w:r>
           <w:rPr>
             <w:rFonts w:ascii="Times New Roman" w:cs="Times New Roman" w:eastAsia="Times New Roman" w:hAnsi="Times New Roman"/>
@@ -18140,7 +16276,7 @@
           <w:t xml:space="preserve">https://cran.r-project.org/package=stringdist</w:t>
         </w:r>
       </w:hyperlink>
-      <w:hyperlink r:id="rId339">
+      <w:hyperlink r:id="rId338">
         <w:r>
           <w:rPr>
             <w:rFonts w:ascii="Times New Roman" w:cs="Times New Roman" w:eastAsia="Times New Roman" w:hAnsi="Times New Roman"/>
@@ -18200,7 +16336,7 @@
         <w:t xml:space="preserve">112.</w:t>
         <w:tab/>
       </w:r>
-      <w:hyperlink r:id="rId340">
+      <w:hyperlink r:id="rId339">
         <w:r>
           <w:rPr>
             <w:rFonts w:ascii="Times New Roman" w:cs="Times New Roman" w:eastAsia="Times New Roman" w:hAnsi="Times New Roman"/>
@@ -18215,7 +16351,7 @@
           <w:t xml:space="preserve">R Core Team (2024) </w:t>
         </w:r>
       </w:hyperlink>
-      <w:hyperlink r:id="rId341">
+      <w:hyperlink r:id="rId340">
         <w:r>
           <w:rPr>
             <w:rFonts w:ascii="Times New Roman" w:cs="Times New Roman" w:eastAsia="Times New Roman" w:hAnsi="Times New Roman"/>
@@ -18230,7 +16366,7 @@
           <w:t xml:space="preserve">R: A Language and Environment for Statistical Computing</w:t>
         </w:r>
       </w:hyperlink>
-      <w:hyperlink r:id="rId342">
+      <w:hyperlink r:id="rId341">
         <w:r>
           <w:rPr>
             <w:rFonts w:ascii="Times New Roman" w:cs="Times New Roman" w:eastAsia="Times New Roman" w:hAnsi="Times New Roman"/>
@@ -18245,7 +16381,7 @@
           <w:t xml:space="preserve">. </w:t>
         </w:r>
       </w:hyperlink>
-      <w:hyperlink r:id="rId343">
+      <w:hyperlink r:id="rId342">
         <w:r>
           <w:rPr>
             <w:rFonts w:ascii="Times New Roman" w:cs="Times New Roman" w:eastAsia="Times New Roman" w:hAnsi="Times New Roman"/>
@@ -18260,7 +16396,7 @@
           <w:t xml:space="preserve">R Foundation for Statistical Computing, </w:t>
         </w:r>
       </w:hyperlink>
-      <w:hyperlink r:id="rId344">
+      <w:hyperlink r:id="rId343">
         <w:r>
           <w:rPr>
             <w:rFonts w:ascii="Times New Roman" w:cs="Times New Roman" w:eastAsia="Times New Roman" w:hAnsi="Times New Roman"/>
@@ -18275,7 +16411,7 @@
           <w:t xml:space="preserve">Vienna, Austria. </w:t>
         </w:r>
       </w:hyperlink>
-      <w:hyperlink r:id="rId345">
+      <w:hyperlink r:id="rId344">
         <w:r>
           <w:rPr>
             <w:rFonts w:ascii="Times New Roman" w:cs="Times New Roman" w:eastAsia="Times New Roman" w:hAnsi="Times New Roman"/>
@@ -18290,7 +16426,7 @@
           <w:t xml:space="preserve">https://www.R-project.org/</w:t>
         </w:r>
       </w:hyperlink>
-      <w:hyperlink r:id="rId346">
+      <w:hyperlink r:id="rId345">
         <w:r>
           <w:rPr>
             <w:rFonts w:ascii="Times New Roman" w:cs="Times New Roman" w:eastAsia="Times New Roman" w:hAnsi="Times New Roman"/>
@@ -18350,7 +16486,7 @@
         <w:t xml:space="preserve">113.</w:t>
         <w:tab/>
       </w:r>
-      <w:hyperlink r:id="rId347">
+      <w:hyperlink r:id="rId346">
         <w:r>
           <w:rPr>
             <w:rFonts w:ascii="Times New Roman" w:cs="Times New Roman" w:eastAsia="Times New Roman" w:hAnsi="Times New Roman"/>
@@ -18365,7 +16501,7 @@
           <w:t xml:space="preserve">Frey, B.J., and Dueck, D. (2007). Clustering by passing messages between data points. Science </w:t>
         </w:r>
       </w:hyperlink>
-      <w:hyperlink r:id="rId348">
+      <w:hyperlink r:id="rId347">
         <w:r>
           <w:rPr>
             <w:rFonts w:ascii="Times New Roman" w:cs="Times New Roman" w:eastAsia="Times New Roman" w:hAnsi="Times New Roman"/>
@@ -18380,7 +16516,7 @@
           <w:t xml:space="preserve">315</w:t>
         </w:r>
       </w:hyperlink>
-      <w:hyperlink r:id="rId349">
+      <w:hyperlink r:id="rId348">
         <w:r>
           <w:rPr>
             <w:rFonts w:ascii="Times New Roman" w:cs="Times New Roman" w:eastAsia="Times New Roman" w:hAnsi="Times New Roman"/>
@@ -18440,7 +16576,7 @@
         <w:t xml:space="preserve">114.</w:t>
         <w:tab/>
       </w:r>
-      <w:hyperlink r:id="rId350">
+      <w:hyperlink r:id="rId349">
         <w:r>
           <w:rPr>
             <w:rFonts w:ascii="Times New Roman" w:cs="Times New Roman" w:eastAsia="Times New Roman" w:hAnsi="Times New Roman"/>
@@ -18500,7 +16636,7 @@
         <w:t xml:space="preserve">115.</w:t>
         <w:tab/>
       </w:r>
-      <w:hyperlink r:id="rId351">
+      <w:hyperlink r:id="rId350">
         <w:r>
           <w:rPr>
             <w:rFonts w:ascii="Times New Roman" w:cs="Times New Roman" w:eastAsia="Times New Roman" w:hAnsi="Times New Roman"/>
@@ -18515,7 +16651,7 @@
           <w:t xml:space="preserve">Shi, X.H., Guan, R.C., Wang, L.P., Pei, Z.L., and Liang, Y.C. (2009). An incremental affinity propagation algorithm and its applications for text clustering. In 2009 International Joint Conference on Neural Networks (IEEE). https://doi.org/</w:t>
         </w:r>
       </w:hyperlink>
-      <w:hyperlink r:id="rId352">
+      <w:hyperlink r:id="rId351">
         <w:r>
           <w:rPr>
             <w:rFonts w:ascii="Times New Roman" w:cs="Times New Roman" w:eastAsia="Times New Roman" w:hAnsi="Times New Roman"/>
@@ -18530,7 +16666,7 @@
           <w:t xml:space="preserve">10.1109/ijcnn.2009.5178973</w:t>
         </w:r>
       </w:hyperlink>
-      <w:hyperlink r:id="rId353">
+      <w:hyperlink r:id="rId352">
         <w:r>
           <w:rPr>
             <w:rFonts w:ascii="Times New Roman" w:cs="Times New Roman" w:eastAsia="Times New Roman" w:hAnsi="Times New Roman"/>
@@ -18590,7 +16726,7 @@
         <w:t xml:space="preserve">116.</w:t>
         <w:tab/>
       </w:r>
-      <w:hyperlink r:id="rId354">
+      <w:hyperlink r:id="rId353">
         <w:r>
           <w:rPr>
             <w:rFonts w:ascii="Times New Roman" w:cs="Times New Roman" w:eastAsia="Times New Roman" w:hAnsi="Times New Roman"/>
@@ -18605,7 +16741,7 @@
           <w:t xml:space="preserve">Shailendra Kumar Shrivastava, J.L.Rana, R.C.Jain (2013). Text document clustering based on phrase similarity using affinity propagation. International Journal of Computer Applications </w:t>
         </w:r>
       </w:hyperlink>
-      <w:hyperlink r:id="rId355">
+      <w:hyperlink r:id="rId354">
         <w:r>
           <w:rPr>
             <w:rFonts w:ascii="Times New Roman" w:cs="Times New Roman" w:eastAsia="Times New Roman" w:hAnsi="Times New Roman"/>
@@ -18620,7 +16756,7 @@
           <w:t xml:space="preserve">61</w:t>
         </w:r>
       </w:hyperlink>
-      <w:hyperlink r:id="rId356">
+      <w:hyperlink r:id="rId355">
         <w:r>
           <w:rPr>
             <w:rFonts w:ascii="Times New Roman" w:cs="Times New Roman" w:eastAsia="Times New Roman" w:hAnsi="Times New Roman"/>
@@ -18635,7 +16771,7 @@
           <w:t xml:space="preserve">. https://doi.org/</w:t>
         </w:r>
       </w:hyperlink>
-      <w:hyperlink r:id="rId357">
+      <w:hyperlink r:id="rId356">
         <w:r>
           <w:rPr>
             <w:rFonts w:ascii="Times New Roman" w:cs="Times New Roman" w:eastAsia="Times New Roman" w:hAnsi="Times New Roman"/>
@@ -18650,7 +16786,7 @@
           <w:t xml:space="preserve">10.5120/10032-5077</w:t>
         </w:r>
       </w:hyperlink>
-      <w:hyperlink r:id="rId358">
+      <w:hyperlink r:id="rId357">
         <w:r>
           <w:rPr>
             <w:rFonts w:ascii="Times New Roman" w:cs="Times New Roman" w:eastAsia="Times New Roman" w:hAnsi="Times New Roman"/>
@@ -18710,7 +16846,7 @@
         <w:t xml:space="preserve">117.</w:t>
         <w:tab/>
       </w:r>
-      <w:hyperlink r:id="rId359">
+      <w:hyperlink r:id="rId358">
         <w:r>
           <w:rPr>
             <w:rFonts w:ascii="Times New Roman" w:cs="Times New Roman" w:eastAsia="Times New Roman" w:hAnsi="Times New Roman"/>
@@ -18725,7 +16861,7 @@
           <w:t xml:space="preserve">Cortes, D. (2019). isotree: Isolation-Based Outlier Detection. (The R Foundation). https://doi.org/</w:t>
         </w:r>
       </w:hyperlink>
-      <w:hyperlink r:id="rId360">
+      <w:hyperlink r:id="rId359">
         <w:r>
           <w:rPr>
             <w:rFonts w:ascii="Times New Roman" w:cs="Times New Roman" w:eastAsia="Times New Roman" w:hAnsi="Times New Roman"/>
@@ -18740,7 +16876,7 @@
           <w:t xml:space="preserve">10.32614/cran.package.isotree</w:t>
         </w:r>
       </w:hyperlink>
-      <w:hyperlink r:id="rId361">
+      <w:hyperlink r:id="rId360">
         <w:r>
           <w:rPr>
             <w:rFonts w:ascii="Times New Roman" w:cs="Times New Roman" w:eastAsia="Times New Roman" w:hAnsi="Times New Roman"/>
@@ -18755,7 +16891,7 @@
           <w:t xml:space="preserve"> https://doi.org/</w:t>
         </w:r>
       </w:hyperlink>
-      <w:hyperlink r:id="rId362">
+      <w:hyperlink r:id="rId361">
         <w:r>
           <w:rPr>
             <w:rFonts w:ascii="Times New Roman" w:cs="Times New Roman" w:eastAsia="Times New Roman" w:hAnsi="Times New Roman"/>
@@ -18770,7 +16906,7 @@
           <w:t xml:space="preserve">10.32614/cran.package.isotree</w:t>
         </w:r>
       </w:hyperlink>
-      <w:hyperlink r:id="rId363">
+      <w:hyperlink r:id="rId362">
         <w:r>
           <w:rPr>
             <w:rFonts w:ascii="Times New Roman" w:cs="Times New Roman" w:eastAsia="Times New Roman" w:hAnsi="Times New Roman"/>
@@ -18830,7 +16966,7 @@
         <w:t xml:space="preserve">118.</w:t>
         <w:tab/>
       </w:r>
-      <w:hyperlink r:id="rId364">
+      <w:hyperlink r:id="rId363">
         <w:r>
           <w:rPr>
             <w:rFonts w:ascii="Times New Roman" w:cs="Times New Roman" w:eastAsia="Times New Roman" w:hAnsi="Times New Roman"/>
@@ -18890,7 +17026,7 @@
         <w:t xml:space="preserve">119.</w:t>
         <w:tab/>
       </w:r>
-      <w:hyperlink r:id="rId365">
+      <w:hyperlink r:id="rId364">
         <w:r>
           <w:rPr>
             <w:rFonts w:ascii="Times New Roman" w:cs="Times New Roman" w:eastAsia="Times New Roman" w:hAnsi="Times New Roman"/>
@@ -18905,7 +17041,7 @@
           <w:t xml:space="preserve">Hahsler, M., and Piekenbrock, M. (2015). Dbscan: Density-based spatial clustering of applications with noise (DBSCAN) and related algorithms. (The R Foundation). https://doi.org/</w:t>
         </w:r>
       </w:hyperlink>
-      <w:hyperlink r:id="rId366">
+      <w:hyperlink r:id="rId365">
         <w:r>
           <w:rPr>
             <w:rFonts w:ascii="Times New Roman" w:cs="Times New Roman" w:eastAsia="Times New Roman" w:hAnsi="Times New Roman"/>
@@ -18920,7 +17056,7 @@
           <w:t xml:space="preserve">10.32614/cran.package.dbscan</w:t>
         </w:r>
       </w:hyperlink>
-      <w:hyperlink r:id="rId367">
+      <w:hyperlink r:id="rId366">
         <w:r>
           <w:rPr>
             <w:rFonts w:ascii="Times New Roman" w:cs="Times New Roman" w:eastAsia="Times New Roman" w:hAnsi="Times New Roman"/>
@@ -18935,7 +17071,7 @@
           <w:t xml:space="preserve"> https://doi.org/</w:t>
         </w:r>
       </w:hyperlink>
-      <w:hyperlink r:id="rId368">
+      <w:hyperlink r:id="rId367">
         <w:r>
           <w:rPr>
             <w:rFonts w:ascii="Times New Roman" w:cs="Times New Roman" w:eastAsia="Times New Roman" w:hAnsi="Times New Roman"/>
@@ -18950,7 +17086,7 @@
           <w:t xml:space="preserve">10.32614/cran.package.dbscan</w:t>
         </w:r>
       </w:hyperlink>
-      <w:hyperlink r:id="rId369">
+      <w:hyperlink r:id="rId368">
         <w:r>
           <w:rPr>
             <w:rFonts w:ascii="Times New Roman" w:cs="Times New Roman" w:eastAsia="Times New Roman" w:hAnsi="Times New Roman"/>
@@ -19010,7 +17146,7 @@
         <w:t xml:space="preserve">120.</w:t>
         <w:tab/>
       </w:r>
-      <w:hyperlink r:id="rId370">
+      <w:hyperlink r:id="rId369">
         <w:r>
           <w:rPr>
             <w:rFonts w:ascii="Times New Roman" w:cs="Times New Roman" w:eastAsia="Times New Roman" w:hAnsi="Times New Roman"/>
@@ -19025,7 +17161,7 @@
           <w:t xml:space="preserve">Alghushairy, O., Alsini, R., Soule, T., and Ma, X. (2020). A review of Local Outlier Factor algorithms for outlier detection in big data streams. Big Data Cogn. Comput. </w:t>
         </w:r>
       </w:hyperlink>
-      <w:hyperlink r:id="rId371">
+      <w:hyperlink r:id="rId370">
         <w:r>
           <w:rPr>
             <w:rFonts w:ascii="Times New Roman" w:cs="Times New Roman" w:eastAsia="Times New Roman" w:hAnsi="Times New Roman"/>
@@ -19040,7 +17176,7 @@
           <w:t xml:space="preserve">5</w:t>
         </w:r>
       </w:hyperlink>
-      <w:hyperlink r:id="rId372">
+      <w:hyperlink r:id="rId371">
         <w:r>
           <w:rPr>
             <w:rFonts w:ascii="Times New Roman" w:cs="Times New Roman" w:eastAsia="Times New Roman" w:hAnsi="Times New Roman"/>
@@ -19100,7 +17236,7 @@
         <w:t xml:space="preserve">121.</w:t>
         <w:tab/>
       </w:r>
-      <w:hyperlink r:id="rId373">
+      <w:hyperlink r:id="rId372">
         <w:r>
           <w:rPr>
             <w:rFonts w:ascii="Times New Roman" w:cs="Times New Roman" w:eastAsia="Times New Roman" w:hAnsi="Times New Roman"/>
@@ -19115,7 +17251,7 @@
           <w:t xml:space="preserve">Ding, H., Ding, K., Zhang, J., Wang, Y., Gao, L., Li, Y., Chen, F., Shao, Z., and Lai, W. (2018). Local outlier factor-based fault detection and evaluation of photovoltaic system. Solar Energy </w:t>
         </w:r>
       </w:hyperlink>
-      <w:hyperlink r:id="rId374">
+      <w:hyperlink r:id="rId373">
         <w:r>
           <w:rPr>
             <w:rFonts w:ascii="Times New Roman" w:cs="Times New Roman" w:eastAsia="Times New Roman" w:hAnsi="Times New Roman"/>
@@ -19130,7 +17266,7 @@
           <w:t xml:space="preserve">164</w:t>
         </w:r>
       </w:hyperlink>
-      <w:hyperlink r:id="rId375">
+      <w:hyperlink r:id="rId374">
         <w:r>
           <w:rPr>
             <w:rFonts w:ascii="Times New Roman" w:cs="Times New Roman" w:eastAsia="Times New Roman" w:hAnsi="Times New Roman"/>
@@ -19190,7 +17326,7 @@
         <w:t xml:space="preserve">122.</w:t>
         <w:tab/>
       </w:r>
-      <w:hyperlink r:id="rId376">
+      <w:hyperlink r:id="rId375">
         <w:r>
           <w:rPr>
             <w:rFonts w:ascii="Times New Roman" w:cs="Times New Roman" w:eastAsia="Times New Roman" w:hAnsi="Times New Roman"/>
@@ -19205,7 +17341,7 @@
           <w:t xml:space="preserve">Xu, H., Zhang, L., Li, P., and Zhu, F. (2022). Outlier detection algorithm based on k-nearest neighbors-local outlier factor. J. Algorithm. Comput. Technol. </w:t>
         </w:r>
       </w:hyperlink>
-      <w:hyperlink r:id="rId377">
+      <w:hyperlink r:id="rId376">
         <w:r>
           <w:rPr>
             <w:rFonts w:ascii="Times New Roman" w:cs="Times New Roman" w:eastAsia="Times New Roman" w:hAnsi="Times New Roman"/>
@@ -19220,7 +17356,7 @@
           <w:t xml:space="preserve">16</w:t>
         </w:r>
       </w:hyperlink>
-      <w:hyperlink r:id="rId378">
+      <w:hyperlink r:id="rId377">
         <w:r>
           <w:rPr>
             <w:rFonts w:ascii="Times New Roman" w:cs="Times New Roman" w:eastAsia="Times New Roman" w:hAnsi="Times New Roman"/>
@@ -19235,7 +17371,7 @@
           <w:t xml:space="preserve">. https://doi.org/</w:t>
         </w:r>
       </w:hyperlink>
-      <w:hyperlink r:id="rId379">
+      <w:hyperlink r:id="rId378">
         <w:r>
           <w:rPr>
             <w:rFonts w:ascii="Times New Roman" w:cs="Times New Roman" w:eastAsia="Times New Roman" w:hAnsi="Times New Roman"/>
@@ -19250,7 +17386,7 @@
           <w:t xml:space="preserve">10.1177/17483026221078111</w:t>
         </w:r>
       </w:hyperlink>
-      <w:hyperlink r:id="rId380">
+      <w:hyperlink r:id="rId379">
         <w:r>
           <w:rPr>
             <w:rFonts w:ascii="Times New Roman" w:cs="Times New Roman" w:eastAsia="Times New Roman" w:hAnsi="Times New Roman"/>
@@ -19310,7 +17446,7 @@
         <w:t xml:space="preserve">123.</w:t>
         <w:tab/>
       </w:r>
-      <w:hyperlink r:id="rId381">
+      <w:hyperlink r:id="rId380">
         <w:r>
           <w:rPr>
             <w:rFonts w:ascii="Times New Roman" w:cs="Times New Roman" w:eastAsia="Times New Roman" w:hAnsi="Times New Roman"/>
@@ -19325,7 +17461,7 @@
           <w:t xml:space="preserve">Morris, J., Kuleshov, V., Shmatikov, V., and Rush, A. (2023). Text embeddings reveal (almost) as much as text. In Proceedings of the 2023 Conference on Empirical Methods in Natural Language Processing (Association for Computational Linguistics). https://doi.org/</w:t>
         </w:r>
       </w:hyperlink>
-      <w:hyperlink r:id="rId382">
+      <w:hyperlink r:id="rId381">
         <w:r>
           <w:rPr>
             <w:rFonts w:ascii="Times New Roman" w:cs="Times New Roman" w:eastAsia="Times New Roman" w:hAnsi="Times New Roman"/>
@@ -19340,7 +17476,7 @@
           <w:t xml:space="preserve">10.18653/v1/2023.emnlp-main.765</w:t>
         </w:r>
       </w:hyperlink>
-      <w:hyperlink r:id="rId383">
+      <w:hyperlink r:id="rId382">
         <w:r>
           <w:rPr>
             <w:rFonts w:ascii="Times New Roman" w:cs="Times New Roman" w:eastAsia="Times New Roman" w:hAnsi="Times New Roman"/>
@@ -19400,7 +17536,7 @@
         <w:t xml:space="preserve">124.</w:t>
         <w:tab/>
       </w:r>
-      <w:hyperlink r:id="rId384">
+      <w:hyperlink r:id="rId383">
         <w:r>
           <w:rPr>
             <w:rFonts w:ascii="Times New Roman" w:cs="Times New Roman" w:eastAsia="Times New Roman" w:hAnsi="Times New Roman"/>
@@ -19460,7 +17596,7 @@
         <w:t xml:space="preserve">125.</w:t>
         <w:tab/>
       </w:r>
-      <w:hyperlink r:id="rId385">
+      <w:hyperlink r:id="rId384">
         <w:r>
           <w:rPr>
             <w:rFonts w:ascii="Times New Roman" w:cs="Times New Roman" w:eastAsia="Times New Roman" w:hAnsi="Times New Roman"/>
@@ -19475,7 +17611,7 @@
           <w:t xml:space="preserve">Incitti, F., Urli, F., and Snidaro, L. (2023). Beyond word embeddings: A survey. Inf. Fusion </w:t>
         </w:r>
       </w:hyperlink>
-      <w:hyperlink r:id="rId386">
+      <w:hyperlink r:id="rId385">
         <w:r>
           <w:rPr>
             <w:rFonts w:ascii="Times New Roman" w:cs="Times New Roman" w:eastAsia="Times New Roman" w:hAnsi="Times New Roman"/>
@@ -19490,7 +17626,7 @@
           <w:t xml:space="preserve">89</w:t>
         </w:r>
       </w:hyperlink>
-      <w:hyperlink r:id="rId387">
+      <w:hyperlink r:id="rId386">
         <w:r>
           <w:rPr>
             <w:rFonts w:ascii="Times New Roman" w:cs="Times New Roman" w:eastAsia="Times New Roman" w:hAnsi="Times New Roman"/>
@@ -19550,7 +17686,7 @@
         <w:t xml:space="preserve">126.</w:t>
         <w:tab/>
       </w:r>
-      <w:hyperlink r:id="rId388">
+      <w:hyperlink r:id="rId387">
         <w:r>
           <w:rPr>
             <w:rFonts w:ascii="Times New Roman" w:cs="Times New Roman" w:eastAsia="Times New Roman" w:hAnsi="Times New Roman"/>
@@ -19565,7 +17701,7 @@
           <w:t xml:space="preserve">Gökçe, O., Prada, J., Nikolov, N.I., Gu, N., and Hahnloser, R.H.R. (2020). Embedding-based scientific literature discovery in a text editor application. In Proceedings of the 58th Annual Meeting of the Association for Computational Linguistics: System Demonstrations (Association for Computational Linguistics). https://doi.org/</w:t>
         </w:r>
       </w:hyperlink>
-      <w:hyperlink r:id="rId389">
+      <w:hyperlink r:id="rId388">
         <w:r>
           <w:rPr>
             <w:rFonts w:ascii="Times New Roman" w:cs="Times New Roman" w:eastAsia="Times New Roman" w:hAnsi="Times New Roman"/>
@@ -19580,7 +17716,7 @@
           <w:t xml:space="preserve">10.18653/v1/2020.acl-demos.36</w:t>
         </w:r>
       </w:hyperlink>
-      <w:hyperlink r:id="rId390">
+      <w:hyperlink r:id="rId389">
         <w:r>
           <w:rPr>
             <w:rFonts w:ascii="Times New Roman" w:cs="Times New Roman" w:eastAsia="Times New Roman" w:hAnsi="Times New Roman"/>
@@ -19640,7 +17776,7 @@
         <w:t xml:space="preserve">127.</w:t>
         <w:tab/>
       </w:r>
-      <w:hyperlink r:id="rId391">
+      <w:hyperlink r:id="rId390">
         <w:r>
           <w:rPr>
             <w:rFonts w:ascii="Times New Roman" w:cs="Times New Roman" w:eastAsia="Times New Roman" w:hAnsi="Times New Roman"/>
@@ -19700,7 +17836,7 @@
         <w:t xml:space="preserve">128.</w:t>
         <w:tab/>
       </w:r>
-      <w:hyperlink r:id="rId392">
+      <w:hyperlink r:id="rId391">
         <w:r>
           <w:rPr>
             <w:rFonts w:ascii="Times New Roman" w:cs="Times New Roman" w:eastAsia="Times New Roman" w:hAnsi="Times New Roman"/>
@@ -19715,7 +17851,7 @@
           <w:t xml:space="preserve">Mehta, V., Bawa, S., and Singh, J. (2021). WEClustering: word embeddings based text clustering technique for large datasets. Complex Intell Systems </w:t>
         </w:r>
       </w:hyperlink>
-      <w:hyperlink r:id="rId393">
+      <w:hyperlink r:id="rId392">
         <w:r>
           <w:rPr>
             <w:rFonts w:ascii="Times New Roman" w:cs="Times New Roman" w:eastAsia="Times New Roman" w:hAnsi="Times New Roman"/>
@@ -19730,7 +17866,7 @@
           <w:t xml:space="preserve">7</w:t>
         </w:r>
       </w:hyperlink>
-      <w:hyperlink r:id="rId394">
+      <w:hyperlink r:id="rId393">
         <w:r>
           <w:rPr>
             <w:rFonts w:ascii="Times New Roman" w:cs="Times New Roman" w:eastAsia="Times New Roman" w:hAnsi="Times New Roman"/>
@@ -19790,7 +17926,7 @@
         <w:t xml:space="preserve">129.</w:t>
         <w:tab/>
       </w:r>
-      <w:hyperlink r:id="rId395">
+      <w:hyperlink r:id="rId394">
         <w:r>
           <w:rPr>
             <w:rFonts w:ascii="Times New Roman" w:cs="Times New Roman" w:eastAsia="Times New Roman" w:hAnsi="Times New Roman"/>
@@ -19805,7 +17941,7 @@
           <w:t xml:space="preserve">Stein, R.A., Jaques, P.A., and Valiati, J.F. (2019). An analysis of hierarchical text classification using word embeddings. Inf. Sci. </w:t>
         </w:r>
       </w:hyperlink>
-      <w:hyperlink r:id="rId396">
+      <w:hyperlink r:id="rId395">
         <w:r>
           <w:rPr>
             <w:rFonts w:ascii="Times New Roman" w:cs="Times New Roman" w:eastAsia="Times New Roman" w:hAnsi="Times New Roman"/>
@@ -19820,7 +17956,7 @@
           <w:t xml:space="preserve">471</w:t>
         </w:r>
       </w:hyperlink>
-      <w:hyperlink r:id="rId397">
+      <w:hyperlink r:id="rId396">
         <w:r>
           <w:rPr>
             <w:rFonts w:ascii="Times New Roman" w:cs="Times New Roman" w:eastAsia="Times New Roman" w:hAnsi="Times New Roman"/>
@@ -19880,7 +18016,7 @@
         <w:t xml:space="preserve">130.</w:t>
         <w:tab/>
       </w:r>
-      <w:hyperlink r:id="rId398">
+      <w:hyperlink r:id="rId397">
         <w:r>
           <w:rPr>
             <w:rFonts w:ascii="Times New Roman" w:cs="Times New Roman" w:eastAsia="Times New Roman" w:hAnsi="Times New Roman"/>
@@ -19940,7 +18076,7 @@
         <w:t xml:space="preserve">131.</w:t>
         <w:tab/>
       </w:r>
-      <w:hyperlink r:id="rId399">
+      <w:hyperlink r:id="rId398">
         <w:r>
           <w:rPr>
             <w:rFonts w:ascii="Times New Roman" w:cs="Times New Roman" w:eastAsia="Times New Roman" w:hAnsi="Times New Roman"/>
@@ -20000,7 +18136,7 @@
         <w:t xml:space="preserve">132.</w:t>
         <w:tab/>
       </w:r>
-      <w:hyperlink r:id="rId400">
+      <w:hyperlink r:id="rId399">
         <w:r>
           <w:rPr>
             <w:rFonts w:ascii="Times New Roman" w:cs="Times New Roman" w:eastAsia="Times New Roman" w:hAnsi="Times New Roman"/>
@@ -20060,7 +18196,7 @@
         <w:t xml:space="preserve">133.</w:t>
         <w:tab/>
       </w:r>
-      <w:hyperlink r:id="rId401">
+      <w:hyperlink r:id="rId400">
         <w:r>
           <w:rPr>
             <w:rFonts w:ascii="Times New Roman" w:cs="Times New Roman" w:eastAsia="Times New Roman" w:hAnsi="Times New Roman"/>
@@ -20120,7 +18256,7 @@
         <w:t xml:space="preserve">134.</w:t>
         <w:tab/>
       </w:r>
-      <w:hyperlink r:id="rId402">
+      <w:hyperlink r:id="rId401">
         <w:r>
           <w:rPr>
             <w:rFonts w:ascii="Times New Roman" w:cs="Times New Roman" w:eastAsia="Times New Roman" w:hAnsi="Times New Roman"/>
@@ -20180,7 +18316,7 @@
         <w:t xml:space="preserve">135.</w:t>
         <w:tab/>
       </w:r>
-      <w:hyperlink r:id="rId403">
+      <w:hyperlink r:id="rId402">
         <w:r>
           <w:rPr>
             <w:rFonts w:ascii="Times New Roman" w:cs="Times New Roman" w:eastAsia="Times New Roman" w:hAnsi="Times New Roman"/>
@@ -20240,7 +18376,7 @@
         <w:t xml:space="preserve">136.</w:t>
         <w:tab/>
       </w:r>
-      <w:hyperlink r:id="rId404">
+      <w:hyperlink r:id="rId403">
         <w:r>
           <w:rPr>
             <w:rFonts w:ascii="Times New Roman" w:cs="Times New Roman" w:eastAsia="Times New Roman" w:hAnsi="Times New Roman"/>
@@ -20255,7 +18391,7 @@
           <w:t xml:space="preserve">Devlin, J., Chang, M.-W., Lee, K., and Toutanova, K. (2018). BERT: Pre-training of deep bidirectional Transformers for language understanding. arXiv [cs.CL]. https://doi.org/</w:t>
         </w:r>
       </w:hyperlink>
-      <w:hyperlink r:id="rId405">
+      <w:hyperlink r:id="rId404">
         <w:r>
           <w:rPr>
             <w:rFonts w:ascii="Times New Roman" w:cs="Times New Roman" w:eastAsia="Times New Roman" w:hAnsi="Times New Roman"/>
@@ -20270,7 +18406,7 @@
           <w:t xml:space="preserve">10.48550/ARXIV.1810.04805</w:t>
         </w:r>
       </w:hyperlink>
-      <w:hyperlink r:id="rId406">
+      <w:hyperlink r:id="rId405">
         <w:r>
           <w:rPr>
             <w:rFonts w:ascii="Times New Roman" w:cs="Times New Roman" w:eastAsia="Times New Roman" w:hAnsi="Times New Roman"/>
@@ -20330,7 +18466,7 @@
         <w:t xml:space="preserve">137.</w:t>
         <w:tab/>
       </w:r>
-      <w:hyperlink r:id="rId407">
+      <w:hyperlink r:id="rId406">
         <w:r>
           <w:rPr>
             <w:rFonts w:ascii="Times New Roman" w:cs="Times New Roman" w:eastAsia="Times New Roman" w:hAnsi="Times New Roman"/>
@@ -20345,7 +18481,7 @@
           <w:t xml:space="preserve">OpenAI, Achiam, J., Adler, S., Agarwal, S., Ahmad, L., Akkaya, I., Aleman, F.L., Almeida, D., Altenschmidt, J., Altman, S., et al. (2023). GPT-4 Technical Report. arXiv [cs.CL]. https://doi.org/</w:t>
         </w:r>
       </w:hyperlink>
-      <w:hyperlink r:id="rId408">
+      <w:hyperlink r:id="rId407">
         <w:r>
           <w:rPr>
             <w:rFonts w:ascii="Times New Roman" w:cs="Times New Roman" w:eastAsia="Times New Roman" w:hAnsi="Times New Roman"/>
@@ -20360,7 +18496,7 @@
           <w:t xml:space="preserve">10.48550/ARXIV.2303.08774</w:t>
         </w:r>
       </w:hyperlink>
-      <w:hyperlink r:id="rId409">
+      <w:hyperlink r:id="rId408">
         <w:r>
           <w:rPr>
             <w:rFonts w:ascii="Times New Roman" w:cs="Times New Roman" w:eastAsia="Times New Roman" w:hAnsi="Times New Roman"/>
@@ -20420,7 +18556,7 @@
         <w:t xml:space="preserve">138.</w:t>
         <w:tab/>
       </w:r>
-      <w:hyperlink r:id="rId410">
+      <w:hyperlink r:id="rId409">
         <w:r>
           <w:rPr>
             <w:rFonts w:ascii="Times New Roman" w:cs="Times New Roman" w:eastAsia="Times New Roman" w:hAnsi="Times New Roman"/>
@@ -20435,7 +18571,7 @@
           <w:t xml:space="preserve">Brown, T.B., Mann, B., Ryder, N., Subbiah, M., Kaplan, J., Dhariwal, P., Neelakantan, A., Shyam, P., Sastry, G., Askell, A., et al. (2020). Language Models are Few-Shot Learners. arXiv [cs.CL]. https://doi.org/</w:t>
         </w:r>
       </w:hyperlink>
-      <w:hyperlink r:id="rId411">
+      <w:hyperlink r:id="rId410">
         <w:r>
           <w:rPr>
             <w:rFonts w:ascii="Times New Roman" w:cs="Times New Roman" w:eastAsia="Times New Roman" w:hAnsi="Times New Roman"/>
@@ -20450,7 +18586,7 @@
           <w:t xml:space="preserve">10.48550/ARXIV.2005.14165</w:t>
         </w:r>
       </w:hyperlink>
-      <w:hyperlink r:id="rId412">
+      <w:hyperlink r:id="rId411">
         <w:r>
           <w:rPr>
             <w:rFonts w:ascii="Times New Roman" w:cs="Times New Roman" w:eastAsia="Times New Roman" w:hAnsi="Times New Roman"/>
@@ -20510,7 +18646,7 @@
         <w:t xml:space="preserve">139.</w:t>
         <w:tab/>
       </w:r>
-      <w:hyperlink r:id="rId413">
+      <w:hyperlink r:id="rId412">
         <w:r>
           <w:rPr>
             <w:rFonts w:ascii="Times New Roman" w:cs="Times New Roman" w:eastAsia="Times New Roman" w:hAnsi="Times New Roman"/>
@@ -20570,7 +18706,7 @@
         <w:t xml:space="preserve">140.</w:t>
         <w:tab/>
       </w:r>
-      <w:hyperlink r:id="rId414">
+      <w:hyperlink r:id="rId413">
         <w:r>
           <w:rPr>
             <w:rFonts w:ascii="Times New Roman" w:cs="Times New Roman" w:eastAsia="Times New Roman" w:hAnsi="Times New Roman"/>
@@ -20630,7 +18766,7 @@
         <w:t xml:space="preserve">141.</w:t>
         <w:tab/>
       </w:r>
-      <w:hyperlink r:id="rId415">
+      <w:hyperlink r:id="rId414">
         <w:r>
           <w:rPr>
             <w:rFonts w:ascii="Times New Roman" w:cs="Times New Roman" w:eastAsia="Times New Roman" w:hAnsi="Times New Roman"/>
@@ -20690,7 +18826,7 @@
         <w:t xml:space="preserve">142.</w:t>
         <w:tab/>
       </w:r>
-      <w:hyperlink r:id="rId416">
+      <w:hyperlink r:id="rId415">
         <w:r>
           <w:rPr>
             <w:rFonts w:ascii="Times New Roman" w:cs="Times New Roman" w:eastAsia="Times New Roman" w:hAnsi="Times New Roman"/>
@@ -20750,7 +18886,7 @@
         <w:t xml:space="preserve">143.</w:t>
         <w:tab/>
       </w:r>
-      <w:hyperlink r:id="rId417">
+      <w:hyperlink r:id="rId416">
         <w:r>
           <w:rPr>
             <w:rFonts w:ascii="Times New Roman" w:cs="Times New Roman" w:eastAsia="Times New Roman" w:hAnsi="Times New Roman"/>
@@ -20810,7 +18946,7 @@
         <w:t xml:space="preserve">144.</w:t>
         <w:tab/>
       </w:r>
-      <w:hyperlink r:id="rId418">
+      <w:hyperlink r:id="rId417">
         <w:r>
           <w:rPr>
             <w:rFonts w:ascii="Times New Roman" w:cs="Times New Roman" w:eastAsia="Times New Roman" w:hAnsi="Times New Roman"/>
@@ -20857,7 +18993,7 @@
           <w:szCs w:val="24"/>
         </w:rPr>
         <w:sectPr>
-          <w:headerReference r:id="rId419" w:type="default"/>
+          <w:headerReference r:id="rId418" w:type="default"/>
           <w:pgSz w:h="15840" w:w="12240" w:orient="portrait"/>
           <w:pgMar w:bottom="1440" w:top="1440" w:left="1267.2" w:right="1440" w:header="720" w:footer="720"/>
           <w:pgNumType w:start="1"/>
@@ -20876,7 +19012,7 @@
         <w:t xml:space="preserve">145.</w:t>
         <w:tab/>
       </w:r>
-      <w:hyperlink r:id="rId420">
+      <w:hyperlink r:id="rId419">
         <w:r>
           <w:rPr>
             <w:rFonts w:ascii="Times New Roman" w:cs="Times New Roman" w:eastAsia="Times New Roman" w:hAnsi="Times New Roman"/>
@@ -20891,7 +19027,7 @@
           <w:t xml:space="preserve">Shutaywi, M., and Kachouie, N.N. (2021). Silhouette Analysis for Performance Evaluation in Machine Learning with Applications to Clustering. Entropy </w:t>
         </w:r>
       </w:hyperlink>
-      <w:hyperlink r:id="rId421">
+      <w:hyperlink r:id="rId420">
         <w:r>
           <w:rPr>
             <w:rFonts w:ascii="Times New Roman" w:cs="Times New Roman" w:eastAsia="Times New Roman" w:hAnsi="Times New Roman"/>
@@ -20906,7 +19042,7 @@
           <w:t xml:space="preserve">23</w:t>
         </w:r>
       </w:hyperlink>
-      <w:hyperlink r:id="rId422">
+      <w:hyperlink r:id="rId421">
         <w:r>
           <w:rPr>
             <w:rFonts w:ascii="Times New Roman" w:cs="Times New Roman" w:eastAsia="Times New Roman" w:hAnsi="Times New Roman"/>
@@ -20921,7 +19057,7 @@
           <w:t xml:space="preserve">. https://doi.org/</w:t>
         </w:r>
       </w:hyperlink>
-      <w:hyperlink r:id="rId423">
+      <w:hyperlink r:id="rId422">
         <w:r>
           <w:rPr>
             <w:rFonts w:ascii="Times New Roman" w:cs="Times New Roman" w:eastAsia="Times New Roman" w:hAnsi="Times New Roman"/>
@@ -20936,7 +19072,7 @@
           <w:t xml:space="preserve">10.3390/e23060759</w:t>
         </w:r>
       </w:hyperlink>
-      <w:hyperlink r:id="rId424">
+      <w:hyperlink r:id="rId423">
         <w:r>
           <w:rPr>
             <w:rFonts w:ascii="Times New Roman" w:cs="Times New Roman" w:eastAsia="Times New Roman" w:hAnsi="Times New Roman"/>
@@ -48865,16 +47001,16 @@
           <wp:inline distB="114300" distT="114300" distL="114300" distR="114300">
             <wp:extent cx="6303264" cy="3057525"/>
             <wp:effectExtent b="0" l="0" r="0" t="0"/>
-            <wp:docPr id="7" name="image4.png"/>
+            <wp:docPr id="7" name="image1.png"/>
             <a:graphic>
               <a:graphicData uri="http://schemas.openxmlformats.org/drawingml/2006/picture">
                 <pic:pic>
                   <pic:nvPicPr>
-                    <pic:cNvPr id="0" name="image4.png"/>
+                    <pic:cNvPr id="0" name="image1.png"/>
                     <pic:cNvPicPr preferRelativeResize="0"/>
                   </pic:nvPicPr>
                   <pic:blipFill>
-                    <a:blip r:embed="rId425"/>
+                    <a:blip r:embed="rId424"/>
                     <a:srcRect b="0" l="0" r="0" t="0"/>
                     <a:stretch>
                       <a:fillRect/>
@@ -49034,16 +47170,16 @@
           <wp:inline distB="114300" distT="114300" distL="114300" distR="114300">
             <wp:extent cx="7170039" cy="3133725"/>
             <wp:effectExtent b="0" l="0" r="0" t="0"/>
-            <wp:docPr id="1" name="image2.png"/>
+            <wp:docPr id="1" name="image6.png"/>
             <a:graphic>
               <a:graphicData uri="http://schemas.openxmlformats.org/drawingml/2006/picture">
                 <pic:pic>
                   <pic:nvPicPr>
-                    <pic:cNvPr id="0" name="image2.png"/>
+                    <pic:cNvPr id="0" name="image6.png"/>
                     <pic:cNvPicPr preferRelativeResize="0"/>
                   </pic:nvPicPr>
                   <pic:blipFill>
-                    <a:blip r:embed="rId426"/>
+                    <a:blip r:embed="rId425"/>
                     <a:srcRect b="0" l="0" r="0" t="0"/>
                     <a:stretch>
                       <a:fillRect/>
@@ -49213,7 +47349,7 @@
                     <pic:cNvPicPr preferRelativeResize="0"/>
                   </pic:nvPicPr>
                   <pic:blipFill>
-                    <a:blip r:embed="rId427"/>
+                    <a:blip r:embed="rId426"/>
                     <a:srcRect b="0" l="0" r="0" t="0"/>
                     <a:stretch>
                       <a:fillRect/>
@@ -49346,7 +47482,7 @@
                     <pic:cNvPicPr preferRelativeResize="0"/>
                   </pic:nvPicPr>
                   <pic:blipFill>
-                    <a:blip r:embed="rId428"/>
+                    <a:blip r:embed="rId427"/>
                     <a:srcRect b="0" l="0" r="0" t="0"/>
                     <a:stretch>
                       <a:fillRect/>
@@ -49491,16 +47627,16 @@
           <wp:inline distB="114300" distT="114300" distL="114300" distR="114300">
             <wp:extent cx="8339328" cy="3467100"/>
             <wp:effectExtent b="0" l="0" r="0" t="0"/>
-            <wp:docPr id="4" name="image6.png"/>
+            <wp:docPr id="4" name="image2.png"/>
             <a:graphic>
               <a:graphicData uri="http://schemas.openxmlformats.org/drawingml/2006/picture">
                 <pic:pic>
                   <pic:nvPicPr>
-                    <pic:cNvPr id="0" name="image6.png"/>
+                    <pic:cNvPr id="0" name="image2.png"/>
                     <pic:cNvPicPr preferRelativeResize="0"/>
                   </pic:nvPicPr>
                   <pic:blipFill>
-                    <a:blip r:embed="rId429"/>
+                    <a:blip r:embed="rId428"/>
                     <a:srcRect b="0" l="0" r="0" t="0"/>
                     <a:stretch>
                       <a:fillRect/>
@@ -49706,16 +47842,16 @@
           <wp:inline distB="114300" distT="114300" distL="114300" distR="114300">
             <wp:extent cx="6565011" cy="4943480"/>
             <wp:effectExtent b="0" l="0" r="0" t="0"/>
-            <wp:docPr id="2" name="image3.png"/>
+            <wp:docPr id="2" name="image4.png"/>
             <a:graphic>
               <a:graphicData uri="http://schemas.openxmlformats.org/drawingml/2006/picture">
                 <pic:pic>
                   <pic:nvPicPr>
-                    <pic:cNvPr id="0" name="image3.png"/>
+                    <pic:cNvPr id="0" name="image4.png"/>
                     <pic:cNvPicPr preferRelativeResize="0"/>
                   </pic:nvPicPr>
                   <pic:blipFill>
-                    <a:blip r:embed="rId430"/>
+                    <a:blip r:embed="rId429"/>
                     <a:srcRect b="0" l="0" r="0" t="0"/>
                     <a:stretch>
                       <a:fillRect/>
@@ -49844,16 +47980,16 @@
           <wp:inline distB="114300" distT="114300" distL="114300" distR="114300">
             <wp:extent cx="5893689" cy="4442331"/>
             <wp:effectExtent b="0" l="0" r="0" t="0"/>
-            <wp:docPr id="6" name="image1.png"/>
+            <wp:docPr id="6" name="image3.png"/>
             <a:graphic>
               <a:graphicData uri="http://schemas.openxmlformats.org/drawingml/2006/picture">
                 <pic:pic>
                   <pic:nvPicPr>
-                    <pic:cNvPr id="0" name="image1.png"/>
+                    <pic:cNvPr id="0" name="image3.png"/>
                     <pic:cNvPicPr preferRelativeResize="0"/>
                   </pic:nvPicPr>
                   <pic:blipFill>
-                    <a:blip r:embed="rId431"/>
+                    <a:blip r:embed="rId430"/>
                     <a:srcRect b="0" l="0" r="0" t="0"/>
                     <a:stretch>
                       <a:fillRect/>
@@ -50175,7 +48311,7 @@
           <w:szCs w:val="24"/>
           <w:rtl w:val="0"/>
         </w:rPr>
-        <w:t xml:space="preserve"> ST3_who_cancer_key_words_general_5th_edition.xlsx. This file contains the standardized tumor names from the WHO Tumor Classification System 5th edition only.  </w:t>
+        <w:t xml:space="preserve"> ST3_who_cancer_key_words_general_5th_edition.xlsx. This file contains the standardized tumor names from the WHO Tumor Classification System 5th edition only.</w:t>
       </w:r>
     </w:p>
     <w:p>
@@ -50184,7 +48320,6 @@
         <w:jc w:val="both"/>
         <w:rPr>
           <w:rFonts w:ascii="Times New Roman" w:cs="Times New Roman" w:eastAsia="Times New Roman" w:hAnsi="Times New Roman"/>
-          <w:b w:val="1"/>
           <w:sz w:val="24"/>
           <w:szCs w:val="24"/>
         </w:rPr>
@@ -50201,48 +48336,28 @@
         <w:jc w:val="both"/>
         <w:rPr>
           <w:rFonts w:ascii="Times New Roman" w:cs="Times New Roman" w:eastAsia="Times New Roman" w:hAnsi="Times New Roman"/>
+          <w:sz w:val="24"/>
+          <w:szCs w:val="24"/>
+        </w:rPr>
+      </w:pPr>
+      <w:r>
+        <w:rPr>
+          <w:rFonts w:ascii="Times New Roman" w:cs="Times New Roman" w:eastAsia="Times New Roman" w:hAnsi="Times New Roman"/>
           <w:b w:val="1"/>
           <w:sz w:val="24"/>
           <w:szCs w:val="24"/>
-        </w:rPr>
-      </w:pPr>
-      <w:r>
-        <w:rPr>
-          <w:rFonts w:ascii="Times New Roman" w:cs="Times New Roman" w:eastAsia="Times New Roman" w:hAnsi="Times New Roman"/>
-          <w:b w:val="1"/>
-          <w:sz w:val="24"/>
-          <w:szCs w:val="24"/>
-          <w:rtl w:val="0"/>
-        </w:rPr>
-        <w:t xml:space="preserve">Supplementary Table ST4: </w:t>
-      </w:r>
-      <w:r>
-        <w:rPr>
-          <w:rFonts w:ascii="Times New Roman" w:cs="Times New Roman" w:eastAsia="Times New Roman" w:hAnsi="Times New Roman"/>
-          <w:sz w:val="24"/>
-          <w:szCs w:val="24"/>
-          <w:rtl w:val="0"/>
-        </w:rPr>
-        <w:t xml:space="preserve">ST4_tumor_manually_validated_all.csv.</w:t>
-      </w:r>
-      <w:r>
-        <w:rPr>
-          <w:rFonts w:ascii="Times New Roman" w:cs="Times New Roman" w:eastAsia="Times New Roman" w:hAnsi="Times New Roman"/>
-          <w:sz w:val="24"/>
-          <w:szCs w:val="24"/>
-          <w:rtl w:val="0"/>
-        </w:rPr>
-        <w:t xml:space="preserve">  This file contains the ground truth annotation with respect to all editions (3rd, 4th, and 5th) of WHO Tumor Classification System for the 1600 tumor names randomly sampled from the CTR. Furthermore, this file also contains the standardization results obtained from the 36 standardization methods implemented by CANTOS.  </w:t>
-      </w:r>
-      <w:r>
-        <w:rPr>
-          <w:rFonts w:ascii="Times New Roman" w:cs="Times New Roman" w:eastAsia="Times New Roman" w:hAnsi="Times New Roman"/>
-          <w:b w:val="1"/>
-          <w:sz w:val="24"/>
-          <w:szCs w:val="24"/>
-          <w:rtl w:val="0"/>
-        </w:rPr>
-        <w:t xml:space="preserve">   </w:t>
+          <w:rtl w:val="0"/>
+        </w:rPr>
+        <w:t xml:space="preserve">Supplementary Table ST4:</w:t>
+      </w:r>
+      <w:r>
+        <w:rPr>
+          <w:rFonts w:ascii="Times New Roman" w:cs="Times New Roman" w:eastAsia="Times New Roman" w:hAnsi="Times New Roman"/>
+          <w:sz w:val="24"/>
+          <w:szCs w:val="24"/>
+          <w:rtl w:val="0"/>
+        </w:rPr>
+        <w:t xml:space="preserve">  Text embedding models properties.</w:t>
       </w:r>
     </w:p>
     <w:p>
@@ -50268,48 +48383,14 @@
         <w:jc w:val="both"/>
         <w:rPr>
           <w:rFonts w:ascii="Times New Roman" w:cs="Times New Roman" w:eastAsia="Times New Roman" w:hAnsi="Times New Roman"/>
-          <w:b w:val="1"/>
-          <w:sz w:val="24"/>
-          <w:szCs w:val="24"/>
-        </w:rPr>
-      </w:pPr>
-      <w:r>
-        <w:rPr>
-          <w:rFonts w:ascii="Times New Roman" w:cs="Times New Roman" w:eastAsia="Times New Roman" w:hAnsi="Times New Roman"/>
-          <w:b w:val="1"/>
-          <w:sz w:val="24"/>
-          <w:szCs w:val="24"/>
-          <w:rtl w:val="0"/>
-        </w:rPr>
-        <w:t xml:space="preserve">Supplementary Table ST5: </w:t>
-      </w:r>
-      <w:r>
-        <w:rPr>
-          <w:rFonts w:ascii="Times New Roman" w:cs="Times New Roman" w:eastAsia="Times New Roman" w:hAnsi="Times New Roman"/>
-          <w:sz w:val="24"/>
-          <w:szCs w:val="24"/>
-          <w:rtl w:val="0"/>
-        </w:rPr>
-        <w:t xml:space="preserve">ST5_tumor_manually_validated_5th.csv</w:t>
-      </w:r>
-      <w:r>
-        <w:rPr>
-          <w:rFonts w:ascii="Times New Roman" w:cs="Times New Roman" w:eastAsia="Times New Roman" w:hAnsi="Times New Roman"/>
-          <w:sz w:val="24"/>
-          <w:szCs w:val="24"/>
-          <w:rtl w:val="0"/>
-        </w:rPr>
-        <w:t xml:space="preserve">. This file contains the ground truth annotation with respect to the 5th edition of WHO Tumor Classification System for the 1600 tumor names randomly sampled from the CTR. Furthermore, this file also contains the standardization results obtained from the 36 standardization methods implemented by CANTOS.  </w:t>
-      </w:r>
-      <w:r>
-        <w:rPr>
-          <w:rFonts w:ascii="Times New Roman" w:cs="Times New Roman" w:eastAsia="Times New Roman" w:hAnsi="Times New Roman"/>
-          <w:b w:val="1"/>
-          <w:sz w:val="24"/>
-          <w:szCs w:val="24"/>
-          <w:rtl w:val="0"/>
-        </w:rPr>
-        <w:t xml:space="preserve">   </w:t>
+          <w:sz w:val="24"/>
+          <w:szCs w:val="24"/>
+        </w:rPr>
+      </w:pPr>
+      <w:r>
+        <w:rPr>
+          <w:rtl w:val="0"/>
+        </w:rPr>
       </w:r>
     </w:p>
     <w:p>
@@ -50318,15 +48399,47 @@
         <w:jc w:val="both"/>
         <w:rPr>
           <w:rFonts w:ascii="Times New Roman" w:cs="Times New Roman" w:eastAsia="Times New Roman" w:hAnsi="Times New Roman"/>
+          <w:sz w:val="24"/>
+          <w:szCs w:val="24"/>
+        </w:rPr>
+      </w:pPr>
+      <w:r>
+        <w:rPr>
+          <w:rFonts w:ascii="Times New Roman" w:cs="Times New Roman" w:eastAsia="Times New Roman" w:hAnsi="Times New Roman"/>
           <w:b w:val="1"/>
           <w:sz w:val="24"/>
           <w:szCs w:val="24"/>
-        </w:rPr>
-      </w:pPr>
-      <w:r>
-        <w:rPr>
-          <w:rtl w:val="0"/>
-        </w:rPr>
+          <w:rtl w:val="0"/>
+        </w:rPr>
+        <w:t xml:space="preserve">Supplementary Table ST5: </w:t>
+      </w:r>
+      <w:r>
+        <w:rPr>
+          <w:rFonts w:ascii="Times New Roman" w:cs="Times New Roman" w:eastAsia="Times New Roman" w:hAnsi="Times New Roman"/>
+          <w:sz w:val="24"/>
+          <w:szCs w:val="24"/>
+          <w:rtl w:val="0"/>
+        </w:rPr>
+        <w:t xml:space="preserve">ST11_who_cancer_key_words_paediatric_5th_edition.xlsx.</w:t>
+      </w:r>
+      <w:r>
+        <w:rPr>
+          <w:rFonts w:ascii="Times New Roman" w:cs="Times New Roman" w:eastAsia="Times New Roman" w:hAnsi="Times New Roman"/>
+          <w:b w:val="1"/>
+          <w:sz w:val="24"/>
+          <w:szCs w:val="24"/>
+          <w:rtl w:val="0"/>
+        </w:rPr>
+        <w:t xml:space="preserve"> </w:t>
+      </w:r>
+      <w:r>
+        <w:rPr>
+          <w:rFonts w:ascii="Times New Roman" w:cs="Times New Roman" w:eastAsia="Times New Roman" w:hAnsi="Times New Roman"/>
+          <w:sz w:val="24"/>
+          <w:szCs w:val="24"/>
+          <w:rtl w:val="0"/>
+        </w:rPr>
+        <w:t xml:space="preserve">This file contains the standardized pediatric tumor names from the WHO Tumor Classification System 5th edition only.  </w:t>
       </w:r>
     </w:p>
     <w:p>
@@ -50335,37 +48448,15 @@
         <w:jc w:val="both"/>
         <w:rPr>
           <w:rFonts w:ascii="Times New Roman" w:cs="Times New Roman" w:eastAsia="Times New Roman" w:hAnsi="Times New Roman"/>
-          <w:sz w:val="24"/>
-          <w:szCs w:val="24"/>
-        </w:rPr>
-      </w:pPr>
-      <w:r>
-        <w:rPr>
-          <w:rFonts w:ascii="Times New Roman" w:cs="Times New Roman" w:eastAsia="Times New Roman" w:hAnsi="Times New Roman"/>
           <w:b w:val="1"/>
           <w:sz w:val="24"/>
           <w:szCs w:val="24"/>
-          <w:rtl w:val="0"/>
-        </w:rPr>
-        <w:t xml:space="preserve">Supplementary Table ST6: </w:t>
-      </w:r>
-      <w:r>
-        <w:rPr>
-          <w:rFonts w:ascii="Times New Roman" w:cs="Times New Roman" w:eastAsia="Times New Roman" w:hAnsi="Times New Roman"/>
-          <w:sz w:val="24"/>
-          <w:szCs w:val="24"/>
-          <w:rtl w:val="0"/>
-        </w:rPr>
-        <w:t xml:space="preserve">ST6_WHO_Results_all_ose.csv.</w:t>
-      </w:r>
-      <w:r>
-        <w:rPr>
-          <w:rFonts w:ascii="Times New Roman" w:cs="Times New Roman" w:eastAsia="Times New Roman" w:hAnsi="Times New Roman"/>
-          <w:sz w:val="24"/>
-          <w:szCs w:val="24"/>
-          <w:rtl w:val="0"/>
-        </w:rPr>
-        <w:t xml:space="preserve">  This file contains the standardized tumor names for each CTR tumor identified by CANTOS. The standardization was done with respect to all editions (3rd, 4th, and 5th) of WHO Tumor Classification System. This result was obtained when all editions (3rd, 4th, and 5th) of WHO Tumor Classification System was in the CANTOS pipeline. </w:t>
+        </w:rPr>
+      </w:pPr>
+      <w:r>
+        <w:rPr>
+          <w:rtl w:val="0"/>
+        </w:rPr>
       </w:r>
     </w:p>
     <w:p>
@@ -50374,15 +48465,47 @@
         <w:jc w:val="both"/>
         <w:rPr>
           <w:rFonts w:ascii="Times New Roman" w:cs="Times New Roman" w:eastAsia="Times New Roman" w:hAnsi="Times New Roman"/>
+          <w:sz w:val="24"/>
+          <w:szCs w:val="24"/>
+        </w:rPr>
+      </w:pPr>
+      <w:r>
+        <w:rPr>
+          <w:rFonts w:ascii="Times New Roman" w:cs="Times New Roman" w:eastAsia="Times New Roman" w:hAnsi="Times New Roman"/>
           <w:b w:val="1"/>
           <w:sz w:val="24"/>
           <w:szCs w:val="24"/>
-        </w:rPr>
-      </w:pPr>
-      <w:r>
-        <w:rPr>
-          <w:rtl w:val="0"/>
-        </w:rPr>
+          <w:rtl w:val="0"/>
+        </w:rPr>
+        <w:t xml:space="preserve">Supplementary Table ST6: </w:t>
+      </w:r>
+      <w:r>
+        <w:rPr>
+          <w:rFonts w:ascii="Times New Roman" w:cs="Times New Roman" w:eastAsia="Times New Roman" w:hAnsi="Times New Roman"/>
+          <w:sz w:val="24"/>
+          <w:szCs w:val="24"/>
+          <w:rtl w:val="0"/>
+        </w:rPr>
+        <w:t xml:space="preserve">ST10_tumor_annotated_adult_ped.csv.</w:t>
+      </w:r>
+      <w:r>
+        <w:rPr>
+          <w:rFonts w:ascii="Times New Roman" w:cs="Times New Roman" w:eastAsia="Times New Roman" w:hAnsi="Times New Roman"/>
+          <w:b w:val="1"/>
+          <w:sz w:val="24"/>
+          <w:szCs w:val="24"/>
+          <w:rtl w:val="0"/>
+        </w:rPr>
+        <w:t xml:space="preserve"> </w:t>
+      </w:r>
+      <w:r>
+        <w:rPr>
+          <w:rFonts w:ascii="Times New Roman" w:cs="Times New Roman" w:eastAsia="Times New Roman" w:hAnsi="Times New Roman"/>
+          <w:sz w:val="24"/>
+          <w:szCs w:val="24"/>
+          <w:rtl w:val="0"/>
+        </w:rPr>
+        <w:t xml:space="preserve">This file contains the list of tumors identified using CANTOS from the conditions file in CTR. For each condition name, the file informs the user if it is a tumor and if it is also a pediatric tumor. For each pediatric tumor, the file also provides a literature citation confirming that it is a pediatric tumor. </w:t>
       </w:r>
     </w:p>
     <w:p>
@@ -50397,31 +48520,8 @@
       </w:pPr>
       <w:r>
         <w:rPr>
-          <w:rFonts w:ascii="Times New Roman" w:cs="Times New Roman" w:eastAsia="Times New Roman" w:hAnsi="Times New Roman"/>
-          <w:b w:val="1"/>
-          <w:sz w:val="24"/>
-          <w:szCs w:val="24"/>
-          <w:rtl w:val="0"/>
-        </w:rPr>
-        <w:t xml:space="preserve">Supplementary Table ST7: </w:t>
-      </w:r>
-      <w:r>
-        <w:rPr>
-          <w:rFonts w:ascii="Times New Roman" w:cs="Times New Roman" w:eastAsia="Times New Roman" w:hAnsi="Times New Roman"/>
-          <w:sz w:val="24"/>
-          <w:szCs w:val="24"/>
-          <w:rtl w:val="0"/>
-        </w:rPr>
-        <w:t xml:space="preserve">ST7_WHO_Results_5thed_ose.csv.</w:t>
-      </w:r>
-      <w:r>
-        <w:rPr>
-          <w:rFonts w:ascii="Times New Roman" w:cs="Times New Roman" w:eastAsia="Times New Roman" w:hAnsi="Times New Roman"/>
-          <w:sz w:val="24"/>
-          <w:szCs w:val="24"/>
-          <w:rtl w:val="0"/>
-        </w:rPr>
-        <w:t xml:space="preserve"> This file contains the standardized tumor names for each CTR tumor identified by CANTOS. The standardization was done with respect to the 5th edition of WHO Tumor Classification System.  This result was obtained when the 5th edition of WHO Tumor Classification System was in the CANTOS pipeline.</w:t>
+          <w:rtl w:val="0"/>
+        </w:rPr>
       </w:r>
     </w:p>
     <w:p>
@@ -50430,15 +48530,28 @@
         <w:jc w:val="both"/>
         <w:rPr>
           <w:rFonts w:ascii="Times New Roman" w:cs="Times New Roman" w:eastAsia="Times New Roman" w:hAnsi="Times New Roman"/>
+          <w:sz w:val="24"/>
+          <w:szCs w:val="24"/>
+        </w:rPr>
+      </w:pPr>
+      <w:r>
+        <w:rPr>
+          <w:rFonts w:ascii="Times New Roman" w:cs="Times New Roman" w:eastAsia="Times New Roman" w:hAnsi="Times New Roman"/>
           <w:b w:val="1"/>
           <w:sz w:val="24"/>
           <w:szCs w:val="24"/>
-        </w:rPr>
-      </w:pPr>
-      <w:r>
-        <w:rPr>
-          <w:rtl w:val="0"/>
-        </w:rPr>
+          <w:rtl w:val="0"/>
+        </w:rPr>
+        <w:t xml:space="preserve">Supplementary Table ST7:</w:t>
+      </w:r>
+      <w:r>
+        <w:rPr>
+          <w:rFonts w:ascii="Times New Roman" w:cs="Times New Roman" w:eastAsia="Times New Roman" w:hAnsi="Times New Roman"/>
+          <w:sz w:val="24"/>
+          <w:szCs w:val="24"/>
+          <w:rtl w:val="0"/>
+        </w:rPr>
+        <w:t xml:space="preserve">  PCA dimensions used for each embedding space based on WHO system editions in CANTOS.</w:t>
       </w:r>
     </w:p>
     <w:p>
@@ -50453,51 +48566,8 @@
       </w:pPr>
       <w:r>
         <w:rPr>
-          <w:rFonts w:ascii="Times New Roman" w:cs="Times New Roman" w:eastAsia="Times New Roman" w:hAnsi="Times New Roman"/>
-          <w:b w:val="1"/>
-          <w:sz w:val="24"/>
-          <w:szCs w:val="24"/>
-          <w:rtl w:val="0"/>
-        </w:rPr>
-        <w:t xml:space="preserve">Supplementary Table ST8:</w:t>
-      </w:r>
-      <w:r>
-        <w:rPr>
-          <w:rFonts w:ascii="Times New Roman" w:cs="Times New Roman" w:eastAsia="Times New Roman" w:hAnsi="Times New Roman"/>
-          <w:b w:val="1"/>
-          <w:sz w:val="24"/>
-          <w:szCs w:val="24"/>
-          <w:rtl w:val="0"/>
-        </w:rPr>
-        <w:t xml:space="preserve"> </w:t>
-      </w:r>
-      <w:r>
-        <w:rPr>
-          <w:rFonts w:ascii="Times New Roman" w:cs="Times New Roman" w:eastAsia="Times New Roman" w:hAnsi="Times New Roman"/>
-          <w:sz w:val="24"/>
-          <w:szCs w:val="24"/>
-          <w:rtl w:val="0"/>
-        </w:rPr>
-        <w:t xml:space="preserve">ST8_NCIT_Results_all_ose.csv.</w:t>
-      </w:r>
-      <w:r>
-        <w:rPr>
-          <w:rFonts w:ascii="Times New Roman" w:cs="Times New Roman" w:eastAsia="Times New Roman" w:hAnsi="Times New Roman"/>
-          <w:b w:val="1"/>
-          <w:sz w:val="24"/>
-          <w:szCs w:val="24"/>
-          <w:rtl w:val="0"/>
-        </w:rPr>
-        <w:t xml:space="preserve">  </w:t>
-      </w:r>
-      <w:r>
-        <w:rPr>
-          <w:rFonts w:ascii="Times New Roman" w:cs="Times New Roman" w:eastAsia="Times New Roman" w:hAnsi="Times New Roman"/>
-          <w:sz w:val="24"/>
-          <w:szCs w:val="24"/>
-          <w:rtl w:val="0"/>
-        </w:rPr>
-        <w:t xml:space="preserve">This file contains the standardized tumor names for each CTR tumor identified by CANTOS. The standardization was done with respect to the NCIt database. This result was obtained when all editions (3rd, 4th, and 5th) of WHO Tumor Classification System was in the CANTOS pipeline. </w:t>
+          <w:rtl w:val="0"/>
+        </w:rPr>
       </w:r>
     </w:p>
     <w:p>
@@ -50506,7 +48576,6 @@
         <w:jc w:val="both"/>
         <w:rPr>
           <w:rFonts w:ascii="Times New Roman" w:cs="Times New Roman" w:eastAsia="Times New Roman" w:hAnsi="Times New Roman"/>
-          <w:b w:val="1"/>
           <w:sz w:val="24"/>
           <w:szCs w:val="24"/>
         </w:rPr>
@@ -50535,35 +48604,16 @@
           <w:szCs w:val="24"/>
           <w:rtl w:val="0"/>
         </w:rPr>
-        <w:t xml:space="preserve">Supplementary Table ST9: </w:t>
-      </w:r>
-      <w:r>
-        <w:rPr>
-          <w:rFonts w:ascii="Times New Roman" w:cs="Times New Roman" w:eastAsia="Times New Roman" w:hAnsi="Times New Roman"/>
-          <w:sz w:val="24"/>
-          <w:szCs w:val="24"/>
-          <w:rtl w:val="0"/>
-        </w:rPr>
-        <w:t xml:space="preserve">ST9_NCIT_Results_5thed_ose.csv.</w:t>
-      </w:r>
-      <w:r>
-        <w:rPr>
-          <w:rFonts w:ascii="Times New Roman" w:cs="Times New Roman" w:eastAsia="Times New Roman" w:hAnsi="Times New Roman"/>
-          <w:b w:val="1"/>
-          <w:sz w:val="24"/>
-          <w:szCs w:val="24"/>
-          <w:rtl w:val="0"/>
-        </w:rPr>
-        <w:t xml:space="preserve"> </w:t>
-      </w:r>
-      <w:r>
-        <w:rPr>
-          <w:rFonts w:ascii="Times New Roman" w:cs="Times New Roman" w:eastAsia="Times New Roman" w:hAnsi="Times New Roman"/>
-          <w:sz w:val="24"/>
-          <w:szCs w:val="24"/>
-          <w:rtl w:val="0"/>
-        </w:rPr>
-        <w:t xml:space="preserve">This file contains the standardized tumor names for each CTR tumor identified by CANTOS. The standardization was done with respect to the NCIt database. This result was obtained when the 5th edition of WHO Tumor Classification System was in the CANTOS pipeline.</w:t>
+        <w:t xml:space="preserve">Supplementary Table ST8:  </w:t>
+      </w:r>
+      <w:r>
+        <w:rPr>
+          <w:rFonts w:ascii="Times New Roman" w:cs="Times New Roman" w:eastAsia="Times New Roman" w:hAnsi="Times New Roman"/>
+          <w:sz w:val="24"/>
+          <w:szCs w:val="24"/>
+          <w:rtl w:val="0"/>
+        </w:rPr>
+        <w:t xml:space="preserve">Number of clusters from AP clustering under embedding and text-matching based methods.</w:t>
       </w:r>
     </w:p>
     <w:p>
@@ -50572,7 +48622,6 @@
         <w:jc w:val="both"/>
         <w:rPr>
           <w:rFonts w:ascii="Times New Roman" w:cs="Times New Roman" w:eastAsia="Times New Roman" w:hAnsi="Times New Roman"/>
-          <w:b w:val="1"/>
           <w:sz w:val="24"/>
           <w:szCs w:val="24"/>
         </w:rPr>
@@ -50589,47 +48638,24 @@
         <w:jc w:val="both"/>
         <w:rPr>
           <w:rFonts w:ascii="Times New Roman" w:cs="Times New Roman" w:eastAsia="Times New Roman" w:hAnsi="Times New Roman"/>
-          <w:sz w:val="24"/>
-          <w:szCs w:val="24"/>
-        </w:rPr>
-      </w:pPr>
-      <w:r>
-        <w:rPr>
-          <w:rFonts w:ascii="Times New Roman" w:cs="Times New Roman" w:eastAsia="Times New Roman" w:hAnsi="Times New Roman"/>
           <w:b w:val="1"/>
           <w:sz w:val="24"/>
           <w:szCs w:val="24"/>
-          <w:rtl w:val="0"/>
-        </w:rPr>
-        <w:t xml:space="preserve">Supplementary Table ST10: </w:t>
-      </w:r>
-      <w:r>
-        <w:rPr>
-          <w:rFonts w:ascii="Times New Roman" w:cs="Times New Roman" w:eastAsia="Times New Roman" w:hAnsi="Times New Roman"/>
-          <w:sz w:val="24"/>
-          <w:szCs w:val="24"/>
-          <w:rtl w:val="0"/>
-        </w:rPr>
-        <w:t xml:space="preserve">ST10_tumor_annotated_adult_ped.csv.</w:t>
-      </w:r>
-      <w:r>
-        <w:rPr>
-          <w:rFonts w:ascii="Times New Roman" w:cs="Times New Roman" w:eastAsia="Times New Roman" w:hAnsi="Times New Roman"/>
-          <w:b w:val="1"/>
-          <w:sz w:val="24"/>
-          <w:szCs w:val="24"/>
-          <w:rtl w:val="0"/>
-        </w:rPr>
-        <w:t xml:space="preserve"> </w:t>
-      </w:r>
-      <w:r>
-        <w:rPr>
-          <w:rFonts w:ascii="Times New Roman" w:cs="Times New Roman" w:eastAsia="Times New Roman" w:hAnsi="Times New Roman"/>
-          <w:sz w:val="24"/>
-          <w:szCs w:val="24"/>
-          <w:rtl w:val="0"/>
-        </w:rPr>
-        <w:t xml:space="preserve">This file contains the list of tumors identified using CANTOS from the conditions file in CTR. For each condition name, the file informs the user if it is a tumor and if it is also a pediatric tumor. For each pediatric tumor, the file also provides a literature citation confirming that it is a pediatric tumor. </w:t>
+        </w:rPr>
+      </w:pPr>
+      <w:r>
+        <w:rPr>
+          <w:rFonts w:ascii="Times New Roman" w:cs="Times New Roman" w:eastAsia="Times New Roman" w:hAnsi="Times New Roman"/>
+          <w:sz w:val="24"/>
+          <w:szCs w:val="24"/>
+          <w:rtl w:val="0"/>
+        </w:rPr>
+        <w:t xml:space="preserve">  </w:t>
+      </w:r>
+      <w:r>
+        <w:rPr>
+          <w:rtl w:val="0"/>
+        </w:rPr>
       </w:r>
     </w:p>
     <w:p>
@@ -50638,15 +48664,47 @@
         <w:jc w:val="both"/>
         <w:rPr>
           <w:rFonts w:ascii="Times New Roman" w:cs="Times New Roman" w:eastAsia="Times New Roman" w:hAnsi="Times New Roman"/>
+          <w:sz w:val="24"/>
+          <w:szCs w:val="24"/>
+        </w:rPr>
+      </w:pPr>
+      <w:r>
+        <w:rPr>
+          <w:rFonts w:ascii="Times New Roman" w:cs="Times New Roman" w:eastAsia="Times New Roman" w:hAnsi="Times New Roman"/>
           <w:b w:val="1"/>
           <w:sz w:val="24"/>
           <w:szCs w:val="24"/>
-        </w:rPr>
-      </w:pPr>
-      <w:r>
-        <w:rPr>
-          <w:rtl w:val="0"/>
-        </w:rPr>
+          <w:rtl w:val="0"/>
+        </w:rPr>
+        <w:t xml:space="preserve">Supplementary Table ST9: </w:t>
+      </w:r>
+      <w:r>
+        <w:rPr>
+          <w:rFonts w:ascii="Times New Roman" w:cs="Times New Roman" w:eastAsia="Times New Roman" w:hAnsi="Times New Roman"/>
+          <w:sz w:val="24"/>
+          <w:szCs w:val="24"/>
+          <w:rtl w:val="0"/>
+        </w:rPr>
+        <w:t xml:space="preserve">ST12_MI_5th_results.csv.</w:t>
+      </w:r>
+      <w:r>
+        <w:rPr>
+          <w:rFonts w:ascii="Times New Roman" w:cs="Times New Roman" w:eastAsia="Times New Roman" w:hAnsi="Times New Roman"/>
+          <w:b w:val="1"/>
+          <w:sz w:val="24"/>
+          <w:szCs w:val="24"/>
+          <w:rtl w:val="0"/>
+        </w:rPr>
+        <w:t xml:space="preserve"> </w:t>
+      </w:r>
+      <w:r>
+        <w:rPr>
+          <w:rFonts w:ascii="Times New Roman" w:cs="Times New Roman" w:eastAsia="Times New Roman" w:hAnsi="Times New Roman"/>
+          <w:sz w:val="24"/>
+          <w:szCs w:val="24"/>
+          <w:rtl w:val="0"/>
+        </w:rPr>
+        <w:t xml:space="preserve">This file contains the pairwise mutual information between the eleven high-accuracy methods evaluated against the WHO Tumor Classification System 5th edition.  </w:t>
       </w:r>
     </w:p>
     <w:p>
@@ -50661,41 +48719,8 @@
       </w:pPr>
       <w:r>
         <w:rPr>
-          <w:rFonts w:ascii="Times New Roman" w:cs="Times New Roman" w:eastAsia="Times New Roman" w:hAnsi="Times New Roman"/>
-          <w:b w:val="1"/>
-          <w:sz w:val="24"/>
-          <w:szCs w:val="24"/>
-          <w:rtl w:val="0"/>
-        </w:rPr>
-        <w:t xml:space="preserve">Supplementary Table ST11: </w:t>
-      </w:r>
-      <w:r>
-        <w:rPr>
-          <w:rFonts w:ascii="Times New Roman" w:cs="Times New Roman" w:eastAsia="Times New Roman" w:hAnsi="Times New Roman"/>
-          <w:sz w:val="24"/>
-          <w:szCs w:val="24"/>
-          <w:rtl w:val="0"/>
-        </w:rPr>
-        <w:t xml:space="preserve">ST11_who_cancer_key_words_paediatric_5th_edition.xlsx.</w:t>
-      </w:r>
-      <w:r>
-        <w:rPr>
-          <w:rFonts w:ascii="Times New Roman" w:cs="Times New Roman" w:eastAsia="Times New Roman" w:hAnsi="Times New Roman"/>
-          <w:b w:val="1"/>
-          <w:sz w:val="24"/>
-          <w:szCs w:val="24"/>
-          <w:rtl w:val="0"/>
-        </w:rPr>
-        <w:t xml:space="preserve"> </w:t>
-      </w:r>
-      <w:r>
-        <w:rPr>
-          <w:rFonts w:ascii="Times New Roman" w:cs="Times New Roman" w:eastAsia="Times New Roman" w:hAnsi="Times New Roman"/>
-          <w:sz w:val="24"/>
-          <w:szCs w:val="24"/>
-          <w:rtl w:val="0"/>
-        </w:rPr>
-        <w:t xml:space="preserve">This file contains the standardized pediatric tumor names from the WHO Tumor Classification System 5th edition only.  </w:t>
+          <w:rtl w:val="0"/>
+        </w:rPr>
       </w:r>
     </w:p>
     <w:p>
@@ -50710,8 +48735,41 @@
       </w:pPr>
       <w:r>
         <w:rPr>
-          <w:rtl w:val="0"/>
-        </w:rPr>
+          <w:rFonts w:ascii="Times New Roman" w:cs="Times New Roman" w:eastAsia="Times New Roman" w:hAnsi="Times New Roman"/>
+          <w:b w:val="1"/>
+          <w:sz w:val="24"/>
+          <w:szCs w:val="24"/>
+          <w:rtl w:val="0"/>
+        </w:rPr>
+        <w:t xml:space="preserve">Supplementary Table ST10: </w:t>
+      </w:r>
+      <w:r>
+        <w:rPr>
+          <w:rFonts w:ascii="Times New Roman" w:cs="Times New Roman" w:eastAsia="Times New Roman" w:hAnsi="Times New Roman"/>
+          <w:sz w:val="24"/>
+          <w:szCs w:val="24"/>
+          <w:rtl w:val="0"/>
+        </w:rPr>
+        <w:t xml:space="preserve">ST13_MI_all_results.csv.</w:t>
+      </w:r>
+      <w:r>
+        <w:rPr>
+          <w:rFonts w:ascii="Times New Roman" w:cs="Times New Roman" w:eastAsia="Times New Roman" w:hAnsi="Times New Roman"/>
+          <w:b w:val="1"/>
+          <w:sz w:val="24"/>
+          <w:szCs w:val="24"/>
+          <w:rtl w:val="0"/>
+        </w:rPr>
+        <w:t xml:space="preserve"> </w:t>
+      </w:r>
+      <w:r>
+        <w:rPr>
+          <w:rFonts w:ascii="Times New Roman" w:cs="Times New Roman" w:eastAsia="Times New Roman" w:hAnsi="Times New Roman"/>
+          <w:sz w:val="24"/>
+          <w:szCs w:val="24"/>
+          <w:rtl w:val="0"/>
+        </w:rPr>
+        <w:t xml:space="preserve">This file contains the pairwise mutual information between the eleven high-accuracy methods evaluated against the WHO Tumor Classification System all editions.  </w:t>
       </w:r>
     </w:p>
     <w:p>
@@ -50720,47 +48778,15 @@
         <w:jc w:val="both"/>
         <w:rPr>
           <w:rFonts w:ascii="Times New Roman" w:cs="Times New Roman" w:eastAsia="Times New Roman" w:hAnsi="Times New Roman"/>
-          <w:sz w:val="24"/>
-          <w:szCs w:val="24"/>
-        </w:rPr>
-      </w:pPr>
-      <w:r>
-        <w:rPr>
-          <w:rFonts w:ascii="Times New Roman" w:cs="Times New Roman" w:eastAsia="Times New Roman" w:hAnsi="Times New Roman"/>
           <w:b w:val="1"/>
           <w:sz w:val="24"/>
           <w:szCs w:val="24"/>
-          <w:rtl w:val="0"/>
-        </w:rPr>
-        <w:t xml:space="preserve">Supplementary Table ST12: </w:t>
-      </w:r>
-      <w:r>
-        <w:rPr>
-          <w:rFonts w:ascii="Times New Roman" w:cs="Times New Roman" w:eastAsia="Times New Roman" w:hAnsi="Times New Roman"/>
-          <w:sz w:val="24"/>
-          <w:szCs w:val="24"/>
-          <w:rtl w:val="0"/>
-        </w:rPr>
-        <w:t xml:space="preserve">ST12_MI_5th_results.csv.</w:t>
-      </w:r>
-      <w:r>
-        <w:rPr>
-          <w:rFonts w:ascii="Times New Roman" w:cs="Times New Roman" w:eastAsia="Times New Roman" w:hAnsi="Times New Roman"/>
-          <w:b w:val="1"/>
-          <w:sz w:val="24"/>
-          <w:szCs w:val="24"/>
-          <w:rtl w:val="0"/>
-        </w:rPr>
-        <w:t xml:space="preserve"> </w:t>
-      </w:r>
-      <w:r>
-        <w:rPr>
-          <w:rFonts w:ascii="Times New Roman" w:cs="Times New Roman" w:eastAsia="Times New Roman" w:hAnsi="Times New Roman"/>
-          <w:sz w:val="24"/>
-          <w:szCs w:val="24"/>
-          <w:rtl w:val="0"/>
-        </w:rPr>
-        <w:t xml:space="preserve">This file contains the pairwise mutual information between the eleven high-accuracy methods evaluated against the WHO Tumor Classification System 5th edition.  </w:t>
+        </w:rPr>
+      </w:pPr>
+      <w:r>
+        <w:rPr>
+          <w:rtl w:val="0"/>
+        </w:rPr>
       </w:r>
     </w:p>
     <w:p>
@@ -50769,14 +48795,48 @@
         <w:jc w:val="both"/>
         <w:rPr>
           <w:rFonts w:ascii="Times New Roman" w:cs="Times New Roman" w:eastAsia="Times New Roman" w:hAnsi="Times New Roman"/>
-          <w:sz w:val="24"/>
-          <w:szCs w:val="24"/>
-        </w:rPr>
-      </w:pPr>
-      <w:r>
-        <w:rPr>
-          <w:rtl w:val="0"/>
-        </w:rPr>
+          <w:b w:val="1"/>
+          <w:sz w:val="24"/>
+          <w:szCs w:val="24"/>
+        </w:rPr>
+      </w:pPr>
+      <w:r>
+        <w:rPr>
+          <w:rFonts w:ascii="Times New Roman" w:cs="Times New Roman" w:eastAsia="Times New Roman" w:hAnsi="Times New Roman"/>
+          <w:b w:val="1"/>
+          <w:sz w:val="24"/>
+          <w:szCs w:val="24"/>
+          <w:rtl w:val="0"/>
+        </w:rPr>
+        <w:t xml:space="preserve">Supplementary Table ST11: </w:t>
+      </w:r>
+      <w:r>
+        <w:rPr>
+          <w:rFonts w:ascii="Times New Roman" w:cs="Times New Roman" w:eastAsia="Times New Roman" w:hAnsi="Times New Roman"/>
+          <w:sz w:val="24"/>
+          <w:szCs w:val="24"/>
+          <w:rtl w:val="0"/>
+        </w:rPr>
+        <w:t xml:space="preserve">ST4_tumor_manually_validated_all.csv.</w:t>
+      </w:r>
+      <w:r>
+        <w:rPr>
+          <w:rFonts w:ascii="Times New Roman" w:cs="Times New Roman" w:eastAsia="Times New Roman" w:hAnsi="Times New Roman"/>
+          <w:sz w:val="24"/>
+          <w:szCs w:val="24"/>
+          <w:rtl w:val="0"/>
+        </w:rPr>
+        <w:t xml:space="preserve">  This file contains the ground truth annotation with respect to all editions (3rd, 4th, and 5th) of WHO Tumor Classification System for the 1600 tumor names randomly sampled from the CTR. Furthermore, this file also contains the standardization results obtained from the 36 standardization methods implemented by CANTOS.  </w:t>
+      </w:r>
+      <w:r>
+        <w:rPr>
+          <w:rFonts w:ascii="Times New Roman" w:cs="Times New Roman" w:eastAsia="Times New Roman" w:hAnsi="Times New Roman"/>
+          <w:b w:val="1"/>
+          <w:sz w:val="24"/>
+          <w:szCs w:val="24"/>
+          <w:rtl w:val="0"/>
+        </w:rPr>
+        <w:t xml:space="preserve">   </w:t>
       </w:r>
     </w:p>
     <w:p>
@@ -50785,16 +48845,100 @@
         <w:jc w:val="both"/>
         <w:rPr>
           <w:rFonts w:ascii="Times New Roman" w:cs="Times New Roman" w:eastAsia="Times New Roman" w:hAnsi="Times New Roman"/>
-          <w:sz w:val="24"/>
-          <w:szCs w:val="24"/>
-        </w:rPr>
-      </w:pPr>
-      <w:r>
-        <w:rPr>
-          <w:rFonts w:ascii="Times New Roman" w:cs="Times New Roman" w:eastAsia="Times New Roman" w:hAnsi="Times New Roman"/>
           <w:b w:val="1"/>
           <w:sz w:val="24"/>
           <w:szCs w:val="24"/>
+        </w:rPr>
+      </w:pPr>
+      <w:r>
+        <w:rPr>
+          <w:rtl w:val="0"/>
+        </w:rPr>
+      </w:r>
+    </w:p>
+    <w:p>
+      <w:pPr>
+        <w:ind w:left="-540" w:firstLine="0"/>
+        <w:jc w:val="both"/>
+        <w:rPr>
+          <w:rFonts w:ascii="Times New Roman" w:cs="Times New Roman" w:eastAsia="Times New Roman" w:hAnsi="Times New Roman"/>
+          <w:b w:val="1"/>
+          <w:sz w:val="24"/>
+          <w:szCs w:val="24"/>
+        </w:rPr>
+      </w:pPr>
+      <w:r>
+        <w:rPr>
+          <w:rFonts w:ascii="Times New Roman" w:cs="Times New Roman" w:eastAsia="Times New Roman" w:hAnsi="Times New Roman"/>
+          <w:b w:val="1"/>
+          <w:sz w:val="24"/>
+          <w:szCs w:val="24"/>
+          <w:rtl w:val="0"/>
+        </w:rPr>
+        <w:t xml:space="preserve">Supplementary Table ST12: </w:t>
+      </w:r>
+      <w:r>
+        <w:rPr>
+          <w:rFonts w:ascii="Times New Roman" w:cs="Times New Roman" w:eastAsia="Times New Roman" w:hAnsi="Times New Roman"/>
+          <w:sz w:val="24"/>
+          <w:szCs w:val="24"/>
+          <w:rtl w:val="0"/>
+        </w:rPr>
+        <w:t xml:space="preserve">ST5_tumor_manually_validated_5th.csv</w:t>
+      </w:r>
+      <w:r>
+        <w:rPr>
+          <w:rFonts w:ascii="Times New Roman" w:cs="Times New Roman" w:eastAsia="Times New Roman" w:hAnsi="Times New Roman"/>
+          <w:sz w:val="24"/>
+          <w:szCs w:val="24"/>
+          <w:rtl w:val="0"/>
+        </w:rPr>
+        <w:t xml:space="preserve">. This file contains the ground truth annotation with respect to the 5th edition of WHO Tumor Classification System for the 1600 tumor names randomly sampled from the CTR. Furthermore, this file also contains the standardization results obtained from the 36 standardization methods implemented by CANTOS.  </w:t>
+      </w:r>
+      <w:r>
+        <w:rPr>
+          <w:rFonts w:ascii="Times New Roman" w:cs="Times New Roman" w:eastAsia="Times New Roman" w:hAnsi="Times New Roman"/>
+          <w:b w:val="1"/>
+          <w:sz w:val="24"/>
+          <w:szCs w:val="24"/>
+          <w:rtl w:val="0"/>
+        </w:rPr>
+        <w:t xml:space="preserve">   </w:t>
+      </w:r>
+    </w:p>
+    <w:p>
+      <w:pPr>
+        <w:ind w:left="-540" w:firstLine="0"/>
+        <w:jc w:val="both"/>
+        <w:rPr>
+          <w:rFonts w:ascii="Times New Roman" w:cs="Times New Roman" w:eastAsia="Times New Roman" w:hAnsi="Times New Roman"/>
+          <w:b w:val="1"/>
+          <w:sz w:val="24"/>
+          <w:szCs w:val="24"/>
+        </w:rPr>
+      </w:pPr>
+      <w:r>
+        <w:rPr>
+          <w:rtl w:val="0"/>
+        </w:rPr>
+      </w:r>
+    </w:p>
+    <w:p>
+      <w:pPr>
+        <w:ind w:left="-540" w:firstLine="0"/>
+        <w:jc w:val="both"/>
+        <w:rPr>
+          <w:rFonts w:ascii="Times New Roman" w:cs="Times New Roman" w:eastAsia="Times New Roman" w:hAnsi="Times New Roman"/>
+          <w:sz w:val="24"/>
+          <w:szCs w:val="24"/>
+        </w:rPr>
+      </w:pPr>
+      <w:r>
+        <w:rPr>
+          <w:rFonts w:ascii="Times New Roman" w:cs="Times New Roman" w:eastAsia="Times New Roman" w:hAnsi="Times New Roman"/>
+          <w:b w:val="1"/>
+          <w:sz w:val="24"/>
+          <w:szCs w:val="24"/>
           <w:rtl w:val="0"/>
         </w:rPr>
         <w:t xml:space="preserve">Supplementary Table ST13: </w:t>
@@ -50806,14 +48950,117 @@
           <w:szCs w:val="24"/>
           <w:rtl w:val="0"/>
         </w:rPr>
-        <w:t xml:space="preserve">ST13_MI_all_results.csv.</w:t>
-      </w:r>
-      <w:r>
+        <w:t xml:space="preserve">ST6_WHO_Results_all_ose.csv.</w:t>
+      </w:r>
+      <w:r>
+        <w:rPr>
+          <w:rFonts w:ascii="Times New Roman" w:cs="Times New Roman" w:eastAsia="Times New Roman" w:hAnsi="Times New Roman"/>
+          <w:sz w:val="24"/>
+          <w:szCs w:val="24"/>
+          <w:rtl w:val="0"/>
+        </w:rPr>
+        <w:t xml:space="preserve">  This file contains the standardized tumor names for each CTR tumor identified by CANTOS. The standardization was done with respect to all editions (3rd, 4th, and 5th) of WHO Tumor Classification System. This result was obtained when all editions (3rd, 4th, and 5th) of WHO Tumor Classification System was in the CANTOS pipeline. </w:t>
+      </w:r>
+    </w:p>
+    <w:p>
+      <w:pPr>
+        <w:ind w:left="-540" w:firstLine="0"/>
+        <w:jc w:val="both"/>
         <w:rPr>
           <w:rFonts w:ascii="Times New Roman" w:cs="Times New Roman" w:eastAsia="Times New Roman" w:hAnsi="Times New Roman"/>
           <w:b w:val="1"/>
           <w:sz w:val="24"/>
           <w:szCs w:val="24"/>
+        </w:rPr>
+      </w:pPr>
+      <w:r>
+        <w:rPr>
+          <w:rtl w:val="0"/>
+        </w:rPr>
+      </w:r>
+    </w:p>
+    <w:p>
+      <w:pPr>
+        <w:ind w:left="-540" w:firstLine="0"/>
+        <w:jc w:val="both"/>
+        <w:rPr>
+          <w:rFonts w:ascii="Times New Roman" w:cs="Times New Roman" w:eastAsia="Times New Roman" w:hAnsi="Times New Roman"/>
+          <w:sz w:val="24"/>
+          <w:szCs w:val="24"/>
+        </w:rPr>
+      </w:pPr>
+      <w:r>
+        <w:rPr>
+          <w:rFonts w:ascii="Times New Roman" w:cs="Times New Roman" w:eastAsia="Times New Roman" w:hAnsi="Times New Roman"/>
+          <w:b w:val="1"/>
+          <w:sz w:val="24"/>
+          <w:szCs w:val="24"/>
+          <w:rtl w:val="0"/>
+        </w:rPr>
+        <w:t xml:space="preserve">Supplementary Table ST14: </w:t>
+      </w:r>
+      <w:r>
+        <w:rPr>
+          <w:rFonts w:ascii="Times New Roman" w:cs="Times New Roman" w:eastAsia="Times New Roman" w:hAnsi="Times New Roman"/>
+          <w:sz w:val="24"/>
+          <w:szCs w:val="24"/>
+          <w:rtl w:val="0"/>
+        </w:rPr>
+        <w:t xml:space="preserve">ST7_WHO_Results_5thed_ose.csv.</w:t>
+      </w:r>
+      <w:r>
+        <w:rPr>
+          <w:rFonts w:ascii="Times New Roman" w:cs="Times New Roman" w:eastAsia="Times New Roman" w:hAnsi="Times New Roman"/>
+          <w:sz w:val="24"/>
+          <w:szCs w:val="24"/>
+          <w:rtl w:val="0"/>
+        </w:rPr>
+        <w:t xml:space="preserve"> This file contains the standardized tumor names for each CTR tumor identified by CANTOS. The standardization was done with respect to the 5th edition of WHO Tumor Classification System.  This result was obtained when the 5th edition of WHO Tumor Classification System was in the CANTOS pipeline.</w:t>
+      </w:r>
+    </w:p>
+    <w:p>
+      <w:pPr>
+        <w:ind w:left="-540" w:firstLine="0"/>
+        <w:jc w:val="both"/>
+        <w:rPr>
+          <w:rFonts w:ascii="Times New Roman" w:cs="Times New Roman" w:eastAsia="Times New Roman" w:hAnsi="Times New Roman"/>
+          <w:b w:val="1"/>
+          <w:sz w:val="24"/>
+          <w:szCs w:val="24"/>
+        </w:rPr>
+      </w:pPr>
+      <w:r>
+        <w:rPr>
+          <w:rtl w:val="0"/>
+        </w:rPr>
+      </w:r>
+    </w:p>
+    <w:p>
+      <w:pPr>
+        <w:ind w:left="-540" w:firstLine="0"/>
+        <w:jc w:val="both"/>
+        <w:rPr>
+          <w:rFonts w:ascii="Times New Roman" w:cs="Times New Roman" w:eastAsia="Times New Roman" w:hAnsi="Times New Roman"/>
+          <w:sz w:val="24"/>
+          <w:szCs w:val="24"/>
+        </w:rPr>
+      </w:pPr>
+      <w:r>
+        <w:rPr>
+          <w:rFonts w:ascii="Times New Roman" w:cs="Times New Roman" w:eastAsia="Times New Roman" w:hAnsi="Times New Roman"/>
+          <w:b w:val="1"/>
+          <w:sz w:val="24"/>
+          <w:szCs w:val="24"/>
+          <w:rtl w:val="0"/>
+        </w:rPr>
+        <w:t xml:space="preserve">Supplementary Table ST15:</w:t>
+      </w:r>
+      <w:r>
+        <w:rPr>
+          <w:rFonts w:ascii="Times New Roman" w:cs="Times New Roman" w:eastAsia="Times New Roman" w:hAnsi="Times New Roman"/>
+          <w:b w:val="1"/>
+          <w:sz w:val="24"/>
+          <w:szCs w:val="24"/>
           <w:rtl w:val="0"/>
         </w:rPr>
         <w:t xml:space="preserve"> </w:t>
@@ -50825,7 +49072,157 @@
           <w:szCs w:val="24"/>
           <w:rtl w:val="0"/>
         </w:rPr>
-        <w:t xml:space="preserve">This file contains the pairwise mutual information between the eleven high-accuracy methods evaluated against the WHO Tumor Classification System all editions.  </w:t>
+        <w:t xml:space="preserve">ST8_NCIT_Results_all_ose.csv.</w:t>
+      </w:r>
+      <w:r>
+        <w:rPr>
+          <w:rFonts w:ascii="Times New Roman" w:cs="Times New Roman" w:eastAsia="Times New Roman" w:hAnsi="Times New Roman"/>
+          <w:b w:val="1"/>
+          <w:sz w:val="24"/>
+          <w:szCs w:val="24"/>
+          <w:rtl w:val="0"/>
+        </w:rPr>
+        <w:t xml:space="preserve">  </w:t>
+      </w:r>
+      <w:r>
+        <w:rPr>
+          <w:rFonts w:ascii="Times New Roman" w:cs="Times New Roman" w:eastAsia="Times New Roman" w:hAnsi="Times New Roman"/>
+          <w:sz w:val="24"/>
+          <w:szCs w:val="24"/>
+          <w:rtl w:val="0"/>
+        </w:rPr>
+        <w:t xml:space="preserve">This file contains the standardized tumor names for each CTR tumor identified by CANTOS. The standardization was done with respect to the NCIt database. This result was obtained when all editions (3rd, 4th, and 5th) of WHO Tumor Classification System was in the CANTOS pipeline. </w:t>
+      </w:r>
+    </w:p>
+    <w:p>
+      <w:pPr>
+        <w:ind w:left="-540" w:firstLine="0"/>
+        <w:jc w:val="both"/>
+        <w:rPr>
+          <w:rFonts w:ascii="Times New Roman" w:cs="Times New Roman" w:eastAsia="Times New Roman" w:hAnsi="Times New Roman"/>
+          <w:b w:val="1"/>
+          <w:sz w:val="24"/>
+          <w:szCs w:val="24"/>
+        </w:rPr>
+      </w:pPr>
+      <w:r>
+        <w:rPr>
+          <w:rtl w:val="0"/>
+        </w:rPr>
+      </w:r>
+    </w:p>
+    <w:p>
+      <w:pPr>
+        <w:ind w:left="-540" w:firstLine="0"/>
+        <w:jc w:val="both"/>
+        <w:rPr>
+          <w:rFonts w:ascii="Times New Roman" w:cs="Times New Roman" w:eastAsia="Times New Roman" w:hAnsi="Times New Roman"/>
+          <w:sz w:val="24"/>
+          <w:szCs w:val="24"/>
+        </w:rPr>
+      </w:pPr>
+      <w:r>
+        <w:rPr>
+          <w:rFonts w:ascii="Times New Roman" w:cs="Times New Roman" w:eastAsia="Times New Roman" w:hAnsi="Times New Roman"/>
+          <w:b w:val="1"/>
+          <w:sz w:val="24"/>
+          <w:szCs w:val="24"/>
+          <w:rtl w:val="0"/>
+        </w:rPr>
+        <w:t xml:space="preserve">Supplementary Table ST16: </w:t>
+      </w:r>
+      <w:r>
+        <w:rPr>
+          <w:rFonts w:ascii="Times New Roman" w:cs="Times New Roman" w:eastAsia="Times New Roman" w:hAnsi="Times New Roman"/>
+          <w:sz w:val="24"/>
+          <w:szCs w:val="24"/>
+          <w:rtl w:val="0"/>
+        </w:rPr>
+        <w:t xml:space="preserve">ST9_NCIT_Results_5thed_ose.csv.</w:t>
+      </w:r>
+      <w:r>
+        <w:rPr>
+          <w:rFonts w:ascii="Times New Roman" w:cs="Times New Roman" w:eastAsia="Times New Roman" w:hAnsi="Times New Roman"/>
+          <w:b w:val="1"/>
+          <w:sz w:val="24"/>
+          <w:szCs w:val="24"/>
+          <w:rtl w:val="0"/>
+        </w:rPr>
+        <w:t xml:space="preserve"> </w:t>
+      </w:r>
+      <w:r>
+        <w:rPr>
+          <w:rFonts w:ascii="Times New Roman" w:cs="Times New Roman" w:eastAsia="Times New Roman" w:hAnsi="Times New Roman"/>
+          <w:sz w:val="24"/>
+          <w:szCs w:val="24"/>
+          <w:rtl w:val="0"/>
+        </w:rPr>
+        <w:t xml:space="preserve">This file contains the standardized tumor names for each CTR tumor identified by CANTOS. The standardization was done with respect to the NCIt database. This result was obtained when the 5th edition of WHO Tumor Classification System was in the CANTOS pipeline.</w:t>
+      </w:r>
+    </w:p>
+    <w:p>
+      <w:pPr>
+        <w:ind w:left="-540" w:firstLine="0"/>
+        <w:jc w:val="both"/>
+        <w:rPr>
+          <w:rFonts w:ascii="Times New Roman" w:cs="Times New Roman" w:eastAsia="Times New Roman" w:hAnsi="Times New Roman"/>
+          <w:b w:val="1"/>
+          <w:sz w:val="24"/>
+          <w:szCs w:val="24"/>
+        </w:rPr>
+      </w:pPr>
+      <w:r>
+        <w:rPr>
+          <w:rtl w:val="0"/>
+        </w:rPr>
+      </w:r>
+    </w:p>
+    <w:p>
+      <w:pPr>
+        <w:ind w:left="-540" w:firstLine="0"/>
+        <w:jc w:val="both"/>
+        <w:rPr>
+          <w:rFonts w:ascii="Times New Roman" w:cs="Times New Roman" w:eastAsia="Times New Roman" w:hAnsi="Times New Roman"/>
+          <w:sz w:val="24"/>
+          <w:szCs w:val="24"/>
+        </w:rPr>
+      </w:pPr>
+      <w:r>
+        <w:rPr>
+          <w:rtl w:val="0"/>
+        </w:rPr>
+      </w:r>
+    </w:p>
+    <w:p>
+      <w:pPr>
+        <w:ind w:left="-540" w:firstLine="0"/>
+        <w:jc w:val="both"/>
+        <w:rPr>
+          <w:rFonts w:ascii="Times New Roman" w:cs="Times New Roman" w:eastAsia="Times New Roman" w:hAnsi="Times New Roman"/>
+          <w:sz w:val="24"/>
+          <w:szCs w:val="24"/>
+        </w:rPr>
+      </w:pPr>
+      <w:r>
+        <w:rPr>
+          <w:rtl w:val="0"/>
+        </w:rPr>
+      </w:r>
+    </w:p>
+    <w:p>
+      <w:pPr>
+        <w:ind w:left="-540" w:firstLine="0"/>
+        <w:jc w:val="both"/>
+        <w:rPr>
+          <w:rFonts w:ascii="Times New Roman" w:cs="Times New Roman" w:eastAsia="Times New Roman" w:hAnsi="Times New Roman"/>
+          <w:sz w:val="24"/>
+          <w:szCs w:val="24"/>
+        </w:rPr>
+      </w:pPr>
+      <w:r>
+        <w:rPr>
+          <w:rtl w:val="0"/>
+        </w:rPr>
       </w:r>
     </w:p>
     <w:p>

--- a/Paper/JAMIA/JAMIA_Patterns_Clinical_Trials_Tumor_Name_Standardization_using Embedding_Analysis.docx
+++ b/Paper/JAMIA/JAMIA_Patterns_Clinical_Trials_Tumor_Name_Standardization_using Embedding_Analysis.docx
@@ -38875,132 +38875,6 @@
       <w:pPr>
         <w:spacing w:line="276.0005454545455" w:lineRule="auto"/>
         <w:ind w:left="-540" w:firstLine="0"/>
-        <w:jc w:val="both"/>
-        <w:rPr>
-          <w:rFonts w:ascii="Times New Roman" w:cs="Times New Roman" w:eastAsia="Times New Roman" w:hAnsi="Times New Roman"/>
-          <w:sz w:val="24"/>
-          <w:szCs w:val="24"/>
-          <w:highlight w:val="white"/>
-        </w:rPr>
-      </w:pPr>
-      <w:r>
-        <w:rPr>
-          <w:rtl w:val="0"/>
-        </w:rPr>
-      </w:r>
-    </w:p>
-    <w:p>
-      <w:pPr>
-        <w:spacing w:line="276.0005454545455" w:lineRule="auto"/>
-        <w:ind w:left="-540" w:firstLine="0"/>
-        <w:jc w:val="both"/>
-        <w:rPr>
-          <w:rFonts w:ascii="Times New Roman" w:cs="Times New Roman" w:eastAsia="Times New Roman" w:hAnsi="Times New Roman"/>
-          <w:sz w:val="24"/>
-          <w:szCs w:val="24"/>
-          <w:highlight w:val="white"/>
-        </w:rPr>
-      </w:pPr>
-      <w:r>
-        <w:rPr>
-          <w:rtl w:val="0"/>
-        </w:rPr>
-      </w:r>
-    </w:p>
-    <w:p>
-      <w:pPr>
-        <w:spacing w:line="276.0005454545455" w:lineRule="auto"/>
-        <w:ind w:left="-540" w:firstLine="0"/>
-        <w:jc w:val="both"/>
-        <w:rPr>
-          <w:rFonts w:ascii="Times New Roman" w:cs="Times New Roman" w:eastAsia="Times New Roman" w:hAnsi="Times New Roman"/>
-          <w:sz w:val="24"/>
-          <w:szCs w:val="24"/>
-          <w:highlight w:val="white"/>
-        </w:rPr>
-      </w:pPr>
-      <w:r>
-        <w:rPr>
-          <w:rtl w:val="0"/>
-        </w:rPr>
-      </w:r>
-    </w:p>
-    <w:p>
-      <w:pPr>
-        <w:spacing w:line="276.0005454545455" w:lineRule="auto"/>
-        <w:ind w:left="-540" w:firstLine="0"/>
-        <w:jc w:val="both"/>
-        <w:rPr>
-          <w:rFonts w:ascii="Times New Roman" w:cs="Times New Roman" w:eastAsia="Times New Roman" w:hAnsi="Times New Roman"/>
-          <w:sz w:val="24"/>
-          <w:szCs w:val="24"/>
-          <w:highlight w:val="white"/>
-        </w:rPr>
-      </w:pPr>
-      <w:r>
-        <w:rPr>
-          <w:rtl w:val="0"/>
-        </w:rPr>
-      </w:r>
-    </w:p>
-    <w:p>
-      <w:pPr>
-        <w:spacing w:line="276.0005454545455" w:lineRule="auto"/>
-        <w:ind w:left="-540" w:firstLine="0"/>
-        <w:jc w:val="both"/>
-        <w:rPr>
-          <w:rFonts w:ascii="Times New Roman" w:cs="Times New Roman" w:eastAsia="Times New Roman" w:hAnsi="Times New Roman"/>
-          <w:sz w:val="24"/>
-          <w:szCs w:val="24"/>
-          <w:highlight w:val="white"/>
-        </w:rPr>
-      </w:pPr>
-      <w:r>
-        <w:rPr>
-          <w:rtl w:val="0"/>
-        </w:rPr>
-      </w:r>
-    </w:p>
-    <w:p>
-      <w:pPr>
-        <w:spacing w:line="276.0005454545455" w:lineRule="auto"/>
-        <w:ind w:left="-540" w:firstLine="0"/>
-        <w:jc w:val="both"/>
-        <w:rPr>
-          <w:rFonts w:ascii="Times New Roman" w:cs="Times New Roman" w:eastAsia="Times New Roman" w:hAnsi="Times New Roman"/>
-          <w:sz w:val="24"/>
-          <w:szCs w:val="24"/>
-          <w:highlight w:val="white"/>
-        </w:rPr>
-      </w:pPr>
-      <w:r>
-        <w:rPr>
-          <w:rtl w:val="0"/>
-        </w:rPr>
-      </w:r>
-    </w:p>
-    <w:p>
-      <w:pPr>
-        <w:spacing w:line="276.0005454545455" w:lineRule="auto"/>
-        <w:ind w:left="-540" w:firstLine="0"/>
-        <w:jc w:val="both"/>
-        <w:rPr>
-          <w:rFonts w:ascii="Times New Roman" w:cs="Times New Roman" w:eastAsia="Times New Roman" w:hAnsi="Times New Roman"/>
-          <w:sz w:val="24"/>
-          <w:szCs w:val="24"/>
-          <w:highlight w:val="white"/>
-        </w:rPr>
-      </w:pPr>
-      <w:r>
-        <w:rPr>
-          <w:rtl w:val="0"/>
-        </w:rPr>
-      </w:r>
-    </w:p>
-    <w:p>
-      <w:pPr>
-        <w:spacing w:line="276.0005454545455" w:lineRule="auto"/>
-        <w:ind w:left="-540" w:firstLine="0"/>
         <w:rPr>
           <w:rFonts w:ascii="Times New Roman" w:cs="Times New Roman" w:eastAsia="Times New Roman" w:hAnsi="Times New Roman"/>
           <w:b w:val="1"/>
@@ -39024,5822 +38898,6 @@
         <w:rPr>
           <w:rFonts w:ascii="Times New Roman" w:cs="Times New Roman" w:eastAsia="Times New Roman" w:hAnsi="Times New Roman"/>
           <w:b w:val="1"/>
-          <w:sz w:val="24"/>
-          <w:szCs w:val="24"/>
-        </w:rPr>
-      </w:pPr>
-      <w:r>
-        <w:rPr>
-          <w:rFonts w:ascii="Times New Roman" w:cs="Times New Roman" w:eastAsia="Times New Roman" w:hAnsi="Times New Roman"/>
-          <w:b w:val="1"/>
-          <w:sz w:val="24"/>
-          <w:szCs w:val="24"/>
-          <w:rtl w:val="0"/>
-        </w:rPr>
-        <w:t xml:space="preserve">Table 5: Text embedding models properties.</w:t>
-      </w:r>
-    </w:p>
-    <w:p>
-      <w:pPr>
-        <w:spacing w:line="276.0005454545455" w:lineRule="auto"/>
-        <w:ind w:left="-540" w:firstLine="0"/>
-        <w:jc w:val="both"/>
-        <w:rPr>
-          <w:rFonts w:ascii="Times New Roman" w:cs="Times New Roman" w:eastAsia="Times New Roman" w:hAnsi="Times New Roman"/>
-          <w:b w:val="1"/>
-          <w:sz w:val="24"/>
-          <w:szCs w:val="24"/>
-          <w:highlight w:val="white"/>
-        </w:rPr>
-      </w:pPr>
-      <w:r>
-        <w:rPr>
-          <w:rtl w:val="0"/>
-        </w:rPr>
-      </w:r>
-    </w:p>
-    <w:tbl>
-      <w:tblPr>
-        <w:tblStyle w:val="Table5"/>
-        <w:tblpPr w:leftFromText="180" w:rightFromText="180" w:topFromText="180" w:bottomFromText="180" w:vertAnchor="text" w:horzAnchor="text" w:tblpX="-540" w:tblpY="0"/>
-        <w:tblW w:w="13140.0" w:type="dxa"/>
-        <w:jc w:val="left"/>
-        <w:tblBorders>
-          <w:top w:color="000000" w:space="0" w:sz="0" w:val="nil"/>
-          <w:left w:color="000000" w:space="0" w:sz="0" w:val="nil"/>
-          <w:bottom w:color="000000" w:space="0" w:sz="0" w:val="nil"/>
-          <w:right w:color="000000" w:space="0" w:sz="0" w:val="nil"/>
-          <w:insideH w:color="000000" w:space="0" w:sz="0" w:val="nil"/>
-          <w:insideV w:color="000000" w:space="0" w:sz="0" w:val="nil"/>
-        </w:tblBorders>
-        <w:tblLayout w:type="fixed"/>
-        <w:tblLook w:val="0600"/>
-      </w:tblPr>
-      <w:tblGrid>
-        <w:gridCol w:w="510"/>
-        <w:gridCol w:w="2415"/>
-        <w:gridCol w:w="1140"/>
-        <w:gridCol w:w="4020"/>
-        <w:gridCol w:w="1230"/>
-        <w:gridCol w:w="1875"/>
-        <w:gridCol w:w="1950"/>
-        <w:tblGridChange w:id="0">
-          <w:tblGrid>
-            <w:gridCol w:w="510"/>
-            <w:gridCol w:w="2415"/>
-            <w:gridCol w:w="1140"/>
-            <w:gridCol w:w="4020"/>
-            <w:gridCol w:w="1230"/>
-            <w:gridCol w:w="1875"/>
-            <w:gridCol w:w="1950"/>
-          </w:tblGrid>
-        </w:tblGridChange>
-      </w:tblGrid>
-      <w:tr>
-        <w:trPr>
-          <w:cantSplit w:val="0"/>
-          <w:trHeight w:val="648.955078125" w:hRule="atLeast"/>
-          <w:tblHeader w:val="0"/>
-        </w:trPr>
-        <w:tc>
-          <w:tcPr>
-            <w:tcBorders>
-              <w:top w:color="000000" w:space="0" w:sz="5" w:val="single"/>
-              <w:left w:color="000000" w:space="0" w:sz="5" w:val="single"/>
-              <w:bottom w:color="000000" w:space="0" w:sz="5" w:val="single"/>
-              <w:right w:color="000000" w:space="0" w:sz="5" w:val="single"/>
-            </w:tcBorders>
-          </w:tcPr>
-          <w:p>
-            <w:pPr>
-              <w:rPr>
-                <w:rFonts w:ascii="Times New Roman" w:cs="Times New Roman" w:eastAsia="Times New Roman" w:hAnsi="Times New Roman"/>
-                <w:b w:val="1"/>
-                <w:sz w:val="20"/>
-                <w:szCs w:val="20"/>
-                <w:highlight w:val="white"/>
-              </w:rPr>
-            </w:pPr>
-            <w:r>
-              <w:rPr>
-                <w:rtl w:val="0"/>
-              </w:rPr>
-            </w:r>
-          </w:p>
-        </w:tc>
-        <w:tc>
-          <w:tcPr>
-            <w:tcBorders>
-              <w:top w:color="000000" w:space="0" w:sz="5" w:val="single"/>
-              <w:left w:color="000000" w:space="0" w:sz="5" w:val="single"/>
-              <w:bottom w:color="000000" w:space="0" w:sz="5" w:val="single"/>
-              <w:right w:color="000000" w:space="0" w:sz="5" w:val="single"/>
-            </w:tcBorders>
-          </w:tcPr>
-          <w:p>
-            <w:pPr>
-              <w:rPr>
-                <w:rFonts w:ascii="Times New Roman" w:cs="Times New Roman" w:eastAsia="Times New Roman" w:hAnsi="Times New Roman"/>
-                <w:b w:val="1"/>
-                <w:sz w:val="20"/>
-                <w:szCs w:val="20"/>
-                <w:highlight w:val="white"/>
-              </w:rPr>
-            </w:pPr>
-            <w:r>
-              <w:rPr>
-                <w:rFonts w:ascii="Times New Roman" w:cs="Times New Roman" w:eastAsia="Times New Roman" w:hAnsi="Times New Roman"/>
-                <w:b w:val="1"/>
-                <w:sz w:val="20"/>
-                <w:szCs w:val="20"/>
-                <w:highlight w:val="white"/>
-                <w:rtl w:val="0"/>
-              </w:rPr>
-              <w:t xml:space="preserve">Embedding</w:t>
-            </w:r>
-          </w:p>
-        </w:tc>
-        <w:tc>
-          <w:tcPr>
-            <w:tcBorders>
-              <w:top w:color="000000" w:space="0" w:sz="5" w:val="single"/>
-              <w:left w:color="000000" w:space="0" w:sz="5" w:val="single"/>
-              <w:bottom w:color="000000" w:space="0" w:sz="5" w:val="single"/>
-              <w:right w:color="000000" w:space="0" w:sz="5" w:val="single"/>
-            </w:tcBorders>
-          </w:tcPr>
-          <w:p>
-            <w:pPr>
-              <w:rPr>
-                <w:rFonts w:ascii="Times New Roman" w:cs="Times New Roman" w:eastAsia="Times New Roman" w:hAnsi="Times New Roman"/>
-                <w:b w:val="1"/>
-                <w:sz w:val="20"/>
-                <w:szCs w:val="20"/>
-                <w:highlight w:val="white"/>
-              </w:rPr>
-            </w:pPr>
-            <w:r>
-              <w:rPr>
-                <w:rFonts w:ascii="Times New Roman" w:cs="Times New Roman" w:eastAsia="Times New Roman" w:hAnsi="Times New Roman"/>
-                <w:b w:val="1"/>
-                <w:sz w:val="20"/>
-                <w:szCs w:val="20"/>
-                <w:highlight w:val="white"/>
-                <w:rtl w:val="0"/>
-              </w:rPr>
-              <w:t xml:space="preserve">Type </w:t>
-            </w:r>
-          </w:p>
-        </w:tc>
-        <w:tc>
-          <w:tcPr>
-            <w:tcBorders>
-              <w:top w:color="000000" w:space="0" w:sz="5" w:val="single"/>
-              <w:left w:color="000000" w:space="0" w:sz="5" w:val="single"/>
-              <w:bottom w:color="000000" w:space="0" w:sz="5" w:val="single"/>
-              <w:right w:color="000000" w:space="0" w:sz="5" w:val="single"/>
-            </w:tcBorders>
-          </w:tcPr>
-          <w:p>
-            <w:pPr>
-              <w:rPr>
-                <w:rFonts w:ascii="Times New Roman" w:cs="Times New Roman" w:eastAsia="Times New Roman" w:hAnsi="Times New Roman"/>
-                <w:b w:val="1"/>
-                <w:sz w:val="20"/>
-                <w:szCs w:val="20"/>
-                <w:highlight w:val="white"/>
-              </w:rPr>
-            </w:pPr>
-            <w:r>
-              <w:rPr>
-                <w:rFonts w:ascii="Times New Roman" w:cs="Times New Roman" w:eastAsia="Times New Roman" w:hAnsi="Times New Roman"/>
-                <w:b w:val="1"/>
-                <w:sz w:val="20"/>
-                <w:szCs w:val="20"/>
-                <w:highlight w:val="white"/>
-                <w:rtl w:val="0"/>
-              </w:rPr>
-              <w:t xml:space="preserve">Accessibility </w:t>
-            </w:r>
-          </w:p>
-        </w:tc>
-        <w:tc>
-          <w:tcPr>
-            <w:tcBorders>
-              <w:top w:color="000000" w:space="0" w:sz="5" w:val="single"/>
-              <w:left w:color="000000" w:space="0" w:sz="5" w:val="single"/>
-              <w:bottom w:color="000000" w:space="0" w:sz="5" w:val="single"/>
-              <w:right w:color="000000" w:space="0" w:sz="5" w:val="single"/>
-            </w:tcBorders>
-          </w:tcPr>
-          <w:p>
-            <w:pPr>
-              <w:rPr>
-                <w:rFonts w:ascii="Times New Roman" w:cs="Times New Roman" w:eastAsia="Times New Roman" w:hAnsi="Times New Roman"/>
-                <w:b w:val="1"/>
-                <w:sz w:val="20"/>
-                <w:szCs w:val="20"/>
-                <w:highlight w:val="white"/>
-              </w:rPr>
-            </w:pPr>
-            <w:r>
-              <w:rPr>
-                <w:rFonts w:ascii="Times New Roman" w:cs="Times New Roman" w:eastAsia="Times New Roman" w:hAnsi="Times New Roman"/>
-                <w:b w:val="1"/>
-                <w:sz w:val="20"/>
-                <w:szCs w:val="20"/>
-                <w:highlight w:val="white"/>
-                <w:rtl w:val="0"/>
-              </w:rPr>
-              <w:t xml:space="preserve">Embedding Dimensions</w:t>
-            </w:r>
-          </w:p>
-        </w:tc>
-        <w:tc>
-          <w:tcPr>
-            <w:tcBorders>
-              <w:top w:color="000000" w:space="0" w:sz="5" w:val="single"/>
-              <w:left w:color="000000" w:space="0" w:sz="5" w:val="single"/>
-              <w:bottom w:color="000000" w:space="0" w:sz="5" w:val="single"/>
-              <w:right w:color="000000" w:space="0" w:sz="5" w:val="single"/>
-            </w:tcBorders>
-          </w:tcPr>
-          <w:p>
-            <w:pPr>
-              <w:rPr>
-                <w:rFonts w:ascii="Times New Roman" w:cs="Times New Roman" w:eastAsia="Times New Roman" w:hAnsi="Times New Roman"/>
-                <w:b w:val="1"/>
-                <w:sz w:val="20"/>
-                <w:szCs w:val="20"/>
-                <w:highlight w:val="white"/>
-              </w:rPr>
-            </w:pPr>
-            <w:r>
-              <w:rPr>
-                <w:rFonts w:ascii="Times New Roman" w:cs="Times New Roman" w:eastAsia="Times New Roman" w:hAnsi="Times New Roman"/>
-                <w:b w:val="1"/>
-                <w:sz w:val="20"/>
-                <w:szCs w:val="20"/>
-                <w:highlight w:val="white"/>
-                <w:rtl w:val="0"/>
-              </w:rPr>
-              <w:t xml:space="preserve">Model Parameters</w:t>
-            </w:r>
-          </w:p>
-        </w:tc>
-        <w:tc>
-          <w:tcPr>
-            <w:tcBorders>
-              <w:top w:color="000000" w:space="0" w:sz="5" w:val="single"/>
-              <w:left w:color="000000" w:space="0" w:sz="5" w:val="single"/>
-              <w:bottom w:color="000000" w:space="0" w:sz="5" w:val="single"/>
-              <w:right w:color="000000" w:space="0" w:sz="5" w:val="single"/>
-            </w:tcBorders>
-          </w:tcPr>
-          <w:p>
-            <w:pPr>
-              <w:rPr>
-                <w:rFonts w:ascii="Times New Roman" w:cs="Times New Roman" w:eastAsia="Times New Roman" w:hAnsi="Times New Roman"/>
-                <w:b w:val="1"/>
-                <w:sz w:val="20"/>
-                <w:szCs w:val="20"/>
-                <w:highlight w:val="white"/>
-              </w:rPr>
-            </w:pPr>
-            <w:r>
-              <w:rPr>
-                <w:rFonts w:ascii="Times New Roman" w:cs="Times New Roman" w:eastAsia="Times New Roman" w:hAnsi="Times New Roman"/>
-                <w:b w:val="1"/>
-                <w:sz w:val="20"/>
-                <w:szCs w:val="20"/>
-                <w:highlight w:val="white"/>
-                <w:rtl w:val="0"/>
-              </w:rPr>
-              <w:t xml:space="preserve">Reference</w:t>
-            </w:r>
-          </w:p>
-        </w:tc>
-      </w:tr>
-      <w:tr>
-        <w:trPr>
-          <w:cantSplit w:val="0"/>
-          <w:trHeight w:val="450" w:hRule="atLeast"/>
-          <w:tblHeader w:val="0"/>
-        </w:trPr>
-        <w:tc>
-          <w:tcPr>
-            <w:tcBorders>
-              <w:top w:color="000000" w:space="0" w:sz="5" w:val="single"/>
-              <w:left w:color="000000" w:space="0" w:sz="5" w:val="single"/>
-              <w:bottom w:color="000000" w:space="0" w:sz="5" w:val="single"/>
-              <w:right w:color="000000" w:space="0" w:sz="5" w:val="single"/>
-            </w:tcBorders>
-          </w:tcPr>
-          <w:p>
-            <w:pPr>
-              <w:rPr>
-                <w:rFonts w:ascii="Times New Roman" w:cs="Times New Roman" w:eastAsia="Times New Roman" w:hAnsi="Times New Roman"/>
-                <w:sz w:val="20"/>
-                <w:szCs w:val="20"/>
-                <w:highlight w:val="white"/>
-              </w:rPr>
-            </w:pPr>
-            <w:r>
-              <w:rPr>
-                <w:rFonts w:ascii="Times New Roman" w:cs="Times New Roman" w:eastAsia="Times New Roman" w:hAnsi="Times New Roman"/>
-                <w:sz w:val="20"/>
-                <w:szCs w:val="20"/>
-                <w:highlight w:val="white"/>
-                <w:rtl w:val="0"/>
-              </w:rPr>
-              <w:t xml:space="preserve">1</w:t>
-            </w:r>
-          </w:p>
-        </w:tc>
-        <w:tc>
-          <w:tcPr>
-            <w:tcBorders>
-              <w:top w:color="000000" w:space="0" w:sz="5" w:val="single"/>
-              <w:left w:color="000000" w:space="0" w:sz="5" w:val="single"/>
-              <w:bottom w:color="000000" w:space="0" w:sz="5" w:val="single"/>
-              <w:right w:color="000000" w:space="0" w:sz="5" w:val="single"/>
-            </w:tcBorders>
-          </w:tcPr>
-          <w:p>
-            <w:pPr>
-              <w:rPr>
-                <w:rFonts w:ascii="Times New Roman" w:cs="Times New Roman" w:eastAsia="Times New Roman" w:hAnsi="Times New Roman"/>
-                <w:sz w:val="20"/>
-                <w:szCs w:val="20"/>
-                <w:highlight w:val="white"/>
-              </w:rPr>
-            </w:pPr>
-            <w:r>
-              <w:rPr>
-                <w:rFonts w:ascii="Times New Roman" w:cs="Times New Roman" w:eastAsia="Times New Roman" w:hAnsi="Times New Roman"/>
-                <w:sz w:val="20"/>
-                <w:szCs w:val="20"/>
-                <w:highlight w:val="white"/>
-                <w:rtl w:val="0"/>
-              </w:rPr>
-              <w:t xml:space="preserve">Open AI: text-embedding-3-large (LTE-3) </w:t>
-            </w:r>
-          </w:p>
-        </w:tc>
-        <w:tc>
-          <w:tcPr>
-            <w:tcBorders>
-              <w:top w:color="000000" w:space="0" w:sz="5" w:val="single"/>
-              <w:left w:color="000000" w:space="0" w:sz="5" w:val="single"/>
-              <w:bottom w:color="000000" w:space="0" w:sz="5" w:val="single"/>
-              <w:right w:color="000000" w:space="0" w:sz="5" w:val="single"/>
-            </w:tcBorders>
-          </w:tcPr>
-          <w:p>
-            <w:pPr>
-              <w:rPr>
-                <w:rFonts w:ascii="Times New Roman" w:cs="Times New Roman" w:eastAsia="Times New Roman" w:hAnsi="Times New Roman"/>
-                <w:sz w:val="20"/>
-                <w:szCs w:val="20"/>
-                <w:highlight w:val="white"/>
-              </w:rPr>
-            </w:pPr>
-            <w:r>
-              <w:rPr>
-                <w:rFonts w:ascii="Times New Roman" w:cs="Times New Roman" w:eastAsia="Times New Roman" w:hAnsi="Times New Roman"/>
-                <w:sz w:val="20"/>
-                <w:szCs w:val="20"/>
-                <w:highlight w:val="white"/>
-                <w:rtl w:val="0"/>
-              </w:rPr>
-              <w:t xml:space="preserve">Proprietary </w:t>
-            </w:r>
-          </w:p>
-        </w:tc>
-        <w:tc>
-          <w:tcPr>
-            <w:tcBorders>
-              <w:top w:color="000000" w:space="0" w:sz="5" w:val="single"/>
-              <w:left w:color="000000" w:space="0" w:sz="5" w:val="single"/>
-              <w:bottom w:color="000000" w:space="0" w:sz="5" w:val="single"/>
-              <w:right w:color="000000" w:space="0" w:sz="5" w:val="single"/>
-            </w:tcBorders>
-          </w:tcPr>
-          <w:p>
-            <w:pPr>
-              <w:rPr>
-                <w:rFonts w:ascii="Times New Roman" w:cs="Times New Roman" w:eastAsia="Times New Roman" w:hAnsi="Times New Roman"/>
-                <w:sz w:val="20"/>
-                <w:szCs w:val="20"/>
-                <w:highlight w:val="white"/>
-              </w:rPr>
-            </w:pPr>
-            <w:r>
-              <w:rPr>
-                <w:rFonts w:ascii="Times New Roman" w:cs="Times New Roman" w:eastAsia="Times New Roman" w:hAnsi="Times New Roman"/>
-                <w:sz w:val="20"/>
-                <w:szCs w:val="20"/>
-                <w:highlight w:val="white"/>
-                <w:rtl w:val="0"/>
-              </w:rPr>
-              <w:t xml:space="preserve">https://platform.openai.com/docs/guides/embeddings</w:t>
-            </w:r>
-          </w:p>
-        </w:tc>
-        <w:tc>
-          <w:tcPr>
-            <w:tcBorders>
-              <w:top w:color="000000" w:space="0" w:sz="5" w:val="single"/>
-              <w:left w:color="000000" w:space="0" w:sz="5" w:val="single"/>
-              <w:bottom w:color="000000" w:space="0" w:sz="5" w:val="single"/>
-              <w:right w:color="000000" w:space="0" w:sz="5" w:val="single"/>
-            </w:tcBorders>
-          </w:tcPr>
-          <w:p>
-            <w:pPr>
-              <w:rPr>
-                <w:rFonts w:ascii="Times New Roman" w:cs="Times New Roman" w:eastAsia="Times New Roman" w:hAnsi="Times New Roman"/>
-                <w:sz w:val="20"/>
-                <w:szCs w:val="20"/>
-                <w:highlight w:val="white"/>
-              </w:rPr>
-            </w:pPr>
-            <w:r>
-              <w:rPr>
-                <w:rFonts w:ascii="Times New Roman" w:cs="Times New Roman" w:eastAsia="Times New Roman" w:hAnsi="Times New Roman"/>
-                <w:sz w:val="20"/>
-                <w:szCs w:val="20"/>
-                <w:highlight w:val="white"/>
-                <w:rtl w:val="0"/>
-              </w:rPr>
-              <w:t xml:space="preserve">3072</w:t>
-            </w:r>
-          </w:p>
-        </w:tc>
-        <w:tc>
-          <w:tcPr>
-            <w:tcBorders>
-              <w:top w:color="000000" w:space="0" w:sz="5" w:val="single"/>
-              <w:left w:color="000000" w:space="0" w:sz="5" w:val="single"/>
-              <w:bottom w:color="000000" w:space="0" w:sz="5" w:val="single"/>
-              <w:right w:color="000000" w:space="0" w:sz="5" w:val="single"/>
-            </w:tcBorders>
-          </w:tcPr>
-          <w:p>
-            <w:pPr>
-              <w:rPr>
-                <w:rFonts w:ascii="Times New Roman" w:cs="Times New Roman" w:eastAsia="Times New Roman" w:hAnsi="Times New Roman"/>
-                <w:sz w:val="20"/>
-                <w:szCs w:val="20"/>
-                <w:highlight w:val="white"/>
-              </w:rPr>
-            </w:pPr>
-            <w:r>
-              <w:rPr>
-                <w:rFonts w:ascii="Times New Roman" w:cs="Times New Roman" w:eastAsia="Times New Roman" w:hAnsi="Times New Roman"/>
-                <w:sz w:val="20"/>
-                <w:szCs w:val="20"/>
-                <w:highlight w:val="white"/>
-                <w:rtl w:val="0"/>
-              </w:rPr>
-              <w:t xml:space="preserve">Based on GPT-3 which has 175 billion parameters</w:t>
-            </w:r>
-          </w:p>
-        </w:tc>
-        <w:tc>
-          <w:tcPr>
-            <w:tcBorders>
-              <w:top w:color="000000" w:space="0" w:sz="5" w:val="single"/>
-              <w:left w:color="000000" w:space="0" w:sz="5" w:val="single"/>
-              <w:bottom w:color="000000" w:space="0" w:sz="5" w:val="single"/>
-              <w:right w:color="000000" w:space="0" w:sz="5" w:val="single"/>
-            </w:tcBorders>
-          </w:tcPr>
-          <w:p>
-            <w:pPr>
-              <w:rPr>
-                <w:rFonts w:ascii="Times New Roman" w:cs="Times New Roman" w:eastAsia="Times New Roman" w:hAnsi="Times New Roman"/>
-                <w:sz w:val="20"/>
-                <w:szCs w:val="20"/>
-                <w:highlight w:val="white"/>
-              </w:rPr>
-            </w:pPr>
-            <w:r>
-              <w:rPr>
-                <w:rtl w:val="0"/>
-              </w:rPr>
-            </w:r>
-          </w:p>
-        </w:tc>
-      </w:tr>
-      <w:tr>
-        <w:trPr>
-          <w:cantSplit w:val="0"/>
-          <w:trHeight w:val="450" w:hRule="atLeast"/>
-          <w:tblHeader w:val="0"/>
-        </w:trPr>
-        <w:tc>
-          <w:tcPr>
-            <w:tcBorders>
-              <w:top w:color="000000" w:space="0" w:sz="5" w:val="single"/>
-              <w:left w:color="000000" w:space="0" w:sz="5" w:val="single"/>
-              <w:bottom w:color="000000" w:space="0" w:sz="5" w:val="single"/>
-              <w:right w:color="000000" w:space="0" w:sz="5" w:val="single"/>
-            </w:tcBorders>
-          </w:tcPr>
-          <w:p>
-            <w:pPr>
-              <w:rPr>
-                <w:rFonts w:ascii="Times New Roman" w:cs="Times New Roman" w:eastAsia="Times New Roman" w:hAnsi="Times New Roman"/>
-                <w:sz w:val="20"/>
-                <w:szCs w:val="20"/>
-                <w:highlight w:val="white"/>
-              </w:rPr>
-            </w:pPr>
-            <w:r>
-              <w:rPr>
-                <w:rFonts w:ascii="Times New Roman" w:cs="Times New Roman" w:eastAsia="Times New Roman" w:hAnsi="Times New Roman"/>
-                <w:sz w:val="20"/>
-                <w:szCs w:val="20"/>
-                <w:highlight w:val="white"/>
-                <w:rtl w:val="0"/>
-              </w:rPr>
-              <w:t xml:space="preserve">2</w:t>
-            </w:r>
-          </w:p>
-        </w:tc>
-        <w:tc>
-          <w:tcPr>
-            <w:tcBorders>
-              <w:top w:color="000000" w:space="0" w:sz="5" w:val="single"/>
-              <w:left w:color="000000" w:space="0" w:sz="5" w:val="single"/>
-              <w:bottom w:color="000000" w:space="0" w:sz="5" w:val="single"/>
-              <w:right w:color="000000" w:space="0" w:sz="5" w:val="single"/>
-            </w:tcBorders>
-          </w:tcPr>
-          <w:p>
-            <w:pPr>
-              <w:rPr>
-                <w:rFonts w:ascii="Times New Roman" w:cs="Times New Roman" w:eastAsia="Times New Roman" w:hAnsi="Times New Roman"/>
-                <w:sz w:val="20"/>
-                <w:szCs w:val="20"/>
-                <w:highlight w:val="white"/>
-              </w:rPr>
-            </w:pPr>
-            <w:r>
-              <w:rPr>
-                <w:rFonts w:ascii="Times New Roman" w:cs="Times New Roman" w:eastAsia="Times New Roman" w:hAnsi="Times New Roman"/>
-                <w:sz w:val="20"/>
-                <w:szCs w:val="20"/>
-                <w:highlight w:val="white"/>
-                <w:rtl w:val="0"/>
-              </w:rPr>
-              <w:t xml:space="preserve">Open AI: text-embedding-ada-002 (ADA-002)</w:t>
-            </w:r>
-          </w:p>
-        </w:tc>
-        <w:tc>
-          <w:tcPr>
-            <w:tcBorders>
-              <w:top w:color="000000" w:space="0" w:sz="5" w:val="single"/>
-              <w:left w:color="000000" w:space="0" w:sz="5" w:val="single"/>
-              <w:bottom w:color="000000" w:space="0" w:sz="5" w:val="single"/>
-              <w:right w:color="000000" w:space="0" w:sz="5" w:val="single"/>
-            </w:tcBorders>
-          </w:tcPr>
-          <w:p>
-            <w:pPr>
-              <w:rPr>
-                <w:rFonts w:ascii="Times New Roman" w:cs="Times New Roman" w:eastAsia="Times New Roman" w:hAnsi="Times New Roman"/>
-                <w:sz w:val="20"/>
-                <w:szCs w:val="20"/>
-                <w:highlight w:val="white"/>
-              </w:rPr>
-            </w:pPr>
-            <w:r>
-              <w:rPr>
-                <w:rFonts w:ascii="Times New Roman" w:cs="Times New Roman" w:eastAsia="Times New Roman" w:hAnsi="Times New Roman"/>
-                <w:sz w:val="20"/>
-                <w:szCs w:val="20"/>
-                <w:highlight w:val="white"/>
-                <w:rtl w:val="0"/>
-              </w:rPr>
-              <w:t xml:space="preserve">Proprietary</w:t>
-            </w:r>
-          </w:p>
-        </w:tc>
-        <w:tc>
-          <w:tcPr>
-            <w:tcBorders>
-              <w:top w:color="000000" w:space="0" w:sz="5" w:val="single"/>
-              <w:left w:color="000000" w:space="0" w:sz="5" w:val="single"/>
-              <w:bottom w:color="000000" w:space="0" w:sz="5" w:val="single"/>
-              <w:right w:color="000000" w:space="0" w:sz="5" w:val="single"/>
-            </w:tcBorders>
-          </w:tcPr>
-          <w:p>
-            <w:pPr>
-              <w:rPr>
-                <w:rFonts w:ascii="Times New Roman" w:cs="Times New Roman" w:eastAsia="Times New Roman" w:hAnsi="Times New Roman"/>
-                <w:sz w:val="20"/>
-                <w:szCs w:val="20"/>
-                <w:highlight w:val="white"/>
-              </w:rPr>
-            </w:pPr>
-            <w:r>
-              <w:rPr>
-                <w:rFonts w:ascii="Times New Roman" w:cs="Times New Roman" w:eastAsia="Times New Roman" w:hAnsi="Times New Roman"/>
-                <w:sz w:val="20"/>
-                <w:szCs w:val="20"/>
-                <w:highlight w:val="white"/>
-                <w:rtl w:val="0"/>
-              </w:rPr>
-              <w:t xml:space="preserve">https://platform.openai.com/docs/guides/embeddings</w:t>
-            </w:r>
-          </w:p>
-        </w:tc>
-        <w:tc>
-          <w:tcPr>
-            <w:tcBorders>
-              <w:top w:color="000000" w:space="0" w:sz="5" w:val="single"/>
-              <w:left w:color="000000" w:space="0" w:sz="5" w:val="single"/>
-              <w:bottom w:color="000000" w:space="0" w:sz="5" w:val="single"/>
-              <w:right w:color="000000" w:space="0" w:sz="5" w:val="single"/>
-            </w:tcBorders>
-          </w:tcPr>
-          <w:p>
-            <w:pPr>
-              <w:rPr>
-                <w:rFonts w:ascii="Times New Roman" w:cs="Times New Roman" w:eastAsia="Times New Roman" w:hAnsi="Times New Roman"/>
-                <w:sz w:val="20"/>
-                <w:szCs w:val="20"/>
-                <w:highlight w:val="white"/>
-              </w:rPr>
-            </w:pPr>
-            <w:r>
-              <w:rPr>
-                <w:rFonts w:ascii="Times New Roman" w:cs="Times New Roman" w:eastAsia="Times New Roman" w:hAnsi="Times New Roman"/>
-                <w:sz w:val="20"/>
-                <w:szCs w:val="20"/>
-                <w:highlight w:val="white"/>
-                <w:rtl w:val="0"/>
-              </w:rPr>
-              <w:t xml:space="preserve">1536</w:t>
-            </w:r>
-          </w:p>
-        </w:tc>
-        <w:tc>
-          <w:tcPr>
-            <w:tcBorders>
-              <w:top w:color="000000" w:space="0" w:sz="5" w:val="single"/>
-              <w:left w:color="000000" w:space="0" w:sz="5" w:val="single"/>
-              <w:bottom w:color="000000" w:space="0" w:sz="5" w:val="single"/>
-              <w:right w:color="000000" w:space="0" w:sz="5" w:val="single"/>
-            </w:tcBorders>
-          </w:tcPr>
-          <w:p>
-            <w:pPr>
-              <w:rPr>
-                <w:rFonts w:ascii="Times New Roman" w:cs="Times New Roman" w:eastAsia="Times New Roman" w:hAnsi="Times New Roman"/>
-                <w:sz w:val="20"/>
-                <w:szCs w:val="20"/>
-                <w:highlight w:val="white"/>
-              </w:rPr>
-            </w:pPr>
-            <w:r>
-              <w:rPr>
-                <w:rFonts w:ascii="Times New Roman" w:cs="Times New Roman" w:eastAsia="Times New Roman" w:hAnsi="Times New Roman"/>
-                <w:sz w:val="20"/>
-                <w:szCs w:val="20"/>
-                <w:highlight w:val="white"/>
-                <w:rtl w:val="0"/>
-              </w:rPr>
-              <w:t xml:space="preserve">Undisclosed</w:t>
-            </w:r>
-          </w:p>
-        </w:tc>
-        <w:tc>
-          <w:tcPr>
-            <w:tcBorders>
-              <w:top w:color="000000" w:space="0" w:sz="5" w:val="single"/>
-              <w:left w:color="000000" w:space="0" w:sz="5" w:val="single"/>
-              <w:bottom w:color="000000" w:space="0" w:sz="5" w:val="single"/>
-              <w:right w:color="000000" w:space="0" w:sz="5" w:val="single"/>
-            </w:tcBorders>
-          </w:tcPr>
-          <w:p>
-            <w:pPr>
-              <w:rPr>
-                <w:rFonts w:ascii="Times New Roman" w:cs="Times New Roman" w:eastAsia="Times New Roman" w:hAnsi="Times New Roman"/>
-                <w:sz w:val="20"/>
-                <w:szCs w:val="20"/>
-                <w:highlight w:val="white"/>
-              </w:rPr>
-            </w:pPr>
-            <w:r>
-              <w:rPr>
-                <w:rtl w:val="0"/>
-              </w:rPr>
-            </w:r>
-          </w:p>
-        </w:tc>
-      </w:tr>
-      <w:tr>
-        <w:trPr>
-          <w:cantSplit w:val="0"/>
-          <w:trHeight w:val="450" w:hRule="atLeast"/>
-          <w:tblHeader w:val="0"/>
-        </w:trPr>
-        <w:tc>
-          <w:tcPr>
-            <w:tcBorders>
-              <w:top w:color="000000" w:space="0" w:sz="5" w:val="single"/>
-              <w:left w:color="000000" w:space="0" w:sz="5" w:val="single"/>
-              <w:bottom w:color="000000" w:space="0" w:sz="5" w:val="single"/>
-              <w:right w:color="000000" w:space="0" w:sz="5" w:val="single"/>
-            </w:tcBorders>
-          </w:tcPr>
-          <w:p>
-            <w:pPr>
-              <w:rPr>
-                <w:rFonts w:ascii="Times New Roman" w:cs="Times New Roman" w:eastAsia="Times New Roman" w:hAnsi="Times New Roman"/>
-                <w:sz w:val="20"/>
-                <w:szCs w:val="20"/>
-                <w:highlight w:val="white"/>
-              </w:rPr>
-            </w:pPr>
-            <w:r>
-              <w:rPr>
-                <w:rFonts w:ascii="Times New Roman" w:cs="Times New Roman" w:eastAsia="Times New Roman" w:hAnsi="Times New Roman"/>
-                <w:sz w:val="20"/>
-                <w:szCs w:val="20"/>
-                <w:highlight w:val="white"/>
-                <w:rtl w:val="0"/>
-              </w:rPr>
-              <w:t xml:space="preserve">3</w:t>
-            </w:r>
-          </w:p>
-        </w:tc>
-        <w:tc>
-          <w:tcPr>
-            <w:tcBorders>
-              <w:top w:color="000000" w:space="0" w:sz="5" w:val="single"/>
-              <w:left w:color="000000" w:space="0" w:sz="5" w:val="single"/>
-              <w:bottom w:color="000000" w:space="0" w:sz="5" w:val="single"/>
-              <w:right w:color="000000" w:space="0" w:sz="5" w:val="single"/>
-            </w:tcBorders>
-          </w:tcPr>
-          <w:p>
-            <w:pPr>
-              <w:rPr>
-                <w:rFonts w:ascii="Times New Roman" w:cs="Times New Roman" w:eastAsia="Times New Roman" w:hAnsi="Times New Roman"/>
-                <w:sz w:val="20"/>
-                <w:szCs w:val="20"/>
-                <w:highlight w:val="white"/>
-              </w:rPr>
-            </w:pPr>
-            <w:r>
-              <w:rPr>
-                <w:rFonts w:ascii="Times New Roman" w:cs="Times New Roman" w:eastAsia="Times New Roman" w:hAnsi="Times New Roman"/>
-                <w:sz w:val="20"/>
-                <w:szCs w:val="20"/>
-                <w:highlight w:val="white"/>
-                <w:rtl w:val="0"/>
-              </w:rPr>
-              <w:t xml:space="preserve">Cohere: embed-english-v2.0 </w:t>
-            </w:r>
-          </w:p>
-        </w:tc>
-        <w:tc>
-          <w:tcPr>
-            <w:tcBorders>
-              <w:top w:color="000000" w:space="0" w:sz="5" w:val="single"/>
-              <w:left w:color="000000" w:space="0" w:sz="5" w:val="single"/>
-              <w:bottom w:color="000000" w:space="0" w:sz="5" w:val="single"/>
-              <w:right w:color="000000" w:space="0" w:sz="5" w:val="single"/>
-            </w:tcBorders>
-          </w:tcPr>
-          <w:p>
-            <w:pPr>
-              <w:rPr>
-                <w:rFonts w:ascii="Times New Roman" w:cs="Times New Roman" w:eastAsia="Times New Roman" w:hAnsi="Times New Roman"/>
-                <w:sz w:val="20"/>
-                <w:szCs w:val="20"/>
-                <w:highlight w:val="white"/>
-              </w:rPr>
-            </w:pPr>
-            <w:r>
-              <w:rPr>
-                <w:rFonts w:ascii="Times New Roman" w:cs="Times New Roman" w:eastAsia="Times New Roman" w:hAnsi="Times New Roman"/>
-                <w:sz w:val="20"/>
-                <w:szCs w:val="20"/>
-                <w:highlight w:val="white"/>
-                <w:rtl w:val="0"/>
-              </w:rPr>
-              <w:t xml:space="preserve">Proprietary</w:t>
-            </w:r>
-          </w:p>
-        </w:tc>
-        <w:tc>
-          <w:tcPr>
-            <w:tcBorders>
-              <w:top w:color="000000" w:space="0" w:sz="5" w:val="single"/>
-              <w:left w:color="000000" w:space="0" w:sz="5" w:val="single"/>
-              <w:bottom w:color="000000" w:space="0" w:sz="5" w:val="single"/>
-              <w:right w:color="000000" w:space="0" w:sz="5" w:val="single"/>
-            </w:tcBorders>
-          </w:tcPr>
-          <w:p>
-            <w:pPr>
-              <w:rPr>
-                <w:rFonts w:ascii="Times New Roman" w:cs="Times New Roman" w:eastAsia="Times New Roman" w:hAnsi="Times New Roman"/>
-                <w:sz w:val="20"/>
-                <w:szCs w:val="20"/>
-                <w:highlight w:val="white"/>
-              </w:rPr>
-            </w:pPr>
-            <w:r>
-              <w:rPr>
-                <w:rFonts w:ascii="Times New Roman" w:cs="Times New Roman" w:eastAsia="Times New Roman" w:hAnsi="Times New Roman"/>
-                <w:sz w:val="20"/>
-                <w:szCs w:val="20"/>
-                <w:highlight w:val="white"/>
-                <w:rtl w:val="0"/>
-              </w:rPr>
-              <w:t xml:space="preserve">https://docs.cohere.com/v2/docs/cohere-embed</w:t>
-            </w:r>
-          </w:p>
-        </w:tc>
-        <w:tc>
-          <w:tcPr>
-            <w:tcBorders>
-              <w:top w:color="000000" w:space="0" w:sz="5" w:val="single"/>
-              <w:left w:color="000000" w:space="0" w:sz="5" w:val="single"/>
-              <w:bottom w:color="000000" w:space="0" w:sz="5" w:val="single"/>
-              <w:right w:color="000000" w:space="0" w:sz="5" w:val="single"/>
-            </w:tcBorders>
-          </w:tcPr>
-          <w:p>
-            <w:pPr>
-              <w:rPr>
-                <w:rFonts w:ascii="Times New Roman" w:cs="Times New Roman" w:eastAsia="Times New Roman" w:hAnsi="Times New Roman"/>
-                <w:sz w:val="20"/>
-                <w:szCs w:val="20"/>
-                <w:highlight w:val="white"/>
-              </w:rPr>
-            </w:pPr>
-            <w:r>
-              <w:rPr>
-                <w:rFonts w:ascii="Times New Roman" w:cs="Times New Roman" w:eastAsia="Times New Roman" w:hAnsi="Times New Roman"/>
-                <w:sz w:val="20"/>
-                <w:szCs w:val="20"/>
-                <w:highlight w:val="white"/>
-                <w:rtl w:val="0"/>
-              </w:rPr>
-              <w:t xml:space="preserve">4096</w:t>
-            </w:r>
-          </w:p>
-        </w:tc>
-        <w:tc>
-          <w:tcPr>
-            <w:tcBorders>
-              <w:top w:color="000000" w:space="0" w:sz="5" w:val="single"/>
-              <w:left w:color="000000" w:space="0" w:sz="5" w:val="single"/>
-              <w:bottom w:color="000000" w:space="0" w:sz="5" w:val="single"/>
-              <w:right w:color="000000" w:space="0" w:sz="5" w:val="single"/>
-            </w:tcBorders>
-          </w:tcPr>
-          <w:p>
-            <w:pPr>
-              <w:rPr>
-                <w:rFonts w:ascii="Times New Roman" w:cs="Times New Roman" w:eastAsia="Times New Roman" w:hAnsi="Times New Roman"/>
-                <w:sz w:val="20"/>
-                <w:szCs w:val="20"/>
-                <w:highlight w:val="white"/>
-              </w:rPr>
-            </w:pPr>
-            <w:r>
-              <w:rPr>
-                <w:rFonts w:ascii="Times New Roman" w:cs="Times New Roman" w:eastAsia="Times New Roman" w:hAnsi="Times New Roman"/>
-                <w:sz w:val="20"/>
-                <w:szCs w:val="20"/>
-                <w:highlight w:val="white"/>
-                <w:rtl w:val="0"/>
-              </w:rPr>
-              <w:t xml:space="preserve">Undisclosed</w:t>
-            </w:r>
-          </w:p>
-        </w:tc>
-        <w:tc>
-          <w:tcPr>
-            <w:tcBorders>
-              <w:top w:color="000000" w:space="0" w:sz="5" w:val="single"/>
-              <w:left w:color="000000" w:space="0" w:sz="5" w:val="single"/>
-              <w:bottom w:color="000000" w:space="0" w:sz="5" w:val="single"/>
-              <w:right w:color="000000" w:space="0" w:sz="5" w:val="single"/>
-            </w:tcBorders>
-          </w:tcPr>
-          <w:p>
-            <w:pPr>
-              <w:rPr>
-                <w:rFonts w:ascii="Times New Roman" w:cs="Times New Roman" w:eastAsia="Times New Roman" w:hAnsi="Times New Roman"/>
-                <w:sz w:val="20"/>
-                <w:szCs w:val="20"/>
-                <w:highlight w:val="white"/>
-              </w:rPr>
-            </w:pPr>
-            <w:r>
-              <w:rPr>
-                <w:rtl w:val="0"/>
-              </w:rPr>
-            </w:r>
-          </w:p>
-        </w:tc>
-      </w:tr>
-      <w:tr>
-        <w:trPr>
-          <w:cantSplit w:val="0"/>
-          <w:trHeight w:val="450" w:hRule="atLeast"/>
-          <w:tblHeader w:val="0"/>
-        </w:trPr>
-        <w:tc>
-          <w:tcPr>
-            <w:tcBorders>
-              <w:top w:color="000000" w:space="0" w:sz="5" w:val="single"/>
-              <w:left w:color="000000" w:space="0" w:sz="5" w:val="single"/>
-              <w:bottom w:color="000000" w:space="0" w:sz="5" w:val="single"/>
-              <w:right w:color="000000" w:space="0" w:sz="5" w:val="single"/>
-            </w:tcBorders>
-          </w:tcPr>
-          <w:p>
-            <w:pPr>
-              <w:rPr>
-                <w:rFonts w:ascii="Times New Roman" w:cs="Times New Roman" w:eastAsia="Times New Roman" w:hAnsi="Times New Roman"/>
-                <w:sz w:val="20"/>
-                <w:szCs w:val="20"/>
-                <w:highlight w:val="white"/>
-              </w:rPr>
-            </w:pPr>
-            <w:r>
-              <w:rPr>
-                <w:rFonts w:ascii="Times New Roman" w:cs="Times New Roman" w:eastAsia="Times New Roman" w:hAnsi="Times New Roman"/>
-                <w:sz w:val="20"/>
-                <w:szCs w:val="20"/>
-                <w:highlight w:val="white"/>
-                <w:rtl w:val="0"/>
-              </w:rPr>
-              <w:t xml:space="preserve">4</w:t>
-            </w:r>
-          </w:p>
-        </w:tc>
-        <w:tc>
-          <w:tcPr>
-            <w:tcBorders>
-              <w:top w:color="000000" w:space="0" w:sz="5" w:val="single"/>
-              <w:left w:color="000000" w:space="0" w:sz="5" w:val="single"/>
-              <w:bottom w:color="000000" w:space="0" w:sz="5" w:val="single"/>
-              <w:right w:color="000000" w:space="0" w:sz="5" w:val="single"/>
-            </w:tcBorders>
-          </w:tcPr>
-          <w:p>
-            <w:pPr>
-              <w:rPr>
-                <w:rFonts w:ascii="Times New Roman" w:cs="Times New Roman" w:eastAsia="Times New Roman" w:hAnsi="Times New Roman"/>
-                <w:sz w:val="20"/>
-                <w:szCs w:val="20"/>
-                <w:highlight w:val="white"/>
-              </w:rPr>
-            </w:pPr>
-            <w:r>
-              <w:rPr>
-                <w:rFonts w:ascii="Times New Roman" w:cs="Times New Roman" w:eastAsia="Times New Roman" w:hAnsi="Times New Roman"/>
-                <w:sz w:val="20"/>
-                <w:szCs w:val="20"/>
-                <w:highlight w:val="white"/>
-                <w:rtl w:val="0"/>
-              </w:rPr>
-              <w:t xml:space="preserve">LLama3.3 (Llama3.3_70B)</w:t>
-            </w:r>
-          </w:p>
-        </w:tc>
-        <w:tc>
-          <w:tcPr>
-            <w:tcBorders>
-              <w:top w:color="000000" w:space="0" w:sz="5" w:val="single"/>
-              <w:left w:color="000000" w:space="0" w:sz="5" w:val="single"/>
-              <w:bottom w:color="000000" w:space="0" w:sz="5" w:val="single"/>
-              <w:right w:color="000000" w:space="0" w:sz="5" w:val="single"/>
-            </w:tcBorders>
-          </w:tcPr>
-          <w:p>
-            <w:pPr>
-              <w:rPr>
-                <w:rFonts w:ascii="Times New Roman" w:cs="Times New Roman" w:eastAsia="Times New Roman" w:hAnsi="Times New Roman"/>
-                <w:sz w:val="20"/>
-                <w:szCs w:val="20"/>
-                <w:highlight w:val="white"/>
-              </w:rPr>
-            </w:pPr>
-            <w:r>
-              <w:rPr>
-                <w:rFonts w:ascii="Times New Roman" w:cs="Times New Roman" w:eastAsia="Times New Roman" w:hAnsi="Times New Roman"/>
-                <w:sz w:val="20"/>
-                <w:szCs w:val="20"/>
-                <w:highlight w:val="white"/>
-                <w:rtl w:val="0"/>
-              </w:rPr>
-              <w:t xml:space="preserve">Open Source</w:t>
-            </w:r>
-          </w:p>
-        </w:tc>
-        <w:tc>
-          <w:tcPr>
-            <w:tcBorders>
-              <w:top w:color="000000" w:space="0" w:sz="5" w:val="single"/>
-              <w:left w:color="000000" w:space="0" w:sz="5" w:val="single"/>
-              <w:bottom w:color="000000" w:space="0" w:sz="5" w:val="single"/>
-              <w:right w:color="000000" w:space="0" w:sz="5" w:val="single"/>
-            </w:tcBorders>
-          </w:tcPr>
-          <w:p>
-            <w:pPr>
-              <w:rPr>
-                <w:rFonts w:ascii="Times New Roman" w:cs="Times New Roman" w:eastAsia="Times New Roman" w:hAnsi="Times New Roman"/>
-                <w:sz w:val="20"/>
-                <w:szCs w:val="20"/>
-                <w:highlight w:val="white"/>
-              </w:rPr>
-            </w:pPr>
-            <w:r>
-              <w:rPr>
-                <w:rFonts w:ascii="Times New Roman" w:cs="Times New Roman" w:eastAsia="Times New Roman" w:hAnsi="Times New Roman"/>
-                <w:sz w:val="20"/>
-                <w:szCs w:val="20"/>
-                <w:highlight w:val="white"/>
-                <w:rtl w:val="0"/>
-              </w:rPr>
-              <w:t xml:space="preserve">https://ollama.com/library/llama3.3</w:t>
-            </w:r>
-          </w:p>
-        </w:tc>
-        <w:tc>
-          <w:tcPr>
-            <w:tcBorders>
-              <w:top w:color="000000" w:space="0" w:sz="5" w:val="single"/>
-              <w:left w:color="000000" w:space="0" w:sz="5" w:val="single"/>
-              <w:bottom w:color="000000" w:space="0" w:sz="5" w:val="single"/>
-              <w:right w:color="000000" w:space="0" w:sz="5" w:val="single"/>
-            </w:tcBorders>
-          </w:tcPr>
-          <w:p>
-            <w:pPr>
-              <w:rPr>
-                <w:rFonts w:ascii="Times New Roman" w:cs="Times New Roman" w:eastAsia="Times New Roman" w:hAnsi="Times New Roman"/>
-                <w:sz w:val="20"/>
-                <w:szCs w:val="20"/>
-                <w:highlight w:val="white"/>
-              </w:rPr>
-            </w:pPr>
-            <w:r>
-              <w:rPr>
-                <w:rFonts w:ascii="Times New Roman" w:cs="Times New Roman" w:eastAsia="Times New Roman" w:hAnsi="Times New Roman"/>
-                <w:sz w:val="20"/>
-                <w:szCs w:val="20"/>
-                <w:highlight w:val="white"/>
-                <w:rtl w:val="0"/>
-              </w:rPr>
-              <w:t xml:space="preserve">8192</w:t>
-            </w:r>
-          </w:p>
-        </w:tc>
-        <w:tc>
-          <w:tcPr>
-            <w:tcBorders>
-              <w:top w:color="000000" w:space="0" w:sz="5" w:val="single"/>
-              <w:left w:color="000000" w:space="0" w:sz="5" w:val="single"/>
-              <w:bottom w:color="000000" w:space="0" w:sz="5" w:val="single"/>
-              <w:right w:color="000000" w:space="0" w:sz="5" w:val="single"/>
-            </w:tcBorders>
-          </w:tcPr>
-          <w:p>
-            <w:pPr>
-              <w:rPr>
-                <w:rFonts w:ascii="Times New Roman" w:cs="Times New Roman" w:eastAsia="Times New Roman" w:hAnsi="Times New Roman"/>
-                <w:sz w:val="20"/>
-                <w:szCs w:val="20"/>
-                <w:highlight w:val="white"/>
-              </w:rPr>
-            </w:pPr>
-            <w:r>
-              <w:rPr>
-                <w:rFonts w:ascii="Times New Roman" w:cs="Times New Roman" w:eastAsia="Times New Roman" w:hAnsi="Times New Roman"/>
-                <w:sz w:val="20"/>
-                <w:szCs w:val="20"/>
-                <w:highlight w:val="white"/>
-                <w:rtl w:val="0"/>
-              </w:rPr>
-              <w:t xml:space="preserve">70 Billion</w:t>
-            </w:r>
-          </w:p>
-        </w:tc>
-        <w:tc>
-          <w:tcPr>
-            <w:tcBorders>
-              <w:top w:color="000000" w:space="0" w:sz="5" w:val="single"/>
-              <w:left w:color="000000" w:space="0" w:sz="5" w:val="single"/>
-              <w:bottom w:color="000000" w:space="0" w:sz="5" w:val="single"/>
-              <w:right w:color="000000" w:space="0" w:sz="5" w:val="single"/>
-            </w:tcBorders>
-          </w:tcPr>
-          <w:p>
-            <w:pPr>
-              <w:rPr>
-                <w:rFonts w:ascii="Times New Roman" w:cs="Times New Roman" w:eastAsia="Times New Roman" w:hAnsi="Times New Roman"/>
-                <w:sz w:val="20"/>
-                <w:szCs w:val="20"/>
-                <w:highlight w:val="white"/>
-              </w:rPr>
-            </w:pPr>
-            <w:r>
-              <w:rPr>
-                <w:rtl w:val="0"/>
-              </w:rPr>
-            </w:r>
-          </w:p>
-        </w:tc>
-      </w:tr>
-      <w:tr>
-        <w:trPr>
-          <w:cantSplit w:val="0"/>
-          <w:trHeight w:val="450" w:hRule="atLeast"/>
-          <w:tblHeader w:val="0"/>
-        </w:trPr>
-        <w:tc>
-          <w:tcPr>
-            <w:tcBorders>
-              <w:top w:color="000000" w:space="0" w:sz="5" w:val="single"/>
-              <w:left w:color="000000" w:space="0" w:sz="5" w:val="single"/>
-              <w:bottom w:color="000000" w:space="0" w:sz="5" w:val="single"/>
-              <w:right w:color="000000" w:space="0" w:sz="5" w:val="single"/>
-            </w:tcBorders>
-          </w:tcPr>
-          <w:p>
-            <w:pPr>
-              <w:rPr>
-                <w:rFonts w:ascii="Times New Roman" w:cs="Times New Roman" w:eastAsia="Times New Roman" w:hAnsi="Times New Roman"/>
-                <w:sz w:val="20"/>
-                <w:szCs w:val="20"/>
-                <w:highlight w:val="white"/>
-              </w:rPr>
-            </w:pPr>
-            <w:r>
-              <w:rPr>
-                <w:rFonts w:ascii="Times New Roman" w:cs="Times New Roman" w:eastAsia="Times New Roman" w:hAnsi="Times New Roman"/>
-                <w:sz w:val="20"/>
-                <w:szCs w:val="20"/>
-                <w:highlight w:val="white"/>
-                <w:rtl w:val="0"/>
-              </w:rPr>
-              <w:t xml:space="preserve">5</w:t>
-            </w:r>
-          </w:p>
-        </w:tc>
-        <w:tc>
-          <w:tcPr>
-            <w:tcBorders>
-              <w:top w:color="000000" w:space="0" w:sz="5" w:val="single"/>
-              <w:left w:color="000000" w:space="0" w:sz="5" w:val="single"/>
-              <w:bottom w:color="000000" w:space="0" w:sz="5" w:val="single"/>
-              <w:right w:color="000000" w:space="0" w:sz="5" w:val="single"/>
-            </w:tcBorders>
-          </w:tcPr>
-          <w:p>
-            <w:pPr>
-              <w:rPr>
-                <w:rFonts w:ascii="Times New Roman" w:cs="Times New Roman" w:eastAsia="Times New Roman" w:hAnsi="Times New Roman"/>
-                <w:sz w:val="20"/>
-                <w:szCs w:val="20"/>
-                <w:highlight w:val="white"/>
-              </w:rPr>
-            </w:pPr>
-            <w:r>
-              <w:rPr>
-                <w:rFonts w:ascii="Times New Roman" w:cs="Times New Roman" w:eastAsia="Times New Roman" w:hAnsi="Times New Roman"/>
-                <w:sz w:val="20"/>
-                <w:szCs w:val="20"/>
-                <w:highlight w:val="white"/>
-                <w:rtl w:val="0"/>
-              </w:rPr>
-              <w:t xml:space="preserve">Llama3.2 (Llama3.2_3B)</w:t>
-            </w:r>
-          </w:p>
-        </w:tc>
-        <w:tc>
-          <w:tcPr>
-            <w:tcBorders>
-              <w:top w:color="000000" w:space="0" w:sz="5" w:val="single"/>
-              <w:left w:color="000000" w:space="0" w:sz="5" w:val="single"/>
-              <w:bottom w:color="000000" w:space="0" w:sz="5" w:val="single"/>
-              <w:right w:color="000000" w:space="0" w:sz="5" w:val="single"/>
-            </w:tcBorders>
-          </w:tcPr>
-          <w:p>
-            <w:pPr>
-              <w:rPr>
-                <w:rFonts w:ascii="Times New Roman" w:cs="Times New Roman" w:eastAsia="Times New Roman" w:hAnsi="Times New Roman"/>
-                <w:sz w:val="20"/>
-                <w:szCs w:val="20"/>
-                <w:highlight w:val="white"/>
-              </w:rPr>
-            </w:pPr>
-            <w:r>
-              <w:rPr>
-                <w:rFonts w:ascii="Times New Roman" w:cs="Times New Roman" w:eastAsia="Times New Roman" w:hAnsi="Times New Roman"/>
-                <w:sz w:val="20"/>
-                <w:szCs w:val="20"/>
-                <w:highlight w:val="white"/>
-                <w:rtl w:val="0"/>
-              </w:rPr>
-              <w:t xml:space="preserve">Open Source</w:t>
-            </w:r>
-          </w:p>
-        </w:tc>
-        <w:tc>
-          <w:tcPr>
-            <w:tcBorders>
-              <w:top w:color="000000" w:space="0" w:sz="5" w:val="single"/>
-              <w:left w:color="000000" w:space="0" w:sz="5" w:val="single"/>
-              <w:bottom w:color="000000" w:space="0" w:sz="5" w:val="single"/>
-              <w:right w:color="000000" w:space="0" w:sz="5" w:val="single"/>
-            </w:tcBorders>
-          </w:tcPr>
-          <w:p>
-            <w:pPr>
-              <w:rPr>
-                <w:rFonts w:ascii="Times New Roman" w:cs="Times New Roman" w:eastAsia="Times New Roman" w:hAnsi="Times New Roman"/>
-                <w:sz w:val="20"/>
-                <w:szCs w:val="20"/>
-                <w:highlight w:val="white"/>
-              </w:rPr>
-            </w:pPr>
-            <w:r>
-              <w:rPr>
-                <w:rFonts w:ascii="Times New Roman" w:cs="Times New Roman" w:eastAsia="Times New Roman" w:hAnsi="Times New Roman"/>
-                <w:sz w:val="20"/>
-                <w:szCs w:val="20"/>
-                <w:highlight w:val="white"/>
-                <w:rtl w:val="0"/>
-              </w:rPr>
-              <w:t xml:space="preserve">https://ollama.com/library/llama3.2</w:t>
-            </w:r>
-          </w:p>
-        </w:tc>
-        <w:tc>
-          <w:tcPr>
-            <w:tcBorders>
-              <w:top w:color="000000" w:space="0" w:sz="5" w:val="single"/>
-              <w:left w:color="000000" w:space="0" w:sz="5" w:val="single"/>
-              <w:bottom w:color="000000" w:space="0" w:sz="5" w:val="single"/>
-              <w:right w:color="000000" w:space="0" w:sz="5" w:val="single"/>
-            </w:tcBorders>
-          </w:tcPr>
-          <w:p>
-            <w:pPr>
-              <w:rPr>
-                <w:rFonts w:ascii="Times New Roman" w:cs="Times New Roman" w:eastAsia="Times New Roman" w:hAnsi="Times New Roman"/>
-                <w:sz w:val="20"/>
-                <w:szCs w:val="20"/>
-                <w:highlight w:val="white"/>
-              </w:rPr>
-            </w:pPr>
-            <w:r>
-              <w:rPr>
-                <w:rFonts w:ascii="Times New Roman" w:cs="Times New Roman" w:eastAsia="Times New Roman" w:hAnsi="Times New Roman"/>
-                <w:sz w:val="20"/>
-                <w:szCs w:val="20"/>
-                <w:highlight w:val="white"/>
-                <w:rtl w:val="0"/>
-              </w:rPr>
-              <w:t xml:space="preserve">3072</w:t>
-            </w:r>
-          </w:p>
-        </w:tc>
-        <w:tc>
-          <w:tcPr>
-            <w:tcBorders>
-              <w:top w:color="000000" w:space="0" w:sz="5" w:val="single"/>
-              <w:left w:color="000000" w:space="0" w:sz="5" w:val="single"/>
-              <w:bottom w:color="000000" w:space="0" w:sz="5" w:val="single"/>
-              <w:right w:color="000000" w:space="0" w:sz="5" w:val="single"/>
-            </w:tcBorders>
-          </w:tcPr>
-          <w:p>
-            <w:pPr>
-              <w:rPr>
-                <w:rFonts w:ascii="Times New Roman" w:cs="Times New Roman" w:eastAsia="Times New Roman" w:hAnsi="Times New Roman"/>
-                <w:sz w:val="20"/>
-                <w:szCs w:val="20"/>
-                <w:highlight w:val="white"/>
-              </w:rPr>
-            </w:pPr>
-            <w:r>
-              <w:rPr>
-                <w:rFonts w:ascii="Times New Roman" w:cs="Times New Roman" w:eastAsia="Times New Roman" w:hAnsi="Times New Roman"/>
-                <w:sz w:val="20"/>
-                <w:szCs w:val="20"/>
-                <w:highlight w:val="white"/>
-                <w:rtl w:val="0"/>
-              </w:rPr>
-              <w:t xml:space="preserve">3 Billion</w:t>
-            </w:r>
-          </w:p>
-        </w:tc>
-        <w:tc>
-          <w:tcPr>
-            <w:tcBorders>
-              <w:top w:color="000000" w:space="0" w:sz="5" w:val="single"/>
-              <w:left w:color="000000" w:space="0" w:sz="5" w:val="single"/>
-              <w:bottom w:color="000000" w:space="0" w:sz="5" w:val="single"/>
-              <w:right w:color="000000" w:space="0" w:sz="5" w:val="single"/>
-            </w:tcBorders>
-          </w:tcPr>
-          <w:p>
-            <w:pPr>
-              <w:rPr>
-                <w:rFonts w:ascii="Times New Roman" w:cs="Times New Roman" w:eastAsia="Times New Roman" w:hAnsi="Times New Roman"/>
-                <w:sz w:val="20"/>
-                <w:szCs w:val="20"/>
-                <w:highlight w:val="white"/>
-              </w:rPr>
-            </w:pPr>
-            <w:r>
-              <w:rPr>
-                <w:rtl w:val="0"/>
-              </w:rPr>
-            </w:r>
-          </w:p>
-        </w:tc>
-      </w:tr>
-      <w:tr>
-        <w:trPr>
-          <w:cantSplit w:val="0"/>
-          <w:trHeight w:val="450" w:hRule="atLeast"/>
-          <w:tblHeader w:val="0"/>
-        </w:trPr>
-        <w:tc>
-          <w:tcPr>
-            <w:tcBorders>
-              <w:top w:color="000000" w:space="0" w:sz="5" w:val="single"/>
-              <w:left w:color="000000" w:space="0" w:sz="5" w:val="single"/>
-              <w:bottom w:color="000000" w:space="0" w:sz="5" w:val="single"/>
-              <w:right w:color="000000" w:space="0" w:sz="5" w:val="single"/>
-            </w:tcBorders>
-          </w:tcPr>
-          <w:p>
-            <w:pPr>
-              <w:rPr>
-                <w:rFonts w:ascii="Times New Roman" w:cs="Times New Roman" w:eastAsia="Times New Roman" w:hAnsi="Times New Roman"/>
-                <w:sz w:val="20"/>
-                <w:szCs w:val="20"/>
-                <w:highlight w:val="white"/>
-              </w:rPr>
-            </w:pPr>
-            <w:r>
-              <w:rPr>
-                <w:rFonts w:ascii="Times New Roman" w:cs="Times New Roman" w:eastAsia="Times New Roman" w:hAnsi="Times New Roman"/>
-                <w:sz w:val="20"/>
-                <w:szCs w:val="20"/>
-                <w:highlight w:val="white"/>
-                <w:rtl w:val="0"/>
-              </w:rPr>
-              <w:t xml:space="preserve">6</w:t>
-            </w:r>
-          </w:p>
-        </w:tc>
-        <w:tc>
-          <w:tcPr>
-            <w:tcBorders>
-              <w:top w:color="000000" w:space="0" w:sz="5" w:val="single"/>
-              <w:left w:color="000000" w:space="0" w:sz="5" w:val="single"/>
-              <w:bottom w:color="000000" w:space="0" w:sz="5" w:val="single"/>
-              <w:right w:color="000000" w:space="0" w:sz="5" w:val="single"/>
-            </w:tcBorders>
-          </w:tcPr>
-          <w:p>
-            <w:pPr>
-              <w:rPr>
-                <w:rFonts w:ascii="Times New Roman" w:cs="Times New Roman" w:eastAsia="Times New Roman" w:hAnsi="Times New Roman"/>
-                <w:sz w:val="20"/>
-                <w:szCs w:val="20"/>
-                <w:highlight w:val="white"/>
-              </w:rPr>
-            </w:pPr>
-            <w:r>
-              <w:rPr>
-                <w:rFonts w:ascii="Times New Roman" w:cs="Times New Roman" w:eastAsia="Times New Roman" w:hAnsi="Times New Roman"/>
-                <w:sz w:val="20"/>
-                <w:szCs w:val="20"/>
-                <w:highlight w:val="white"/>
-                <w:rtl w:val="0"/>
-              </w:rPr>
-              <w:t xml:space="preserve">LLama3.0  </w:t>
-            </w:r>
-          </w:p>
-        </w:tc>
-        <w:tc>
-          <w:tcPr>
-            <w:tcBorders>
-              <w:top w:color="000000" w:space="0" w:sz="5" w:val="single"/>
-              <w:left w:color="000000" w:space="0" w:sz="5" w:val="single"/>
-              <w:bottom w:color="000000" w:space="0" w:sz="5" w:val="single"/>
-              <w:right w:color="000000" w:space="0" w:sz="5" w:val="single"/>
-            </w:tcBorders>
-          </w:tcPr>
-          <w:p>
-            <w:pPr>
-              <w:rPr>
-                <w:rFonts w:ascii="Times New Roman" w:cs="Times New Roman" w:eastAsia="Times New Roman" w:hAnsi="Times New Roman"/>
-                <w:sz w:val="20"/>
-                <w:szCs w:val="20"/>
-                <w:highlight w:val="white"/>
-              </w:rPr>
-            </w:pPr>
-            <w:r>
-              <w:rPr>
-                <w:rFonts w:ascii="Times New Roman" w:cs="Times New Roman" w:eastAsia="Times New Roman" w:hAnsi="Times New Roman"/>
-                <w:sz w:val="20"/>
-                <w:szCs w:val="20"/>
-                <w:highlight w:val="white"/>
-                <w:rtl w:val="0"/>
-              </w:rPr>
-              <w:t xml:space="preserve">Open Source</w:t>
-            </w:r>
-          </w:p>
-        </w:tc>
-        <w:tc>
-          <w:tcPr>
-            <w:tcBorders>
-              <w:top w:color="000000" w:space="0" w:sz="5" w:val="single"/>
-              <w:left w:color="000000" w:space="0" w:sz="5" w:val="single"/>
-              <w:bottom w:color="000000" w:space="0" w:sz="5" w:val="single"/>
-              <w:right w:color="000000" w:space="0" w:sz="5" w:val="single"/>
-            </w:tcBorders>
-          </w:tcPr>
-          <w:p>
-            <w:pPr>
-              <w:rPr>
-                <w:rFonts w:ascii="Times New Roman" w:cs="Times New Roman" w:eastAsia="Times New Roman" w:hAnsi="Times New Roman"/>
-                <w:sz w:val="20"/>
-                <w:szCs w:val="20"/>
-                <w:highlight w:val="white"/>
-              </w:rPr>
-            </w:pPr>
-            <w:r>
-              <w:rPr>
-                <w:rFonts w:ascii="Times New Roman" w:cs="Times New Roman" w:eastAsia="Times New Roman" w:hAnsi="Times New Roman"/>
-                <w:sz w:val="20"/>
-                <w:szCs w:val="20"/>
-                <w:highlight w:val="white"/>
-                <w:rtl w:val="0"/>
-              </w:rPr>
-              <w:t xml:space="preserve">https://ollama.com/library/llama3</w:t>
-            </w:r>
-          </w:p>
-        </w:tc>
-        <w:tc>
-          <w:tcPr>
-            <w:tcBorders>
-              <w:top w:color="000000" w:space="0" w:sz="5" w:val="single"/>
-              <w:left w:color="000000" w:space="0" w:sz="5" w:val="single"/>
-              <w:bottom w:color="000000" w:space="0" w:sz="5" w:val="single"/>
-              <w:right w:color="000000" w:space="0" w:sz="5" w:val="single"/>
-            </w:tcBorders>
-          </w:tcPr>
-          <w:p>
-            <w:pPr>
-              <w:rPr>
-                <w:rFonts w:ascii="Times New Roman" w:cs="Times New Roman" w:eastAsia="Times New Roman" w:hAnsi="Times New Roman"/>
-                <w:sz w:val="20"/>
-                <w:szCs w:val="20"/>
-                <w:highlight w:val="white"/>
-              </w:rPr>
-            </w:pPr>
-            <w:r>
-              <w:rPr>
-                <w:rFonts w:ascii="Times New Roman" w:cs="Times New Roman" w:eastAsia="Times New Roman" w:hAnsi="Times New Roman"/>
-                <w:sz w:val="20"/>
-                <w:szCs w:val="20"/>
-                <w:highlight w:val="white"/>
-                <w:rtl w:val="0"/>
-              </w:rPr>
-              <w:t xml:space="preserve">4096</w:t>
-            </w:r>
-          </w:p>
-        </w:tc>
-        <w:tc>
-          <w:tcPr>
-            <w:tcBorders>
-              <w:top w:color="000000" w:space="0" w:sz="5" w:val="single"/>
-              <w:left w:color="000000" w:space="0" w:sz="5" w:val="single"/>
-              <w:bottom w:color="000000" w:space="0" w:sz="5" w:val="single"/>
-              <w:right w:color="000000" w:space="0" w:sz="5" w:val="single"/>
-            </w:tcBorders>
-          </w:tcPr>
-          <w:p>
-            <w:pPr>
-              <w:rPr>
-                <w:rFonts w:ascii="Times New Roman" w:cs="Times New Roman" w:eastAsia="Times New Roman" w:hAnsi="Times New Roman"/>
-                <w:sz w:val="20"/>
-                <w:szCs w:val="20"/>
-                <w:highlight w:val="white"/>
-              </w:rPr>
-            </w:pPr>
-            <w:r>
-              <w:rPr>
-                <w:rFonts w:ascii="Times New Roman" w:cs="Times New Roman" w:eastAsia="Times New Roman" w:hAnsi="Times New Roman"/>
-                <w:sz w:val="20"/>
-                <w:szCs w:val="20"/>
-                <w:highlight w:val="white"/>
-                <w:rtl w:val="0"/>
-              </w:rPr>
-              <w:t xml:space="preserve">8 Billion</w:t>
-            </w:r>
-          </w:p>
-        </w:tc>
-        <w:tc>
-          <w:tcPr>
-            <w:tcBorders>
-              <w:top w:color="000000" w:space="0" w:sz="5" w:val="single"/>
-              <w:left w:color="000000" w:space="0" w:sz="5" w:val="single"/>
-              <w:bottom w:color="000000" w:space="0" w:sz="5" w:val="single"/>
-              <w:right w:color="000000" w:space="0" w:sz="5" w:val="single"/>
-            </w:tcBorders>
-          </w:tcPr>
-          <w:p>
-            <w:pPr>
-              <w:rPr>
-                <w:rFonts w:ascii="Times New Roman" w:cs="Times New Roman" w:eastAsia="Times New Roman" w:hAnsi="Times New Roman"/>
-                <w:sz w:val="20"/>
-                <w:szCs w:val="20"/>
-                <w:highlight w:val="white"/>
-              </w:rPr>
-            </w:pPr>
-            <w:r>
-              <w:rPr>
-                <w:rtl w:val="0"/>
-              </w:rPr>
-            </w:r>
-          </w:p>
-        </w:tc>
-      </w:tr>
-      <w:tr>
-        <w:trPr>
-          <w:cantSplit w:val="0"/>
-          <w:trHeight w:val="450" w:hRule="atLeast"/>
-          <w:tblHeader w:val="0"/>
-        </w:trPr>
-        <w:tc>
-          <w:tcPr>
-            <w:tcBorders>
-              <w:top w:color="000000" w:space="0" w:sz="5" w:val="single"/>
-              <w:left w:color="000000" w:space="0" w:sz="5" w:val="single"/>
-              <w:bottom w:color="000000" w:space="0" w:sz="5" w:val="single"/>
-              <w:right w:color="000000" w:space="0" w:sz="5" w:val="single"/>
-            </w:tcBorders>
-          </w:tcPr>
-          <w:p>
-            <w:pPr>
-              <w:rPr>
-                <w:rFonts w:ascii="Times New Roman" w:cs="Times New Roman" w:eastAsia="Times New Roman" w:hAnsi="Times New Roman"/>
-                <w:sz w:val="20"/>
-                <w:szCs w:val="20"/>
-                <w:highlight w:val="white"/>
-              </w:rPr>
-            </w:pPr>
-            <w:r>
-              <w:rPr>
-                <w:rFonts w:ascii="Times New Roman" w:cs="Times New Roman" w:eastAsia="Times New Roman" w:hAnsi="Times New Roman"/>
-                <w:sz w:val="20"/>
-                <w:szCs w:val="20"/>
-                <w:highlight w:val="white"/>
-                <w:rtl w:val="0"/>
-              </w:rPr>
-              <w:t xml:space="preserve">7</w:t>
-            </w:r>
-          </w:p>
-        </w:tc>
-        <w:tc>
-          <w:tcPr>
-            <w:tcBorders>
-              <w:top w:color="000000" w:space="0" w:sz="5" w:val="single"/>
-              <w:left w:color="000000" w:space="0" w:sz="5" w:val="single"/>
-              <w:bottom w:color="000000" w:space="0" w:sz="5" w:val="single"/>
-              <w:right w:color="000000" w:space="0" w:sz="5" w:val="single"/>
-            </w:tcBorders>
-          </w:tcPr>
-          <w:p>
-            <w:pPr>
-              <w:rPr>
-                <w:rFonts w:ascii="Times New Roman" w:cs="Times New Roman" w:eastAsia="Times New Roman" w:hAnsi="Times New Roman"/>
-                <w:sz w:val="20"/>
-                <w:szCs w:val="20"/>
-                <w:highlight w:val="white"/>
-              </w:rPr>
-            </w:pPr>
-            <w:r>
-              <w:rPr>
-                <w:rFonts w:ascii="Times New Roman" w:cs="Times New Roman" w:eastAsia="Times New Roman" w:hAnsi="Times New Roman"/>
-                <w:sz w:val="20"/>
-                <w:szCs w:val="20"/>
-                <w:highlight w:val="white"/>
-                <w:rtl w:val="0"/>
-              </w:rPr>
-              <w:t xml:space="preserve">MedLLama2</w:t>
-            </w:r>
-          </w:p>
-        </w:tc>
-        <w:tc>
-          <w:tcPr>
-            <w:tcBorders>
-              <w:top w:color="000000" w:space="0" w:sz="5" w:val="single"/>
-              <w:left w:color="000000" w:space="0" w:sz="5" w:val="single"/>
-              <w:bottom w:color="000000" w:space="0" w:sz="5" w:val="single"/>
-              <w:right w:color="000000" w:space="0" w:sz="5" w:val="single"/>
-            </w:tcBorders>
-          </w:tcPr>
-          <w:p>
-            <w:pPr>
-              <w:rPr>
-                <w:rFonts w:ascii="Times New Roman" w:cs="Times New Roman" w:eastAsia="Times New Roman" w:hAnsi="Times New Roman"/>
-                <w:sz w:val="20"/>
-                <w:szCs w:val="20"/>
-                <w:highlight w:val="white"/>
-              </w:rPr>
-            </w:pPr>
-            <w:r>
-              <w:rPr>
-                <w:rFonts w:ascii="Times New Roman" w:cs="Times New Roman" w:eastAsia="Times New Roman" w:hAnsi="Times New Roman"/>
-                <w:sz w:val="20"/>
-                <w:szCs w:val="20"/>
-                <w:highlight w:val="white"/>
-                <w:rtl w:val="0"/>
-              </w:rPr>
-              <w:t xml:space="preserve">Open Source</w:t>
-            </w:r>
-          </w:p>
-        </w:tc>
-        <w:tc>
-          <w:tcPr>
-            <w:tcBorders>
-              <w:top w:color="000000" w:space="0" w:sz="5" w:val="single"/>
-              <w:left w:color="000000" w:space="0" w:sz="5" w:val="single"/>
-              <w:bottom w:color="000000" w:space="0" w:sz="5" w:val="single"/>
-              <w:right w:color="000000" w:space="0" w:sz="5" w:val="single"/>
-            </w:tcBorders>
-          </w:tcPr>
-          <w:p>
-            <w:pPr>
-              <w:rPr>
-                <w:rFonts w:ascii="Times New Roman" w:cs="Times New Roman" w:eastAsia="Times New Roman" w:hAnsi="Times New Roman"/>
-                <w:sz w:val="20"/>
-                <w:szCs w:val="20"/>
-                <w:highlight w:val="white"/>
-              </w:rPr>
-            </w:pPr>
-            <w:r>
-              <w:rPr>
-                <w:rFonts w:ascii="Times New Roman" w:cs="Times New Roman" w:eastAsia="Times New Roman" w:hAnsi="Times New Roman"/>
-                <w:sz w:val="20"/>
-                <w:szCs w:val="20"/>
-                <w:highlight w:val="white"/>
-                <w:rtl w:val="0"/>
-              </w:rPr>
-              <w:t xml:space="preserve">https://ollama.com/library/medllama2</w:t>
-            </w:r>
-          </w:p>
-        </w:tc>
-        <w:tc>
-          <w:tcPr>
-            <w:tcBorders>
-              <w:top w:color="000000" w:space="0" w:sz="5" w:val="single"/>
-              <w:left w:color="000000" w:space="0" w:sz="5" w:val="single"/>
-              <w:bottom w:color="000000" w:space="0" w:sz="5" w:val="single"/>
-              <w:right w:color="000000" w:space="0" w:sz="5" w:val="single"/>
-            </w:tcBorders>
-          </w:tcPr>
-          <w:p>
-            <w:pPr>
-              <w:rPr>
-                <w:rFonts w:ascii="Times New Roman" w:cs="Times New Roman" w:eastAsia="Times New Roman" w:hAnsi="Times New Roman"/>
-                <w:sz w:val="20"/>
-                <w:szCs w:val="20"/>
-                <w:highlight w:val="white"/>
-              </w:rPr>
-            </w:pPr>
-            <w:r>
-              <w:rPr>
-                <w:rFonts w:ascii="Times New Roman" w:cs="Times New Roman" w:eastAsia="Times New Roman" w:hAnsi="Times New Roman"/>
-                <w:sz w:val="20"/>
-                <w:szCs w:val="20"/>
-                <w:highlight w:val="white"/>
-                <w:rtl w:val="0"/>
-              </w:rPr>
-              <w:t xml:space="preserve">4096</w:t>
-            </w:r>
-          </w:p>
-        </w:tc>
-        <w:tc>
-          <w:tcPr>
-            <w:tcBorders>
-              <w:top w:color="000000" w:space="0" w:sz="5" w:val="single"/>
-              <w:left w:color="000000" w:space="0" w:sz="5" w:val="single"/>
-              <w:bottom w:color="000000" w:space="0" w:sz="5" w:val="single"/>
-              <w:right w:color="000000" w:space="0" w:sz="5" w:val="single"/>
-            </w:tcBorders>
-          </w:tcPr>
-          <w:p>
-            <w:pPr>
-              <w:rPr>
-                <w:rFonts w:ascii="Times New Roman" w:cs="Times New Roman" w:eastAsia="Times New Roman" w:hAnsi="Times New Roman"/>
-                <w:sz w:val="20"/>
-                <w:szCs w:val="20"/>
-                <w:highlight w:val="white"/>
-              </w:rPr>
-            </w:pPr>
-            <w:r>
-              <w:rPr>
-                <w:rFonts w:ascii="Times New Roman" w:cs="Times New Roman" w:eastAsia="Times New Roman" w:hAnsi="Times New Roman"/>
-                <w:sz w:val="20"/>
-                <w:szCs w:val="20"/>
-                <w:highlight w:val="white"/>
-                <w:rtl w:val="0"/>
-              </w:rPr>
-              <w:t xml:space="preserve">7 Billion</w:t>
-            </w:r>
-          </w:p>
-        </w:tc>
-        <w:tc>
-          <w:tcPr>
-            <w:tcBorders>
-              <w:top w:color="000000" w:space="0" w:sz="5" w:val="single"/>
-              <w:left w:color="000000" w:space="0" w:sz="5" w:val="single"/>
-              <w:bottom w:color="000000" w:space="0" w:sz="5" w:val="single"/>
-              <w:right w:color="000000" w:space="0" w:sz="5" w:val="single"/>
-            </w:tcBorders>
-          </w:tcPr>
-          <w:p>
-            <w:pPr>
-              <w:rPr>
-                <w:rFonts w:ascii="Times New Roman" w:cs="Times New Roman" w:eastAsia="Times New Roman" w:hAnsi="Times New Roman"/>
-                <w:sz w:val="20"/>
-                <w:szCs w:val="20"/>
-                <w:highlight w:val="white"/>
-              </w:rPr>
-            </w:pPr>
-            <w:r>
-              <w:rPr>
-                <w:rtl w:val="0"/>
-              </w:rPr>
-            </w:r>
-          </w:p>
-        </w:tc>
-      </w:tr>
-      <w:tr>
-        <w:trPr>
-          <w:cantSplit w:val="0"/>
-          <w:trHeight w:val="450" w:hRule="atLeast"/>
-          <w:tblHeader w:val="0"/>
-        </w:trPr>
-        <w:tc>
-          <w:tcPr>
-            <w:tcBorders>
-              <w:top w:color="000000" w:space="0" w:sz="5" w:val="single"/>
-              <w:left w:color="000000" w:space="0" w:sz="5" w:val="single"/>
-              <w:bottom w:color="000000" w:space="0" w:sz="5" w:val="single"/>
-              <w:right w:color="000000" w:space="0" w:sz="5" w:val="single"/>
-            </w:tcBorders>
-          </w:tcPr>
-          <w:p>
-            <w:pPr>
-              <w:rPr>
-                <w:rFonts w:ascii="Times New Roman" w:cs="Times New Roman" w:eastAsia="Times New Roman" w:hAnsi="Times New Roman"/>
-                <w:sz w:val="20"/>
-                <w:szCs w:val="20"/>
-                <w:highlight w:val="white"/>
-              </w:rPr>
-            </w:pPr>
-            <w:r>
-              <w:rPr>
-                <w:rFonts w:ascii="Times New Roman" w:cs="Times New Roman" w:eastAsia="Times New Roman" w:hAnsi="Times New Roman"/>
-                <w:sz w:val="20"/>
-                <w:szCs w:val="20"/>
-                <w:highlight w:val="white"/>
-                <w:rtl w:val="0"/>
-              </w:rPr>
-              <w:t xml:space="preserve">8</w:t>
-            </w:r>
-          </w:p>
-        </w:tc>
-        <w:tc>
-          <w:tcPr>
-            <w:tcBorders>
-              <w:top w:color="000000" w:space="0" w:sz="5" w:val="single"/>
-              <w:left w:color="000000" w:space="0" w:sz="5" w:val="single"/>
-              <w:bottom w:color="000000" w:space="0" w:sz="5" w:val="single"/>
-              <w:right w:color="000000" w:space="0" w:sz="5" w:val="single"/>
-            </w:tcBorders>
-          </w:tcPr>
-          <w:p>
-            <w:pPr>
-              <w:rPr>
-                <w:rFonts w:ascii="Times New Roman" w:cs="Times New Roman" w:eastAsia="Times New Roman" w:hAnsi="Times New Roman"/>
-                <w:sz w:val="20"/>
-                <w:szCs w:val="20"/>
-                <w:highlight w:val="white"/>
-              </w:rPr>
-            </w:pPr>
-            <w:r>
-              <w:rPr>
-                <w:rFonts w:ascii="Times New Roman" w:cs="Times New Roman" w:eastAsia="Times New Roman" w:hAnsi="Times New Roman"/>
-                <w:sz w:val="20"/>
-                <w:szCs w:val="20"/>
-                <w:highlight w:val="white"/>
-                <w:rtl w:val="0"/>
-              </w:rPr>
-              <w:t xml:space="preserve">MedLLama_13B</w:t>
-            </w:r>
-          </w:p>
-        </w:tc>
-        <w:tc>
-          <w:tcPr>
-            <w:tcBorders>
-              <w:top w:color="000000" w:space="0" w:sz="5" w:val="single"/>
-              <w:left w:color="000000" w:space="0" w:sz="5" w:val="single"/>
-              <w:bottom w:color="000000" w:space="0" w:sz="5" w:val="single"/>
-              <w:right w:color="000000" w:space="0" w:sz="5" w:val="single"/>
-            </w:tcBorders>
-          </w:tcPr>
-          <w:p>
-            <w:pPr>
-              <w:rPr>
-                <w:rFonts w:ascii="Times New Roman" w:cs="Times New Roman" w:eastAsia="Times New Roman" w:hAnsi="Times New Roman"/>
-                <w:sz w:val="20"/>
-                <w:szCs w:val="20"/>
-                <w:highlight w:val="white"/>
-              </w:rPr>
-            </w:pPr>
-            <w:r>
-              <w:rPr>
-                <w:rFonts w:ascii="Times New Roman" w:cs="Times New Roman" w:eastAsia="Times New Roman" w:hAnsi="Times New Roman"/>
-                <w:sz w:val="20"/>
-                <w:szCs w:val="20"/>
-                <w:highlight w:val="white"/>
-                <w:rtl w:val="0"/>
-              </w:rPr>
-              <w:t xml:space="preserve">Open Source</w:t>
-            </w:r>
-          </w:p>
-        </w:tc>
-        <w:tc>
-          <w:tcPr>
-            <w:tcBorders>
-              <w:top w:color="000000" w:space="0" w:sz="5" w:val="single"/>
-              <w:left w:color="000000" w:space="0" w:sz="5" w:val="single"/>
-              <w:bottom w:color="000000" w:space="0" w:sz="5" w:val="single"/>
-              <w:right w:color="000000" w:space="0" w:sz="5" w:val="single"/>
-            </w:tcBorders>
-          </w:tcPr>
-          <w:p>
-            <w:pPr>
-              <w:rPr>
-                <w:rFonts w:ascii="Times New Roman" w:cs="Times New Roman" w:eastAsia="Times New Roman" w:hAnsi="Times New Roman"/>
-                <w:sz w:val="20"/>
-                <w:szCs w:val="20"/>
-                <w:highlight w:val="white"/>
-              </w:rPr>
-            </w:pPr>
-            <w:r>
-              <w:rPr>
-                <w:rFonts w:ascii="Times New Roman" w:cs="Times New Roman" w:eastAsia="Times New Roman" w:hAnsi="Times New Roman"/>
-                <w:sz w:val="20"/>
-                <w:szCs w:val="20"/>
-                <w:highlight w:val="white"/>
-                <w:rtl w:val="0"/>
-              </w:rPr>
-              <w:t xml:space="preserve">https://huggingface.co/chaoyi-wu/MedLLaMA_13B</w:t>
-            </w:r>
-          </w:p>
-        </w:tc>
-        <w:tc>
-          <w:tcPr>
-            <w:tcBorders>
-              <w:top w:color="000000" w:space="0" w:sz="5" w:val="single"/>
-              <w:left w:color="000000" w:space="0" w:sz="5" w:val="single"/>
-              <w:bottom w:color="000000" w:space="0" w:sz="5" w:val="single"/>
-              <w:right w:color="000000" w:space="0" w:sz="5" w:val="single"/>
-            </w:tcBorders>
-          </w:tcPr>
-          <w:p>
-            <w:pPr>
-              <w:rPr>
-                <w:rFonts w:ascii="Times New Roman" w:cs="Times New Roman" w:eastAsia="Times New Roman" w:hAnsi="Times New Roman"/>
-                <w:sz w:val="20"/>
-                <w:szCs w:val="20"/>
-                <w:highlight w:val="white"/>
-              </w:rPr>
-            </w:pPr>
-            <w:r>
-              <w:rPr>
-                <w:rFonts w:ascii="Times New Roman" w:cs="Times New Roman" w:eastAsia="Times New Roman" w:hAnsi="Times New Roman"/>
-                <w:sz w:val="20"/>
-                <w:szCs w:val="20"/>
-                <w:highlight w:val="white"/>
-                <w:rtl w:val="0"/>
-              </w:rPr>
-              <w:t xml:space="preserve">5120</w:t>
-            </w:r>
-          </w:p>
-        </w:tc>
-        <w:tc>
-          <w:tcPr>
-            <w:tcBorders>
-              <w:top w:color="000000" w:space="0" w:sz="5" w:val="single"/>
-              <w:left w:color="000000" w:space="0" w:sz="5" w:val="single"/>
-              <w:bottom w:color="000000" w:space="0" w:sz="5" w:val="single"/>
-              <w:right w:color="000000" w:space="0" w:sz="5" w:val="single"/>
-            </w:tcBorders>
-          </w:tcPr>
-          <w:p>
-            <w:pPr>
-              <w:rPr>
-                <w:rFonts w:ascii="Times New Roman" w:cs="Times New Roman" w:eastAsia="Times New Roman" w:hAnsi="Times New Roman"/>
-                <w:sz w:val="20"/>
-                <w:szCs w:val="20"/>
-                <w:highlight w:val="white"/>
-              </w:rPr>
-            </w:pPr>
-            <w:r>
-              <w:rPr>
-                <w:rFonts w:ascii="Times New Roman" w:cs="Times New Roman" w:eastAsia="Times New Roman" w:hAnsi="Times New Roman"/>
-                <w:sz w:val="20"/>
-                <w:szCs w:val="20"/>
-                <w:highlight w:val="white"/>
-                <w:rtl w:val="0"/>
-              </w:rPr>
-              <w:t xml:space="preserve">13 Billion</w:t>
-            </w:r>
-          </w:p>
-        </w:tc>
-        <w:tc>
-          <w:tcPr>
-            <w:tcBorders>
-              <w:top w:color="000000" w:space="0" w:sz="5" w:val="single"/>
-              <w:left w:color="000000" w:space="0" w:sz="5" w:val="single"/>
-              <w:bottom w:color="000000" w:space="0" w:sz="5" w:val="single"/>
-              <w:right w:color="000000" w:space="0" w:sz="5" w:val="single"/>
-            </w:tcBorders>
-          </w:tcPr>
-          <w:p>
-            <w:pPr>
-              <w:rPr>
-                <w:rFonts w:ascii="Times New Roman" w:cs="Times New Roman" w:eastAsia="Times New Roman" w:hAnsi="Times New Roman"/>
-                <w:sz w:val="20"/>
-                <w:szCs w:val="20"/>
-                <w:highlight w:val="white"/>
-              </w:rPr>
-            </w:pPr>
-            <w:r>
-              <w:rPr>
-                <w:rtl w:val="0"/>
-              </w:rPr>
-            </w:r>
-          </w:p>
-        </w:tc>
-      </w:tr>
-      <w:tr>
-        <w:trPr>
-          <w:cantSplit w:val="0"/>
-          <w:trHeight w:val="450" w:hRule="atLeast"/>
-          <w:tblHeader w:val="0"/>
-        </w:trPr>
-        <w:tc>
-          <w:tcPr>
-            <w:tcBorders>
-              <w:top w:color="000000" w:space="0" w:sz="5" w:val="single"/>
-              <w:left w:color="000000" w:space="0" w:sz="5" w:val="single"/>
-              <w:bottom w:color="000000" w:space="0" w:sz="5" w:val="single"/>
-              <w:right w:color="000000" w:space="0" w:sz="5" w:val="single"/>
-            </w:tcBorders>
-          </w:tcPr>
-          <w:p>
-            <w:pPr>
-              <w:rPr>
-                <w:rFonts w:ascii="Times New Roman" w:cs="Times New Roman" w:eastAsia="Times New Roman" w:hAnsi="Times New Roman"/>
-                <w:sz w:val="20"/>
-                <w:szCs w:val="20"/>
-                <w:highlight w:val="white"/>
-              </w:rPr>
-            </w:pPr>
-            <w:r>
-              <w:rPr>
-                <w:rFonts w:ascii="Times New Roman" w:cs="Times New Roman" w:eastAsia="Times New Roman" w:hAnsi="Times New Roman"/>
-                <w:sz w:val="20"/>
-                <w:szCs w:val="20"/>
-                <w:highlight w:val="white"/>
-                <w:rtl w:val="0"/>
-              </w:rPr>
-              <w:t xml:space="preserve">9</w:t>
-            </w:r>
-          </w:p>
-        </w:tc>
-        <w:tc>
-          <w:tcPr>
-            <w:tcBorders>
-              <w:top w:color="000000" w:space="0" w:sz="5" w:val="single"/>
-              <w:left w:color="000000" w:space="0" w:sz="5" w:val="single"/>
-              <w:bottom w:color="000000" w:space="0" w:sz="5" w:val="single"/>
-              <w:right w:color="000000" w:space="0" w:sz="5" w:val="single"/>
-            </w:tcBorders>
-          </w:tcPr>
-          <w:p>
-            <w:pPr>
-              <w:rPr>
-                <w:rFonts w:ascii="Times New Roman" w:cs="Times New Roman" w:eastAsia="Times New Roman" w:hAnsi="Times New Roman"/>
-                <w:sz w:val="20"/>
-                <w:szCs w:val="20"/>
-                <w:highlight w:val="white"/>
-              </w:rPr>
-            </w:pPr>
-            <w:r>
-              <w:rPr>
-                <w:rFonts w:ascii="Times New Roman" w:cs="Times New Roman" w:eastAsia="Times New Roman" w:hAnsi="Times New Roman"/>
-                <w:sz w:val="20"/>
-                <w:szCs w:val="20"/>
-                <w:highlight w:val="white"/>
-                <w:rtl w:val="0"/>
-              </w:rPr>
-              <w:t xml:space="preserve">BioBERT</w:t>
-            </w:r>
-          </w:p>
-        </w:tc>
-        <w:tc>
-          <w:tcPr>
-            <w:tcBorders>
-              <w:top w:color="000000" w:space="0" w:sz="5" w:val="single"/>
-              <w:left w:color="000000" w:space="0" w:sz="5" w:val="single"/>
-              <w:bottom w:color="000000" w:space="0" w:sz="5" w:val="single"/>
-              <w:right w:color="000000" w:space="0" w:sz="5" w:val="single"/>
-            </w:tcBorders>
-          </w:tcPr>
-          <w:p>
-            <w:pPr>
-              <w:rPr>
-                <w:rFonts w:ascii="Times New Roman" w:cs="Times New Roman" w:eastAsia="Times New Roman" w:hAnsi="Times New Roman"/>
-                <w:sz w:val="20"/>
-                <w:szCs w:val="20"/>
-                <w:highlight w:val="white"/>
-              </w:rPr>
-            </w:pPr>
-            <w:r>
-              <w:rPr>
-                <w:rFonts w:ascii="Times New Roman" w:cs="Times New Roman" w:eastAsia="Times New Roman" w:hAnsi="Times New Roman"/>
-                <w:sz w:val="20"/>
-                <w:szCs w:val="20"/>
-                <w:highlight w:val="white"/>
-                <w:rtl w:val="0"/>
-              </w:rPr>
-              <w:t xml:space="preserve">Open Source</w:t>
-            </w:r>
-          </w:p>
-        </w:tc>
-        <w:tc>
-          <w:tcPr>
-            <w:tcBorders>
-              <w:top w:color="000000" w:space="0" w:sz="5" w:val="single"/>
-              <w:left w:color="000000" w:space="0" w:sz="5" w:val="single"/>
-              <w:bottom w:color="000000" w:space="0" w:sz="5" w:val="single"/>
-              <w:right w:color="000000" w:space="0" w:sz="5" w:val="single"/>
-            </w:tcBorders>
-          </w:tcPr>
-          <w:p>
-            <w:pPr>
-              <w:rPr>
-                <w:rFonts w:ascii="Times New Roman" w:cs="Times New Roman" w:eastAsia="Times New Roman" w:hAnsi="Times New Roman"/>
-                <w:sz w:val="20"/>
-                <w:szCs w:val="20"/>
-                <w:highlight w:val="white"/>
-              </w:rPr>
-            </w:pPr>
-            <w:r>
-              <w:rPr>
-                <w:rFonts w:ascii="Times New Roman" w:cs="Times New Roman" w:eastAsia="Times New Roman" w:hAnsi="Times New Roman"/>
-                <w:sz w:val="20"/>
-                <w:szCs w:val="20"/>
-                <w:highlight w:val="white"/>
-                <w:rtl w:val="0"/>
-              </w:rPr>
-              <w:t xml:space="preserve">https://github.com/dmis-lab/biobert-pytorch/blob/master/README.md</w:t>
-            </w:r>
-          </w:p>
-        </w:tc>
-        <w:tc>
-          <w:tcPr>
-            <w:tcBorders>
-              <w:top w:color="000000" w:space="0" w:sz="5" w:val="single"/>
-              <w:left w:color="000000" w:space="0" w:sz="5" w:val="single"/>
-              <w:bottom w:color="000000" w:space="0" w:sz="5" w:val="single"/>
-              <w:right w:color="000000" w:space="0" w:sz="5" w:val="single"/>
-            </w:tcBorders>
-          </w:tcPr>
-          <w:p>
-            <w:pPr>
-              <w:rPr>
-                <w:rFonts w:ascii="Times New Roman" w:cs="Times New Roman" w:eastAsia="Times New Roman" w:hAnsi="Times New Roman"/>
-                <w:sz w:val="20"/>
-                <w:szCs w:val="20"/>
-                <w:highlight w:val="white"/>
-              </w:rPr>
-            </w:pPr>
-            <w:r>
-              <w:rPr>
-                <w:rFonts w:ascii="Times New Roman" w:cs="Times New Roman" w:eastAsia="Times New Roman" w:hAnsi="Times New Roman"/>
-                <w:sz w:val="20"/>
-                <w:szCs w:val="20"/>
-                <w:highlight w:val="white"/>
-                <w:rtl w:val="0"/>
-              </w:rPr>
-              <w:t xml:space="preserve">768</w:t>
-            </w:r>
-          </w:p>
-        </w:tc>
-        <w:tc>
-          <w:tcPr>
-            <w:tcBorders>
-              <w:top w:color="000000" w:space="0" w:sz="5" w:val="single"/>
-              <w:left w:color="000000" w:space="0" w:sz="5" w:val="single"/>
-              <w:bottom w:color="000000" w:space="0" w:sz="5" w:val="single"/>
-              <w:right w:color="000000" w:space="0" w:sz="5" w:val="single"/>
-            </w:tcBorders>
-          </w:tcPr>
-          <w:p>
-            <w:pPr>
-              <w:rPr>
-                <w:rFonts w:ascii="Times New Roman" w:cs="Times New Roman" w:eastAsia="Times New Roman" w:hAnsi="Times New Roman"/>
-                <w:sz w:val="20"/>
-                <w:szCs w:val="20"/>
-                <w:highlight w:val="white"/>
-              </w:rPr>
-            </w:pPr>
-            <w:r>
-              <w:rPr>
-                <w:rFonts w:ascii="Times New Roman" w:cs="Times New Roman" w:eastAsia="Times New Roman" w:hAnsi="Times New Roman"/>
-                <w:sz w:val="20"/>
-                <w:szCs w:val="20"/>
-                <w:highlight w:val="white"/>
-                <w:rtl w:val="0"/>
-              </w:rPr>
-              <w:t xml:space="preserve">110 Million</w:t>
-            </w:r>
-          </w:p>
-        </w:tc>
-        <w:tc>
-          <w:tcPr>
-            <w:tcBorders>
-              <w:top w:color="000000" w:space="0" w:sz="5" w:val="single"/>
-              <w:left w:color="000000" w:space="0" w:sz="5" w:val="single"/>
-              <w:bottom w:color="000000" w:space="0" w:sz="5" w:val="single"/>
-              <w:right w:color="000000" w:space="0" w:sz="5" w:val="single"/>
-            </w:tcBorders>
-          </w:tcPr>
-          <w:p>
-            <w:pPr>
-              <w:rPr>
-                <w:rFonts w:ascii="Times New Roman" w:cs="Times New Roman" w:eastAsia="Times New Roman" w:hAnsi="Times New Roman"/>
-                <w:sz w:val="20"/>
-                <w:szCs w:val="20"/>
-                <w:highlight w:val="white"/>
-              </w:rPr>
-            </w:pPr>
-            <w:r>
-              <w:rPr>
-                <w:rtl w:val="0"/>
-              </w:rPr>
-            </w:r>
-          </w:p>
-        </w:tc>
-      </w:tr>
-      <w:tr>
-        <w:trPr>
-          <w:cantSplit w:val="0"/>
-          <w:trHeight w:val="450" w:hRule="atLeast"/>
-          <w:tblHeader w:val="0"/>
-        </w:trPr>
-        <w:tc>
-          <w:tcPr>
-            <w:tcBorders>
-              <w:top w:color="000000" w:space="0" w:sz="5" w:val="single"/>
-              <w:left w:color="000000" w:space="0" w:sz="5" w:val="single"/>
-              <w:bottom w:color="000000" w:space="0" w:sz="5" w:val="single"/>
-              <w:right w:color="000000" w:space="0" w:sz="5" w:val="single"/>
-            </w:tcBorders>
-          </w:tcPr>
-          <w:p>
-            <w:pPr>
-              <w:rPr>
-                <w:rFonts w:ascii="Times New Roman" w:cs="Times New Roman" w:eastAsia="Times New Roman" w:hAnsi="Times New Roman"/>
-                <w:sz w:val="20"/>
-                <w:szCs w:val="20"/>
-                <w:highlight w:val="white"/>
-              </w:rPr>
-            </w:pPr>
-            <w:r>
-              <w:rPr>
-                <w:rFonts w:ascii="Times New Roman" w:cs="Times New Roman" w:eastAsia="Times New Roman" w:hAnsi="Times New Roman"/>
-                <w:sz w:val="20"/>
-                <w:szCs w:val="20"/>
-                <w:highlight w:val="white"/>
-                <w:rtl w:val="0"/>
-              </w:rPr>
-              <w:t xml:space="preserve">10</w:t>
-            </w:r>
-          </w:p>
-        </w:tc>
-        <w:tc>
-          <w:tcPr>
-            <w:tcBorders>
-              <w:top w:color="000000" w:space="0" w:sz="5" w:val="single"/>
-              <w:left w:color="000000" w:space="0" w:sz="5" w:val="single"/>
-              <w:bottom w:color="000000" w:space="0" w:sz="5" w:val="single"/>
-              <w:right w:color="000000" w:space="0" w:sz="5" w:val="single"/>
-            </w:tcBorders>
-          </w:tcPr>
-          <w:p>
-            <w:pPr>
-              <w:rPr>
-                <w:rFonts w:ascii="Times New Roman" w:cs="Times New Roman" w:eastAsia="Times New Roman" w:hAnsi="Times New Roman"/>
-                <w:sz w:val="20"/>
-                <w:szCs w:val="20"/>
-                <w:highlight w:val="white"/>
-              </w:rPr>
-            </w:pPr>
-            <w:r>
-              <w:rPr>
-                <w:rFonts w:ascii="Times New Roman" w:cs="Times New Roman" w:eastAsia="Times New Roman" w:hAnsi="Times New Roman"/>
-                <w:sz w:val="20"/>
-                <w:szCs w:val="20"/>
-                <w:highlight w:val="white"/>
-                <w:rtl w:val="0"/>
-              </w:rPr>
-              <w:t xml:space="preserve">PubMedBERT-Abstract (PubMedBERT)</w:t>
-            </w:r>
-          </w:p>
-        </w:tc>
-        <w:tc>
-          <w:tcPr>
-            <w:tcBorders>
-              <w:top w:color="000000" w:space="0" w:sz="5" w:val="single"/>
-              <w:left w:color="000000" w:space="0" w:sz="5" w:val="single"/>
-              <w:bottom w:color="000000" w:space="0" w:sz="5" w:val="single"/>
-              <w:right w:color="000000" w:space="0" w:sz="5" w:val="single"/>
-            </w:tcBorders>
-          </w:tcPr>
-          <w:p>
-            <w:pPr>
-              <w:rPr>
-                <w:rFonts w:ascii="Times New Roman" w:cs="Times New Roman" w:eastAsia="Times New Roman" w:hAnsi="Times New Roman"/>
-                <w:sz w:val="20"/>
-                <w:szCs w:val="20"/>
-                <w:highlight w:val="white"/>
-              </w:rPr>
-            </w:pPr>
-            <w:r>
-              <w:rPr>
-                <w:rFonts w:ascii="Times New Roman" w:cs="Times New Roman" w:eastAsia="Times New Roman" w:hAnsi="Times New Roman"/>
-                <w:sz w:val="20"/>
-                <w:szCs w:val="20"/>
-                <w:highlight w:val="white"/>
-                <w:rtl w:val="0"/>
-              </w:rPr>
-              <w:t xml:space="preserve">Open Source</w:t>
-            </w:r>
-          </w:p>
-        </w:tc>
-        <w:tc>
-          <w:tcPr>
-            <w:tcBorders>
-              <w:top w:color="000000" w:space="0" w:sz="5" w:val="single"/>
-              <w:left w:color="000000" w:space="0" w:sz="5" w:val="single"/>
-              <w:bottom w:color="000000" w:space="0" w:sz="5" w:val="single"/>
-              <w:right w:color="000000" w:space="0" w:sz="5" w:val="single"/>
-            </w:tcBorders>
-          </w:tcPr>
-          <w:p>
-            <w:pPr>
-              <w:rPr>
-                <w:rFonts w:ascii="Times New Roman" w:cs="Times New Roman" w:eastAsia="Times New Roman" w:hAnsi="Times New Roman"/>
-                <w:sz w:val="20"/>
-                <w:szCs w:val="20"/>
-                <w:highlight w:val="white"/>
-              </w:rPr>
-            </w:pPr>
-            <w:r>
-              <w:rPr>
-                <w:rFonts w:ascii="Times New Roman" w:cs="Times New Roman" w:eastAsia="Times New Roman" w:hAnsi="Times New Roman"/>
-                <w:sz w:val="20"/>
-                <w:szCs w:val="20"/>
-                <w:highlight w:val="white"/>
-                <w:rtl w:val="0"/>
-              </w:rPr>
-              <w:t xml:space="preserve">https://huggingface.co/microsoft/BiomedNLP-BiomedBERT-base-uncased-abstract</w:t>
-            </w:r>
-          </w:p>
-        </w:tc>
-        <w:tc>
-          <w:tcPr>
-            <w:tcBorders>
-              <w:top w:color="000000" w:space="0" w:sz="5" w:val="single"/>
-              <w:left w:color="000000" w:space="0" w:sz="5" w:val="single"/>
-              <w:bottom w:color="000000" w:space="0" w:sz="5" w:val="single"/>
-              <w:right w:color="000000" w:space="0" w:sz="5" w:val="single"/>
-            </w:tcBorders>
-          </w:tcPr>
-          <w:p>
-            <w:pPr>
-              <w:rPr>
-                <w:rFonts w:ascii="Times New Roman" w:cs="Times New Roman" w:eastAsia="Times New Roman" w:hAnsi="Times New Roman"/>
-                <w:sz w:val="20"/>
-                <w:szCs w:val="20"/>
-                <w:highlight w:val="white"/>
-              </w:rPr>
-            </w:pPr>
-            <w:r>
-              <w:rPr>
-                <w:rFonts w:ascii="Times New Roman" w:cs="Times New Roman" w:eastAsia="Times New Roman" w:hAnsi="Times New Roman"/>
-                <w:sz w:val="20"/>
-                <w:szCs w:val="20"/>
-                <w:highlight w:val="white"/>
-                <w:rtl w:val="0"/>
-              </w:rPr>
-              <w:t xml:space="preserve">768</w:t>
-            </w:r>
-          </w:p>
-        </w:tc>
-        <w:tc>
-          <w:tcPr>
-            <w:tcBorders>
-              <w:top w:color="000000" w:space="0" w:sz="5" w:val="single"/>
-              <w:left w:color="000000" w:space="0" w:sz="5" w:val="single"/>
-              <w:bottom w:color="000000" w:space="0" w:sz="5" w:val="single"/>
-              <w:right w:color="000000" w:space="0" w:sz="5" w:val="single"/>
-            </w:tcBorders>
-          </w:tcPr>
-          <w:p>
-            <w:pPr>
-              <w:rPr>
-                <w:rFonts w:ascii="Times New Roman" w:cs="Times New Roman" w:eastAsia="Times New Roman" w:hAnsi="Times New Roman"/>
-                <w:sz w:val="20"/>
-                <w:szCs w:val="20"/>
-                <w:highlight w:val="white"/>
-              </w:rPr>
-            </w:pPr>
-            <w:r>
-              <w:rPr>
-                <w:rFonts w:ascii="Times New Roman" w:cs="Times New Roman" w:eastAsia="Times New Roman" w:hAnsi="Times New Roman"/>
-                <w:sz w:val="20"/>
-                <w:szCs w:val="20"/>
-                <w:highlight w:val="white"/>
-                <w:rtl w:val="0"/>
-              </w:rPr>
-              <w:t xml:space="preserve">110 Million</w:t>
-            </w:r>
-          </w:p>
-        </w:tc>
-        <w:tc>
-          <w:tcPr>
-            <w:tcBorders>
-              <w:top w:color="000000" w:space="0" w:sz="5" w:val="single"/>
-              <w:left w:color="000000" w:space="0" w:sz="5" w:val="single"/>
-              <w:bottom w:color="000000" w:space="0" w:sz="5" w:val="single"/>
-              <w:right w:color="000000" w:space="0" w:sz="5" w:val="single"/>
-            </w:tcBorders>
-          </w:tcPr>
-          <w:p>
-            <w:pPr>
-              <w:rPr>
-                <w:rFonts w:ascii="Times New Roman" w:cs="Times New Roman" w:eastAsia="Times New Roman" w:hAnsi="Times New Roman"/>
-                <w:sz w:val="20"/>
-                <w:szCs w:val="20"/>
-                <w:highlight w:val="white"/>
-              </w:rPr>
-            </w:pPr>
-            <w:r>
-              <w:rPr>
-                <w:rtl w:val="0"/>
-              </w:rPr>
-            </w:r>
-          </w:p>
-        </w:tc>
-      </w:tr>
-      <w:tr>
-        <w:trPr>
-          <w:cantSplit w:val="0"/>
-          <w:trHeight w:val="450" w:hRule="atLeast"/>
-          <w:tblHeader w:val="0"/>
-        </w:trPr>
-        <w:tc>
-          <w:tcPr>
-            <w:tcBorders>
-              <w:top w:color="000000" w:space="0" w:sz="5" w:val="single"/>
-              <w:left w:color="000000" w:space="0" w:sz="5" w:val="single"/>
-              <w:bottom w:color="000000" w:space="0" w:sz="5" w:val="single"/>
-              <w:right w:color="000000" w:space="0" w:sz="5" w:val="single"/>
-            </w:tcBorders>
-          </w:tcPr>
-          <w:p>
-            <w:pPr>
-              <w:rPr>
-                <w:rFonts w:ascii="Times New Roman" w:cs="Times New Roman" w:eastAsia="Times New Roman" w:hAnsi="Times New Roman"/>
-                <w:sz w:val="20"/>
-                <w:szCs w:val="20"/>
-                <w:highlight w:val="white"/>
-              </w:rPr>
-            </w:pPr>
-            <w:r>
-              <w:rPr>
-                <w:rFonts w:ascii="Times New Roman" w:cs="Times New Roman" w:eastAsia="Times New Roman" w:hAnsi="Times New Roman"/>
-                <w:sz w:val="20"/>
-                <w:szCs w:val="20"/>
-                <w:highlight w:val="white"/>
-                <w:rtl w:val="0"/>
-              </w:rPr>
-              <w:t xml:space="preserve">11</w:t>
-            </w:r>
-          </w:p>
-        </w:tc>
-        <w:tc>
-          <w:tcPr>
-            <w:tcBorders>
-              <w:top w:color="000000" w:space="0" w:sz="5" w:val="single"/>
-              <w:left w:color="000000" w:space="0" w:sz="5" w:val="single"/>
-              <w:bottom w:color="000000" w:space="0" w:sz="5" w:val="single"/>
-              <w:right w:color="000000" w:space="0" w:sz="5" w:val="single"/>
-            </w:tcBorders>
-          </w:tcPr>
-          <w:p>
-            <w:pPr>
-              <w:rPr>
-                <w:rFonts w:ascii="Times New Roman" w:cs="Times New Roman" w:eastAsia="Times New Roman" w:hAnsi="Times New Roman"/>
-                <w:sz w:val="20"/>
-                <w:szCs w:val="20"/>
-                <w:highlight w:val="white"/>
-              </w:rPr>
-            </w:pPr>
-            <w:r>
-              <w:rPr>
-                <w:rFonts w:ascii="Times New Roman" w:cs="Times New Roman" w:eastAsia="Times New Roman" w:hAnsi="Times New Roman"/>
-                <w:sz w:val="20"/>
-                <w:szCs w:val="20"/>
-                <w:highlight w:val="white"/>
-                <w:rtl w:val="0"/>
-              </w:rPr>
-              <w:t xml:space="preserve">ModernBERT-Large (ModernBERT)</w:t>
-            </w:r>
-          </w:p>
-        </w:tc>
-        <w:tc>
-          <w:tcPr>
-            <w:tcBorders>
-              <w:top w:color="000000" w:space="0" w:sz="5" w:val="single"/>
-              <w:left w:color="000000" w:space="0" w:sz="5" w:val="single"/>
-              <w:bottom w:color="000000" w:space="0" w:sz="5" w:val="single"/>
-              <w:right w:color="000000" w:space="0" w:sz="5" w:val="single"/>
-            </w:tcBorders>
-          </w:tcPr>
-          <w:p>
-            <w:pPr>
-              <w:rPr>
-                <w:rFonts w:ascii="Times New Roman" w:cs="Times New Roman" w:eastAsia="Times New Roman" w:hAnsi="Times New Roman"/>
-                <w:sz w:val="20"/>
-                <w:szCs w:val="20"/>
-                <w:highlight w:val="white"/>
-              </w:rPr>
-            </w:pPr>
-            <w:r>
-              <w:rPr>
-                <w:rFonts w:ascii="Times New Roman" w:cs="Times New Roman" w:eastAsia="Times New Roman" w:hAnsi="Times New Roman"/>
-                <w:sz w:val="20"/>
-                <w:szCs w:val="20"/>
-                <w:highlight w:val="white"/>
-                <w:rtl w:val="0"/>
-              </w:rPr>
-              <w:t xml:space="preserve">Open Source</w:t>
-            </w:r>
-          </w:p>
-        </w:tc>
-        <w:tc>
-          <w:tcPr>
-            <w:tcBorders>
-              <w:top w:color="000000" w:space="0" w:sz="5" w:val="single"/>
-              <w:left w:color="000000" w:space="0" w:sz="5" w:val="single"/>
-              <w:bottom w:color="000000" w:space="0" w:sz="5" w:val="single"/>
-              <w:right w:color="000000" w:space="0" w:sz="5" w:val="single"/>
-            </w:tcBorders>
-          </w:tcPr>
-          <w:p>
-            <w:pPr>
-              <w:rPr>
-                <w:rFonts w:ascii="Times New Roman" w:cs="Times New Roman" w:eastAsia="Times New Roman" w:hAnsi="Times New Roman"/>
-                <w:sz w:val="20"/>
-                <w:szCs w:val="20"/>
-                <w:highlight w:val="white"/>
-              </w:rPr>
-            </w:pPr>
-            <w:r>
-              <w:rPr>
-                <w:rFonts w:ascii="Times New Roman" w:cs="Times New Roman" w:eastAsia="Times New Roman" w:hAnsi="Times New Roman"/>
-                <w:sz w:val="20"/>
-                <w:szCs w:val="20"/>
-                <w:highlight w:val="white"/>
-                <w:rtl w:val="0"/>
-              </w:rPr>
-              <w:t xml:space="preserve">https://huggingface.co/answerdotai/ModernBERT-large</w:t>
-            </w:r>
-          </w:p>
-        </w:tc>
-        <w:tc>
-          <w:tcPr>
-            <w:tcBorders>
-              <w:top w:color="000000" w:space="0" w:sz="5" w:val="single"/>
-              <w:left w:color="000000" w:space="0" w:sz="5" w:val="single"/>
-              <w:bottom w:color="000000" w:space="0" w:sz="5" w:val="single"/>
-              <w:right w:color="000000" w:space="0" w:sz="5" w:val="single"/>
-            </w:tcBorders>
-          </w:tcPr>
-          <w:p>
-            <w:pPr>
-              <w:rPr>
-                <w:rFonts w:ascii="Times New Roman" w:cs="Times New Roman" w:eastAsia="Times New Roman" w:hAnsi="Times New Roman"/>
-                <w:sz w:val="20"/>
-                <w:szCs w:val="20"/>
-                <w:highlight w:val="white"/>
-              </w:rPr>
-            </w:pPr>
-            <w:r>
-              <w:rPr>
-                <w:rFonts w:ascii="Times New Roman" w:cs="Times New Roman" w:eastAsia="Times New Roman" w:hAnsi="Times New Roman"/>
-                <w:sz w:val="20"/>
-                <w:szCs w:val="20"/>
-                <w:highlight w:val="white"/>
-                <w:rtl w:val="0"/>
-              </w:rPr>
-              <w:t xml:space="preserve">1024</w:t>
-            </w:r>
-          </w:p>
-        </w:tc>
-        <w:tc>
-          <w:tcPr>
-            <w:tcBorders>
-              <w:top w:color="000000" w:space="0" w:sz="5" w:val="single"/>
-              <w:left w:color="000000" w:space="0" w:sz="5" w:val="single"/>
-              <w:bottom w:color="000000" w:space="0" w:sz="5" w:val="single"/>
-              <w:right w:color="000000" w:space="0" w:sz="5" w:val="single"/>
-            </w:tcBorders>
-          </w:tcPr>
-          <w:p>
-            <w:pPr>
-              <w:rPr>
-                <w:rFonts w:ascii="Times New Roman" w:cs="Times New Roman" w:eastAsia="Times New Roman" w:hAnsi="Times New Roman"/>
-                <w:sz w:val="20"/>
-                <w:szCs w:val="20"/>
-                <w:highlight w:val="white"/>
-              </w:rPr>
-            </w:pPr>
-            <w:r>
-              <w:rPr>
-                <w:rFonts w:ascii="Times New Roman" w:cs="Times New Roman" w:eastAsia="Times New Roman" w:hAnsi="Times New Roman"/>
-                <w:sz w:val="20"/>
-                <w:szCs w:val="20"/>
-                <w:highlight w:val="white"/>
-                <w:rtl w:val="0"/>
-              </w:rPr>
-              <w:t xml:space="preserve">395 Million</w:t>
-            </w:r>
-          </w:p>
-        </w:tc>
-        <w:tc>
-          <w:tcPr>
-            <w:tcBorders>
-              <w:top w:color="000000" w:space="0" w:sz="5" w:val="single"/>
-              <w:left w:color="000000" w:space="0" w:sz="5" w:val="single"/>
-              <w:bottom w:color="000000" w:space="0" w:sz="5" w:val="single"/>
-              <w:right w:color="000000" w:space="0" w:sz="5" w:val="single"/>
-            </w:tcBorders>
-          </w:tcPr>
-          <w:p>
-            <w:pPr>
-              <w:rPr>
-                <w:rFonts w:ascii="Times New Roman" w:cs="Times New Roman" w:eastAsia="Times New Roman" w:hAnsi="Times New Roman"/>
-                <w:sz w:val="20"/>
-                <w:szCs w:val="20"/>
-                <w:highlight w:val="white"/>
-              </w:rPr>
-            </w:pPr>
-            <w:r>
-              <w:rPr>
-                <w:rtl w:val="0"/>
-              </w:rPr>
-            </w:r>
-          </w:p>
-        </w:tc>
-      </w:tr>
-      <w:tr>
-        <w:trPr>
-          <w:cantSplit w:val="0"/>
-          <w:trHeight w:val="450" w:hRule="atLeast"/>
-          <w:tblHeader w:val="0"/>
-        </w:trPr>
-        <w:tc>
-          <w:tcPr>
-            <w:tcBorders>
-              <w:top w:color="000000" w:space="0" w:sz="5" w:val="single"/>
-              <w:left w:color="000000" w:space="0" w:sz="5" w:val="single"/>
-              <w:bottom w:color="000000" w:space="0" w:sz="5" w:val="single"/>
-              <w:right w:color="000000" w:space="0" w:sz="5" w:val="single"/>
-            </w:tcBorders>
-          </w:tcPr>
-          <w:p>
-            <w:pPr>
-              <w:rPr>
-                <w:rFonts w:ascii="Times New Roman" w:cs="Times New Roman" w:eastAsia="Times New Roman" w:hAnsi="Times New Roman"/>
-                <w:sz w:val="20"/>
-                <w:szCs w:val="20"/>
-                <w:highlight w:val="white"/>
-              </w:rPr>
-            </w:pPr>
-            <w:r>
-              <w:rPr>
-                <w:rFonts w:ascii="Times New Roman" w:cs="Times New Roman" w:eastAsia="Times New Roman" w:hAnsi="Times New Roman"/>
-                <w:sz w:val="20"/>
-                <w:szCs w:val="20"/>
-                <w:highlight w:val="white"/>
-                <w:rtl w:val="0"/>
-              </w:rPr>
-              <w:t xml:space="preserve">12</w:t>
-            </w:r>
-          </w:p>
-        </w:tc>
-        <w:tc>
-          <w:tcPr>
-            <w:tcBorders>
-              <w:top w:color="000000" w:space="0" w:sz="5" w:val="single"/>
-              <w:left w:color="000000" w:space="0" w:sz="5" w:val="single"/>
-              <w:bottom w:color="000000" w:space="0" w:sz="5" w:val="single"/>
-              <w:right w:color="000000" w:space="0" w:sz="5" w:val="single"/>
-            </w:tcBorders>
-          </w:tcPr>
-          <w:p>
-            <w:pPr>
-              <w:rPr>
-                <w:rFonts w:ascii="Times New Roman" w:cs="Times New Roman" w:eastAsia="Times New Roman" w:hAnsi="Times New Roman"/>
-                <w:sz w:val="20"/>
-                <w:szCs w:val="20"/>
-                <w:highlight w:val="white"/>
-              </w:rPr>
-            </w:pPr>
-            <w:r>
-              <w:rPr>
-                <w:rFonts w:ascii="Times New Roman" w:cs="Times New Roman" w:eastAsia="Times New Roman" w:hAnsi="Times New Roman"/>
-                <w:sz w:val="20"/>
-                <w:szCs w:val="20"/>
-                <w:highlight w:val="white"/>
-                <w:rtl w:val="0"/>
-              </w:rPr>
-              <w:t xml:space="preserve">Phi-4</w:t>
-            </w:r>
-          </w:p>
-        </w:tc>
-        <w:tc>
-          <w:tcPr>
-            <w:tcBorders>
-              <w:top w:color="000000" w:space="0" w:sz="5" w:val="single"/>
-              <w:left w:color="000000" w:space="0" w:sz="5" w:val="single"/>
-              <w:bottom w:color="000000" w:space="0" w:sz="5" w:val="single"/>
-              <w:right w:color="000000" w:space="0" w:sz="5" w:val="single"/>
-            </w:tcBorders>
-          </w:tcPr>
-          <w:p>
-            <w:pPr>
-              <w:rPr>
-                <w:rFonts w:ascii="Times New Roman" w:cs="Times New Roman" w:eastAsia="Times New Roman" w:hAnsi="Times New Roman"/>
-                <w:sz w:val="20"/>
-                <w:szCs w:val="20"/>
-                <w:highlight w:val="white"/>
-              </w:rPr>
-            </w:pPr>
-            <w:r>
-              <w:rPr>
-                <w:rFonts w:ascii="Times New Roman" w:cs="Times New Roman" w:eastAsia="Times New Roman" w:hAnsi="Times New Roman"/>
-                <w:sz w:val="20"/>
-                <w:szCs w:val="20"/>
-                <w:highlight w:val="white"/>
-                <w:rtl w:val="0"/>
-              </w:rPr>
-              <w:t xml:space="preserve">Open Source</w:t>
-            </w:r>
-          </w:p>
-        </w:tc>
-        <w:tc>
-          <w:tcPr>
-            <w:tcBorders>
-              <w:top w:color="000000" w:space="0" w:sz="5" w:val="single"/>
-              <w:left w:color="000000" w:space="0" w:sz="5" w:val="single"/>
-              <w:bottom w:color="000000" w:space="0" w:sz="5" w:val="single"/>
-              <w:right w:color="000000" w:space="0" w:sz="5" w:val="single"/>
-            </w:tcBorders>
-          </w:tcPr>
-          <w:p>
-            <w:pPr>
-              <w:rPr>
-                <w:rFonts w:ascii="Times New Roman" w:cs="Times New Roman" w:eastAsia="Times New Roman" w:hAnsi="Times New Roman"/>
-                <w:sz w:val="20"/>
-                <w:szCs w:val="20"/>
-                <w:highlight w:val="white"/>
-              </w:rPr>
-            </w:pPr>
-            <w:r>
-              <w:rPr>
-                <w:rFonts w:ascii="Times New Roman" w:cs="Times New Roman" w:eastAsia="Times New Roman" w:hAnsi="Times New Roman"/>
-                <w:sz w:val="20"/>
-                <w:szCs w:val="20"/>
-                <w:highlight w:val="white"/>
-                <w:rtl w:val="0"/>
-              </w:rPr>
-              <w:t xml:space="preserve">https://ollama.com/library/phi4</w:t>
-            </w:r>
-          </w:p>
-        </w:tc>
-        <w:tc>
-          <w:tcPr>
-            <w:tcBorders>
-              <w:top w:color="000000" w:space="0" w:sz="5" w:val="single"/>
-              <w:left w:color="000000" w:space="0" w:sz="5" w:val="single"/>
-              <w:bottom w:color="000000" w:space="0" w:sz="5" w:val="single"/>
-              <w:right w:color="000000" w:space="0" w:sz="5" w:val="single"/>
-            </w:tcBorders>
-          </w:tcPr>
-          <w:p>
-            <w:pPr>
-              <w:rPr>
-                <w:rFonts w:ascii="Times New Roman" w:cs="Times New Roman" w:eastAsia="Times New Roman" w:hAnsi="Times New Roman"/>
-                <w:sz w:val="20"/>
-                <w:szCs w:val="20"/>
-                <w:highlight w:val="white"/>
-              </w:rPr>
-            </w:pPr>
-            <w:r>
-              <w:rPr>
-                <w:rFonts w:ascii="Times New Roman" w:cs="Times New Roman" w:eastAsia="Times New Roman" w:hAnsi="Times New Roman"/>
-                <w:sz w:val="20"/>
-                <w:szCs w:val="20"/>
-                <w:highlight w:val="white"/>
-                <w:rtl w:val="0"/>
-              </w:rPr>
-              <w:t xml:space="preserve">5120</w:t>
-            </w:r>
-          </w:p>
-        </w:tc>
-        <w:tc>
-          <w:tcPr>
-            <w:tcBorders>
-              <w:top w:color="000000" w:space="0" w:sz="5" w:val="single"/>
-              <w:left w:color="000000" w:space="0" w:sz="5" w:val="single"/>
-              <w:bottom w:color="000000" w:space="0" w:sz="5" w:val="single"/>
-              <w:right w:color="000000" w:space="0" w:sz="5" w:val="single"/>
-            </w:tcBorders>
-          </w:tcPr>
-          <w:p>
-            <w:pPr>
-              <w:rPr>
-                <w:rFonts w:ascii="Times New Roman" w:cs="Times New Roman" w:eastAsia="Times New Roman" w:hAnsi="Times New Roman"/>
-                <w:sz w:val="20"/>
-                <w:szCs w:val="20"/>
-                <w:highlight w:val="white"/>
-              </w:rPr>
-            </w:pPr>
-            <w:r>
-              <w:rPr>
-                <w:rFonts w:ascii="Times New Roman" w:cs="Times New Roman" w:eastAsia="Times New Roman" w:hAnsi="Times New Roman"/>
-                <w:sz w:val="20"/>
-                <w:szCs w:val="20"/>
-                <w:highlight w:val="white"/>
-                <w:rtl w:val="0"/>
-              </w:rPr>
-              <w:t xml:space="preserve">14 Billion</w:t>
-            </w:r>
-          </w:p>
-        </w:tc>
-        <w:tc>
-          <w:tcPr>
-            <w:tcBorders>
-              <w:top w:color="000000" w:space="0" w:sz="5" w:val="single"/>
-              <w:left w:color="000000" w:space="0" w:sz="5" w:val="single"/>
-              <w:bottom w:color="000000" w:space="0" w:sz="5" w:val="single"/>
-              <w:right w:color="000000" w:space="0" w:sz="5" w:val="single"/>
-            </w:tcBorders>
-          </w:tcPr>
-          <w:p>
-            <w:pPr>
-              <w:rPr>
-                <w:rFonts w:ascii="Times New Roman" w:cs="Times New Roman" w:eastAsia="Times New Roman" w:hAnsi="Times New Roman"/>
-                <w:sz w:val="20"/>
-                <w:szCs w:val="20"/>
-                <w:highlight w:val="white"/>
-              </w:rPr>
-            </w:pPr>
-            <w:r>
-              <w:rPr>
-                <w:rtl w:val="0"/>
-              </w:rPr>
-            </w:r>
-          </w:p>
-        </w:tc>
-      </w:tr>
-      <w:tr>
-        <w:trPr>
-          <w:cantSplit w:val="0"/>
-          <w:trHeight w:val="450" w:hRule="atLeast"/>
-          <w:tblHeader w:val="0"/>
-        </w:trPr>
-        <w:tc>
-          <w:tcPr>
-            <w:tcBorders>
-              <w:top w:color="000000" w:space="0" w:sz="5" w:val="single"/>
-              <w:left w:color="000000" w:space="0" w:sz="5" w:val="single"/>
-              <w:bottom w:color="000000" w:space="0" w:sz="5" w:val="single"/>
-              <w:right w:color="000000" w:space="0" w:sz="5" w:val="single"/>
-            </w:tcBorders>
-          </w:tcPr>
-          <w:p>
-            <w:pPr>
-              <w:rPr>
-                <w:rFonts w:ascii="Times New Roman" w:cs="Times New Roman" w:eastAsia="Times New Roman" w:hAnsi="Times New Roman"/>
-                <w:sz w:val="20"/>
-                <w:szCs w:val="20"/>
-                <w:highlight w:val="white"/>
-              </w:rPr>
-            </w:pPr>
-            <w:r>
-              <w:rPr>
-                <w:rFonts w:ascii="Times New Roman" w:cs="Times New Roman" w:eastAsia="Times New Roman" w:hAnsi="Times New Roman"/>
-                <w:sz w:val="20"/>
-                <w:szCs w:val="20"/>
-                <w:highlight w:val="white"/>
-                <w:rtl w:val="0"/>
-              </w:rPr>
-              <w:t xml:space="preserve">13</w:t>
-            </w:r>
-          </w:p>
-        </w:tc>
-        <w:tc>
-          <w:tcPr>
-            <w:tcBorders>
-              <w:top w:color="000000" w:space="0" w:sz="5" w:val="single"/>
-              <w:left w:color="000000" w:space="0" w:sz="5" w:val="single"/>
-              <w:bottom w:color="000000" w:space="0" w:sz="5" w:val="single"/>
-              <w:right w:color="000000" w:space="0" w:sz="5" w:val="single"/>
-            </w:tcBorders>
-          </w:tcPr>
-          <w:p>
-            <w:pPr>
-              <w:rPr>
-                <w:rFonts w:ascii="Times New Roman" w:cs="Times New Roman" w:eastAsia="Times New Roman" w:hAnsi="Times New Roman"/>
-                <w:sz w:val="20"/>
-                <w:szCs w:val="20"/>
-                <w:highlight w:val="white"/>
-              </w:rPr>
-            </w:pPr>
-            <w:r>
-              <w:rPr>
-                <w:rFonts w:ascii="Times New Roman" w:cs="Times New Roman" w:eastAsia="Times New Roman" w:hAnsi="Times New Roman"/>
-                <w:sz w:val="20"/>
-                <w:szCs w:val="20"/>
-                <w:highlight w:val="white"/>
-                <w:rtl w:val="0"/>
-              </w:rPr>
-              <w:t xml:space="preserve">e5-large</w:t>
-            </w:r>
-          </w:p>
-        </w:tc>
-        <w:tc>
-          <w:tcPr>
-            <w:tcBorders>
-              <w:top w:color="000000" w:space="0" w:sz="5" w:val="single"/>
-              <w:left w:color="000000" w:space="0" w:sz="5" w:val="single"/>
-              <w:bottom w:color="000000" w:space="0" w:sz="5" w:val="single"/>
-              <w:right w:color="000000" w:space="0" w:sz="5" w:val="single"/>
-            </w:tcBorders>
-          </w:tcPr>
-          <w:p>
-            <w:pPr>
-              <w:rPr>
-                <w:rFonts w:ascii="Times New Roman" w:cs="Times New Roman" w:eastAsia="Times New Roman" w:hAnsi="Times New Roman"/>
-                <w:sz w:val="20"/>
-                <w:szCs w:val="20"/>
-                <w:highlight w:val="white"/>
-              </w:rPr>
-            </w:pPr>
-            <w:r>
-              <w:rPr>
-                <w:rFonts w:ascii="Times New Roman" w:cs="Times New Roman" w:eastAsia="Times New Roman" w:hAnsi="Times New Roman"/>
-                <w:sz w:val="20"/>
-                <w:szCs w:val="20"/>
-                <w:highlight w:val="white"/>
-                <w:rtl w:val="0"/>
-              </w:rPr>
-              <w:t xml:space="preserve">Open Source</w:t>
-            </w:r>
-          </w:p>
-        </w:tc>
-        <w:tc>
-          <w:tcPr>
-            <w:tcBorders>
-              <w:top w:color="000000" w:space="0" w:sz="5" w:val="single"/>
-              <w:left w:color="000000" w:space="0" w:sz="5" w:val="single"/>
-              <w:bottom w:color="000000" w:space="0" w:sz="5" w:val="single"/>
-              <w:right w:color="000000" w:space="0" w:sz="5" w:val="single"/>
-            </w:tcBorders>
-          </w:tcPr>
-          <w:p>
-            <w:pPr>
-              <w:rPr>
-                <w:rFonts w:ascii="Times New Roman" w:cs="Times New Roman" w:eastAsia="Times New Roman" w:hAnsi="Times New Roman"/>
-                <w:sz w:val="20"/>
-                <w:szCs w:val="20"/>
-                <w:highlight w:val="white"/>
-              </w:rPr>
-            </w:pPr>
-            <w:r>
-              <w:rPr>
-                <w:rFonts w:ascii="Times New Roman" w:cs="Times New Roman" w:eastAsia="Times New Roman" w:hAnsi="Times New Roman"/>
-                <w:sz w:val="20"/>
-                <w:szCs w:val="20"/>
-                <w:highlight w:val="white"/>
-                <w:rtl w:val="0"/>
-              </w:rPr>
-              <w:t xml:space="preserve">https://huggingface.co/intfloat/e5-large</w:t>
-            </w:r>
-          </w:p>
-        </w:tc>
-        <w:tc>
-          <w:tcPr>
-            <w:tcBorders>
-              <w:top w:color="000000" w:space="0" w:sz="5" w:val="single"/>
-              <w:left w:color="000000" w:space="0" w:sz="5" w:val="single"/>
-              <w:bottom w:color="000000" w:space="0" w:sz="5" w:val="single"/>
-              <w:right w:color="000000" w:space="0" w:sz="5" w:val="single"/>
-            </w:tcBorders>
-          </w:tcPr>
-          <w:p>
-            <w:pPr>
-              <w:rPr>
-                <w:rFonts w:ascii="Times New Roman" w:cs="Times New Roman" w:eastAsia="Times New Roman" w:hAnsi="Times New Roman"/>
-                <w:sz w:val="20"/>
-                <w:szCs w:val="20"/>
-                <w:highlight w:val="white"/>
-              </w:rPr>
-            </w:pPr>
-            <w:r>
-              <w:rPr>
-                <w:rFonts w:ascii="Times New Roman" w:cs="Times New Roman" w:eastAsia="Times New Roman" w:hAnsi="Times New Roman"/>
-                <w:sz w:val="20"/>
-                <w:szCs w:val="20"/>
-                <w:highlight w:val="white"/>
-                <w:rtl w:val="0"/>
-              </w:rPr>
-              <w:t xml:space="preserve">1024</w:t>
-            </w:r>
-          </w:p>
-        </w:tc>
-        <w:tc>
-          <w:tcPr>
-            <w:tcBorders>
-              <w:top w:color="000000" w:space="0" w:sz="5" w:val="single"/>
-              <w:left w:color="000000" w:space="0" w:sz="5" w:val="single"/>
-              <w:bottom w:color="000000" w:space="0" w:sz="5" w:val="single"/>
-              <w:right w:color="000000" w:space="0" w:sz="5" w:val="single"/>
-            </w:tcBorders>
-          </w:tcPr>
-          <w:p>
-            <w:pPr>
-              <w:rPr>
-                <w:rFonts w:ascii="Times New Roman" w:cs="Times New Roman" w:eastAsia="Times New Roman" w:hAnsi="Times New Roman"/>
-                <w:sz w:val="20"/>
-                <w:szCs w:val="20"/>
-                <w:highlight w:val="white"/>
-              </w:rPr>
-            </w:pPr>
-            <w:r>
-              <w:rPr>
-                <w:rFonts w:ascii="Times New Roman" w:cs="Times New Roman" w:eastAsia="Times New Roman" w:hAnsi="Times New Roman"/>
-                <w:sz w:val="20"/>
-                <w:szCs w:val="20"/>
-                <w:highlight w:val="white"/>
-                <w:rtl w:val="0"/>
-              </w:rPr>
-              <w:t xml:space="preserve">335 Million</w:t>
-            </w:r>
-          </w:p>
-        </w:tc>
-        <w:tc>
-          <w:tcPr>
-            <w:tcBorders>
-              <w:top w:color="000000" w:space="0" w:sz="5" w:val="single"/>
-              <w:left w:color="000000" w:space="0" w:sz="5" w:val="single"/>
-              <w:bottom w:color="000000" w:space="0" w:sz="5" w:val="single"/>
-              <w:right w:color="000000" w:space="0" w:sz="5" w:val="single"/>
-            </w:tcBorders>
-          </w:tcPr>
-          <w:p>
-            <w:pPr>
-              <w:rPr>
-                <w:rFonts w:ascii="Times New Roman" w:cs="Times New Roman" w:eastAsia="Times New Roman" w:hAnsi="Times New Roman"/>
-                <w:sz w:val="20"/>
-                <w:szCs w:val="20"/>
-                <w:highlight w:val="white"/>
-              </w:rPr>
-            </w:pPr>
-            <w:r>
-              <w:rPr>
-                <w:rtl w:val="0"/>
-              </w:rPr>
-            </w:r>
-          </w:p>
-        </w:tc>
-      </w:tr>
-      <w:tr>
-        <w:trPr>
-          <w:cantSplit w:val="0"/>
-          <w:trHeight w:val="450" w:hRule="atLeast"/>
-          <w:tblHeader w:val="0"/>
-        </w:trPr>
-        <w:tc>
-          <w:tcPr>
-            <w:tcBorders>
-              <w:top w:color="000000" w:space="0" w:sz="5" w:val="single"/>
-              <w:left w:color="000000" w:space="0" w:sz="5" w:val="single"/>
-              <w:bottom w:color="000000" w:space="0" w:sz="5" w:val="single"/>
-              <w:right w:color="000000" w:space="0" w:sz="5" w:val="single"/>
-            </w:tcBorders>
-          </w:tcPr>
-          <w:p>
-            <w:pPr>
-              <w:rPr>
-                <w:rFonts w:ascii="Times New Roman" w:cs="Times New Roman" w:eastAsia="Times New Roman" w:hAnsi="Times New Roman"/>
-                <w:sz w:val="20"/>
-                <w:szCs w:val="20"/>
-                <w:highlight w:val="white"/>
-              </w:rPr>
-            </w:pPr>
-            <w:r>
-              <w:rPr>
-                <w:rFonts w:ascii="Times New Roman" w:cs="Times New Roman" w:eastAsia="Times New Roman" w:hAnsi="Times New Roman"/>
-                <w:sz w:val="20"/>
-                <w:szCs w:val="20"/>
-                <w:highlight w:val="white"/>
-                <w:rtl w:val="0"/>
-              </w:rPr>
-              <w:t xml:space="preserve">14</w:t>
-            </w:r>
-          </w:p>
-        </w:tc>
-        <w:tc>
-          <w:tcPr>
-            <w:tcBorders>
-              <w:top w:color="000000" w:space="0" w:sz="5" w:val="single"/>
-              <w:left w:color="000000" w:space="0" w:sz="5" w:val="single"/>
-              <w:bottom w:color="000000" w:space="0" w:sz="5" w:val="single"/>
-              <w:right w:color="000000" w:space="0" w:sz="5" w:val="single"/>
-            </w:tcBorders>
-          </w:tcPr>
-          <w:p>
-            <w:pPr>
-              <w:rPr>
-                <w:rFonts w:ascii="Times New Roman" w:cs="Times New Roman" w:eastAsia="Times New Roman" w:hAnsi="Times New Roman"/>
-                <w:sz w:val="20"/>
-                <w:szCs w:val="20"/>
-                <w:highlight w:val="white"/>
-              </w:rPr>
-            </w:pPr>
-            <w:r>
-              <w:rPr>
-                <w:rFonts w:ascii="Times New Roman" w:cs="Times New Roman" w:eastAsia="Times New Roman" w:hAnsi="Times New Roman"/>
-                <w:sz w:val="20"/>
-                <w:szCs w:val="20"/>
-                <w:highlight w:val="white"/>
-                <w:rtl w:val="0"/>
-              </w:rPr>
-              <w:t xml:space="preserve">e5-large-v2</w:t>
-            </w:r>
-          </w:p>
-        </w:tc>
-        <w:tc>
-          <w:tcPr>
-            <w:tcBorders>
-              <w:top w:color="000000" w:space="0" w:sz="5" w:val="single"/>
-              <w:left w:color="000000" w:space="0" w:sz="5" w:val="single"/>
-              <w:bottom w:color="000000" w:space="0" w:sz="5" w:val="single"/>
-              <w:right w:color="000000" w:space="0" w:sz="5" w:val="single"/>
-            </w:tcBorders>
-          </w:tcPr>
-          <w:p>
-            <w:pPr>
-              <w:rPr>
-                <w:rFonts w:ascii="Times New Roman" w:cs="Times New Roman" w:eastAsia="Times New Roman" w:hAnsi="Times New Roman"/>
-                <w:sz w:val="20"/>
-                <w:szCs w:val="20"/>
-                <w:highlight w:val="white"/>
-              </w:rPr>
-            </w:pPr>
-            <w:r>
-              <w:rPr>
-                <w:rFonts w:ascii="Times New Roman" w:cs="Times New Roman" w:eastAsia="Times New Roman" w:hAnsi="Times New Roman"/>
-                <w:sz w:val="20"/>
-                <w:szCs w:val="20"/>
-                <w:highlight w:val="white"/>
-                <w:rtl w:val="0"/>
-              </w:rPr>
-              <w:t xml:space="preserve">Open Source</w:t>
-            </w:r>
-          </w:p>
-        </w:tc>
-        <w:tc>
-          <w:tcPr>
-            <w:tcBorders>
-              <w:top w:color="000000" w:space="0" w:sz="5" w:val="single"/>
-              <w:left w:color="000000" w:space="0" w:sz="5" w:val="single"/>
-              <w:bottom w:color="000000" w:space="0" w:sz="5" w:val="single"/>
-              <w:right w:color="000000" w:space="0" w:sz="5" w:val="single"/>
-            </w:tcBorders>
-          </w:tcPr>
-          <w:p>
-            <w:pPr>
-              <w:rPr>
-                <w:rFonts w:ascii="Times New Roman" w:cs="Times New Roman" w:eastAsia="Times New Roman" w:hAnsi="Times New Roman"/>
-                <w:sz w:val="20"/>
-                <w:szCs w:val="20"/>
-                <w:highlight w:val="white"/>
-              </w:rPr>
-            </w:pPr>
-            <w:r>
-              <w:rPr>
-                <w:rFonts w:ascii="Times New Roman" w:cs="Times New Roman" w:eastAsia="Times New Roman" w:hAnsi="Times New Roman"/>
-                <w:sz w:val="20"/>
-                <w:szCs w:val="20"/>
-                <w:highlight w:val="white"/>
-                <w:rtl w:val="0"/>
-              </w:rPr>
-              <w:t xml:space="preserve">https://huggingface.co/intfloat/e5-large-v2</w:t>
-            </w:r>
-          </w:p>
-        </w:tc>
-        <w:tc>
-          <w:tcPr>
-            <w:tcBorders>
-              <w:top w:color="000000" w:space="0" w:sz="5" w:val="single"/>
-              <w:left w:color="000000" w:space="0" w:sz="5" w:val="single"/>
-              <w:bottom w:color="000000" w:space="0" w:sz="5" w:val="single"/>
-              <w:right w:color="000000" w:space="0" w:sz="5" w:val="single"/>
-            </w:tcBorders>
-          </w:tcPr>
-          <w:p>
-            <w:pPr>
-              <w:rPr>
-                <w:rFonts w:ascii="Times New Roman" w:cs="Times New Roman" w:eastAsia="Times New Roman" w:hAnsi="Times New Roman"/>
-                <w:sz w:val="20"/>
-                <w:szCs w:val="20"/>
-                <w:highlight w:val="white"/>
-              </w:rPr>
-            </w:pPr>
-            <w:r>
-              <w:rPr>
-                <w:rFonts w:ascii="Times New Roman" w:cs="Times New Roman" w:eastAsia="Times New Roman" w:hAnsi="Times New Roman"/>
-                <w:sz w:val="20"/>
-                <w:szCs w:val="20"/>
-                <w:highlight w:val="white"/>
-                <w:rtl w:val="0"/>
-              </w:rPr>
-              <w:t xml:space="preserve">1024</w:t>
-            </w:r>
-          </w:p>
-        </w:tc>
-        <w:tc>
-          <w:tcPr>
-            <w:tcBorders>
-              <w:top w:color="000000" w:space="0" w:sz="5" w:val="single"/>
-              <w:left w:color="000000" w:space="0" w:sz="5" w:val="single"/>
-              <w:bottom w:color="000000" w:space="0" w:sz="5" w:val="single"/>
-              <w:right w:color="000000" w:space="0" w:sz="5" w:val="single"/>
-            </w:tcBorders>
-          </w:tcPr>
-          <w:p>
-            <w:pPr>
-              <w:rPr>
-                <w:rFonts w:ascii="Times New Roman" w:cs="Times New Roman" w:eastAsia="Times New Roman" w:hAnsi="Times New Roman"/>
-                <w:sz w:val="20"/>
-                <w:szCs w:val="20"/>
-                <w:highlight w:val="white"/>
-              </w:rPr>
-            </w:pPr>
-            <w:r>
-              <w:rPr>
-                <w:rFonts w:ascii="Times New Roman" w:cs="Times New Roman" w:eastAsia="Times New Roman" w:hAnsi="Times New Roman"/>
-                <w:sz w:val="20"/>
-                <w:szCs w:val="20"/>
-                <w:highlight w:val="white"/>
-                <w:rtl w:val="0"/>
-              </w:rPr>
-              <w:t xml:space="preserve">335 Million</w:t>
-            </w:r>
-          </w:p>
-        </w:tc>
-        <w:tc>
-          <w:tcPr>
-            <w:tcBorders>
-              <w:top w:color="000000" w:space="0" w:sz="5" w:val="single"/>
-              <w:left w:color="000000" w:space="0" w:sz="5" w:val="single"/>
-              <w:bottom w:color="000000" w:space="0" w:sz="5" w:val="single"/>
-              <w:right w:color="000000" w:space="0" w:sz="5" w:val="single"/>
-            </w:tcBorders>
-          </w:tcPr>
-          <w:p>
-            <w:pPr>
-              <w:rPr>
-                <w:rFonts w:ascii="Times New Roman" w:cs="Times New Roman" w:eastAsia="Times New Roman" w:hAnsi="Times New Roman"/>
-                <w:sz w:val="20"/>
-                <w:szCs w:val="20"/>
-                <w:highlight w:val="white"/>
-              </w:rPr>
-            </w:pPr>
-            <w:r>
-              <w:rPr>
-                <w:rtl w:val="0"/>
-              </w:rPr>
-            </w:r>
-          </w:p>
-        </w:tc>
-      </w:tr>
-      <w:tr>
-        <w:trPr>
-          <w:cantSplit w:val="0"/>
-          <w:trHeight w:val="450" w:hRule="atLeast"/>
-          <w:tblHeader w:val="0"/>
-        </w:trPr>
-        <w:tc>
-          <w:tcPr>
-            <w:tcBorders>
-              <w:top w:color="000000" w:space="0" w:sz="5" w:val="single"/>
-              <w:left w:color="000000" w:space="0" w:sz="5" w:val="single"/>
-              <w:bottom w:color="000000" w:space="0" w:sz="5" w:val="single"/>
-              <w:right w:color="000000" w:space="0" w:sz="5" w:val="single"/>
-            </w:tcBorders>
-          </w:tcPr>
-          <w:p>
-            <w:pPr>
-              <w:rPr>
-                <w:rFonts w:ascii="Times New Roman" w:cs="Times New Roman" w:eastAsia="Times New Roman" w:hAnsi="Times New Roman"/>
-                <w:sz w:val="20"/>
-                <w:szCs w:val="20"/>
-                <w:highlight w:val="white"/>
-              </w:rPr>
-            </w:pPr>
-            <w:r>
-              <w:rPr>
-                <w:rFonts w:ascii="Times New Roman" w:cs="Times New Roman" w:eastAsia="Times New Roman" w:hAnsi="Times New Roman"/>
-                <w:sz w:val="20"/>
-                <w:szCs w:val="20"/>
-                <w:highlight w:val="white"/>
-                <w:rtl w:val="0"/>
-              </w:rPr>
-              <w:t xml:space="preserve">15</w:t>
-            </w:r>
-          </w:p>
-        </w:tc>
-        <w:tc>
-          <w:tcPr>
-            <w:tcBorders>
-              <w:top w:color="000000" w:space="0" w:sz="5" w:val="single"/>
-              <w:left w:color="000000" w:space="0" w:sz="5" w:val="single"/>
-              <w:bottom w:color="000000" w:space="0" w:sz="5" w:val="single"/>
-              <w:right w:color="000000" w:space="0" w:sz="5" w:val="single"/>
-            </w:tcBorders>
-          </w:tcPr>
-          <w:p>
-            <w:pPr>
-              <w:rPr>
-                <w:rFonts w:ascii="Times New Roman" w:cs="Times New Roman" w:eastAsia="Times New Roman" w:hAnsi="Times New Roman"/>
-                <w:sz w:val="20"/>
-                <w:szCs w:val="20"/>
-                <w:highlight w:val="white"/>
-              </w:rPr>
-            </w:pPr>
-            <w:r>
-              <w:rPr>
-                <w:rFonts w:ascii="Times New Roman" w:cs="Times New Roman" w:eastAsia="Times New Roman" w:hAnsi="Times New Roman"/>
-                <w:sz w:val="20"/>
-                <w:szCs w:val="20"/>
-                <w:highlight w:val="white"/>
-                <w:rtl w:val="0"/>
-              </w:rPr>
-              <w:t xml:space="preserve">all-mpnet-base-v2</w:t>
-            </w:r>
-          </w:p>
-        </w:tc>
-        <w:tc>
-          <w:tcPr>
-            <w:tcBorders>
-              <w:top w:color="000000" w:space="0" w:sz="5" w:val="single"/>
-              <w:left w:color="000000" w:space="0" w:sz="5" w:val="single"/>
-              <w:bottom w:color="000000" w:space="0" w:sz="5" w:val="single"/>
-              <w:right w:color="000000" w:space="0" w:sz="5" w:val="single"/>
-            </w:tcBorders>
-          </w:tcPr>
-          <w:p>
-            <w:pPr>
-              <w:rPr>
-                <w:rFonts w:ascii="Times New Roman" w:cs="Times New Roman" w:eastAsia="Times New Roman" w:hAnsi="Times New Roman"/>
-                <w:sz w:val="20"/>
-                <w:szCs w:val="20"/>
-                <w:highlight w:val="white"/>
-              </w:rPr>
-            </w:pPr>
-            <w:r>
-              <w:rPr>
-                <w:rFonts w:ascii="Times New Roman" w:cs="Times New Roman" w:eastAsia="Times New Roman" w:hAnsi="Times New Roman"/>
-                <w:sz w:val="20"/>
-                <w:szCs w:val="20"/>
-                <w:highlight w:val="white"/>
-                <w:rtl w:val="0"/>
-              </w:rPr>
-              <w:t xml:space="preserve">Open Source</w:t>
-            </w:r>
-          </w:p>
-        </w:tc>
-        <w:tc>
-          <w:tcPr>
-            <w:tcBorders>
-              <w:top w:color="000000" w:space="0" w:sz="5" w:val="single"/>
-              <w:left w:color="000000" w:space="0" w:sz="5" w:val="single"/>
-              <w:bottom w:color="000000" w:space="0" w:sz="5" w:val="single"/>
-              <w:right w:color="000000" w:space="0" w:sz="5" w:val="single"/>
-            </w:tcBorders>
-          </w:tcPr>
-          <w:p>
-            <w:pPr>
-              <w:rPr>
-                <w:rFonts w:ascii="Times New Roman" w:cs="Times New Roman" w:eastAsia="Times New Roman" w:hAnsi="Times New Roman"/>
-                <w:sz w:val="20"/>
-                <w:szCs w:val="20"/>
-                <w:highlight w:val="white"/>
-              </w:rPr>
-            </w:pPr>
-            <w:r>
-              <w:rPr>
-                <w:rFonts w:ascii="Times New Roman" w:cs="Times New Roman" w:eastAsia="Times New Roman" w:hAnsi="Times New Roman"/>
-                <w:sz w:val="20"/>
-                <w:szCs w:val="20"/>
-                <w:highlight w:val="white"/>
-                <w:rtl w:val="0"/>
-              </w:rPr>
-              <w:t xml:space="preserve">https://huggingface.co/sentence-transformers/all-mpnet-base-v2</w:t>
-            </w:r>
-          </w:p>
-        </w:tc>
-        <w:tc>
-          <w:tcPr>
-            <w:tcBorders>
-              <w:top w:color="000000" w:space="0" w:sz="5" w:val="single"/>
-              <w:left w:color="000000" w:space="0" w:sz="5" w:val="single"/>
-              <w:bottom w:color="000000" w:space="0" w:sz="5" w:val="single"/>
-              <w:right w:color="000000" w:space="0" w:sz="5" w:val="single"/>
-            </w:tcBorders>
-          </w:tcPr>
-          <w:p>
-            <w:pPr>
-              <w:rPr>
-                <w:rFonts w:ascii="Times New Roman" w:cs="Times New Roman" w:eastAsia="Times New Roman" w:hAnsi="Times New Roman"/>
-                <w:sz w:val="20"/>
-                <w:szCs w:val="20"/>
-                <w:highlight w:val="white"/>
-              </w:rPr>
-            </w:pPr>
-            <w:r>
-              <w:rPr>
-                <w:rFonts w:ascii="Times New Roman" w:cs="Times New Roman" w:eastAsia="Times New Roman" w:hAnsi="Times New Roman"/>
-                <w:sz w:val="20"/>
-                <w:szCs w:val="20"/>
-                <w:highlight w:val="white"/>
-                <w:rtl w:val="0"/>
-              </w:rPr>
-              <w:t xml:space="preserve">768</w:t>
-            </w:r>
-          </w:p>
-        </w:tc>
-        <w:tc>
-          <w:tcPr>
-            <w:tcBorders>
-              <w:top w:color="000000" w:space="0" w:sz="5" w:val="single"/>
-              <w:left w:color="000000" w:space="0" w:sz="5" w:val="single"/>
-              <w:bottom w:color="000000" w:space="0" w:sz="5" w:val="single"/>
-              <w:right w:color="000000" w:space="0" w:sz="5" w:val="single"/>
-            </w:tcBorders>
-          </w:tcPr>
-          <w:p>
-            <w:pPr>
-              <w:rPr>
-                <w:rFonts w:ascii="Times New Roman" w:cs="Times New Roman" w:eastAsia="Times New Roman" w:hAnsi="Times New Roman"/>
-                <w:sz w:val="20"/>
-                <w:szCs w:val="20"/>
-                <w:highlight w:val="white"/>
-              </w:rPr>
-            </w:pPr>
-            <w:r>
-              <w:rPr>
-                <w:rFonts w:ascii="Times New Roman" w:cs="Times New Roman" w:eastAsia="Times New Roman" w:hAnsi="Times New Roman"/>
-                <w:sz w:val="20"/>
-                <w:szCs w:val="20"/>
-                <w:highlight w:val="white"/>
-                <w:rtl w:val="0"/>
-              </w:rPr>
-              <w:t xml:space="preserve">109 Million</w:t>
-            </w:r>
-          </w:p>
-        </w:tc>
-        <w:tc>
-          <w:tcPr>
-            <w:tcBorders>
-              <w:top w:color="000000" w:space="0" w:sz="5" w:val="single"/>
-              <w:left w:color="000000" w:space="0" w:sz="5" w:val="single"/>
-              <w:bottom w:color="000000" w:space="0" w:sz="5" w:val="single"/>
-              <w:right w:color="000000" w:space="0" w:sz="5" w:val="single"/>
-            </w:tcBorders>
-          </w:tcPr>
-          <w:p>
-            <w:pPr>
-              <w:rPr>
-                <w:rFonts w:ascii="Times New Roman" w:cs="Times New Roman" w:eastAsia="Times New Roman" w:hAnsi="Times New Roman"/>
-                <w:sz w:val="20"/>
-                <w:szCs w:val="20"/>
-                <w:highlight w:val="white"/>
-              </w:rPr>
-            </w:pPr>
-            <w:r>
-              <w:rPr>
-                <w:rtl w:val="0"/>
-              </w:rPr>
-            </w:r>
-          </w:p>
-        </w:tc>
-      </w:tr>
-      <w:tr>
-        <w:trPr>
-          <w:cantSplit w:val="0"/>
-          <w:trHeight w:val="450" w:hRule="atLeast"/>
-          <w:tblHeader w:val="0"/>
-        </w:trPr>
-        <w:tc>
-          <w:tcPr>
-            <w:tcBorders>
-              <w:top w:color="000000" w:space="0" w:sz="5" w:val="single"/>
-              <w:left w:color="000000" w:space="0" w:sz="5" w:val="single"/>
-              <w:bottom w:color="000000" w:space="0" w:sz="5" w:val="single"/>
-              <w:right w:color="000000" w:space="0" w:sz="5" w:val="single"/>
-            </w:tcBorders>
-          </w:tcPr>
-          <w:p>
-            <w:pPr>
-              <w:rPr>
-                <w:rFonts w:ascii="Times New Roman" w:cs="Times New Roman" w:eastAsia="Times New Roman" w:hAnsi="Times New Roman"/>
-                <w:sz w:val="20"/>
-                <w:szCs w:val="20"/>
-                <w:highlight w:val="white"/>
-              </w:rPr>
-            </w:pPr>
-            <w:r>
-              <w:rPr>
-                <w:rFonts w:ascii="Times New Roman" w:cs="Times New Roman" w:eastAsia="Times New Roman" w:hAnsi="Times New Roman"/>
-                <w:sz w:val="20"/>
-                <w:szCs w:val="20"/>
-                <w:highlight w:val="white"/>
-                <w:rtl w:val="0"/>
-              </w:rPr>
-              <w:t xml:space="preserve">16</w:t>
-            </w:r>
-          </w:p>
-        </w:tc>
-        <w:tc>
-          <w:tcPr>
-            <w:tcBorders>
-              <w:top w:color="000000" w:space="0" w:sz="5" w:val="single"/>
-              <w:left w:color="000000" w:space="0" w:sz="5" w:val="single"/>
-              <w:bottom w:color="000000" w:space="0" w:sz="5" w:val="single"/>
-              <w:right w:color="000000" w:space="0" w:sz="5" w:val="single"/>
-            </w:tcBorders>
-          </w:tcPr>
-          <w:p>
-            <w:pPr>
-              <w:rPr>
-                <w:rFonts w:ascii="Times New Roman" w:cs="Times New Roman" w:eastAsia="Times New Roman" w:hAnsi="Times New Roman"/>
-                <w:sz w:val="20"/>
-                <w:szCs w:val="20"/>
-                <w:highlight w:val="white"/>
-              </w:rPr>
-            </w:pPr>
-            <w:r>
-              <w:rPr>
-                <w:rFonts w:ascii="Times New Roman" w:cs="Times New Roman" w:eastAsia="Times New Roman" w:hAnsi="Times New Roman"/>
-                <w:sz w:val="20"/>
-                <w:szCs w:val="20"/>
-                <w:highlight w:val="white"/>
-                <w:rtl w:val="0"/>
-              </w:rPr>
-              <w:t xml:space="preserve">gtr-t5-large</w:t>
-            </w:r>
-          </w:p>
-        </w:tc>
-        <w:tc>
-          <w:tcPr>
-            <w:tcBorders>
-              <w:top w:color="000000" w:space="0" w:sz="5" w:val="single"/>
-              <w:left w:color="000000" w:space="0" w:sz="5" w:val="single"/>
-              <w:bottom w:color="000000" w:space="0" w:sz="5" w:val="single"/>
-              <w:right w:color="000000" w:space="0" w:sz="5" w:val="single"/>
-            </w:tcBorders>
-          </w:tcPr>
-          <w:p>
-            <w:pPr>
-              <w:rPr>
-                <w:rFonts w:ascii="Times New Roman" w:cs="Times New Roman" w:eastAsia="Times New Roman" w:hAnsi="Times New Roman"/>
-                <w:sz w:val="20"/>
-                <w:szCs w:val="20"/>
-                <w:highlight w:val="white"/>
-              </w:rPr>
-            </w:pPr>
-            <w:r>
-              <w:rPr>
-                <w:rFonts w:ascii="Times New Roman" w:cs="Times New Roman" w:eastAsia="Times New Roman" w:hAnsi="Times New Roman"/>
-                <w:sz w:val="20"/>
-                <w:szCs w:val="20"/>
-                <w:highlight w:val="white"/>
-                <w:rtl w:val="0"/>
-              </w:rPr>
-              <w:t xml:space="preserve">Open Source</w:t>
-            </w:r>
-          </w:p>
-        </w:tc>
-        <w:tc>
-          <w:tcPr>
-            <w:tcBorders>
-              <w:top w:color="000000" w:space="0" w:sz="5" w:val="single"/>
-              <w:left w:color="000000" w:space="0" w:sz="5" w:val="single"/>
-              <w:bottom w:color="000000" w:space="0" w:sz="5" w:val="single"/>
-              <w:right w:color="000000" w:space="0" w:sz="5" w:val="single"/>
-            </w:tcBorders>
-          </w:tcPr>
-          <w:p>
-            <w:pPr>
-              <w:rPr>
-                <w:rFonts w:ascii="Times New Roman" w:cs="Times New Roman" w:eastAsia="Times New Roman" w:hAnsi="Times New Roman"/>
-                <w:sz w:val="20"/>
-                <w:szCs w:val="20"/>
-                <w:highlight w:val="white"/>
-              </w:rPr>
-            </w:pPr>
-            <w:r>
-              <w:rPr>
-                <w:rFonts w:ascii="Times New Roman" w:cs="Times New Roman" w:eastAsia="Times New Roman" w:hAnsi="Times New Roman"/>
-                <w:sz w:val="20"/>
-                <w:szCs w:val="20"/>
-                <w:highlight w:val="white"/>
-                <w:rtl w:val="0"/>
-              </w:rPr>
-              <w:t xml:space="preserve">https://huggingface.co/sentence-transformers/gtr-t5-large</w:t>
-            </w:r>
-          </w:p>
-        </w:tc>
-        <w:tc>
-          <w:tcPr>
-            <w:tcBorders>
-              <w:top w:color="000000" w:space="0" w:sz="5" w:val="single"/>
-              <w:left w:color="000000" w:space="0" w:sz="5" w:val="single"/>
-              <w:bottom w:color="000000" w:space="0" w:sz="5" w:val="single"/>
-              <w:right w:color="000000" w:space="0" w:sz="5" w:val="single"/>
-            </w:tcBorders>
-          </w:tcPr>
-          <w:p>
-            <w:pPr>
-              <w:rPr>
-                <w:rFonts w:ascii="Times New Roman" w:cs="Times New Roman" w:eastAsia="Times New Roman" w:hAnsi="Times New Roman"/>
-                <w:sz w:val="20"/>
-                <w:szCs w:val="20"/>
-                <w:highlight w:val="white"/>
-              </w:rPr>
-            </w:pPr>
-            <w:r>
-              <w:rPr>
-                <w:rFonts w:ascii="Times New Roman" w:cs="Times New Roman" w:eastAsia="Times New Roman" w:hAnsi="Times New Roman"/>
-                <w:sz w:val="20"/>
-                <w:szCs w:val="20"/>
-                <w:highlight w:val="white"/>
-                <w:rtl w:val="0"/>
-              </w:rPr>
-              <w:t xml:space="preserve">768</w:t>
-            </w:r>
-          </w:p>
-        </w:tc>
-        <w:tc>
-          <w:tcPr>
-            <w:tcBorders>
-              <w:top w:color="000000" w:space="0" w:sz="5" w:val="single"/>
-              <w:left w:color="000000" w:space="0" w:sz="5" w:val="single"/>
-              <w:bottom w:color="000000" w:space="0" w:sz="5" w:val="single"/>
-              <w:right w:color="000000" w:space="0" w:sz="5" w:val="single"/>
-            </w:tcBorders>
-          </w:tcPr>
-          <w:p>
-            <w:pPr>
-              <w:rPr>
-                <w:rFonts w:ascii="Times New Roman" w:cs="Times New Roman" w:eastAsia="Times New Roman" w:hAnsi="Times New Roman"/>
-                <w:sz w:val="20"/>
-                <w:szCs w:val="20"/>
-                <w:highlight w:val="white"/>
-              </w:rPr>
-            </w:pPr>
-            <w:r>
-              <w:rPr>
-                <w:rFonts w:ascii="Times New Roman" w:cs="Times New Roman" w:eastAsia="Times New Roman" w:hAnsi="Times New Roman"/>
-                <w:sz w:val="20"/>
-                <w:szCs w:val="20"/>
-                <w:highlight w:val="white"/>
-                <w:rtl w:val="0"/>
-              </w:rPr>
-              <w:t xml:space="preserve">335 Million</w:t>
-            </w:r>
-          </w:p>
-        </w:tc>
-        <w:tc>
-          <w:tcPr>
-            <w:tcBorders>
-              <w:top w:color="000000" w:space="0" w:sz="5" w:val="single"/>
-              <w:left w:color="000000" w:space="0" w:sz="5" w:val="single"/>
-              <w:bottom w:color="000000" w:space="0" w:sz="5" w:val="single"/>
-              <w:right w:color="000000" w:space="0" w:sz="5" w:val="single"/>
-            </w:tcBorders>
-          </w:tcPr>
-          <w:p>
-            <w:pPr>
-              <w:rPr>
-                <w:rFonts w:ascii="Times New Roman" w:cs="Times New Roman" w:eastAsia="Times New Roman" w:hAnsi="Times New Roman"/>
-                <w:sz w:val="20"/>
-                <w:szCs w:val="20"/>
-                <w:highlight w:val="white"/>
-              </w:rPr>
-            </w:pPr>
-            <w:r>
-              <w:rPr>
-                <w:rtl w:val="0"/>
-              </w:rPr>
-            </w:r>
-          </w:p>
-        </w:tc>
-      </w:tr>
-      <w:tr>
-        <w:trPr>
-          <w:cantSplit w:val="0"/>
-          <w:trHeight w:val="450" w:hRule="atLeast"/>
-          <w:tblHeader w:val="0"/>
-        </w:trPr>
-        <w:tc>
-          <w:tcPr>
-            <w:tcBorders>
-              <w:top w:color="000000" w:space="0" w:sz="5" w:val="single"/>
-              <w:left w:color="000000" w:space="0" w:sz="5" w:val="single"/>
-              <w:bottom w:color="000000" w:space="0" w:sz="5" w:val="single"/>
-              <w:right w:color="000000" w:space="0" w:sz="5" w:val="single"/>
-            </w:tcBorders>
-          </w:tcPr>
-          <w:p>
-            <w:pPr>
-              <w:rPr>
-                <w:rFonts w:ascii="Times New Roman" w:cs="Times New Roman" w:eastAsia="Times New Roman" w:hAnsi="Times New Roman"/>
-                <w:sz w:val="20"/>
-                <w:szCs w:val="20"/>
-                <w:highlight w:val="white"/>
-              </w:rPr>
-            </w:pPr>
-            <w:r>
-              <w:rPr>
-                <w:rFonts w:ascii="Times New Roman" w:cs="Times New Roman" w:eastAsia="Times New Roman" w:hAnsi="Times New Roman"/>
-                <w:sz w:val="20"/>
-                <w:szCs w:val="20"/>
-                <w:highlight w:val="white"/>
-                <w:rtl w:val="0"/>
-              </w:rPr>
-              <w:t xml:space="preserve">17</w:t>
-            </w:r>
-          </w:p>
-        </w:tc>
-        <w:tc>
-          <w:tcPr>
-            <w:tcBorders>
-              <w:top w:color="000000" w:space="0" w:sz="5" w:val="single"/>
-              <w:left w:color="000000" w:space="0" w:sz="5" w:val="single"/>
-              <w:bottom w:color="000000" w:space="0" w:sz="5" w:val="single"/>
-              <w:right w:color="000000" w:space="0" w:sz="5" w:val="single"/>
-            </w:tcBorders>
-          </w:tcPr>
-          <w:p>
-            <w:pPr>
-              <w:rPr>
-                <w:rFonts w:ascii="Times New Roman" w:cs="Times New Roman" w:eastAsia="Times New Roman" w:hAnsi="Times New Roman"/>
-                <w:sz w:val="20"/>
-                <w:szCs w:val="20"/>
-                <w:highlight w:val="white"/>
-              </w:rPr>
-            </w:pPr>
-            <w:r>
-              <w:rPr>
-                <w:rFonts w:ascii="Times New Roman" w:cs="Times New Roman" w:eastAsia="Times New Roman" w:hAnsi="Times New Roman"/>
-                <w:sz w:val="20"/>
-                <w:szCs w:val="20"/>
-                <w:highlight w:val="white"/>
-                <w:rtl w:val="0"/>
-              </w:rPr>
-              <w:t xml:space="preserve">all-MiniLM-L12-v2</w:t>
-            </w:r>
-          </w:p>
-        </w:tc>
-        <w:tc>
-          <w:tcPr>
-            <w:tcBorders>
-              <w:top w:color="000000" w:space="0" w:sz="5" w:val="single"/>
-              <w:left w:color="000000" w:space="0" w:sz="5" w:val="single"/>
-              <w:bottom w:color="000000" w:space="0" w:sz="5" w:val="single"/>
-              <w:right w:color="000000" w:space="0" w:sz="5" w:val="single"/>
-            </w:tcBorders>
-          </w:tcPr>
-          <w:p>
-            <w:pPr>
-              <w:rPr>
-                <w:rFonts w:ascii="Times New Roman" w:cs="Times New Roman" w:eastAsia="Times New Roman" w:hAnsi="Times New Roman"/>
-                <w:sz w:val="20"/>
-                <w:szCs w:val="20"/>
-                <w:highlight w:val="white"/>
-              </w:rPr>
-            </w:pPr>
-            <w:r>
-              <w:rPr>
-                <w:rFonts w:ascii="Times New Roman" w:cs="Times New Roman" w:eastAsia="Times New Roman" w:hAnsi="Times New Roman"/>
-                <w:sz w:val="20"/>
-                <w:szCs w:val="20"/>
-                <w:highlight w:val="white"/>
-                <w:rtl w:val="0"/>
-              </w:rPr>
-              <w:t xml:space="preserve">Open Source</w:t>
-            </w:r>
-          </w:p>
-        </w:tc>
-        <w:tc>
-          <w:tcPr>
-            <w:tcBorders>
-              <w:top w:color="000000" w:space="0" w:sz="5" w:val="single"/>
-              <w:left w:color="000000" w:space="0" w:sz="5" w:val="single"/>
-              <w:bottom w:color="000000" w:space="0" w:sz="5" w:val="single"/>
-              <w:right w:color="000000" w:space="0" w:sz="5" w:val="single"/>
-            </w:tcBorders>
-          </w:tcPr>
-          <w:p>
-            <w:pPr>
-              <w:rPr>
-                <w:rFonts w:ascii="Times New Roman" w:cs="Times New Roman" w:eastAsia="Times New Roman" w:hAnsi="Times New Roman"/>
-                <w:sz w:val="20"/>
-                <w:szCs w:val="20"/>
-                <w:highlight w:val="white"/>
-              </w:rPr>
-            </w:pPr>
-            <w:r>
-              <w:rPr>
-                <w:rFonts w:ascii="Times New Roman" w:cs="Times New Roman" w:eastAsia="Times New Roman" w:hAnsi="Times New Roman"/>
-                <w:sz w:val="20"/>
-                <w:szCs w:val="20"/>
-                <w:highlight w:val="white"/>
-                <w:rtl w:val="0"/>
-              </w:rPr>
-              <w:t xml:space="preserve">https://huggingface.co/sentence-transformers/all-MiniLM-L12-v2</w:t>
-            </w:r>
-          </w:p>
-        </w:tc>
-        <w:tc>
-          <w:tcPr>
-            <w:tcBorders>
-              <w:top w:color="000000" w:space="0" w:sz="5" w:val="single"/>
-              <w:left w:color="000000" w:space="0" w:sz="5" w:val="single"/>
-              <w:bottom w:color="000000" w:space="0" w:sz="5" w:val="single"/>
-              <w:right w:color="000000" w:space="0" w:sz="5" w:val="single"/>
-            </w:tcBorders>
-          </w:tcPr>
-          <w:p>
-            <w:pPr>
-              <w:rPr>
-                <w:rFonts w:ascii="Times New Roman" w:cs="Times New Roman" w:eastAsia="Times New Roman" w:hAnsi="Times New Roman"/>
-                <w:sz w:val="20"/>
-                <w:szCs w:val="20"/>
-                <w:highlight w:val="white"/>
-              </w:rPr>
-            </w:pPr>
-            <w:r>
-              <w:rPr>
-                <w:rFonts w:ascii="Times New Roman" w:cs="Times New Roman" w:eastAsia="Times New Roman" w:hAnsi="Times New Roman"/>
-                <w:sz w:val="20"/>
-                <w:szCs w:val="20"/>
-                <w:highlight w:val="white"/>
-                <w:rtl w:val="0"/>
-              </w:rPr>
-              <w:t xml:space="preserve">384</w:t>
-            </w:r>
-          </w:p>
-        </w:tc>
-        <w:tc>
-          <w:tcPr>
-            <w:tcBorders>
-              <w:top w:color="000000" w:space="0" w:sz="5" w:val="single"/>
-              <w:left w:color="000000" w:space="0" w:sz="5" w:val="single"/>
-              <w:bottom w:color="000000" w:space="0" w:sz="5" w:val="single"/>
-              <w:right w:color="000000" w:space="0" w:sz="5" w:val="single"/>
-            </w:tcBorders>
-          </w:tcPr>
-          <w:p>
-            <w:pPr>
-              <w:rPr>
-                <w:rFonts w:ascii="Times New Roman" w:cs="Times New Roman" w:eastAsia="Times New Roman" w:hAnsi="Times New Roman"/>
-                <w:sz w:val="20"/>
-                <w:szCs w:val="20"/>
-                <w:highlight w:val="white"/>
-              </w:rPr>
-            </w:pPr>
-            <w:r>
-              <w:rPr>
-                <w:rFonts w:ascii="Times New Roman" w:cs="Times New Roman" w:eastAsia="Times New Roman" w:hAnsi="Times New Roman"/>
-                <w:sz w:val="20"/>
-                <w:szCs w:val="20"/>
-                <w:highlight w:val="white"/>
-                <w:rtl w:val="0"/>
-              </w:rPr>
-              <w:t xml:space="preserve">33.4 Million </w:t>
-            </w:r>
-          </w:p>
-        </w:tc>
-        <w:tc>
-          <w:tcPr>
-            <w:tcBorders>
-              <w:top w:color="000000" w:space="0" w:sz="5" w:val="single"/>
-              <w:left w:color="000000" w:space="0" w:sz="5" w:val="single"/>
-              <w:bottom w:color="000000" w:space="0" w:sz="5" w:val="single"/>
-              <w:right w:color="000000" w:space="0" w:sz="5" w:val="single"/>
-            </w:tcBorders>
-          </w:tcPr>
-          <w:p>
-            <w:pPr>
-              <w:rPr>
-                <w:rFonts w:ascii="Times New Roman" w:cs="Times New Roman" w:eastAsia="Times New Roman" w:hAnsi="Times New Roman"/>
-                <w:sz w:val="20"/>
-                <w:szCs w:val="20"/>
-                <w:highlight w:val="white"/>
-              </w:rPr>
-            </w:pPr>
-            <w:r>
-              <w:rPr>
-                <w:rtl w:val="0"/>
-              </w:rPr>
-            </w:r>
-          </w:p>
-        </w:tc>
-      </w:tr>
-      <w:tr>
-        <w:trPr>
-          <w:cantSplit w:val="0"/>
-          <w:trHeight w:val="450" w:hRule="atLeast"/>
-          <w:tblHeader w:val="0"/>
-        </w:trPr>
-        <w:tc>
-          <w:tcPr>
-            <w:tcBorders>
-              <w:top w:color="000000" w:space="0" w:sz="5" w:val="single"/>
-              <w:left w:color="000000" w:space="0" w:sz="5" w:val="single"/>
-              <w:bottom w:color="000000" w:space="0" w:sz="5" w:val="single"/>
-              <w:right w:color="000000" w:space="0" w:sz="5" w:val="single"/>
-            </w:tcBorders>
-          </w:tcPr>
-          <w:p>
-            <w:pPr>
-              <w:rPr>
-                <w:rFonts w:ascii="Times New Roman" w:cs="Times New Roman" w:eastAsia="Times New Roman" w:hAnsi="Times New Roman"/>
-                <w:sz w:val="20"/>
-                <w:szCs w:val="20"/>
-                <w:highlight w:val="white"/>
-              </w:rPr>
-            </w:pPr>
-            <w:r>
-              <w:rPr>
-                <w:rFonts w:ascii="Times New Roman" w:cs="Times New Roman" w:eastAsia="Times New Roman" w:hAnsi="Times New Roman"/>
-                <w:sz w:val="20"/>
-                <w:szCs w:val="20"/>
-                <w:highlight w:val="white"/>
-                <w:rtl w:val="0"/>
-              </w:rPr>
-              <w:t xml:space="preserve">18</w:t>
-            </w:r>
-          </w:p>
-        </w:tc>
-        <w:tc>
-          <w:tcPr>
-            <w:tcBorders>
-              <w:top w:color="000000" w:space="0" w:sz="5" w:val="single"/>
-              <w:left w:color="000000" w:space="0" w:sz="5" w:val="single"/>
-              <w:bottom w:color="000000" w:space="0" w:sz="5" w:val="single"/>
-              <w:right w:color="000000" w:space="0" w:sz="5" w:val="single"/>
-            </w:tcBorders>
-          </w:tcPr>
-          <w:p>
-            <w:pPr>
-              <w:rPr>
-                <w:rFonts w:ascii="Times New Roman" w:cs="Times New Roman" w:eastAsia="Times New Roman" w:hAnsi="Times New Roman"/>
-                <w:sz w:val="20"/>
-                <w:szCs w:val="20"/>
-                <w:highlight w:val="white"/>
-              </w:rPr>
-            </w:pPr>
-            <w:r>
-              <w:rPr>
-                <w:rFonts w:ascii="Times New Roman" w:cs="Times New Roman" w:eastAsia="Times New Roman" w:hAnsi="Times New Roman"/>
-                <w:sz w:val="20"/>
-                <w:szCs w:val="20"/>
-                <w:highlight w:val="white"/>
-                <w:rtl w:val="0"/>
-              </w:rPr>
-              <w:t xml:space="preserve">all-MiniLM-L6-v2</w:t>
-            </w:r>
-          </w:p>
-        </w:tc>
-        <w:tc>
-          <w:tcPr>
-            <w:tcBorders>
-              <w:top w:color="000000" w:space="0" w:sz="5" w:val="single"/>
-              <w:left w:color="000000" w:space="0" w:sz="5" w:val="single"/>
-              <w:bottom w:color="000000" w:space="0" w:sz="5" w:val="single"/>
-              <w:right w:color="000000" w:space="0" w:sz="5" w:val="single"/>
-            </w:tcBorders>
-          </w:tcPr>
-          <w:p>
-            <w:pPr>
-              <w:rPr>
-                <w:rFonts w:ascii="Times New Roman" w:cs="Times New Roman" w:eastAsia="Times New Roman" w:hAnsi="Times New Roman"/>
-                <w:sz w:val="20"/>
-                <w:szCs w:val="20"/>
-                <w:highlight w:val="white"/>
-              </w:rPr>
-            </w:pPr>
-            <w:r>
-              <w:rPr>
-                <w:rFonts w:ascii="Times New Roman" w:cs="Times New Roman" w:eastAsia="Times New Roman" w:hAnsi="Times New Roman"/>
-                <w:sz w:val="20"/>
-                <w:szCs w:val="20"/>
-                <w:highlight w:val="white"/>
-                <w:rtl w:val="0"/>
-              </w:rPr>
-              <w:t xml:space="preserve">Open Source</w:t>
-            </w:r>
-          </w:p>
-        </w:tc>
-        <w:tc>
-          <w:tcPr>
-            <w:tcBorders>
-              <w:top w:color="000000" w:space="0" w:sz="5" w:val="single"/>
-              <w:left w:color="000000" w:space="0" w:sz="5" w:val="single"/>
-              <w:bottom w:color="000000" w:space="0" w:sz="5" w:val="single"/>
-              <w:right w:color="000000" w:space="0" w:sz="5" w:val="single"/>
-            </w:tcBorders>
-          </w:tcPr>
-          <w:p>
-            <w:pPr>
-              <w:rPr>
-                <w:rFonts w:ascii="Times New Roman" w:cs="Times New Roman" w:eastAsia="Times New Roman" w:hAnsi="Times New Roman"/>
-                <w:sz w:val="20"/>
-                <w:szCs w:val="20"/>
-                <w:highlight w:val="white"/>
-              </w:rPr>
-            </w:pPr>
-            <w:r>
-              <w:rPr>
-                <w:rFonts w:ascii="Times New Roman" w:cs="Times New Roman" w:eastAsia="Times New Roman" w:hAnsi="Times New Roman"/>
-                <w:sz w:val="20"/>
-                <w:szCs w:val="20"/>
-                <w:highlight w:val="white"/>
-                <w:rtl w:val="0"/>
-              </w:rPr>
-              <w:t xml:space="preserve">https://huggingface.co/sentence-transformers/all-MiniLM-L6-v2</w:t>
-            </w:r>
-          </w:p>
-        </w:tc>
-        <w:tc>
-          <w:tcPr>
-            <w:tcBorders>
-              <w:top w:color="000000" w:space="0" w:sz="5" w:val="single"/>
-              <w:left w:color="000000" w:space="0" w:sz="5" w:val="single"/>
-              <w:bottom w:color="000000" w:space="0" w:sz="5" w:val="single"/>
-              <w:right w:color="000000" w:space="0" w:sz="5" w:val="single"/>
-            </w:tcBorders>
-          </w:tcPr>
-          <w:p>
-            <w:pPr>
-              <w:rPr>
-                <w:rFonts w:ascii="Times New Roman" w:cs="Times New Roman" w:eastAsia="Times New Roman" w:hAnsi="Times New Roman"/>
-                <w:sz w:val="20"/>
-                <w:szCs w:val="20"/>
-                <w:highlight w:val="white"/>
-              </w:rPr>
-            </w:pPr>
-            <w:r>
-              <w:rPr>
-                <w:rFonts w:ascii="Times New Roman" w:cs="Times New Roman" w:eastAsia="Times New Roman" w:hAnsi="Times New Roman"/>
-                <w:sz w:val="20"/>
-                <w:szCs w:val="20"/>
-                <w:highlight w:val="white"/>
-                <w:rtl w:val="0"/>
-              </w:rPr>
-              <w:t xml:space="preserve">384</w:t>
-            </w:r>
-          </w:p>
-        </w:tc>
-        <w:tc>
-          <w:tcPr>
-            <w:tcBorders>
-              <w:top w:color="000000" w:space="0" w:sz="5" w:val="single"/>
-              <w:left w:color="000000" w:space="0" w:sz="5" w:val="single"/>
-              <w:bottom w:color="000000" w:space="0" w:sz="5" w:val="single"/>
-              <w:right w:color="000000" w:space="0" w:sz="5" w:val="single"/>
-            </w:tcBorders>
-          </w:tcPr>
-          <w:p>
-            <w:pPr>
-              <w:rPr>
-                <w:rFonts w:ascii="Times New Roman" w:cs="Times New Roman" w:eastAsia="Times New Roman" w:hAnsi="Times New Roman"/>
-                <w:sz w:val="20"/>
-                <w:szCs w:val="20"/>
-                <w:highlight w:val="white"/>
-              </w:rPr>
-            </w:pPr>
-            <w:r>
-              <w:rPr>
-                <w:rFonts w:ascii="Times New Roman" w:cs="Times New Roman" w:eastAsia="Times New Roman" w:hAnsi="Times New Roman"/>
-                <w:sz w:val="20"/>
-                <w:szCs w:val="20"/>
-                <w:highlight w:val="white"/>
-                <w:rtl w:val="0"/>
-              </w:rPr>
-              <w:t xml:space="preserve">22.7 Million</w:t>
-            </w:r>
-          </w:p>
-        </w:tc>
-        <w:tc>
-          <w:tcPr>
-            <w:tcBorders>
-              <w:top w:color="000000" w:space="0" w:sz="5" w:val="single"/>
-              <w:left w:color="000000" w:space="0" w:sz="5" w:val="single"/>
-              <w:bottom w:color="000000" w:space="0" w:sz="5" w:val="single"/>
-              <w:right w:color="000000" w:space="0" w:sz="5" w:val="single"/>
-            </w:tcBorders>
-          </w:tcPr>
-          <w:p>
-            <w:pPr>
-              <w:rPr>
-                <w:rFonts w:ascii="Times New Roman" w:cs="Times New Roman" w:eastAsia="Times New Roman" w:hAnsi="Times New Roman"/>
-                <w:sz w:val="20"/>
-                <w:szCs w:val="20"/>
-                <w:highlight w:val="white"/>
-              </w:rPr>
-            </w:pPr>
-            <w:r>
-              <w:rPr>
-                <w:rtl w:val="0"/>
-              </w:rPr>
-            </w:r>
-          </w:p>
-        </w:tc>
-      </w:tr>
-      <w:tr>
-        <w:trPr>
-          <w:cantSplit w:val="0"/>
-          <w:trHeight w:val="450" w:hRule="atLeast"/>
-          <w:tblHeader w:val="0"/>
-        </w:trPr>
-        <w:tc>
-          <w:tcPr>
-            <w:tcBorders>
-              <w:top w:color="000000" w:space="0" w:sz="5" w:val="single"/>
-              <w:left w:color="000000" w:space="0" w:sz="5" w:val="single"/>
-              <w:bottom w:color="000000" w:space="0" w:sz="5" w:val="single"/>
-              <w:right w:color="000000" w:space="0" w:sz="5" w:val="single"/>
-            </w:tcBorders>
-          </w:tcPr>
-          <w:p>
-            <w:pPr>
-              <w:rPr>
-                <w:rFonts w:ascii="Times New Roman" w:cs="Times New Roman" w:eastAsia="Times New Roman" w:hAnsi="Times New Roman"/>
-                <w:sz w:val="20"/>
-                <w:szCs w:val="20"/>
-                <w:highlight w:val="white"/>
-              </w:rPr>
-            </w:pPr>
-            <w:r>
-              <w:rPr>
-                <w:rFonts w:ascii="Times New Roman" w:cs="Times New Roman" w:eastAsia="Times New Roman" w:hAnsi="Times New Roman"/>
-                <w:sz w:val="20"/>
-                <w:szCs w:val="20"/>
-                <w:highlight w:val="white"/>
-                <w:rtl w:val="0"/>
-              </w:rPr>
-              <w:t xml:space="preserve">19</w:t>
-            </w:r>
-          </w:p>
-        </w:tc>
-        <w:tc>
-          <w:tcPr>
-            <w:tcBorders>
-              <w:top w:color="000000" w:space="0" w:sz="5" w:val="single"/>
-              <w:left w:color="000000" w:space="0" w:sz="5" w:val="single"/>
-              <w:bottom w:color="000000" w:space="0" w:sz="5" w:val="single"/>
-              <w:right w:color="000000" w:space="0" w:sz="5" w:val="single"/>
-            </w:tcBorders>
-          </w:tcPr>
-          <w:p>
-            <w:pPr>
-              <w:rPr>
-                <w:rFonts w:ascii="Times New Roman" w:cs="Times New Roman" w:eastAsia="Times New Roman" w:hAnsi="Times New Roman"/>
-                <w:sz w:val="20"/>
-                <w:szCs w:val="20"/>
-                <w:highlight w:val="white"/>
-              </w:rPr>
-            </w:pPr>
-            <w:r>
-              <w:rPr>
-                <w:rFonts w:ascii="Times New Roman" w:cs="Times New Roman" w:eastAsia="Times New Roman" w:hAnsi="Times New Roman"/>
-                <w:sz w:val="20"/>
-                <w:szCs w:val="20"/>
-                <w:highlight w:val="white"/>
-                <w:rtl w:val="0"/>
-              </w:rPr>
-              <w:t xml:space="preserve">all-roberta-large-v1</w:t>
-            </w:r>
-          </w:p>
-        </w:tc>
-        <w:tc>
-          <w:tcPr>
-            <w:tcBorders>
-              <w:top w:color="000000" w:space="0" w:sz="5" w:val="single"/>
-              <w:left w:color="000000" w:space="0" w:sz="5" w:val="single"/>
-              <w:bottom w:color="000000" w:space="0" w:sz="5" w:val="single"/>
-              <w:right w:color="000000" w:space="0" w:sz="5" w:val="single"/>
-            </w:tcBorders>
-          </w:tcPr>
-          <w:p>
-            <w:pPr>
-              <w:rPr>
-                <w:rFonts w:ascii="Times New Roman" w:cs="Times New Roman" w:eastAsia="Times New Roman" w:hAnsi="Times New Roman"/>
-                <w:sz w:val="20"/>
-                <w:szCs w:val="20"/>
-                <w:highlight w:val="white"/>
-              </w:rPr>
-            </w:pPr>
-            <w:r>
-              <w:rPr>
-                <w:rFonts w:ascii="Times New Roman" w:cs="Times New Roman" w:eastAsia="Times New Roman" w:hAnsi="Times New Roman"/>
-                <w:sz w:val="20"/>
-                <w:szCs w:val="20"/>
-                <w:highlight w:val="white"/>
-                <w:rtl w:val="0"/>
-              </w:rPr>
-              <w:t xml:space="preserve">Open Source</w:t>
-            </w:r>
-          </w:p>
-        </w:tc>
-        <w:tc>
-          <w:tcPr>
-            <w:tcBorders>
-              <w:top w:color="000000" w:space="0" w:sz="5" w:val="single"/>
-              <w:left w:color="000000" w:space="0" w:sz="5" w:val="single"/>
-              <w:bottom w:color="000000" w:space="0" w:sz="5" w:val="single"/>
-              <w:right w:color="000000" w:space="0" w:sz="5" w:val="single"/>
-            </w:tcBorders>
-          </w:tcPr>
-          <w:p>
-            <w:pPr>
-              <w:rPr>
-                <w:rFonts w:ascii="Times New Roman" w:cs="Times New Roman" w:eastAsia="Times New Roman" w:hAnsi="Times New Roman"/>
-                <w:sz w:val="20"/>
-                <w:szCs w:val="20"/>
-                <w:highlight w:val="white"/>
-              </w:rPr>
-            </w:pPr>
-            <w:r>
-              <w:rPr>
-                <w:rFonts w:ascii="Times New Roman" w:cs="Times New Roman" w:eastAsia="Times New Roman" w:hAnsi="Times New Roman"/>
-                <w:sz w:val="20"/>
-                <w:szCs w:val="20"/>
-                <w:highlight w:val="white"/>
-                <w:rtl w:val="0"/>
-              </w:rPr>
-              <w:t xml:space="preserve">https://huggingface.co/sentence-transformers/all-roberta-large-v1</w:t>
-            </w:r>
-          </w:p>
-        </w:tc>
-        <w:tc>
-          <w:tcPr>
-            <w:tcBorders>
-              <w:top w:color="000000" w:space="0" w:sz="5" w:val="single"/>
-              <w:left w:color="000000" w:space="0" w:sz="5" w:val="single"/>
-              <w:bottom w:color="000000" w:space="0" w:sz="5" w:val="single"/>
-              <w:right w:color="000000" w:space="0" w:sz="5" w:val="single"/>
-            </w:tcBorders>
-          </w:tcPr>
-          <w:p>
-            <w:pPr>
-              <w:rPr>
-                <w:rFonts w:ascii="Times New Roman" w:cs="Times New Roman" w:eastAsia="Times New Roman" w:hAnsi="Times New Roman"/>
-                <w:sz w:val="20"/>
-                <w:szCs w:val="20"/>
-                <w:highlight w:val="white"/>
-              </w:rPr>
-            </w:pPr>
-            <w:r>
-              <w:rPr>
-                <w:rFonts w:ascii="Times New Roman" w:cs="Times New Roman" w:eastAsia="Times New Roman" w:hAnsi="Times New Roman"/>
-                <w:sz w:val="20"/>
-                <w:szCs w:val="20"/>
-                <w:highlight w:val="white"/>
-                <w:rtl w:val="0"/>
-              </w:rPr>
-              <w:t xml:space="preserve">1024</w:t>
-            </w:r>
-          </w:p>
-        </w:tc>
-        <w:tc>
-          <w:tcPr>
-            <w:tcBorders>
-              <w:top w:color="000000" w:space="0" w:sz="5" w:val="single"/>
-              <w:left w:color="000000" w:space="0" w:sz="5" w:val="single"/>
-              <w:bottom w:color="000000" w:space="0" w:sz="5" w:val="single"/>
-              <w:right w:color="000000" w:space="0" w:sz="5" w:val="single"/>
-            </w:tcBorders>
-          </w:tcPr>
-          <w:p>
-            <w:pPr>
-              <w:rPr>
-                <w:rFonts w:ascii="Times New Roman" w:cs="Times New Roman" w:eastAsia="Times New Roman" w:hAnsi="Times New Roman"/>
-                <w:sz w:val="20"/>
-                <w:szCs w:val="20"/>
-                <w:highlight w:val="white"/>
-              </w:rPr>
-            </w:pPr>
-            <w:r>
-              <w:rPr>
-                <w:rFonts w:ascii="Times New Roman" w:cs="Times New Roman" w:eastAsia="Times New Roman" w:hAnsi="Times New Roman"/>
-                <w:sz w:val="20"/>
-                <w:szCs w:val="20"/>
-                <w:highlight w:val="white"/>
-                <w:rtl w:val="0"/>
-              </w:rPr>
-              <w:t xml:space="preserve">355 Million</w:t>
-            </w:r>
-          </w:p>
-        </w:tc>
-        <w:tc>
-          <w:tcPr>
-            <w:tcBorders>
-              <w:top w:color="000000" w:space="0" w:sz="5" w:val="single"/>
-              <w:left w:color="000000" w:space="0" w:sz="5" w:val="single"/>
-              <w:bottom w:color="000000" w:space="0" w:sz="5" w:val="single"/>
-              <w:right w:color="000000" w:space="0" w:sz="5" w:val="single"/>
-            </w:tcBorders>
-          </w:tcPr>
-          <w:p>
-            <w:pPr>
-              <w:rPr>
-                <w:rFonts w:ascii="Times New Roman" w:cs="Times New Roman" w:eastAsia="Times New Roman" w:hAnsi="Times New Roman"/>
-                <w:sz w:val="20"/>
-                <w:szCs w:val="20"/>
-                <w:highlight w:val="white"/>
-              </w:rPr>
-            </w:pPr>
-            <w:r>
-              <w:rPr>
-                <w:rtl w:val="0"/>
-              </w:rPr>
-            </w:r>
-          </w:p>
-        </w:tc>
-      </w:tr>
-      <w:tr>
-        <w:trPr>
-          <w:cantSplit w:val="0"/>
-          <w:trHeight w:val="450" w:hRule="atLeast"/>
-          <w:tblHeader w:val="0"/>
-        </w:trPr>
-        <w:tc>
-          <w:tcPr>
-            <w:tcBorders>
-              <w:top w:color="000000" w:space="0" w:sz="5" w:val="single"/>
-              <w:left w:color="000000" w:space="0" w:sz="5" w:val="single"/>
-              <w:bottom w:color="000000" w:space="0" w:sz="5" w:val="single"/>
-              <w:right w:color="000000" w:space="0" w:sz="5" w:val="single"/>
-            </w:tcBorders>
-          </w:tcPr>
-          <w:p>
-            <w:pPr>
-              <w:rPr>
-                <w:rFonts w:ascii="Times New Roman" w:cs="Times New Roman" w:eastAsia="Times New Roman" w:hAnsi="Times New Roman"/>
-                <w:sz w:val="20"/>
-                <w:szCs w:val="20"/>
-                <w:highlight w:val="white"/>
-              </w:rPr>
-            </w:pPr>
-            <w:r>
-              <w:rPr>
-                <w:rFonts w:ascii="Times New Roman" w:cs="Times New Roman" w:eastAsia="Times New Roman" w:hAnsi="Times New Roman"/>
-                <w:sz w:val="20"/>
-                <w:szCs w:val="20"/>
-                <w:highlight w:val="white"/>
-                <w:rtl w:val="0"/>
-              </w:rPr>
-              <w:t xml:space="preserve">20</w:t>
-            </w:r>
-          </w:p>
-        </w:tc>
-        <w:tc>
-          <w:tcPr>
-            <w:tcBorders>
-              <w:top w:color="000000" w:space="0" w:sz="5" w:val="single"/>
-              <w:left w:color="000000" w:space="0" w:sz="5" w:val="single"/>
-              <w:bottom w:color="000000" w:space="0" w:sz="5" w:val="single"/>
-              <w:right w:color="000000" w:space="0" w:sz="5" w:val="single"/>
-            </w:tcBorders>
-          </w:tcPr>
-          <w:p>
-            <w:pPr>
-              <w:rPr>
-                <w:rFonts w:ascii="Times New Roman" w:cs="Times New Roman" w:eastAsia="Times New Roman" w:hAnsi="Times New Roman"/>
-                <w:sz w:val="20"/>
-                <w:szCs w:val="20"/>
-                <w:highlight w:val="white"/>
-              </w:rPr>
-            </w:pPr>
-            <w:r>
-              <w:rPr>
-                <w:rFonts w:ascii="Times New Roman" w:cs="Times New Roman" w:eastAsia="Times New Roman" w:hAnsi="Times New Roman"/>
-                <w:sz w:val="20"/>
-                <w:szCs w:val="20"/>
-                <w:highlight w:val="white"/>
-                <w:rtl w:val="0"/>
-              </w:rPr>
-              <w:t xml:space="preserve">SapBERT</w:t>
-            </w:r>
-          </w:p>
-        </w:tc>
-        <w:tc>
-          <w:tcPr>
-            <w:tcBorders>
-              <w:top w:color="000000" w:space="0" w:sz="5" w:val="single"/>
-              <w:left w:color="000000" w:space="0" w:sz="5" w:val="single"/>
-              <w:bottom w:color="000000" w:space="0" w:sz="5" w:val="single"/>
-              <w:right w:color="000000" w:space="0" w:sz="5" w:val="single"/>
-            </w:tcBorders>
-          </w:tcPr>
-          <w:p>
-            <w:pPr>
-              <w:rPr>
-                <w:rFonts w:ascii="Times New Roman" w:cs="Times New Roman" w:eastAsia="Times New Roman" w:hAnsi="Times New Roman"/>
-                <w:sz w:val="20"/>
-                <w:szCs w:val="20"/>
-                <w:highlight w:val="white"/>
-              </w:rPr>
-            </w:pPr>
-            <w:r>
-              <w:rPr>
-                <w:rFonts w:ascii="Times New Roman" w:cs="Times New Roman" w:eastAsia="Times New Roman" w:hAnsi="Times New Roman"/>
-                <w:sz w:val="20"/>
-                <w:szCs w:val="20"/>
-                <w:highlight w:val="white"/>
-                <w:rtl w:val="0"/>
-              </w:rPr>
-              <w:t xml:space="preserve">Open Source</w:t>
-            </w:r>
-          </w:p>
-        </w:tc>
-        <w:tc>
-          <w:tcPr>
-            <w:tcBorders>
-              <w:top w:color="000000" w:space="0" w:sz="5" w:val="single"/>
-              <w:left w:color="000000" w:space="0" w:sz="5" w:val="single"/>
-              <w:bottom w:color="000000" w:space="0" w:sz="5" w:val="single"/>
-              <w:right w:color="000000" w:space="0" w:sz="5" w:val="single"/>
-            </w:tcBorders>
-          </w:tcPr>
-          <w:p>
-            <w:pPr>
-              <w:rPr>
-                <w:rFonts w:ascii="Times New Roman" w:cs="Times New Roman" w:eastAsia="Times New Roman" w:hAnsi="Times New Roman"/>
-                <w:sz w:val="20"/>
-                <w:szCs w:val="20"/>
-                <w:highlight w:val="white"/>
-              </w:rPr>
-            </w:pPr>
-            <w:r>
-              <w:rPr>
-                <w:rFonts w:ascii="Times New Roman" w:cs="Times New Roman" w:eastAsia="Times New Roman" w:hAnsi="Times New Roman"/>
-                <w:sz w:val="20"/>
-                <w:szCs w:val="20"/>
-                <w:highlight w:val="white"/>
-                <w:rtl w:val="0"/>
-              </w:rPr>
-              <w:t xml:space="preserve">https://huggingface.co/cambridgeltl/SapBERT-from-PubMedBERT-fulltext</w:t>
-            </w:r>
-          </w:p>
-        </w:tc>
-        <w:tc>
-          <w:tcPr>
-            <w:tcBorders>
-              <w:top w:color="000000" w:space="0" w:sz="5" w:val="single"/>
-              <w:left w:color="000000" w:space="0" w:sz="5" w:val="single"/>
-              <w:bottom w:color="000000" w:space="0" w:sz="5" w:val="single"/>
-              <w:right w:color="000000" w:space="0" w:sz="5" w:val="single"/>
-            </w:tcBorders>
-          </w:tcPr>
-          <w:p>
-            <w:pPr>
-              <w:rPr>
-                <w:rFonts w:ascii="Times New Roman" w:cs="Times New Roman" w:eastAsia="Times New Roman" w:hAnsi="Times New Roman"/>
-                <w:sz w:val="20"/>
-                <w:szCs w:val="20"/>
-                <w:highlight w:val="white"/>
-              </w:rPr>
-            </w:pPr>
-            <w:r>
-              <w:rPr>
-                <w:rFonts w:ascii="Times New Roman" w:cs="Times New Roman" w:eastAsia="Times New Roman" w:hAnsi="Times New Roman"/>
-                <w:sz w:val="20"/>
-                <w:szCs w:val="20"/>
-                <w:highlight w:val="white"/>
-                <w:rtl w:val="0"/>
-              </w:rPr>
-              <w:t xml:space="preserve">768</w:t>
-            </w:r>
-          </w:p>
-        </w:tc>
-        <w:tc>
-          <w:tcPr>
-            <w:tcBorders>
-              <w:top w:color="000000" w:space="0" w:sz="5" w:val="single"/>
-              <w:left w:color="000000" w:space="0" w:sz="5" w:val="single"/>
-              <w:bottom w:color="000000" w:space="0" w:sz="5" w:val="single"/>
-              <w:right w:color="000000" w:space="0" w:sz="5" w:val="single"/>
-            </w:tcBorders>
-          </w:tcPr>
-          <w:p>
-            <w:pPr>
-              <w:rPr>
-                <w:rFonts w:ascii="Times New Roman" w:cs="Times New Roman" w:eastAsia="Times New Roman" w:hAnsi="Times New Roman"/>
-                <w:sz w:val="20"/>
-                <w:szCs w:val="20"/>
-                <w:highlight w:val="white"/>
-              </w:rPr>
-            </w:pPr>
-            <w:r>
-              <w:rPr>
-                <w:rFonts w:ascii="Times New Roman" w:cs="Times New Roman" w:eastAsia="Times New Roman" w:hAnsi="Times New Roman"/>
-                <w:sz w:val="20"/>
-                <w:szCs w:val="20"/>
-                <w:highlight w:val="white"/>
-                <w:rtl w:val="0"/>
-              </w:rPr>
-              <w:t xml:space="preserve">109 Million</w:t>
-            </w:r>
-          </w:p>
-        </w:tc>
-        <w:tc>
-          <w:tcPr>
-            <w:tcBorders>
-              <w:top w:color="000000" w:space="0" w:sz="5" w:val="single"/>
-              <w:left w:color="000000" w:space="0" w:sz="5" w:val="single"/>
-              <w:bottom w:color="000000" w:space="0" w:sz="5" w:val="single"/>
-              <w:right w:color="000000" w:space="0" w:sz="5" w:val="single"/>
-            </w:tcBorders>
-          </w:tcPr>
-          <w:p>
-            <w:pPr>
-              <w:rPr>
-                <w:rFonts w:ascii="Times New Roman" w:cs="Times New Roman" w:eastAsia="Times New Roman" w:hAnsi="Times New Roman"/>
-                <w:sz w:val="20"/>
-                <w:szCs w:val="20"/>
-                <w:highlight w:val="white"/>
-              </w:rPr>
-            </w:pPr>
-            <w:r>
-              <w:rPr>
-                <w:rtl w:val="0"/>
-              </w:rPr>
-            </w:r>
-          </w:p>
-        </w:tc>
-      </w:tr>
-      <w:tr>
-        <w:trPr>
-          <w:cantSplit w:val="0"/>
-          <w:trHeight w:val="450" w:hRule="atLeast"/>
-          <w:tblHeader w:val="0"/>
-        </w:trPr>
-        <w:tc>
-          <w:tcPr>
-            <w:tcBorders>
-              <w:top w:color="000000" w:space="0" w:sz="5" w:val="single"/>
-              <w:left w:color="000000" w:space="0" w:sz="5" w:val="single"/>
-              <w:bottom w:color="000000" w:space="0" w:sz="5" w:val="single"/>
-              <w:right w:color="000000" w:space="0" w:sz="5" w:val="single"/>
-            </w:tcBorders>
-          </w:tcPr>
-          <w:p>
-            <w:pPr>
-              <w:rPr>
-                <w:rFonts w:ascii="Times New Roman" w:cs="Times New Roman" w:eastAsia="Times New Roman" w:hAnsi="Times New Roman"/>
-                <w:sz w:val="20"/>
-                <w:szCs w:val="20"/>
-                <w:highlight w:val="white"/>
-              </w:rPr>
-            </w:pPr>
-            <w:r>
-              <w:rPr>
-                <w:rFonts w:ascii="Times New Roman" w:cs="Times New Roman" w:eastAsia="Times New Roman" w:hAnsi="Times New Roman"/>
-                <w:sz w:val="20"/>
-                <w:szCs w:val="20"/>
-                <w:highlight w:val="white"/>
-                <w:rtl w:val="0"/>
-              </w:rPr>
-              <w:t xml:space="preserve">21</w:t>
-            </w:r>
-          </w:p>
-        </w:tc>
-        <w:tc>
-          <w:tcPr>
-            <w:tcBorders>
-              <w:top w:color="000000" w:space="0" w:sz="5" w:val="single"/>
-              <w:left w:color="000000" w:space="0" w:sz="5" w:val="single"/>
-              <w:bottom w:color="000000" w:space="0" w:sz="5" w:val="single"/>
-              <w:right w:color="000000" w:space="0" w:sz="5" w:val="single"/>
-            </w:tcBorders>
-          </w:tcPr>
-          <w:p>
-            <w:pPr>
-              <w:rPr>
-                <w:rFonts w:ascii="Times New Roman" w:cs="Times New Roman" w:eastAsia="Times New Roman" w:hAnsi="Times New Roman"/>
-                <w:sz w:val="20"/>
-                <w:szCs w:val="20"/>
-                <w:highlight w:val="white"/>
-              </w:rPr>
-            </w:pPr>
-            <w:r>
-              <w:rPr>
-                <w:rFonts w:ascii="Times New Roman" w:cs="Times New Roman" w:eastAsia="Times New Roman" w:hAnsi="Times New Roman"/>
-                <w:sz w:val="20"/>
-                <w:szCs w:val="20"/>
-                <w:highlight w:val="white"/>
-                <w:rtl w:val="0"/>
-              </w:rPr>
-              <w:t xml:space="preserve">clinicalBERT</w:t>
-            </w:r>
-          </w:p>
-        </w:tc>
-        <w:tc>
-          <w:tcPr>
-            <w:tcBorders>
-              <w:top w:color="000000" w:space="0" w:sz="5" w:val="single"/>
-              <w:left w:color="000000" w:space="0" w:sz="5" w:val="single"/>
-              <w:bottom w:color="000000" w:space="0" w:sz="5" w:val="single"/>
-              <w:right w:color="000000" w:space="0" w:sz="5" w:val="single"/>
-            </w:tcBorders>
-          </w:tcPr>
-          <w:p>
-            <w:pPr>
-              <w:rPr>
-                <w:rFonts w:ascii="Times New Roman" w:cs="Times New Roman" w:eastAsia="Times New Roman" w:hAnsi="Times New Roman"/>
-                <w:sz w:val="20"/>
-                <w:szCs w:val="20"/>
-                <w:highlight w:val="white"/>
-              </w:rPr>
-            </w:pPr>
-            <w:r>
-              <w:rPr>
-                <w:rFonts w:ascii="Times New Roman" w:cs="Times New Roman" w:eastAsia="Times New Roman" w:hAnsi="Times New Roman"/>
-                <w:sz w:val="20"/>
-                <w:szCs w:val="20"/>
-                <w:highlight w:val="white"/>
-                <w:rtl w:val="0"/>
-              </w:rPr>
-              <w:t xml:space="preserve">Open Source</w:t>
-            </w:r>
-          </w:p>
-        </w:tc>
-        <w:tc>
-          <w:tcPr>
-            <w:tcBorders>
-              <w:top w:color="000000" w:space="0" w:sz="5" w:val="single"/>
-              <w:left w:color="000000" w:space="0" w:sz="5" w:val="single"/>
-              <w:bottom w:color="000000" w:space="0" w:sz="5" w:val="single"/>
-              <w:right w:color="000000" w:space="0" w:sz="5" w:val="single"/>
-            </w:tcBorders>
-          </w:tcPr>
-          <w:p>
-            <w:pPr>
-              <w:rPr>
-                <w:rFonts w:ascii="Times New Roman" w:cs="Times New Roman" w:eastAsia="Times New Roman" w:hAnsi="Times New Roman"/>
-                <w:sz w:val="20"/>
-                <w:szCs w:val="20"/>
-                <w:highlight w:val="white"/>
-              </w:rPr>
-            </w:pPr>
-            <w:r>
-              <w:rPr>
-                <w:rFonts w:ascii="Times New Roman" w:cs="Times New Roman" w:eastAsia="Times New Roman" w:hAnsi="Times New Roman"/>
-                <w:sz w:val="20"/>
-                <w:szCs w:val="20"/>
-                <w:highlight w:val="white"/>
-                <w:rtl w:val="0"/>
-              </w:rPr>
-              <w:t xml:space="preserve">https://huggingface.co/medicalai/ClinicalBERT</w:t>
-            </w:r>
-          </w:p>
-        </w:tc>
-        <w:tc>
-          <w:tcPr>
-            <w:tcBorders>
-              <w:top w:color="000000" w:space="0" w:sz="5" w:val="single"/>
-              <w:left w:color="000000" w:space="0" w:sz="5" w:val="single"/>
-              <w:bottom w:color="000000" w:space="0" w:sz="5" w:val="single"/>
-              <w:right w:color="000000" w:space="0" w:sz="5" w:val="single"/>
-            </w:tcBorders>
-          </w:tcPr>
-          <w:p>
-            <w:pPr>
-              <w:rPr>
-                <w:rFonts w:ascii="Times New Roman" w:cs="Times New Roman" w:eastAsia="Times New Roman" w:hAnsi="Times New Roman"/>
-                <w:sz w:val="20"/>
-                <w:szCs w:val="20"/>
-                <w:highlight w:val="white"/>
-              </w:rPr>
-            </w:pPr>
-            <w:r>
-              <w:rPr>
-                <w:rFonts w:ascii="Times New Roman" w:cs="Times New Roman" w:eastAsia="Times New Roman" w:hAnsi="Times New Roman"/>
-                <w:sz w:val="20"/>
-                <w:szCs w:val="20"/>
-                <w:highlight w:val="white"/>
-                <w:rtl w:val="0"/>
-              </w:rPr>
-              <w:t xml:space="preserve">768</w:t>
-            </w:r>
-          </w:p>
-        </w:tc>
-        <w:tc>
-          <w:tcPr>
-            <w:tcBorders>
-              <w:top w:color="000000" w:space="0" w:sz="5" w:val="single"/>
-              <w:left w:color="000000" w:space="0" w:sz="5" w:val="single"/>
-              <w:bottom w:color="000000" w:space="0" w:sz="5" w:val="single"/>
-              <w:right w:color="000000" w:space="0" w:sz="5" w:val="single"/>
-            </w:tcBorders>
-          </w:tcPr>
-          <w:p>
-            <w:pPr>
-              <w:rPr>
-                <w:rFonts w:ascii="Times New Roman" w:cs="Times New Roman" w:eastAsia="Times New Roman" w:hAnsi="Times New Roman"/>
-                <w:sz w:val="20"/>
-                <w:szCs w:val="20"/>
-                <w:highlight w:val="white"/>
-              </w:rPr>
-            </w:pPr>
-            <w:r>
-              <w:rPr>
-                <w:rFonts w:ascii="Times New Roman" w:cs="Times New Roman" w:eastAsia="Times New Roman" w:hAnsi="Times New Roman"/>
-                <w:sz w:val="20"/>
-                <w:szCs w:val="20"/>
-                <w:highlight w:val="white"/>
-                <w:rtl w:val="0"/>
-              </w:rPr>
-              <w:t xml:space="preserve">110 Million </w:t>
-            </w:r>
-          </w:p>
-        </w:tc>
-        <w:tc>
-          <w:tcPr>
-            <w:tcBorders>
-              <w:top w:color="000000" w:space="0" w:sz="5" w:val="single"/>
-              <w:left w:color="000000" w:space="0" w:sz="5" w:val="single"/>
-              <w:bottom w:color="000000" w:space="0" w:sz="5" w:val="single"/>
-              <w:right w:color="000000" w:space="0" w:sz="5" w:val="single"/>
-            </w:tcBorders>
-          </w:tcPr>
-          <w:p>
-            <w:pPr>
-              <w:rPr>
-                <w:rFonts w:ascii="Times New Roman" w:cs="Times New Roman" w:eastAsia="Times New Roman" w:hAnsi="Times New Roman"/>
-                <w:sz w:val="20"/>
-                <w:szCs w:val="20"/>
-                <w:highlight w:val="white"/>
-              </w:rPr>
-            </w:pPr>
-            <w:r>
-              <w:rPr>
-                <w:rtl w:val="0"/>
-              </w:rPr>
-            </w:r>
-          </w:p>
-        </w:tc>
-      </w:tr>
-      <w:tr>
-        <w:trPr>
-          <w:cantSplit w:val="0"/>
-          <w:trHeight w:val="450" w:hRule="atLeast"/>
-          <w:tblHeader w:val="0"/>
-        </w:trPr>
-        <w:tc>
-          <w:tcPr>
-            <w:tcBorders>
-              <w:top w:color="000000" w:space="0" w:sz="5" w:val="single"/>
-              <w:left w:color="000000" w:space="0" w:sz="5" w:val="single"/>
-              <w:bottom w:color="000000" w:space="0" w:sz="5" w:val="single"/>
-              <w:right w:color="000000" w:space="0" w:sz="5" w:val="single"/>
-            </w:tcBorders>
-          </w:tcPr>
-          <w:p>
-            <w:pPr>
-              <w:rPr>
-                <w:rFonts w:ascii="Times New Roman" w:cs="Times New Roman" w:eastAsia="Times New Roman" w:hAnsi="Times New Roman"/>
-                <w:sz w:val="20"/>
-                <w:szCs w:val="20"/>
-                <w:highlight w:val="white"/>
-              </w:rPr>
-            </w:pPr>
-            <w:r>
-              <w:rPr>
-                <w:rFonts w:ascii="Times New Roman" w:cs="Times New Roman" w:eastAsia="Times New Roman" w:hAnsi="Times New Roman"/>
-                <w:sz w:val="20"/>
-                <w:szCs w:val="20"/>
-                <w:highlight w:val="white"/>
-                <w:rtl w:val="0"/>
-              </w:rPr>
-              <w:t xml:space="preserve">22</w:t>
-            </w:r>
-          </w:p>
-        </w:tc>
-        <w:tc>
-          <w:tcPr>
-            <w:tcBorders>
-              <w:top w:color="000000" w:space="0" w:sz="5" w:val="single"/>
-              <w:left w:color="000000" w:space="0" w:sz="5" w:val="single"/>
-              <w:bottom w:color="000000" w:space="0" w:sz="5" w:val="single"/>
-              <w:right w:color="000000" w:space="0" w:sz="5" w:val="single"/>
-            </w:tcBorders>
-          </w:tcPr>
-          <w:p>
-            <w:pPr>
-              <w:rPr>
-                <w:rFonts w:ascii="Times New Roman" w:cs="Times New Roman" w:eastAsia="Times New Roman" w:hAnsi="Times New Roman"/>
-                <w:sz w:val="20"/>
-                <w:szCs w:val="20"/>
-                <w:highlight w:val="white"/>
-              </w:rPr>
-            </w:pPr>
-            <w:r>
-              <w:rPr>
-                <w:rFonts w:ascii="Times New Roman" w:cs="Times New Roman" w:eastAsia="Times New Roman" w:hAnsi="Times New Roman"/>
-                <w:sz w:val="20"/>
-                <w:szCs w:val="20"/>
-                <w:highlight w:val="white"/>
-                <w:rtl w:val="0"/>
-              </w:rPr>
-              <w:t xml:space="preserve">LaBSE</w:t>
-            </w:r>
-          </w:p>
-        </w:tc>
-        <w:tc>
-          <w:tcPr>
-            <w:tcBorders>
-              <w:top w:color="000000" w:space="0" w:sz="5" w:val="single"/>
-              <w:left w:color="000000" w:space="0" w:sz="5" w:val="single"/>
-              <w:bottom w:color="000000" w:space="0" w:sz="5" w:val="single"/>
-              <w:right w:color="000000" w:space="0" w:sz="5" w:val="single"/>
-            </w:tcBorders>
-          </w:tcPr>
-          <w:p>
-            <w:pPr>
-              <w:rPr>
-                <w:rFonts w:ascii="Times New Roman" w:cs="Times New Roman" w:eastAsia="Times New Roman" w:hAnsi="Times New Roman"/>
-                <w:sz w:val="20"/>
-                <w:szCs w:val="20"/>
-                <w:highlight w:val="white"/>
-              </w:rPr>
-            </w:pPr>
-            <w:r>
-              <w:rPr>
-                <w:rFonts w:ascii="Times New Roman" w:cs="Times New Roman" w:eastAsia="Times New Roman" w:hAnsi="Times New Roman"/>
-                <w:sz w:val="20"/>
-                <w:szCs w:val="20"/>
-                <w:highlight w:val="white"/>
-                <w:rtl w:val="0"/>
-              </w:rPr>
-              <w:t xml:space="preserve">Open Source</w:t>
-            </w:r>
-          </w:p>
-        </w:tc>
-        <w:tc>
-          <w:tcPr>
-            <w:tcBorders>
-              <w:top w:color="000000" w:space="0" w:sz="5" w:val="single"/>
-              <w:left w:color="000000" w:space="0" w:sz="5" w:val="single"/>
-              <w:bottom w:color="000000" w:space="0" w:sz="5" w:val="single"/>
-              <w:right w:color="000000" w:space="0" w:sz="5" w:val="single"/>
-            </w:tcBorders>
-          </w:tcPr>
-          <w:p>
-            <w:pPr>
-              <w:rPr>
-                <w:rFonts w:ascii="Times New Roman" w:cs="Times New Roman" w:eastAsia="Times New Roman" w:hAnsi="Times New Roman"/>
-                <w:sz w:val="20"/>
-                <w:szCs w:val="20"/>
-                <w:highlight w:val="white"/>
-              </w:rPr>
-            </w:pPr>
-            <w:r>
-              <w:rPr>
-                <w:rFonts w:ascii="Times New Roman" w:cs="Times New Roman" w:eastAsia="Times New Roman" w:hAnsi="Times New Roman"/>
-                <w:sz w:val="20"/>
-                <w:szCs w:val="20"/>
-                <w:highlight w:val="white"/>
-                <w:rtl w:val="0"/>
-              </w:rPr>
-              <w:t xml:space="preserve">https://huggingface.co/sentence-transformers/LaBSE</w:t>
-            </w:r>
-          </w:p>
-        </w:tc>
-        <w:tc>
-          <w:tcPr>
-            <w:tcBorders>
-              <w:top w:color="000000" w:space="0" w:sz="5" w:val="single"/>
-              <w:left w:color="000000" w:space="0" w:sz="5" w:val="single"/>
-              <w:bottom w:color="000000" w:space="0" w:sz="5" w:val="single"/>
-              <w:right w:color="000000" w:space="0" w:sz="5" w:val="single"/>
-            </w:tcBorders>
-          </w:tcPr>
-          <w:p>
-            <w:pPr>
-              <w:rPr>
-                <w:rFonts w:ascii="Times New Roman" w:cs="Times New Roman" w:eastAsia="Times New Roman" w:hAnsi="Times New Roman"/>
-                <w:sz w:val="20"/>
-                <w:szCs w:val="20"/>
-                <w:highlight w:val="white"/>
-              </w:rPr>
-            </w:pPr>
-            <w:r>
-              <w:rPr>
-                <w:rFonts w:ascii="Times New Roman" w:cs="Times New Roman" w:eastAsia="Times New Roman" w:hAnsi="Times New Roman"/>
-                <w:sz w:val="20"/>
-                <w:szCs w:val="20"/>
-                <w:highlight w:val="white"/>
-                <w:rtl w:val="0"/>
-              </w:rPr>
-              <w:t xml:space="preserve">768</w:t>
-            </w:r>
-          </w:p>
-        </w:tc>
-        <w:tc>
-          <w:tcPr>
-            <w:tcBorders>
-              <w:top w:color="000000" w:space="0" w:sz="5" w:val="single"/>
-              <w:left w:color="000000" w:space="0" w:sz="5" w:val="single"/>
-              <w:bottom w:color="000000" w:space="0" w:sz="5" w:val="single"/>
-              <w:right w:color="000000" w:space="0" w:sz="5" w:val="single"/>
-            </w:tcBorders>
-          </w:tcPr>
-          <w:p>
-            <w:pPr>
-              <w:rPr>
-                <w:rFonts w:ascii="Times New Roman" w:cs="Times New Roman" w:eastAsia="Times New Roman" w:hAnsi="Times New Roman"/>
-                <w:sz w:val="20"/>
-                <w:szCs w:val="20"/>
-                <w:highlight w:val="white"/>
-              </w:rPr>
-            </w:pPr>
-            <w:r>
-              <w:rPr>
-                <w:rFonts w:ascii="Times New Roman" w:cs="Times New Roman" w:eastAsia="Times New Roman" w:hAnsi="Times New Roman"/>
-                <w:sz w:val="20"/>
-                <w:szCs w:val="20"/>
-                <w:highlight w:val="white"/>
-                <w:rtl w:val="0"/>
-              </w:rPr>
-              <w:t xml:space="preserve">Approx  470 Million</w:t>
-            </w:r>
-          </w:p>
-        </w:tc>
-        <w:tc>
-          <w:tcPr>
-            <w:tcBorders>
-              <w:top w:color="000000" w:space="0" w:sz="5" w:val="single"/>
-              <w:left w:color="000000" w:space="0" w:sz="5" w:val="single"/>
-              <w:bottom w:color="000000" w:space="0" w:sz="5" w:val="single"/>
-              <w:right w:color="000000" w:space="0" w:sz="5" w:val="single"/>
-            </w:tcBorders>
-          </w:tcPr>
-          <w:p>
-            <w:pPr>
-              <w:rPr>
-                <w:rFonts w:ascii="Times New Roman" w:cs="Times New Roman" w:eastAsia="Times New Roman" w:hAnsi="Times New Roman"/>
-                <w:sz w:val="20"/>
-                <w:szCs w:val="20"/>
-                <w:highlight w:val="white"/>
-              </w:rPr>
-            </w:pPr>
-            <w:r>
-              <w:rPr>
-                <w:rtl w:val="0"/>
-              </w:rPr>
-            </w:r>
-          </w:p>
-        </w:tc>
-      </w:tr>
-      <w:tr>
-        <w:trPr>
-          <w:cantSplit w:val="0"/>
-          <w:trHeight w:val="450" w:hRule="atLeast"/>
-          <w:tblHeader w:val="0"/>
-        </w:trPr>
-        <w:tc>
-          <w:tcPr>
-            <w:tcBorders>
-              <w:top w:color="000000" w:space="0" w:sz="5" w:val="single"/>
-              <w:left w:color="000000" w:space="0" w:sz="5" w:val="single"/>
-              <w:bottom w:color="000000" w:space="0" w:sz="5" w:val="single"/>
-              <w:right w:color="000000" w:space="0" w:sz="5" w:val="single"/>
-            </w:tcBorders>
-          </w:tcPr>
-          <w:p>
-            <w:pPr>
-              <w:rPr>
-                <w:rFonts w:ascii="Times New Roman" w:cs="Times New Roman" w:eastAsia="Times New Roman" w:hAnsi="Times New Roman"/>
-                <w:sz w:val="20"/>
-                <w:szCs w:val="20"/>
-                <w:highlight w:val="white"/>
-              </w:rPr>
-            </w:pPr>
-            <w:r>
-              <w:rPr>
-                <w:rFonts w:ascii="Times New Roman" w:cs="Times New Roman" w:eastAsia="Times New Roman" w:hAnsi="Times New Roman"/>
-                <w:sz w:val="20"/>
-                <w:szCs w:val="20"/>
-                <w:highlight w:val="white"/>
-                <w:rtl w:val="0"/>
-              </w:rPr>
-              <w:t xml:space="preserve">23</w:t>
-            </w:r>
-          </w:p>
-        </w:tc>
-        <w:tc>
-          <w:tcPr>
-            <w:tcBorders>
-              <w:top w:color="000000" w:space="0" w:sz="5" w:val="single"/>
-              <w:left w:color="000000" w:space="0" w:sz="5" w:val="single"/>
-              <w:bottom w:color="000000" w:space="0" w:sz="5" w:val="single"/>
-              <w:right w:color="000000" w:space="0" w:sz="5" w:val="single"/>
-            </w:tcBorders>
-          </w:tcPr>
-          <w:p>
-            <w:pPr>
-              <w:rPr>
-                <w:rFonts w:ascii="Times New Roman" w:cs="Times New Roman" w:eastAsia="Times New Roman" w:hAnsi="Times New Roman"/>
-                <w:sz w:val="20"/>
-                <w:szCs w:val="20"/>
-                <w:highlight w:val="white"/>
-              </w:rPr>
-            </w:pPr>
-            <w:r>
-              <w:rPr>
-                <w:rFonts w:ascii="Times New Roman" w:cs="Times New Roman" w:eastAsia="Times New Roman" w:hAnsi="Times New Roman"/>
-                <w:sz w:val="20"/>
-                <w:szCs w:val="20"/>
-                <w:highlight w:val="white"/>
-                <w:rtl w:val="0"/>
-              </w:rPr>
-              <w:t xml:space="preserve">BioGPT</w:t>
-            </w:r>
-          </w:p>
-        </w:tc>
-        <w:tc>
-          <w:tcPr>
-            <w:tcBorders>
-              <w:top w:color="000000" w:space="0" w:sz="5" w:val="single"/>
-              <w:left w:color="000000" w:space="0" w:sz="5" w:val="single"/>
-              <w:bottom w:color="000000" w:space="0" w:sz="5" w:val="single"/>
-              <w:right w:color="000000" w:space="0" w:sz="5" w:val="single"/>
-            </w:tcBorders>
-          </w:tcPr>
-          <w:p>
-            <w:pPr>
-              <w:rPr>
-                <w:rFonts w:ascii="Times New Roman" w:cs="Times New Roman" w:eastAsia="Times New Roman" w:hAnsi="Times New Roman"/>
-                <w:sz w:val="20"/>
-                <w:szCs w:val="20"/>
-                <w:highlight w:val="white"/>
-              </w:rPr>
-            </w:pPr>
-            <w:r>
-              <w:rPr>
-                <w:rFonts w:ascii="Times New Roman" w:cs="Times New Roman" w:eastAsia="Times New Roman" w:hAnsi="Times New Roman"/>
-                <w:sz w:val="20"/>
-                <w:szCs w:val="20"/>
-                <w:highlight w:val="white"/>
-                <w:rtl w:val="0"/>
-              </w:rPr>
-              <w:t xml:space="preserve">Open Source</w:t>
-            </w:r>
-          </w:p>
-        </w:tc>
-        <w:tc>
-          <w:tcPr>
-            <w:tcBorders>
-              <w:top w:color="000000" w:space="0" w:sz="5" w:val="single"/>
-              <w:left w:color="000000" w:space="0" w:sz="5" w:val="single"/>
-              <w:bottom w:color="000000" w:space="0" w:sz="5" w:val="single"/>
-              <w:right w:color="000000" w:space="0" w:sz="5" w:val="single"/>
-            </w:tcBorders>
-          </w:tcPr>
-          <w:p>
-            <w:pPr>
-              <w:rPr>
-                <w:rFonts w:ascii="Times New Roman" w:cs="Times New Roman" w:eastAsia="Times New Roman" w:hAnsi="Times New Roman"/>
-                <w:sz w:val="20"/>
-                <w:szCs w:val="20"/>
-                <w:highlight w:val="white"/>
-              </w:rPr>
-            </w:pPr>
-            <w:r>
-              <w:rPr>
-                <w:rFonts w:ascii="Times New Roman" w:cs="Times New Roman" w:eastAsia="Times New Roman" w:hAnsi="Times New Roman"/>
-                <w:sz w:val="20"/>
-                <w:szCs w:val="20"/>
-                <w:highlight w:val="white"/>
-                <w:rtl w:val="0"/>
-              </w:rPr>
-              <w:t xml:space="preserve">https://huggingface.co/microsoft/biogpt</w:t>
-            </w:r>
-          </w:p>
-        </w:tc>
-        <w:tc>
-          <w:tcPr>
-            <w:tcBorders>
-              <w:top w:color="000000" w:space="0" w:sz="5" w:val="single"/>
-              <w:left w:color="000000" w:space="0" w:sz="5" w:val="single"/>
-              <w:bottom w:color="000000" w:space="0" w:sz="5" w:val="single"/>
-              <w:right w:color="000000" w:space="0" w:sz="5" w:val="single"/>
-            </w:tcBorders>
-          </w:tcPr>
-          <w:p>
-            <w:pPr>
-              <w:rPr>
-                <w:rFonts w:ascii="Times New Roman" w:cs="Times New Roman" w:eastAsia="Times New Roman" w:hAnsi="Times New Roman"/>
-                <w:sz w:val="20"/>
-                <w:szCs w:val="20"/>
-                <w:highlight w:val="white"/>
-              </w:rPr>
-            </w:pPr>
-            <w:r>
-              <w:rPr>
-                <w:rFonts w:ascii="Times New Roman" w:cs="Times New Roman" w:eastAsia="Times New Roman" w:hAnsi="Times New Roman"/>
-                <w:sz w:val="20"/>
-                <w:szCs w:val="20"/>
-                <w:highlight w:val="white"/>
-                <w:rtl w:val="0"/>
-              </w:rPr>
-              <w:t xml:space="preserve">1024</w:t>
-            </w:r>
-          </w:p>
-        </w:tc>
-        <w:tc>
-          <w:tcPr>
-            <w:tcBorders>
-              <w:top w:color="000000" w:space="0" w:sz="5" w:val="single"/>
-              <w:left w:color="000000" w:space="0" w:sz="5" w:val="single"/>
-              <w:bottom w:color="000000" w:space="0" w:sz="5" w:val="single"/>
-              <w:right w:color="000000" w:space="0" w:sz="5" w:val="single"/>
-            </w:tcBorders>
-          </w:tcPr>
-          <w:p>
-            <w:pPr>
-              <w:rPr>
-                <w:rFonts w:ascii="Times New Roman" w:cs="Times New Roman" w:eastAsia="Times New Roman" w:hAnsi="Times New Roman"/>
-                <w:sz w:val="20"/>
-                <w:szCs w:val="20"/>
-                <w:highlight w:val="white"/>
-              </w:rPr>
-            </w:pPr>
-            <w:r>
-              <w:rPr>
-                <w:rFonts w:ascii="Times New Roman" w:cs="Times New Roman" w:eastAsia="Times New Roman" w:hAnsi="Times New Roman"/>
-                <w:sz w:val="20"/>
-                <w:szCs w:val="20"/>
-                <w:highlight w:val="white"/>
-                <w:rtl w:val="0"/>
-              </w:rPr>
-              <w:t xml:space="preserve">355 Million</w:t>
-            </w:r>
-          </w:p>
-        </w:tc>
-        <w:tc>
-          <w:tcPr>
-            <w:tcBorders>
-              <w:top w:color="000000" w:space="0" w:sz="5" w:val="single"/>
-              <w:left w:color="000000" w:space="0" w:sz="5" w:val="single"/>
-              <w:bottom w:color="000000" w:space="0" w:sz="5" w:val="single"/>
-              <w:right w:color="000000" w:space="0" w:sz="5" w:val="single"/>
-            </w:tcBorders>
-          </w:tcPr>
-          <w:p>
-            <w:pPr>
-              <w:rPr>
-                <w:rFonts w:ascii="Times New Roman" w:cs="Times New Roman" w:eastAsia="Times New Roman" w:hAnsi="Times New Roman"/>
-                <w:sz w:val="20"/>
-                <w:szCs w:val="20"/>
-                <w:highlight w:val="white"/>
-              </w:rPr>
-            </w:pPr>
-            <w:r>
-              <w:rPr>
-                <w:rtl w:val="0"/>
-              </w:rPr>
-            </w:r>
-          </w:p>
-        </w:tc>
-      </w:tr>
-      <w:tr>
-        <w:trPr>
-          <w:cantSplit w:val="0"/>
-          <w:trHeight w:val="450" w:hRule="atLeast"/>
-          <w:tblHeader w:val="0"/>
-        </w:trPr>
-        <w:tc>
-          <w:tcPr>
-            <w:tcBorders>
-              <w:top w:color="000000" w:space="0" w:sz="5" w:val="single"/>
-              <w:left w:color="000000" w:space="0" w:sz="5" w:val="single"/>
-              <w:bottom w:color="000000" w:space="0" w:sz="5" w:val="single"/>
-              <w:right w:color="000000" w:space="0" w:sz="5" w:val="single"/>
-            </w:tcBorders>
-          </w:tcPr>
-          <w:p>
-            <w:pPr>
-              <w:rPr>
-                <w:rFonts w:ascii="Times New Roman" w:cs="Times New Roman" w:eastAsia="Times New Roman" w:hAnsi="Times New Roman"/>
-                <w:sz w:val="20"/>
-                <w:szCs w:val="20"/>
-                <w:highlight w:val="white"/>
-              </w:rPr>
-            </w:pPr>
-            <w:r>
-              <w:rPr>
-                <w:rFonts w:ascii="Times New Roman" w:cs="Times New Roman" w:eastAsia="Times New Roman" w:hAnsi="Times New Roman"/>
-                <w:sz w:val="20"/>
-                <w:szCs w:val="20"/>
-                <w:highlight w:val="white"/>
-                <w:rtl w:val="0"/>
-              </w:rPr>
-              <w:t xml:space="preserve">24</w:t>
-            </w:r>
-          </w:p>
-        </w:tc>
-        <w:tc>
-          <w:tcPr>
-            <w:tcBorders>
-              <w:top w:color="000000" w:space="0" w:sz="5" w:val="single"/>
-              <w:left w:color="000000" w:space="0" w:sz="5" w:val="single"/>
-              <w:bottom w:color="000000" w:space="0" w:sz="5" w:val="single"/>
-              <w:right w:color="000000" w:space="0" w:sz="5" w:val="single"/>
-            </w:tcBorders>
-          </w:tcPr>
-          <w:p>
-            <w:pPr>
-              <w:rPr>
-                <w:rFonts w:ascii="Times New Roman" w:cs="Times New Roman" w:eastAsia="Times New Roman" w:hAnsi="Times New Roman"/>
-                <w:sz w:val="20"/>
-                <w:szCs w:val="20"/>
-                <w:highlight w:val="white"/>
-              </w:rPr>
-            </w:pPr>
-            <w:r>
-              <w:rPr>
-                <w:rFonts w:ascii="Times New Roman" w:cs="Times New Roman" w:eastAsia="Times New Roman" w:hAnsi="Times New Roman"/>
-                <w:sz w:val="20"/>
-                <w:szCs w:val="20"/>
-                <w:highlight w:val="white"/>
-                <w:rtl w:val="0"/>
-              </w:rPr>
-              <w:t xml:space="preserve">DeepSeek_8B</w:t>
-            </w:r>
-          </w:p>
-        </w:tc>
-        <w:tc>
-          <w:tcPr>
-            <w:tcBorders>
-              <w:top w:color="000000" w:space="0" w:sz="5" w:val="single"/>
-              <w:left w:color="000000" w:space="0" w:sz="5" w:val="single"/>
-              <w:bottom w:color="000000" w:space="0" w:sz="5" w:val="single"/>
-              <w:right w:color="000000" w:space="0" w:sz="5" w:val="single"/>
-            </w:tcBorders>
-          </w:tcPr>
-          <w:p>
-            <w:pPr>
-              <w:rPr>
-                <w:rFonts w:ascii="Times New Roman" w:cs="Times New Roman" w:eastAsia="Times New Roman" w:hAnsi="Times New Roman"/>
-                <w:sz w:val="20"/>
-                <w:szCs w:val="20"/>
-                <w:highlight w:val="white"/>
-              </w:rPr>
-            </w:pPr>
-            <w:r>
-              <w:rPr>
-                <w:rFonts w:ascii="Times New Roman" w:cs="Times New Roman" w:eastAsia="Times New Roman" w:hAnsi="Times New Roman"/>
-                <w:sz w:val="20"/>
-                <w:szCs w:val="20"/>
-                <w:highlight w:val="white"/>
-                <w:rtl w:val="0"/>
-              </w:rPr>
-              <w:t xml:space="preserve">Open Source</w:t>
-            </w:r>
-          </w:p>
-        </w:tc>
-        <w:tc>
-          <w:tcPr>
-            <w:tcBorders>
-              <w:top w:color="000000" w:space="0" w:sz="5" w:val="single"/>
-              <w:left w:color="000000" w:space="0" w:sz="5" w:val="single"/>
-              <w:bottom w:color="000000" w:space="0" w:sz="5" w:val="single"/>
-              <w:right w:color="000000" w:space="0" w:sz="5" w:val="single"/>
-            </w:tcBorders>
-          </w:tcPr>
-          <w:p>
-            <w:pPr>
-              <w:rPr>
-                <w:rFonts w:ascii="Times New Roman" w:cs="Times New Roman" w:eastAsia="Times New Roman" w:hAnsi="Times New Roman"/>
-                <w:sz w:val="20"/>
-                <w:szCs w:val="20"/>
-                <w:highlight w:val="white"/>
-              </w:rPr>
-            </w:pPr>
-            <w:r>
-              <w:rPr>
-                <w:rFonts w:ascii="Times New Roman" w:cs="Times New Roman" w:eastAsia="Times New Roman" w:hAnsi="Times New Roman"/>
-                <w:sz w:val="20"/>
-                <w:szCs w:val="20"/>
-                <w:highlight w:val="white"/>
-                <w:rtl w:val="0"/>
-              </w:rPr>
-              <w:t xml:space="preserve">https://ollama.com/library/deepseek-r1:8b</w:t>
-            </w:r>
-          </w:p>
-        </w:tc>
-        <w:tc>
-          <w:tcPr>
-            <w:tcBorders>
-              <w:top w:color="000000" w:space="0" w:sz="5" w:val="single"/>
-              <w:left w:color="000000" w:space="0" w:sz="5" w:val="single"/>
-              <w:bottom w:color="000000" w:space="0" w:sz="5" w:val="single"/>
-              <w:right w:color="000000" w:space="0" w:sz="5" w:val="single"/>
-            </w:tcBorders>
-          </w:tcPr>
-          <w:p>
-            <w:pPr>
-              <w:rPr>
-                <w:rFonts w:ascii="Times New Roman" w:cs="Times New Roman" w:eastAsia="Times New Roman" w:hAnsi="Times New Roman"/>
-                <w:sz w:val="20"/>
-                <w:szCs w:val="20"/>
-                <w:highlight w:val="white"/>
-              </w:rPr>
-            </w:pPr>
-            <w:r>
-              <w:rPr>
-                <w:rFonts w:ascii="Times New Roman" w:cs="Times New Roman" w:eastAsia="Times New Roman" w:hAnsi="Times New Roman"/>
-                <w:sz w:val="20"/>
-                <w:szCs w:val="20"/>
-                <w:highlight w:val="white"/>
-                <w:rtl w:val="0"/>
-              </w:rPr>
-              <w:t xml:space="preserve">4096</w:t>
-            </w:r>
-          </w:p>
-        </w:tc>
-        <w:tc>
-          <w:tcPr>
-            <w:tcBorders>
-              <w:top w:color="000000" w:space="0" w:sz="5" w:val="single"/>
-              <w:left w:color="000000" w:space="0" w:sz="5" w:val="single"/>
-              <w:bottom w:color="000000" w:space="0" w:sz="5" w:val="single"/>
-              <w:right w:color="000000" w:space="0" w:sz="5" w:val="single"/>
-            </w:tcBorders>
-          </w:tcPr>
-          <w:p>
-            <w:pPr>
-              <w:rPr>
-                <w:rFonts w:ascii="Times New Roman" w:cs="Times New Roman" w:eastAsia="Times New Roman" w:hAnsi="Times New Roman"/>
-                <w:sz w:val="20"/>
-                <w:szCs w:val="20"/>
-                <w:highlight w:val="white"/>
-              </w:rPr>
-            </w:pPr>
-            <w:r>
-              <w:rPr>
-                <w:rFonts w:ascii="Times New Roman" w:cs="Times New Roman" w:eastAsia="Times New Roman" w:hAnsi="Times New Roman"/>
-                <w:sz w:val="20"/>
-                <w:szCs w:val="20"/>
-                <w:highlight w:val="white"/>
-                <w:rtl w:val="0"/>
-              </w:rPr>
-              <w:t xml:space="preserve">8 Billion </w:t>
-            </w:r>
-          </w:p>
-        </w:tc>
-        <w:tc>
-          <w:tcPr>
-            <w:tcBorders>
-              <w:top w:color="000000" w:space="0" w:sz="5" w:val="single"/>
-              <w:left w:color="000000" w:space="0" w:sz="5" w:val="single"/>
-              <w:bottom w:color="000000" w:space="0" w:sz="5" w:val="single"/>
-              <w:right w:color="000000" w:space="0" w:sz="5" w:val="single"/>
-            </w:tcBorders>
-          </w:tcPr>
-          <w:p>
-            <w:pPr>
-              <w:rPr>
-                <w:rFonts w:ascii="Times New Roman" w:cs="Times New Roman" w:eastAsia="Times New Roman" w:hAnsi="Times New Roman"/>
-                <w:sz w:val="20"/>
-                <w:szCs w:val="20"/>
-                <w:highlight w:val="white"/>
-              </w:rPr>
-            </w:pPr>
-            <w:r>
-              <w:rPr>
-                <w:rtl w:val="0"/>
-              </w:rPr>
-            </w:r>
-          </w:p>
-        </w:tc>
-      </w:tr>
-      <w:tr>
-        <w:trPr>
-          <w:cantSplit w:val="0"/>
-          <w:trHeight w:val="450" w:hRule="atLeast"/>
-          <w:tblHeader w:val="0"/>
-        </w:trPr>
-        <w:tc>
-          <w:tcPr>
-            <w:tcBorders>
-              <w:top w:color="000000" w:space="0" w:sz="5" w:val="single"/>
-              <w:left w:color="000000" w:space="0" w:sz="5" w:val="single"/>
-              <w:bottom w:color="000000" w:space="0" w:sz="5" w:val="single"/>
-              <w:right w:color="000000" w:space="0" w:sz="5" w:val="single"/>
-            </w:tcBorders>
-          </w:tcPr>
-          <w:p>
-            <w:pPr>
-              <w:rPr>
-                <w:rFonts w:ascii="Times New Roman" w:cs="Times New Roman" w:eastAsia="Times New Roman" w:hAnsi="Times New Roman"/>
-                <w:sz w:val="20"/>
-                <w:szCs w:val="20"/>
-                <w:highlight w:val="white"/>
-              </w:rPr>
-            </w:pPr>
-            <w:r>
-              <w:rPr>
-                <w:rFonts w:ascii="Times New Roman" w:cs="Times New Roman" w:eastAsia="Times New Roman" w:hAnsi="Times New Roman"/>
-                <w:sz w:val="20"/>
-                <w:szCs w:val="20"/>
-                <w:highlight w:val="white"/>
-                <w:rtl w:val="0"/>
-              </w:rPr>
-              <w:t xml:space="preserve">25</w:t>
-            </w:r>
-          </w:p>
-        </w:tc>
-        <w:tc>
-          <w:tcPr>
-            <w:tcBorders>
-              <w:top w:color="000000" w:space="0" w:sz="5" w:val="single"/>
-              <w:left w:color="000000" w:space="0" w:sz="5" w:val="single"/>
-              <w:bottom w:color="000000" w:space="0" w:sz="5" w:val="single"/>
-              <w:right w:color="000000" w:space="0" w:sz="5" w:val="single"/>
-            </w:tcBorders>
-          </w:tcPr>
-          <w:p>
-            <w:pPr>
-              <w:rPr>
-                <w:rFonts w:ascii="Times New Roman" w:cs="Times New Roman" w:eastAsia="Times New Roman" w:hAnsi="Times New Roman"/>
-                <w:sz w:val="20"/>
-                <w:szCs w:val="20"/>
-                <w:highlight w:val="white"/>
-              </w:rPr>
-            </w:pPr>
-            <w:r>
-              <w:rPr>
-                <w:rFonts w:ascii="Times New Roman" w:cs="Times New Roman" w:eastAsia="Times New Roman" w:hAnsi="Times New Roman"/>
-                <w:sz w:val="20"/>
-                <w:szCs w:val="20"/>
-                <w:highlight w:val="white"/>
-                <w:rtl w:val="0"/>
-              </w:rPr>
-              <w:t xml:space="preserve">sciBERT</w:t>
-            </w:r>
-          </w:p>
-        </w:tc>
-        <w:tc>
-          <w:tcPr>
-            <w:tcBorders>
-              <w:top w:color="000000" w:space="0" w:sz="5" w:val="single"/>
-              <w:left w:color="000000" w:space="0" w:sz="5" w:val="single"/>
-              <w:bottom w:color="000000" w:space="0" w:sz="5" w:val="single"/>
-              <w:right w:color="000000" w:space="0" w:sz="5" w:val="single"/>
-            </w:tcBorders>
-          </w:tcPr>
-          <w:p>
-            <w:pPr>
-              <w:rPr>
-                <w:rFonts w:ascii="Times New Roman" w:cs="Times New Roman" w:eastAsia="Times New Roman" w:hAnsi="Times New Roman"/>
-                <w:sz w:val="20"/>
-                <w:szCs w:val="20"/>
-                <w:highlight w:val="white"/>
-              </w:rPr>
-            </w:pPr>
-            <w:r>
-              <w:rPr>
-                <w:rFonts w:ascii="Times New Roman" w:cs="Times New Roman" w:eastAsia="Times New Roman" w:hAnsi="Times New Roman"/>
-                <w:sz w:val="20"/>
-                <w:szCs w:val="20"/>
-                <w:highlight w:val="white"/>
-                <w:rtl w:val="0"/>
-              </w:rPr>
-              <w:t xml:space="preserve">Open Source</w:t>
-            </w:r>
-          </w:p>
-        </w:tc>
-        <w:tc>
-          <w:tcPr>
-            <w:tcBorders>
-              <w:top w:color="000000" w:space="0" w:sz="5" w:val="single"/>
-              <w:left w:color="000000" w:space="0" w:sz="5" w:val="single"/>
-              <w:bottom w:color="000000" w:space="0" w:sz="5" w:val="single"/>
-              <w:right w:color="000000" w:space="0" w:sz="5" w:val="single"/>
-            </w:tcBorders>
-          </w:tcPr>
-          <w:p>
-            <w:pPr>
-              <w:rPr>
-                <w:rFonts w:ascii="Times New Roman" w:cs="Times New Roman" w:eastAsia="Times New Roman" w:hAnsi="Times New Roman"/>
-                <w:sz w:val="20"/>
-                <w:szCs w:val="20"/>
-                <w:highlight w:val="white"/>
-              </w:rPr>
-            </w:pPr>
-            <w:r>
-              <w:rPr>
-                <w:rFonts w:ascii="Times New Roman" w:cs="Times New Roman" w:eastAsia="Times New Roman" w:hAnsi="Times New Roman"/>
-                <w:sz w:val="20"/>
-                <w:szCs w:val="20"/>
-                <w:highlight w:val="white"/>
-                <w:rtl w:val="0"/>
-              </w:rPr>
-              <w:t xml:space="preserve">https://huggingface.co/allenai/scibert_scivocab_uncased</w:t>
-            </w:r>
-          </w:p>
-        </w:tc>
-        <w:tc>
-          <w:tcPr>
-            <w:tcBorders>
-              <w:top w:color="000000" w:space="0" w:sz="5" w:val="single"/>
-              <w:left w:color="000000" w:space="0" w:sz="5" w:val="single"/>
-              <w:bottom w:color="000000" w:space="0" w:sz="5" w:val="single"/>
-              <w:right w:color="000000" w:space="0" w:sz="5" w:val="single"/>
-            </w:tcBorders>
-          </w:tcPr>
-          <w:p>
-            <w:pPr>
-              <w:rPr>
-                <w:rFonts w:ascii="Times New Roman" w:cs="Times New Roman" w:eastAsia="Times New Roman" w:hAnsi="Times New Roman"/>
-                <w:sz w:val="20"/>
-                <w:szCs w:val="20"/>
-                <w:highlight w:val="white"/>
-              </w:rPr>
-            </w:pPr>
-            <w:r>
-              <w:rPr>
-                <w:rFonts w:ascii="Times New Roman" w:cs="Times New Roman" w:eastAsia="Times New Roman" w:hAnsi="Times New Roman"/>
-                <w:sz w:val="20"/>
-                <w:szCs w:val="20"/>
-                <w:highlight w:val="white"/>
-                <w:rtl w:val="0"/>
-              </w:rPr>
-              <w:t xml:space="preserve">768</w:t>
-            </w:r>
-          </w:p>
-        </w:tc>
-        <w:tc>
-          <w:tcPr>
-            <w:tcBorders>
-              <w:top w:color="000000" w:space="0" w:sz="5" w:val="single"/>
-              <w:left w:color="000000" w:space="0" w:sz="5" w:val="single"/>
-              <w:bottom w:color="000000" w:space="0" w:sz="5" w:val="single"/>
-              <w:right w:color="000000" w:space="0" w:sz="5" w:val="single"/>
-            </w:tcBorders>
-          </w:tcPr>
-          <w:p>
-            <w:pPr>
-              <w:rPr>
-                <w:rFonts w:ascii="Times New Roman" w:cs="Times New Roman" w:eastAsia="Times New Roman" w:hAnsi="Times New Roman"/>
-                <w:sz w:val="20"/>
-                <w:szCs w:val="20"/>
-                <w:highlight w:val="white"/>
-              </w:rPr>
-            </w:pPr>
-            <w:r>
-              <w:rPr>
-                <w:rFonts w:ascii="Times New Roman" w:cs="Times New Roman" w:eastAsia="Times New Roman" w:hAnsi="Times New Roman"/>
-                <w:sz w:val="20"/>
-                <w:szCs w:val="20"/>
-                <w:highlight w:val="white"/>
-                <w:rtl w:val="0"/>
-              </w:rPr>
-              <w:t xml:space="preserve">Undisclosed</w:t>
-            </w:r>
-          </w:p>
-        </w:tc>
-        <w:tc>
-          <w:tcPr>
-            <w:tcBorders>
-              <w:top w:color="000000" w:space="0" w:sz="5" w:val="single"/>
-              <w:left w:color="000000" w:space="0" w:sz="5" w:val="single"/>
-              <w:bottom w:color="000000" w:space="0" w:sz="5" w:val="single"/>
-              <w:right w:color="000000" w:space="0" w:sz="5" w:val="single"/>
-            </w:tcBorders>
-          </w:tcPr>
-          <w:p>
-            <w:pPr>
-              <w:rPr>
-                <w:rFonts w:ascii="Times New Roman" w:cs="Times New Roman" w:eastAsia="Times New Roman" w:hAnsi="Times New Roman"/>
-                <w:sz w:val="20"/>
-                <w:szCs w:val="20"/>
-                <w:highlight w:val="white"/>
-              </w:rPr>
-            </w:pPr>
-            <w:r>
-              <w:rPr>
-                <w:rtl w:val="0"/>
-              </w:rPr>
-            </w:r>
-          </w:p>
-        </w:tc>
-      </w:tr>
-      <w:tr>
-        <w:trPr>
-          <w:cantSplit w:val="0"/>
-          <w:trHeight w:val="450" w:hRule="atLeast"/>
-          <w:tblHeader w:val="0"/>
-        </w:trPr>
-        <w:tc>
-          <w:tcPr>
-            <w:tcBorders>
-              <w:top w:color="000000" w:space="0" w:sz="5" w:val="single"/>
-              <w:left w:color="000000" w:space="0" w:sz="5" w:val="single"/>
-              <w:bottom w:color="000000" w:space="0" w:sz="5" w:val="single"/>
-              <w:right w:color="000000" w:space="0" w:sz="5" w:val="single"/>
-            </w:tcBorders>
-          </w:tcPr>
-          <w:p>
-            <w:pPr>
-              <w:rPr>
-                <w:rFonts w:ascii="Times New Roman" w:cs="Times New Roman" w:eastAsia="Times New Roman" w:hAnsi="Times New Roman"/>
-                <w:sz w:val="20"/>
-                <w:szCs w:val="20"/>
-                <w:highlight w:val="white"/>
-              </w:rPr>
-            </w:pPr>
-            <w:r>
-              <w:rPr>
-                <w:rFonts w:ascii="Times New Roman" w:cs="Times New Roman" w:eastAsia="Times New Roman" w:hAnsi="Times New Roman"/>
-                <w:sz w:val="20"/>
-                <w:szCs w:val="20"/>
-                <w:highlight w:val="white"/>
-                <w:rtl w:val="0"/>
-              </w:rPr>
-              <w:t xml:space="preserve">26</w:t>
-            </w:r>
-          </w:p>
-        </w:tc>
-        <w:tc>
-          <w:tcPr>
-            <w:tcBorders>
-              <w:top w:color="000000" w:space="0" w:sz="5" w:val="single"/>
-              <w:left w:color="000000" w:space="0" w:sz="5" w:val="single"/>
-              <w:bottom w:color="000000" w:space="0" w:sz="5" w:val="single"/>
-              <w:right w:color="000000" w:space="0" w:sz="5" w:val="single"/>
-            </w:tcBorders>
-          </w:tcPr>
-          <w:p>
-            <w:pPr>
-              <w:rPr>
-                <w:rFonts w:ascii="Times New Roman" w:cs="Times New Roman" w:eastAsia="Times New Roman" w:hAnsi="Times New Roman"/>
-                <w:sz w:val="20"/>
-                <w:szCs w:val="20"/>
-                <w:highlight w:val="white"/>
-              </w:rPr>
-            </w:pPr>
-            <w:r>
-              <w:rPr>
-                <w:rFonts w:ascii="Times New Roman" w:cs="Times New Roman" w:eastAsia="Times New Roman" w:hAnsi="Times New Roman"/>
-                <w:sz w:val="20"/>
-                <w:szCs w:val="20"/>
-                <w:highlight w:val="white"/>
-                <w:rtl w:val="0"/>
-              </w:rPr>
-              <w:t xml:space="preserve">nomic-embed-text</w:t>
-            </w:r>
-          </w:p>
-        </w:tc>
-        <w:tc>
-          <w:tcPr>
-            <w:tcBorders>
-              <w:top w:color="000000" w:space="0" w:sz="5" w:val="single"/>
-              <w:left w:color="000000" w:space="0" w:sz="5" w:val="single"/>
-              <w:bottom w:color="000000" w:space="0" w:sz="5" w:val="single"/>
-              <w:right w:color="000000" w:space="0" w:sz="5" w:val="single"/>
-            </w:tcBorders>
-          </w:tcPr>
-          <w:p>
-            <w:pPr>
-              <w:rPr>
-                <w:rFonts w:ascii="Times New Roman" w:cs="Times New Roman" w:eastAsia="Times New Roman" w:hAnsi="Times New Roman"/>
-                <w:sz w:val="20"/>
-                <w:szCs w:val="20"/>
-                <w:highlight w:val="white"/>
-              </w:rPr>
-            </w:pPr>
-            <w:r>
-              <w:rPr>
-                <w:rFonts w:ascii="Times New Roman" w:cs="Times New Roman" w:eastAsia="Times New Roman" w:hAnsi="Times New Roman"/>
-                <w:sz w:val="20"/>
-                <w:szCs w:val="20"/>
-                <w:highlight w:val="white"/>
-                <w:rtl w:val="0"/>
-              </w:rPr>
-              <w:t xml:space="preserve">Open Source</w:t>
-            </w:r>
-          </w:p>
-        </w:tc>
-        <w:tc>
-          <w:tcPr>
-            <w:tcBorders>
-              <w:top w:color="000000" w:space="0" w:sz="5" w:val="single"/>
-              <w:left w:color="000000" w:space="0" w:sz="5" w:val="single"/>
-              <w:bottom w:color="000000" w:space="0" w:sz="5" w:val="single"/>
-              <w:right w:color="000000" w:space="0" w:sz="5" w:val="single"/>
-            </w:tcBorders>
-          </w:tcPr>
-          <w:p>
-            <w:pPr>
-              <w:rPr>
-                <w:rFonts w:ascii="Times New Roman" w:cs="Times New Roman" w:eastAsia="Times New Roman" w:hAnsi="Times New Roman"/>
-                <w:sz w:val="20"/>
-                <w:szCs w:val="20"/>
-                <w:highlight w:val="white"/>
-              </w:rPr>
-            </w:pPr>
-            <w:r>
-              <w:rPr>
-                <w:rFonts w:ascii="Times New Roman" w:cs="Times New Roman" w:eastAsia="Times New Roman" w:hAnsi="Times New Roman"/>
-                <w:sz w:val="20"/>
-                <w:szCs w:val="20"/>
-                <w:highlight w:val="white"/>
-                <w:rtl w:val="0"/>
-              </w:rPr>
-              <w:t xml:space="preserve">https://ollama.com/library/nomic-embed-text</w:t>
-            </w:r>
-          </w:p>
-        </w:tc>
-        <w:tc>
-          <w:tcPr>
-            <w:tcBorders>
-              <w:top w:color="000000" w:space="0" w:sz="5" w:val="single"/>
-              <w:left w:color="000000" w:space="0" w:sz="5" w:val="single"/>
-              <w:bottom w:color="000000" w:space="0" w:sz="5" w:val="single"/>
-              <w:right w:color="000000" w:space="0" w:sz="5" w:val="single"/>
-            </w:tcBorders>
-          </w:tcPr>
-          <w:p>
-            <w:pPr>
-              <w:rPr>
-                <w:rFonts w:ascii="Times New Roman" w:cs="Times New Roman" w:eastAsia="Times New Roman" w:hAnsi="Times New Roman"/>
-                <w:sz w:val="20"/>
-                <w:szCs w:val="20"/>
-                <w:highlight w:val="white"/>
-              </w:rPr>
-            </w:pPr>
-            <w:r>
-              <w:rPr>
-                <w:rFonts w:ascii="Times New Roman" w:cs="Times New Roman" w:eastAsia="Times New Roman" w:hAnsi="Times New Roman"/>
-                <w:sz w:val="20"/>
-                <w:szCs w:val="20"/>
-                <w:highlight w:val="white"/>
-                <w:rtl w:val="0"/>
-              </w:rPr>
-              <w:t xml:space="preserve">768</w:t>
-            </w:r>
-          </w:p>
-        </w:tc>
-        <w:tc>
-          <w:tcPr>
-            <w:tcBorders>
-              <w:top w:color="000000" w:space="0" w:sz="5" w:val="single"/>
-              <w:left w:color="000000" w:space="0" w:sz="5" w:val="single"/>
-              <w:bottom w:color="000000" w:space="0" w:sz="5" w:val="single"/>
-              <w:right w:color="000000" w:space="0" w:sz="5" w:val="single"/>
-            </w:tcBorders>
-          </w:tcPr>
-          <w:p>
-            <w:pPr>
-              <w:rPr>
-                <w:rFonts w:ascii="Times New Roman" w:cs="Times New Roman" w:eastAsia="Times New Roman" w:hAnsi="Times New Roman"/>
-                <w:sz w:val="20"/>
-                <w:szCs w:val="20"/>
-                <w:highlight w:val="white"/>
-              </w:rPr>
-            </w:pPr>
-            <w:r>
-              <w:rPr>
-                <w:rFonts w:ascii="Times New Roman" w:cs="Times New Roman" w:eastAsia="Times New Roman" w:hAnsi="Times New Roman"/>
-                <w:sz w:val="20"/>
-                <w:szCs w:val="20"/>
-                <w:highlight w:val="white"/>
-                <w:rtl w:val="0"/>
-              </w:rPr>
-              <w:t xml:space="preserve">137 Million</w:t>
-            </w:r>
-          </w:p>
-        </w:tc>
-        <w:tc>
-          <w:tcPr>
-            <w:tcBorders>
-              <w:top w:color="000000" w:space="0" w:sz="5" w:val="single"/>
-              <w:left w:color="000000" w:space="0" w:sz="5" w:val="single"/>
-              <w:bottom w:color="000000" w:space="0" w:sz="5" w:val="single"/>
-              <w:right w:color="000000" w:space="0" w:sz="5" w:val="single"/>
-            </w:tcBorders>
-          </w:tcPr>
-          <w:p>
-            <w:pPr>
-              <w:rPr>
-                <w:rFonts w:ascii="Times New Roman" w:cs="Times New Roman" w:eastAsia="Times New Roman" w:hAnsi="Times New Roman"/>
-                <w:sz w:val="20"/>
-                <w:szCs w:val="20"/>
-                <w:highlight w:val="white"/>
-              </w:rPr>
-            </w:pPr>
-            <w:r>
-              <w:rPr>
-                <w:rtl w:val="0"/>
-              </w:rPr>
-            </w:r>
-          </w:p>
-        </w:tc>
-      </w:tr>
-    </w:tbl>
-    <w:p>
-      <w:pPr>
-        <w:spacing w:line="276.0005454545455" w:lineRule="auto"/>
-        <w:ind w:left="-540" w:firstLine="0"/>
-        <w:rPr>
-          <w:rFonts w:ascii="Times New Roman" w:cs="Times New Roman" w:eastAsia="Times New Roman" w:hAnsi="Times New Roman"/>
-          <w:b w:val="1"/>
           <w:highlight w:val="white"/>
         </w:rPr>
       </w:pPr>
@@ -45153,1544 +39211,6 @@
           <w:sz w:val="28"/>
           <w:szCs w:val="28"/>
           <w:highlight w:val="white"/>
-        </w:rPr>
-      </w:pPr>
-      <w:r>
-        <w:rPr>
-          <w:rtl w:val="0"/>
-        </w:rPr>
-      </w:r>
-    </w:p>
-    <w:p>
-      <w:pPr>
-        <w:spacing w:line="276.0005454545455" w:lineRule="auto"/>
-        <w:ind w:left="-540" w:firstLine="0"/>
-        <w:rPr>
-          <w:rFonts w:ascii="Times New Roman" w:cs="Times New Roman" w:eastAsia="Times New Roman" w:hAnsi="Times New Roman"/>
-          <w:b w:val="1"/>
-          <w:sz w:val="28"/>
-          <w:szCs w:val="28"/>
-          <w:highlight w:val="white"/>
-        </w:rPr>
-      </w:pPr>
-      <w:r>
-        <w:rPr>
-          <w:rtl w:val="0"/>
-        </w:rPr>
-      </w:r>
-    </w:p>
-    <w:p>
-      <w:pPr>
-        <w:spacing w:line="276.0005454545455" w:lineRule="auto"/>
-        <w:ind w:left="-540" w:firstLine="0"/>
-        <w:rPr>
-          <w:rFonts w:ascii="Times New Roman" w:cs="Times New Roman" w:eastAsia="Times New Roman" w:hAnsi="Times New Roman"/>
-          <w:b w:val="1"/>
-          <w:sz w:val="28"/>
-          <w:szCs w:val="28"/>
-          <w:highlight w:val="white"/>
-        </w:rPr>
-      </w:pPr>
-      <w:r>
-        <w:rPr>
-          <w:rtl w:val="0"/>
-        </w:rPr>
-      </w:r>
-    </w:p>
-    <w:p>
-      <w:pPr>
-        <w:spacing w:line="276.0005454545455" w:lineRule="auto"/>
-        <w:ind w:left="-540" w:firstLine="0"/>
-        <w:rPr>
-          <w:rFonts w:ascii="Times New Roman" w:cs="Times New Roman" w:eastAsia="Times New Roman" w:hAnsi="Times New Roman"/>
-          <w:b w:val="1"/>
-          <w:sz w:val="28"/>
-          <w:szCs w:val="28"/>
-          <w:highlight w:val="white"/>
-        </w:rPr>
-      </w:pPr>
-      <w:r>
-        <w:rPr>
-          <w:rtl w:val="0"/>
-        </w:rPr>
-      </w:r>
-    </w:p>
-    <w:p>
-      <w:pPr>
-        <w:spacing w:line="276.0005454545455" w:lineRule="auto"/>
-        <w:ind w:left="-540" w:firstLine="0"/>
-        <w:rPr>
-          <w:rFonts w:ascii="Times New Roman" w:cs="Times New Roman" w:eastAsia="Times New Roman" w:hAnsi="Times New Roman"/>
-          <w:b w:val="1"/>
-          <w:sz w:val="28"/>
-          <w:szCs w:val="28"/>
-          <w:highlight w:val="white"/>
-        </w:rPr>
-      </w:pPr>
-      <w:r>
-        <w:rPr>
-          <w:rtl w:val="0"/>
-        </w:rPr>
-      </w:r>
-    </w:p>
-    <w:p>
-      <w:pPr>
-        <w:spacing w:line="276.0005454545455" w:lineRule="auto"/>
-        <w:ind w:left="-540" w:firstLine="0"/>
-        <w:rPr>
-          <w:rFonts w:ascii="Times New Roman" w:cs="Times New Roman" w:eastAsia="Times New Roman" w:hAnsi="Times New Roman"/>
-          <w:b w:val="1"/>
-          <w:sz w:val="28"/>
-          <w:szCs w:val="28"/>
-          <w:highlight w:val="white"/>
-        </w:rPr>
-      </w:pPr>
-      <w:r>
-        <w:rPr>
-          <w:rtl w:val="0"/>
-        </w:rPr>
-      </w:r>
-    </w:p>
-    <w:p>
-      <w:pPr>
-        <w:spacing w:line="276.0005454545455" w:lineRule="auto"/>
-        <w:ind w:left="-540" w:firstLine="0"/>
-        <w:rPr>
-          <w:rFonts w:ascii="Times New Roman" w:cs="Times New Roman" w:eastAsia="Times New Roman" w:hAnsi="Times New Roman"/>
-          <w:b w:val="1"/>
-          <w:sz w:val="28"/>
-          <w:szCs w:val="28"/>
-          <w:highlight w:val="white"/>
-        </w:rPr>
-      </w:pPr>
-      <w:r>
-        <w:rPr>
-          <w:rtl w:val="0"/>
-        </w:rPr>
-      </w:r>
-    </w:p>
-    <w:p>
-      <w:pPr>
-        <w:spacing w:line="276.0005454545455" w:lineRule="auto"/>
-        <w:rPr>
-          <w:rFonts w:ascii="Times New Roman" w:cs="Times New Roman" w:eastAsia="Times New Roman" w:hAnsi="Times New Roman"/>
-          <w:b w:val="1"/>
-          <w:sz w:val="24"/>
-          <w:szCs w:val="24"/>
-        </w:rPr>
-      </w:pPr>
-      <w:r>
-        <w:rPr>
-          <w:rtl w:val="0"/>
-        </w:rPr>
-      </w:r>
-    </w:p>
-    <w:p>
-      <w:pPr>
-        <w:spacing w:line="276.0005454545455" w:lineRule="auto"/>
-        <w:ind w:left="-540" w:firstLine="0"/>
-        <w:jc w:val="both"/>
-        <w:rPr>
-          <w:rFonts w:ascii="Times New Roman" w:cs="Times New Roman" w:eastAsia="Times New Roman" w:hAnsi="Times New Roman"/>
-          <w:b w:val="1"/>
-          <w:sz w:val="24"/>
-          <w:szCs w:val="24"/>
-        </w:rPr>
-      </w:pPr>
-      <w:r>
-        <w:rPr>
-          <w:rFonts w:ascii="Times New Roman" w:cs="Times New Roman" w:eastAsia="Times New Roman" w:hAnsi="Times New Roman"/>
-          <w:b w:val="1"/>
-          <w:sz w:val="24"/>
-          <w:szCs w:val="24"/>
-          <w:rtl w:val="0"/>
-        </w:rPr>
-        <w:t xml:space="preserve">Table 6: PCA dimensions used for each embedding space based on WHO system editions in CANTOS.</w:t>
-      </w:r>
-    </w:p>
-    <w:p>
-      <w:pPr>
-        <w:spacing w:line="276.0005454545455" w:lineRule="auto"/>
-        <w:ind w:left="-540" w:firstLine="0"/>
-        <w:rPr>
-          <w:rFonts w:ascii="Times New Roman" w:cs="Times New Roman" w:eastAsia="Times New Roman" w:hAnsi="Times New Roman"/>
-          <w:b w:val="1"/>
-          <w:highlight w:val="white"/>
-        </w:rPr>
-      </w:pPr>
-      <w:r>
-        <w:rPr>
-          <w:rtl w:val="0"/>
-        </w:rPr>
-      </w:r>
-    </w:p>
-    <w:tbl>
-      <w:tblPr>
-        <w:tblStyle w:val="Table6"/>
-        <w:tblpPr w:leftFromText="180" w:rightFromText="180" w:topFromText="180" w:bottomFromText="180" w:vertAnchor="text" w:horzAnchor="text" w:tblpX="-540" w:tblpY="0"/>
-        <w:tblW w:w="9540.0" w:type="dxa"/>
-        <w:jc w:val="left"/>
-        <w:tblBorders>
-          <w:top w:color="000000" w:space="0" w:sz="0" w:val="nil"/>
-          <w:left w:color="000000" w:space="0" w:sz="0" w:val="nil"/>
-          <w:bottom w:color="000000" w:space="0" w:sz="0" w:val="nil"/>
-          <w:right w:color="000000" w:space="0" w:sz="0" w:val="nil"/>
-          <w:insideH w:color="000000" w:space="0" w:sz="0" w:val="nil"/>
-          <w:insideV w:color="000000" w:space="0" w:sz="0" w:val="nil"/>
-        </w:tblBorders>
-        <w:tblLayout w:type="fixed"/>
-        <w:tblLook w:val="0600"/>
-      </w:tblPr>
-      <w:tblGrid>
-        <w:gridCol w:w="2431.2071535022355"/>
-        <w:gridCol w:w="3924.053651266766"/>
-        <w:gridCol w:w="3184.739195230999"/>
-        <w:tblGridChange w:id="0">
-          <w:tblGrid>
-            <w:gridCol w:w="2431.2071535022355"/>
-            <w:gridCol w:w="3924.053651266766"/>
-            <w:gridCol w:w="3184.739195230999"/>
-          </w:tblGrid>
-        </w:tblGridChange>
-      </w:tblGrid>
-      <w:tr>
-        <w:trPr>
-          <w:cantSplit w:val="0"/>
-          <w:trHeight w:val="450" w:hRule="atLeast"/>
-          <w:tblHeader w:val="0"/>
-        </w:trPr>
-        <w:tc>
-          <w:tcPr>
-            <w:tcBorders>
-              <w:top w:color="000000" w:space="0" w:sz="5" w:val="single"/>
-              <w:left w:color="000000" w:space="0" w:sz="5" w:val="single"/>
-              <w:bottom w:color="000000" w:space="0" w:sz="5" w:val="single"/>
-              <w:right w:color="000000" w:space="0" w:sz="5" w:val="single"/>
-            </w:tcBorders>
-          </w:tcPr>
-          <w:p>
-            <w:pPr>
-              <w:ind w:left="140" w:right="140" w:firstLine="0"/>
-              <w:rPr>
-                <w:rFonts w:ascii="Times New Roman" w:cs="Times New Roman" w:eastAsia="Times New Roman" w:hAnsi="Times New Roman"/>
-                <w:b w:val="1"/>
-                <w:sz w:val="20"/>
-                <w:szCs w:val="20"/>
-              </w:rPr>
-            </w:pPr>
-            <w:r>
-              <w:rPr>
-                <w:rFonts w:ascii="Times New Roman" w:cs="Times New Roman" w:eastAsia="Times New Roman" w:hAnsi="Times New Roman"/>
-                <w:b w:val="1"/>
-                <w:sz w:val="20"/>
-                <w:szCs w:val="20"/>
-                <w:rtl w:val="0"/>
-              </w:rPr>
-              <w:t xml:space="preserve">Tumor Terms</w:t>
-            </w:r>
-          </w:p>
-        </w:tc>
-        <w:tc>
-          <w:tcPr>
-            <w:tcBorders>
-              <w:top w:color="000000" w:space="0" w:sz="5" w:val="single"/>
-              <w:left w:color="000000" w:space="0" w:sz="5" w:val="single"/>
-              <w:bottom w:color="000000" w:space="0" w:sz="5" w:val="single"/>
-              <w:right w:color="000000" w:space="0" w:sz="5" w:val="single"/>
-            </w:tcBorders>
-          </w:tcPr>
-          <w:p>
-            <w:pPr>
-              <w:ind w:left="140" w:right="140" w:firstLine="0"/>
-              <w:rPr>
-                <w:rFonts w:ascii="Times New Roman" w:cs="Times New Roman" w:eastAsia="Times New Roman" w:hAnsi="Times New Roman"/>
-                <w:b w:val="1"/>
-                <w:sz w:val="20"/>
-                <w:szCs w:val="20"/>
-              </w:rPr>
-            </w:pPr>
-            <w:r>
-              <w:rPr>
-                <w:rFonts w:ascii="Times New Roman" w:cs="Times New Roman" w:eastAsia="Times New Roman" w:hAnsi="Times New Roman"/>
-                <w:b w:val="1"/>
-                <w:sz w:val="20"/>
-                <w:szCs w:val="20"/>
-                <w:rtl w:val="0"/>
-              </w:rPr>
-              <w:t xml:space="preserve">Dimensions for PCA+ADA-002</w:t>
-            </w:r>
-          </w:p>
-        </w:tc>
-        <w:tc>
-          <w:tcPr>
-            <w:tcBorders>
-              <w:top w:color="000000" w:space="0" w:sz="5" w:val="single"/>
-              <w:left w:color="000000" w:space="0" w:sz="5" w:val="single"/>
-              <w:bottom w:color="000000" w:space="0" w:sz="5" w:val="single"/>
-              <w:right w:color="000000" w:space="0" w:sz="5" w:val="single"/>
-            </w:tcBorders>
-          </w:tcPr>
-          <w:p>
-            <w:pPr>
-              <w:ind w:left="140" w:right="140" w:firstLine="0"/>
-              <w:rPr>
-                <w:rFonts w:ascii="Times New Roman" w:cs="Times New Roman" w:eastAsia="Times New Roman" w:hAnsi="Times New Roman"/>
-                <w:b w:val="1"/>
-                <w:sz w:val="20"/>
-                <w:szCs w:val="20"/>
-              </w:rPr>
-            </w:pPr>
-            <w:r>
-              <w:rPr>
-                <w:rFonts w:ascii="Times New Roman" w:cs="Times New Roman" w:eastAsia="Times New Roman" w:hAnsi="Times New Roman"/>
-                <w:b w:val="1"/>
-                <w:sz w:val="20"/>
-                <w:szCs w:val="20"/>
-                <w:rtl w:val="0"/>
-              </w:rPr>
-              <w:t xml:space="preserve">Dimensions for PCA+LTE-3</w:t>
-            </w:r>
-          </w:p>
-        </w:tc>
-      </w:tr>
-      <w:tr>
-        <w:trPr>
-          <w:cantSplit w:val="0"/>
-          <w:trHeight w:val="690" w:hRule="atLeast"/>
-          <w:tblHeader w:val="0"/>
-        </w:trPr>
-        <w:tc>
-          <w:tcPr>
-            <w:tcBorders>
-              <w:top w:color="000000" w:space="0" w:sz="5" w:val="single"/>
-              <w:left w:color="000000" w:space="0" w:sz="5" w:val="single"/>
-              <w:bottom w:color="000000" w:space="0" w:sz="5" w:val="single"/>
-              <w:right w:color="000000" w:space="0" w:sz="5" w:val="single"/>
-            </w:tcBorders>
-          </w:tcPr>
-          <w:p>
-            <w:pPr>
-              <w:ind w:left="140" w:right="140" w:firstLine="0"/>
-              <w:rPr>
-                <w:rFonts w:ascii="Times New Roman" w:cs="Times New Roman" w:eastAsia="Times New Roman" w:hAnsi="Times New Roman"/>
-                <w:sz w:val="20"/>
-                <w:szCs w:val="20"/>
-              </w:rPr>
-            </w:pPr>
-            <w:r>
-              <w:rPr>
-                <w:rFonts w:ascii="Times New Roman" w:cs="Times New Roman" w:eastAsia="Times New Roman" w:hAnsi="Times New Roman"/>
-                <w:sz w:val="20"/>
-                <w:szCs w:val="20"/>
-                <w:rtl w:val="0"/>
-              </w:rPr>
-              <w:t xml:space="preserve">CTR + NCIT + WHO system 5th edition</w:t>
-            </w:r>
-          </w:p>
-        </w:tc>
-        <w:tc>
-          <w:tcPr>
-            <w:tcBorders>
-              <w:top w:color="000000" w:space="0" w:sz="5" w:val="single"/>
-              <w:left w:color="000000" w:space="0" w:sz="5" w:val="single"/>
-              <w:bottom w:color="000000" w:space="0" w:sz="5" w:val="single"/>
-              <w:right w:color="000000" w:space="0" w:sz="5" w:val="single"/>
-            </w:tcBorders>
-          </w:tcPr>
-          <w:p>
-            <w:pPr>
-              <w:ind w:left="140" w:right="140" w:firstLine="0"/>
-              <w:rPr>
-                <w:rFonts w:ascii="Times New Roman" w:cs="Times New Roman" w:eastAsia="Times New Roman" w:hAnsi="Times New Roman"/>
-                <w:sz w:val="20"/>
-                <w:szCs w:val="20"/>
-              </w:rPr>
-            </w:pPr>
-            <w:r>
-              <w:rPr>
-                <w:rFonts w:ascii="Times New Roman" w:cs="Times New Roman" w:eastAsia="Times New Roman" w:hAnsi="Times New Roman"/>
-                <w:sz w:val="20"/>
-                <w:szCs w:val="20"/>
-                <w:rtl w:val="0"/>
-              </w:rPr>
-              <w:t xml:space="preserve">136</w:t>
-            </w:r>
-          </w:p>
-        </w:tc>
-        <w:tc>
-          <w:tcPr>
-            <w:tcBorders>
-              <w:top w:color="000000" w:space="0" w:sz="5" w:val="single"/>
-              <w:left w:color="000000" w:space="0" w:sz="5" w:val="single"/>
-              <w:bottom w:color="000000" w:space="0" w:sz="5" w:val="single"/>
-              <w:right w:color="000000" w:space="0" w:sz="5" w:val="single"/>
-            </w:tcBorders>
-          </w:tcPr>
-          <w:p>
-            <w:pPr>
-              <w:ind w:left="140" w:right="140" w:firstLine="0"/>
-              <w:rPr>
-                <w:rFonts w:ascii="Times New Roman" w:cs="Times New Roman" w:eastAsia="Times New Roman" w:hAnsi="Times New Roman"/>
-                <w:sz w:val="20"/>
-                <w:szCs w:val="20"/>
-              </w:rPr>
-            </w:pPr>
-            <w:r>
-              <w:rPr>
-                <w:rFonts w:ascii="Times New Roman" w:cs="Times New Roman" w:eastAsia="Times New Roman" w:hAnsi="Times New Roman"/>
-                <w:sz w:val="20"/>
-                <w:szCs w:val="20"/>
-                <w:rtl w:val="0"/>
-              </w:rPr>
-              <w:t xml:space="preserve">178</w:t>
-            </w:r>
-          </w:p>
-        </w:tc>
-      </w:tr>
-      <w:tr>
-        <w:trPr>
-          <w:cantSplit w:val="0"/>
-          <w:trHeight w:val="690" w:hRule="atLeast"/>
-          <w:tblHeader w:val="0"/>
-        </w:trPr>
-        <w:tc>
-          <w:tcPr>
-            <w:tcBorders>
-              <w:top w:color="000000" w:space="0" w:sz="5" w:val="single"/>
-              <w:left w:color="000000" w:space="0" w:sz="5" w:val="single"/>
-              <w:bottom w:color="000000" w:space="0" w:sz="5" w:val="single"/>
-              <w:right w:color="000000" w:space="0" w:sz="5" w:val="single"/>
-            </w:tcBorders>
-          </w:tcPr>
-          <w:p>
-            <w:pPr>
-              <w:ind w:left="140" w:right="140" w:firstLine="0"/>
-              <w:rPr>
-                <w:rFonts w:ascii="Times New Roman" w:cs="Times New Roman" w:eastAsia="Times New Roman" w:hAnsi="Times New Roman"/>
-                <w:sz w:val="20"/>
-                <w:szCs w:val="20"/>
-              </w:rPr>
-            </w:pPr>
-            <w:r>
-              <w:rPr>
-                <w:rFonts w:ascii="Times New Roman" w:cs="Times New Roman" w:eastAsia="Times New Roman" w:hAnsi="Times New Roman"/>
-                <w:sz w:val="20"/>
-                <w:szCs w:val="20"/>
-                <w:rtl w:val="0"/>
-              </w:rPr>
-              <w:t xml:space="preserve">CTR + NCIT + WHO system all editions</w:t>
-            </w:r>
-          </w:p>
-        </w:tc>
-        <w:tc>
-          <w:tcPr>
-            <w:tcBorders>
-              <w:top w:color="000000" w:space="0" w:sz="5" w:val="single"/>
-              <w:left w:color="000000" w:space="0" w:sz="5" w:val="single"/>
-              <w:bottom w:color="000000" w:space="0" w:sz="5" w:val="single"/>
-              <w:right w:color="000000" w:space="0" w:sz="5" w:val="single"/>
-            </w:tcBorders>
-          </w:tcPr>
-          <w:p>
-            <w:pPr>
-              <w:ind w:left="140" w:right="140" w:firstLine="0"/>
-              <w:rPr>
-                <w:rFonts w:ascii="Times New Roman" w:cs="Times New Roman" w:eastAsia="Times New Roman" w:hAnsi="Times New Roman"/>
-                <w:sz w:val="20"/>
-                <w:szCs w:val="20"/>
-              </w:rPr>
-            </w:pPr>
-            <w:r>
-              <w:rPr>
-                <w:rFonts w:ascii="Times New Roman" w:cs="Times New Roman" w:eastAsia="Times New Roman" w:hAnsi="Times New Roman"/>
-                <w:sz w:val="20"/>
-                <w:szCs w:val="20"/>
-                <w:rtl w:val="0"/>
-              </w:rPr>
-              <w:t xml:space="preserve">141</w:t>
-            </w:r>
-          </w:p>
-        </w:tc>
-        <w:tc>
-          <w:tcPr>
-            <w:tcBorders>
-              <w:top w:color="000000" w:space="0" w:sz="5" w:val="single"/>
-              <w:left w:color="000000" w:space="0" w:sz="5" w:val="single"/>
-              <w:bottom w:color="000000" w:space="0" w:sz="5" w:val="single"/>
-              <w:right w:color="000000" w:space="0" w:sz="5" w:val="single"/>
-            </w:tcBorders>
-          </w:tcPr>
-          <w:p>
-            <w:pPr>
-              <w:ind w:left="140" w:right="140" w:firstLine="0"/>
-              <w:rPr>
-                <w:rFonts w:ascii="Times New Roman" w:cs="Times New Roman" w:eastAsia="Times New Roman" w:hAnsi="Times New Roman"/>
-                <w:sz w:val="20"/>
-                <w:szCs w:val="20"/>
-              </w:rPr>
-            </w:pPr>
-            <w:r>
-              <w:rPr>
-                <w:rFonts w:ascii="Times New Roman" w:cs="Times New Roman" w:eastAsia="Times New Roman" w:hAnsi="Times New Roman"/>
-                <w:sz w:val="20"/>
-                <w:szCs w:val="20"/>
-                <w:rtl w:val="0"/>
-              </w:rPr>
-              <w:t xml:space="preserve">185</w:t>
-            </w:r>
-          </w:p>
-        </w:tc>
-      </w:tr>
-    </w:tbl>
-    <w:p>
-      <w:pPr>
-        <w:spacing w:line="276.0005454545455" w:lineRule="auto"/>
-        <w:ind w:left="-540" w:firstLine="0"/>
-        <w:rPr>
-          <w:rFonts w:ascii="Times New Roman" w:cs="Times New Roman" w:eastAsia="Times New Roman" w:hAnsi="Times New Roman"/>
-          <w:b w:val="1"/>
-        </w:rPr>
-      </w:pPr>
-      <w:r>
-        <w:rPr>
-          <w:rFonts w:ascii="Times New Roman" w:cs="Times New Roman" w:eastAsia="Times New Roman" w:hAnsi="Times New Roman"/>
-          <w:b w:val="1"/>
-          <w:rtl w:val="0"/>
-        </w:rPr>
-        <w:t xml:space="preserve"> </w:t>
-      </w:r>
-    </w:p>
-    <w:p>
-      <w:pPr>
-        <w:spacing w:line="276.0005454545455" w:lineRule="auto"/>
-        <w:rPr>
-          <w:rFonts w:ascii="Times New Roman" w:cs="Times New Roman" w:eastAsia="Times New Roman" w:hAnsi="Times New Roman"/>
-          <w:b w:val="1"/>
-          <w:highlight w:val="white"/>
-        </w:rPr>
-      </w:pPr>
-      <w:r>
-        <w:rPr>
-          <w:rFonts w:ascii="Times New Roman" w:cs="Times New Roman" w:eastAsia="Times New Roman" w:hAnsi="Times New Roman"/>
-          <w:b w:val="1"/>
-          <w:sz w:val="24"/>
-          <w:szCs w:val="24"/>
-          <w:highlight w:val="white"/>
-          <w:rtl w:val="0"/>
-        </w:rPr>
-        <w:t xml:space="preserve"> </w:t>
-      </w:r>
-      <w:r>
-        <w:rPr>
-          <w:rtl w:val="0"/>
-        </w:rPr>
-      </w:r>
-    </w:p>
-    <w:p>
-      <w:pPr>
-        <w:spacing w:line="276.0005454545455" w:lineRule="auto"/>
-        <w:ind w:left="-540" w:firstLine="0"/>
-        <w:rPr>
-          <w:rFonts w:ascii="Times New Roman" w:cs="Times New Roman" w:eastAsia="Times New Roman" w:hAnsi="Times New Roman"/>
-          <w:b w:val="1"/>
-          <w:highlight w:val="white"/>
-        </w:rPr>
-      </w:pPr>
-      <w:r>
-        <w:rPr>
-          <w:rtl w:val="0"/>
-        </w:rPr>
-      </w:r>
-    </w:p>
-    <w:p>
-      <w:pPr>
-        <w:spacing w:line="276.0005454545455" w:lineRule="auto"/>
-        <w:ind w:left="-540" w:firstLine="0"/>
-        <w:jc w:val="both"/>
-        <w:rPr>
-          <w:rFonts w:ascii="Times New Roman" w:cs="Times New Roman" w:eastAsia="Times New Roman" w:hAnsi="Times New Roman"/>
-          <w:b w:val="1"/>
-          <w:sz w:val="24"/>
-          <w:szCs w:val="24"/>
-          <w:highlight w:val="white"/>
-        </w:rPr>
-      </w:pPr>
-      <w:r>
-        <w:rPr>
-          <w:rtl w:val="0"/>
-        </w:rPr>
-      </w:r>
-    </w:p>
-    <w:p>
-      <w:pPr>
-        <w:spacing w:line="276.0005454545455" w:lineRule="auto"/>
-        <w:ind w:left="-540" w:firstLine="0"/>
-        <w:jc w:val="both"/>
-        <w:rPr>
-          <w:rFonts w:ascii="Times New Roman" w:cs="Times New Roman" w:eastAsia="Times New Roman" w:hAnsi="Times New Roman"/>
-          <w:b w:val="1"/>
-          <w:sz w:val="24"/>
-          <w:szCs w:val="24"/>
-          <w:highlight w:val="white"/>
-        </w:rPr>
-      </w:pPr>
-      <w:r>
-        <w:rPr>
-          <w:rtl w:val="0"/>
-        </w:rPr>
-      </w:r>
-    </w:p>
-    <w:p>
-      <w:pPr>
-        <w:spacing w:line="276.0005454545455" w:lineRule="auto"/>
-        <w:ind w:left="-540" w:firstLine="0"/>
-        <w:jc w:val="both"/>
-        <w:rPr>
-          <w:rFonts w:ascii="Times New Roman" w:cs="Times New Roman" w:eastAsia="Times New Roman" w:hAnsi="Times New Roman"/>
-          <w:b w:val="1"/>
-          <w:sz w:val="24"/>
-          <w:szCs w:val="24"/>
-          <w:highlight w:val="white"/>
-        </w:rPr>
-      </w:pPr>
-      <w:r>
-        <w:rPr>
-          <w:rtl w:val="0"/>
-        </w:rPr>
-      </w:r>
-    </w:p>
-    <w:p>
-      <w:pPr>
-        <w:spacing w:line="276.0005454545455" w:lineRule="auto"/>
-        <w:ind w:left="-540" w:firstLine="0"/>
-        <w:jc w:val="both"/>
-        <w:rPr>
-          <w:rFonts w:ascii="Times New Roman" w:cs="Times New Roman" w:eastAsia="Times New Roman" w:hAnsi="Times New Roman"/>
-          <w:b w:val="1"/>
-          <w:sz w:val="24"/>
-          <w:szCs w:val="24"/>
-          <w:highlight w:val="white"/>
-        </w:rPr>
-      </w:pPr>
-      <w:r>
-        <w:rPr>
-          <w:rtl w:val="0"/>
-        </w:rPr>
-      </w:r>
-    </w:p>
-    <w:p>
-      <w:pPr>
-        <w:spacing w:line="276.0005454545455" w:lineRule="auto"/>
-        <w:ind w:left="-540" w:firstLine="0"/>
-        <w:jc w:val="both"/>
-        <w:rPr>
-          <w:rFonts w:ascii="Times New Roman" w:cs="Times New Roman" w:eastAsia="Times New Roman" w:hAnsi="Times New Roman"/>
-          <w:b w:val="1"/>
-          <w:sz w:val="24"/>
-          <w:szCs w:val="24"/>
-          <w:highlight w:val="white"/>
-        </w:rPr>
-      </w:pPr>
-      <w:r>
-        <w:rPr>
-          <w:rtl w:val="0"/>
-        </w:rPr>
-      </w:r>
-    </w:p>
-    <w:p>
-      <w:pPr>
-        <w:spacing w:line="276.0005454545455" w:lineRule="auto"/>
-        <w:ind w:left="-540" w:firstLine="0"/>
-        <w:jc w:val="both"/>
-        <w:rPr>
-          <w:rFonts w:ascii="Times New Roman" w:cs="Times New Roman" w:eastAsia="Times New Roman" w:hAnsi="Times New Roman"/>
-          <w:b w:val="1"/>
-          <w:sz w:val="24"/>
-          <w:szCs w:val="24"/>
-        </w:rPr>
-      </w:pPr>
-      <w:r>
-        <w:rPr>
-          <w:rFonts w:ascii="Times New Roman" w:cs="Times New Roman" w:eastAsia="Times New Roman" w:hAnsi="Times New Roman"/>
-          <w:b w:val="1"/>
-          <w:sz w:val="24"/>
-          <w:szCs w:val="24"/>
-          <w:rtl w:val="0"/>
-        </w:rPr>
-        <w:t xml:space="preserve">Table 7:  Number of clusters from AP clustering under embedding and text-matching based methods.</w:t>
-      </w:r>
-    </w:p>
-    <w:p>
-      <w:pPr>
-        <w:spacing w:line="276.0005454545455" w:lineRule="auto"/>
-        <w:ind w:left="-540" w:firstLine="0"/>
-        <w:jc w:val="both"/>
-        <w:rPr>
-          <w:rFonts w:ascii="Times New Roman" w:cs="Times New Roman" w:eastAsia="Times New Roman" w:hAnsi="Times New Roman"/>
-          <w:b w:val="1"/>
-          <w:sz w:val="24"/>
-          <w:szCs w:val="24"/>
-          <w:highlight w:val="white"/>
-        </w:rPr>
-      </w:pPr>
-      <w:r>
-        <w:rPr>
-          <w:rtl w:val="0"/>
-        </w:rPr>
-      </w:r>
-    </w:p>
-    <w:tbl>
-      <w:tblPr>
-        <w:tblStyle w:val="Table7"/>
-        <w:tblpPr w:leftFromText="180" w:rightFromText="180" w:topFromText="180" w:bottomFromText="180" w:vertAnchor="text" w:horzAnchor="text" w:tblpX="-540" w:tblpY="0"/>
-        <w:tblW w:w="9540.0" w:type="dxa"/>
-        <w:jc w:val="left"/>
-        <w:tblBorders>
-          <w:top w:color="000000" w:space="0" w:sz="0" w:val="nil"/>
-          <w:left w:color="000000" w:space="0" w:sz="0" w:val="nil"/>
-          <w:bottom w:color="000000" w:space="0" w:sz="0" w:val="nil"/>
-          <w:right w:color="000000" w:space="0" w:sz="0" w:val="nil"/>
-          <w:insideH w:color="000000" w:space="0" w:sz="0" w:val="nil"/>
-          <w:insideV w:color="000000" w:space="0" w:sz="0" w:val="nil"/>
-        </w:tblBorders>
-        <w:tblLayout w:type="fixed"/>
-        <w:tblLook w:val="0600"/>
-      </w:tblPr>
-      <w:tblGrid>
-        <w:gridCol w:w="1553.3429394812679"/>
-        <w:gridCol w:w="3065.4466858789624"/>
-        <w:gridCol w:w="2488.0979827089336"/>
-        <w:gridCol w:w="2433.1123919308357"/>
-        <w:tblGridChange w:id="0">
-          <w:tblGrid>
-            <w:gridCol w:w="1553.3429394812679"/>
-            <w:gridCol w:w="3065.4466858789624"/>
-            <w:gridCol w:w="2488.0979827089336"/>
-            <w:gridCol w:w="2433.1123919308357"/>
-          </w:tblGrid>
-        </w:tblGridChange>
-      </w:tblGrid>
-      <w:tr>
-        <w:trPr>
-          <w:cantSplit w:val="0"/>
-          <w:trHeight w:val="930" w:hRule="atLeast"/>
-          <w:tblHeader w:val="0"/>
-        </w:trPr>
-        <w:tc>
-          <w:tcPr>
-            <w:tcBorders>
-              <w:top w:color="000000" w:space="0" w:sz="5" w:val="single"/>
-              <w:left w:color="000000" w:space="0" w:sz="5" w:val="single"/>
-              <w:bottom w:color="000000" w:space="0" w:sz="5" w:val="single"/>
-              <w:right w:color="000000" w:space="0" w:sz="5" w:val="single"/>
-            </w:tcBorders>
-          </w:tcPr>
-          <w:p>
-            <w:pPr>
-              <w:rPr>
-                <w:rFonts w:ascii="Times New Roman" w:cs="Times New Roman" w:eastAsia="Times New Roman" w:hAnsi="Times New Roman"/>
-                <w:b w:val="1"/>
-                <w:sz w:val="20"/>
-                <w:szCs w:val="20"/>
-                <w:highlight w:val="white"/>
-              </w:rPr>
-            </w:pPr>
-            <w:r>
-              <w:rPr>
-                <w:rFonts w:ascii="Times New Roman" w:cs="Times New Roman" w:eastAsia="Times New Roman" w:hAnsi="Times New Roman"/>
-                <w:b w:val="1"/>
-                <w:sz w:val="20"/>
-                <w:szCs w:val="20"/>
-                <w:highlight w:val="white"/>
-                <w:rtl w:val="0"/>
-              </w:rPr>
-              <w:t xml:space="preserve">Basis</w:t>
-            </w:r>
-          </w:p>
-        </w:tc>
-        <w:tc>
-          <w:tcPr>
-            <w:tcBorders>
-              <w:top w:color="000000" w:space="0" w:sz="5" w:val="single"/>
-              <w:left w:color="000000" w:space="0" w:sz="5" w:val="single"/>
-              <w:bottom w:color="000000" w:space="0" w:sz="5" w:val="single"/>
-              <w:right w:color="000000" w:space="0" w:sz="5" w:val="single"/>
-            </w:tcBorders>
-          </w:tcPr>
-          <w:p>
-            <w:pPr>
-              <w:rPr>
-                <w:rFonts w:ascii="Times New Roman" w:cs="Times New Roman" w:eastAsia="Times New Roman" w:hAnsi="Times New Roman"/>
-                <w:b w:val="1"/>
-                <w:sz w:val="20"/>
-                <w:szCs w:val="20"/>
-                <w:highlight w:val="white"/>
-              </w:rPr>
-            </w:pPr>
-            <w:r>
-              <w:rPr>
-                <w:rFonts w:ascii="Times New Roman" w:cs="Times New Roman" w:eastAsia="Times New Roman" w:hAnsi="Times New Roman"/>
-                <w:b w:val="1"/>
-                <w:sz w:val="20"/>
-                <w:szCs w:val="20"/>
-                <w:highlight w:val="white"/>
-                <w:rtl w:val="0"/>
-              </w:rPr>
-              <w:t xml:space="preserve">Affinity Propagation Clustering Divergence Metric</w:t>
-            </w:r>
-          </w:p>
-        </w:tc>
-        <w:tc>
-          <w:tcPr>
-            <w:tcBorders>
-              <w:top w:color="000000" w:space="0" w:sz="5" w:val="single"/>
-              <w:left w:color="000000" w:space="0" w:sz="5" w:val="single"/>
-              <w:bottom w:color="000000" w:space="0" w:sz="5" w:val="single"/>
-              <w:right w:color="000000" w:space="0" w:sz="5" w:val="single"/>
-            </w:tcBorders>
-          </w:tcPr>
-          <w:p>
-            <w:pPr>
-              <w:rPr>
-                <w:rFonts w:ascii="Times New Roman" w:cs="Times New Roman" w:eastAsia="Times New Roman" w:hAnsi="Times New Roman"/>
-                <w:b w:val="1"/>
-                <w:sz w:val="20"/>
-                <w:szCs w:val="20"/>
-                <w:highlight w:val="white"/>
-              </w:rPr>
-            </w:pPr>
-            <w:r>
-              <w:rPr>
-                <w:rFonts w:ascii="Times New Roman" w:cs="Times New Roman" w:eastAsia="Times New Roman" w:hAnsi="Times New Roman"/>
-                <w:b w:val="1"/>
-                <w:sz w:val="20"/>
-                <w:szCs w:val="20"/>
-                <w:highlight w:val="white"/>
-                <w:rtl w:val="0"/>
-              </w:rPr>
-              <w:t xml:space="preserve">Number of Clusters for CTR Terms, NCIt Terms,  WHO system all editions</w:t>
-            </w:r>
-          </w:p>
-        </w:tc>
-        <w:tc>
-          <w:tcPr>
-            <w:tcBorders>
-              <w:top w:color="000000" w:space="0" w:sz="5" w:val="single"/>
-              <w:left w:color="000000" w:space="0" w:sz="5" w:val="single"/>
-              <w:bottom w:color="000000" w:space="0" w:sz="5" w:val="single"/>
-              <w:right w:color="000000" w:space="0" w:sz="5" w:val="single"/>
-            </w:tcBorders>
-          </w:tcPr>
-          <w:p>
-            <w:pPr>
-              <w:rPr>
-                <w:rFonts w:ascii="Times New Roman" w:cs="Times New Roman" w:eastAsia="Times New Roman" w:hAnsi="Times New Roman"/>
-                <w:b w:val="1"/>
-                <w:sz w:val="20"/>
-                <w:szCs w:val="20"/>
-                <w:highlight w:val="white"/>
-              </w:rPr>
-            </w:pPr>
-            <w:r>
-              <w:rPr>
-                <w:rFonts w:ascii="Times New Roman" w:cs="Times New Roman" w:eastAsia="Times New Roman" w:hAnsi="Times New Roman"/>
-                <w:b w:val="1"/>
-                <w:sz w:val="20"/>
-                <w:szCs w:val="20"/>
-                <w:highlight w:val="white"/>
-                <w:rtl w:val="0"/>
-              </w:rPr>
-              <w:t xml:space="preserve">Number of Clusters for CTR Terms, NCIt Terms,  WHO system 5th edition</w:t>
-            </w:r>
-          </w:p>
-        </w:tc>
-      </w:tr>
-      <w:tr>
-        <w:trPr>
-          <w:cantSplit w:val="0"/>
-          <w:trHeight w:val="450" w:hRule="atLeast"/>
-          <w:tblHeader w:val="0"/>
-        </w:trPr>
-        <w:tc>
-          <w:tcPr>
-            <w:tcBorders>
-              <w:top w:color="000000" w:space="0" w:sz="5" w:val="single"/>
-              <w:left w:color="000000" w:space="0" w:sz="5" w:val="single"/>
-              <w:bottom w:color="000000" w:space="0" w:sz="5" w:val="single"/>
-              <w:right w:color="000000" w:space="0" w:sz="5" w:val="single"/>
-            </w:tcBorders>
-          </w:tcPr>
-          <w:p>
-            <w:pPr>
-              <w:rPr>
-                <w:rFonts w:ascii="Times New Roman" w:cs="Times New Roman" w:eastAsia="Times New Roman" w:hAnsi="Times New Roman"/>
-                <w:sz w:val="20"/>
-                <w:szCs w:val="20"/>
-                <w:highlight w:val="white"/>
-              </w:rPr>
-            </w:pPr>
-            <w:r>
-              <w:rPr>
-                <w:rFonts w:ascii="Times New Roman" w:cs="Times New Roman" w:eastAsia="Times New Roman" w:hAnsi="Times New Roman"/>
-                <w:sz w:val="20"/>
-                <w:szCs w:val="20"/>
-                <w:highlight w:val="white"/>
-                <w:rtl w:val="0"/>
-              </w:rPr>
-              <w:t xml:space="preserve">Text Match</w:t>
-            </w:r>
-          </w:p>
-        </w:tc>
-        <w:tc>
-          <w:tcPr>
-            <w:tcBorders>
-              <w:top w:color="000000" w:space="0" w:sz="5" w:val="single"/>
-              <w:left w:color="000000" w:space="0" w:sz="5" w:val="single"/>
-              <w:bottom w:color="000000" w:space="0" w:sz="5" w:val="single"/>
-              <w:right w:color="000000" w:space="0" w:sz="5" w:val="single"/>
-            </w:tcBorders>
-          </w:tcPr>
-          <w:p>
-            <w:pPr>
-              <w:rPr>
-                <w:rFonts w:ascii="Times New Roman" w:cs="Times New Roman" w:eastAsia="Times New Roman" w:hAnsi="Times New Roman"/>
-                <w:sz w:val="20"/>
-                <w:szCs w:val="20"/>
-                <w:highlight w:val="white"/>
-              </w:rPr>
-            </w:pPr>
-            <w:r>
-              <w:rPr>
-                <w:rFonts w:ascii="Times New Roman" w:cs="Times New Roman" w:eastAsia="Times New Roman" w:hAnsi="Times New Roman"/>
-                <w:sz w:val="20"/>
-                <w:szCs w:val="20"/>
-                <w:highlight w:val="white"/>
-                <w:rtl w:val="0"/>
-              </w:rPr>
-              <w:t xml:space="preserve">Cosine</w:t>
-            </w:r>
-          </w:p>
-        </w:tc>
-        <w:tc>
-          <w:tcPr>
-            <w:tcBorders>
-              <w:top w:color="000000" w:space="0" w:sz="5" w:val="single"/>
-              <w:left w:color="000000" w:space="0" w:sz="5" w:val="single"/>
-              <w:bottom w:color="000000" w:space="0" w:sz="5" w:val="single"/>
-              <w:right w:color="000000" w:space="0" w:sz="5" w:val="single"/>
-            </w:tcBorders>
-          </w:tcPr>
-          <w:p>
-            <w:pPr>
-              <w:rPr>
-                <w:rFonts w:ascii="Times New Roman" w:cs="Times New Roman" w:eastAsia="Times New Roman" w:hAnsi="Times New Roman"/>
-                <w:sz w:val="20"/>
-                <w:szCs w:val="20"/>
-                <w:highlight w:val="white"/>
-              </w:rPr>
-            </w:pPr>
-            <w:r>
-              <w:rPr>
-                <w:rFonts w:ascii="Times New Roman" w:cs="Times New Roman" w:eastAsia="Times New Roman" w:hAnsi="Times New Roman"/>
-                <w:sz w:val="20"/>
-                <w:szCs w:val="20"/>
-                <w:highlight w:val="white"/>
-                <w:rtl w:val="0"/>
-              </w:rPr>
-              <w:t xml:space="preserve">1040</w:t>
-            </w:r>
-          </w:p>
-        </w:tc>
-        <w:tc>
-          <w:tcPr>
-            <w:tcBorders>
-              <w:top w:color="000000" w:space="0" w:sz="5" w:val="single"/>
-              <w:left w:color="000000" w:space="0" w:sz="5" w:val="single"/>
-              <w:bottom w:color="000000" w:space="0" w:sz="5" w:val="single"/>
-              <w:right w:color="000000" w:space="0" w:sz="5" w:val="single"/>
-            </w:tcBorders>
-          </w:tcPr>
-          <w:p>
-            <w:pPr>
-              <w:rPr>
-                <w:rFonts w:ascii="Times New Roman" w:cs="Times New Roman" w:eastAsia="Times New Roman" w:hAnsi="Times New Roman"/>
-                <w:sz w:val="20"/>
-                <w:szCs w:val="20"/>
-                <w:highlight w:val="white"/>
-              </w:rPr>
-            </w:pPr>
-            <w:r>
-              <w:rPr>
-                <w:rFonts w:ascii="Times New Roman" w:cs="Times New Roman" w:eastAsia="Times New Roman" w:hAnsi="Times New Roman"/>
-                <w:sz w:val="20"/>
-                <w:szCs w:val="20"/>
-                <w:highlight w:val="white"/>
-                <w:rtl w:val="0"/>
-              </w:rPr>
-              <w:t xml:space="preserve">967</w:t>
-            </w:r>
-          </w:p>
-        </w:tc>
-      </w:tr>
-      <w:tr>
-        <w:trPr>
-          <w:cantSplit w:val="0"/>
-          <w:trHeight w:val="450" w:hRule="atLeast"/>
-          <w:tblHeader w:val="0"/>
-        </w:trPr>
-        <w:tc>
-          <w:tcPr>
-            <w:tcBorders>
-              <w:top w:color="000000" w:space="0" w:sz="5" w:val="single"/>
-              <w:left w:color="000000" w:space="0" w:sz="5" w:val="single"/>
-              <w:bottom w:color="000000" w:space="0" w:sz="5" w:val="single"/>
-              <w:right w:color="000000" w:space="0" w:sz="5" w:val="single"/>
-            </w:tcBorders>
-          </w:tcPr>
-          <w:p>
-            <w:pPr>
-              <w:rPr>
-                <w:rFonts w:ascii="Times New Roman" w:cs="Times New Roman" w:eastAsia="Times New Roman" w:hAnsi="Times New Roman"/>
-                <w:sz w:val="20"/>
-                <w:szCs w:val="20"/>
-                <w:highlight w:val="white"/>
-              </w:rPr>
-            </w:pPr>
-            <w:r>
-              <w:rPr>
-                <w:rFonts w:ascii="Times New Roman" w:cs="Times New Roman" w:eastAsia="Times New Roman" w:hAnsi="Times New Roman"/>
-                <w:sz w:val="20"/>
-                <w:szCs w:val="20"/>
-                <w:highlight w:val="white"/>
-                <w:rtl w:val="0"/>
-              </w:rPr>
-              <w:t xml:space="preserve">Text Match</w:t>
-            </w:r>
-          </w:p>
-        </w:tc>
-        <w:tc>
-          <w:tcPr>
-            <w:tcBorders>
-              <w:top w:color="000000" w:space="0" w:sz="5" w:val="single"/>
-              <w:left w:color="000000" w:space="0" w:sz="5" w:val="single"/>
-              <w:bottom w:color="000000" w:space="0" w:sz="5" w:val="single"/>
-              <w:right w:color="000000" w:space="0" w:sz="5" w:val="single"/>
-            </w:tcBorders>
-          </w:tcPr>
-          <w:p>
-            <w:pPr>
-              <w:rPr>
-                <w:rFonts w:ascii="Times New Roman" w:cs="Times New Roman" w:eastAsia="Times New Roman" w:hAnsi="Times New Roman"/>
-                <w:sz w:val="20"/>
-                <w:szCs w:val="20"/>
-                <w:highlight w:val="white"/>
-              </w:rPr>
-            </w:pPr>
-            <w:r>
-              <w:rPr>
-                <w:rFonts w:ascii="Times New Roman" w:cs="Times New Roman" w:eastAsia="Times New Roman" w:hAnsi="Times New Roman"/>
-                <w:sz w:val="20"/>
-                <w:szCs w:val="20"/>
-                <w:highlight w:val="white"/>
-                <w:rtl w:val="0"/>
-              </w:rPr>
-              <w:t xml:space="preserve">Levenshtein</w:t>
-            </w:r>
-          </w:p>
-        </w:tc>
-        <w:tc>
-          <w:tcPr>
-            <w:tcBorders>
-              <w:top w:color="000000" w:space="0" w:sz="5" w:val="single"/>
-              <w:left w:color="000000" w:space="0" w:sz="5" w:val="single"/>
-              <w:bottom w:color="000000" w:space="0" w:sz="5" w:val="single"/>
-              <w:right w:color="000000" w:space="0" w:sz="5" w:val="single"/>
-            </w:tcBorders>
-          </w:tcPr>
-          <w:p>
-            <w:pPr>
-              <w:rPr>
-                <w:rFonts w:ascii="Times New Roman" w:cs="Times New Roman" w:eastAsia="Times New Roman" w:hAnsi="Times New Roman"/>
-                <w:sz w:val="20"/>
-                <w:szCs w:val="20"/>
-                <w:highlight w:val="white"/>
-              </w:rPr>
-            </w:pPr>
-            <w:r>
-              <w:rPr>
-                <w:rFonts w:ascii="Times New Roman" w:cs="Times New Roman" w:eastAsia="Times New Roman" w:hAnsi="Times New Roman"/>
-                <w:sz w:val="20"/>
-                <w:szCs w:val="20"/>
-                <w:highlight w:val="white"/>
-                <w:rtl w:val="0"/>
-              </w:rPr>
-              <w:t xml:space="preserve">2020</w:t>
-            </w:r>
-          </w:p>
-        </w:tc>
-        <w:tc>
-          <w:tcPr>
-            <w:tcBorders>
-              <w:top w:color="000000" w:space="0" w:sz="5" w:val="single"/>
-              <w:left w:color="000000" w:space="0" w:sz="5" w:val="single"/>
-              <w:bottom w:color="000000" w:space="0" w:sz="5" w:val="single"/>
-              <w:right w:color="000000" w:space="0" w:sz="5" w:val="single"/>
-            </w:tcBorders>
-          </w:tcPr>
-          <w:p>
-            <w:pPr>
-              <w:rPr>
-                <w:rFonts w:ascii="Times New Roman" w:cs="Times New Roman" w:eastAsia="Times New Roman" w:hAnsi="Times New Roman"/>
-                <w:sz w:val="20"/>
-                <w:szCs w:val="20"/>
-                <w:highlight w:val="white"/>
-              </w:rPr>
-            </w:pPr>
-            <w:r>
-              <w:rPr>
-                <w:rFonts w:ascii="Times New Roman" w:cs="Times New Roman" w:eastAsia="Times New Roman" w:hAnsi="Times New Roman"/>
-                <w:sz w:val="20"/>
-                <w:szCs w:val="20"/>
-                <w:highlight w:val="white"/>
-                <w:rtl w:val="0"/>
-              </w:rPr>
-              <w:t xml:space="preserve">1808</w:t>
-            </w:r>
-          </w:p>
-        </w:tc>
-      </w:tr>
-      <w:tr>
-        <w:trPr>
-          <w:cantSplit w:val="0"/>
-          <w:trHeight w:val="450" w:hRule="atLeast"/>
-          <w:tblHeader w:val="0"/>
-        </w:trPr>
-        <w:tc>
-          <w:tcPr>
-            <w:tcBorders>
-              <w:top w:color="000000" w:space="0" w:sz="5" w:val="single"/>
-              <w:left w:color="000000" w:space="0" w:sz="5" w:val="single"/>
-              <w:bottom w:color="000000" w:space="0" w:sz="5" w:val="single"/>
-              <w:right w:color="000000" w:space="0" w:sz="5" w:val="single"/>
-            </w:tcBorders>
-          </w:tcPr>
-          <w:p>
-            <w:pPr>
-              <w:rPr>
-                <w:rFonts w:ascii="Times New Roman" w:cs="Times New Roman" w:eastAsia="Times New Roman" w:hAnsi="Times New Roman"/>
-                <w:sz w:val="20"/>
-                <w:szCs w:val="20"/>
-                <w:highlight w:val="white"/>
-              </w:rPr>
-            </w:pPr>
-            <w:r>
-              <w:rPr>
-                <w:rFonts w:ascii="Times New Roman" w:cs="Times New Roman" w:eastAsia="Times New Roman" w:hAnsi="Times New Roman"/>
-                <w:sz w:val="20"/>
-                <w:szCs w:val="20"/>
-                <w:highlight w:val="white"/>
-                <w:rtl w:val="0"/>
-              </w:rPr>
-              <w:t xml:space="preserve">Text Match</w:t>
-            </w:r>
-          </w:p>
-        </w:tc>
-        <w:tc>
-          <w:tcPr>
-            <w:tcBorders>
-              <w:top w:color="000000" w:space="0" w:sz="5" w:val="single"/>
-              <w:left w:color="000000" w:space="0" w:sz="5" w:val="single"/>
-              <w:bottom w:color="000000" w:space="0" w:sz="5" w:val="single"/>
-              <w:right w:color="000000" w:space="0" w:sz="5" w:val="single"/>
-            </w:tcBorders>
-          </w:tcPr>
-          <w:p>
-            <w:pPr>
-              <w:rPr>
-                <w:rFonts w:ascii="Times New Roman" w:cs="Times New Roman" w:eastAsia="Times New Roman" w:hAnsi="Times New Roman"/>
-                <w:sz w:val="20"/>
-                <w:szCs w:val="20"/>
-                <w:highlight w:val="white"/>
-              </w:rPr>
-            </w:pPr>
-            <w:r>
-              <w:rPr>
-                <w:rFonts w:ascii="Times New Roman" w:cs="Times New Roman" w:eastAsia="Times New Roman" w:hAnsi="Times New Roman"/>
-                <w:sz w:val="20"/>
-                <w:szCs w:val="20"/>
-                <w:highlight w:val="white"/>
-                <w:rtl w:val="0"/>
-              </w:rPr>
-              <w:t xml:space="preserve">Jarro Winkler</w:t>
-            </w:r>
-          </w:p>
-        </w:tc>
-        <w:tc>
-          <w:tcPr>
-            <w:tcBorders>
-              <w:top w:color="000000" w:space="0" w:sz="5" w:val="single"/>
-              <w:left w:color="000000" w:space="0" w:sz="5" w:val="single"/>
-              <w:bottom w:color="000000" w:space="0" w:sz="5" w:val="single"/>
-              <w:right w:color="000000" w:space="0" w:sz="5" w:val="single"/>
-            </w:tcBorders>
-          </w:tcPr>
-          <w:p>
-            <w:pPr>
-              <w:rPr>
-                <w:rFonts w:ascii="Times New Roman" w:cs="Times New Roman" w:eastAsia="Times New Roman" w:hAnsi="Times New Roman"/>
-                <w:sz w:val="20"/>
-                <w:szCs w:val="20"/>
-                <w:highlight w:val="white"/>
-              </w:rPr>
-            </w:pPr>
-            <w:r>
-              <w:rPr>
-                <w:rFonts w:ascii="Times New Roman" w:cs="Times New Roman" w:eastAsia="Times New Roman" w:hAnsi="Times New Roman"/>
-                <w:sz w:val="20"/>
-                <w:szCs w:val="20"/>
-                <w:highlight w:val="white"/>
-                <w:rtl w:val="0"/>
-              </w:rPr>
-              <w:t xml:space="preserve">1965</w:t>
-            </w:r>
-          </w:p>
-        </w:tc>
-        <w:tc>
-          <w:tcPr>
-            <w:tcBorders>
-              <w:top w:color="000000" w:space="0" w:sz="5" w:val="single"/>
-              <w:left w:color="000000" w:space="0" w:sz="5" w:val="single"/>
-              <w:bottom w:color="000000" w:space="0" w:sz="5" w:val="single"/>
-              <w:right w:color="000000" w:space="0" w:sz="5" w:val="single"/>
-            </w:tcBorders>
-          </w:tcPr>
-          <w:p>
-            <w:pPr>
-              <w:rPr>
-                <w:rFonts w:ascii="Times New Roman" w:cs="Times New Roman" w:eastAsia="Times New Roman" w:hAnsi="Times New Roman"/>
-                <w:sz w:val="20"/>
-                <w:szCs w:val="20"/>
-                <w:highlight w:val="white"/>
-              </w:rPr>
-            </w:pPr>
-            <w:r>
-              <w:rPr>
-                <w:rFonts w:ascii="Times New Roman" w:cs="Times New Roman" w:eastAsia="Times New Roman" w:hAnsi="Times New Roman"/>
-                <w:sz w:val="20"/>
-                <w:szCs w:val="20"/>
-                <w:highlight w:val="white"/>
-                <w:rtl w:val="0"/>
-              </w:rPr>
-              <w:t xml:space="preserve">1785</w:t>
-            </w:r>
-          </w:p>
-        </w:tc>
-      </w:tr>
-      <w:tr>
-        <w:trPr>
-          <w:cantSplit w:val="0"/>
-          <w:trHeight w:val="450" w:hRule="atLeast"/>
-          <w:tblHeader w:val="0"/>
-        </w:trPr>
-        <w:tc>
-          <w:tcPr>
-            <w:tcBorders>
-              <w:top w:color="000000" w:space="0" w:sz="5" w:val="single"/>
-              <w:left w:color="000000" w:space="0" w:sz="5" w:val="single"/>
-              <w:bottom w:color="000000" w:space="0" w:sz="5" w:val="single"/>
-              <w:right w:color="000000" w:space="0" w:sz="5" w:val="single"/>
-            </w:tcBorders>
-          </w:tcPr>
-          <w:p>
-            <w:pPr>
-              <w:rPr>
-                <w:rFonts w:ascii="Times New Roman" w:cs="Times New Roman" w:eastAsia="Times New Roman" w:hAnsi="Times New Roman"/>
-                <w:sz w:val="20"/>
-                <w:szCs w:val="20"/>
-                <w:highlight w:val="white"/>
-              </w:rPr>
-            </w:pPr>
-            <w:r>
-              <w:rPr>
-                <w:rFonts w:ascii="Times New Roman" w:cs="Times New Roman" w:eastAsia="Times New Roman" w:hAnsi="Times New Roman"/>
-                <w:sz w:val="20"/>
-                <w:szCs w:val="20"/>
-                <w:highlight w:val="white"/>
-                <w:rtl w:val="0"/>
-              </w:rPr>
-              <w:t xml:space="preserve">Embedding</w:t>
-            </w:r>
-          </w:p>
-        </w:tc>
-        <w:tc>
-          <w:tcPr>
-            <w:tcBorders>
-              <w:top w:color="000000" w:space="0" w:sz="5" w:val="single"/>
-              <w:left w:color="000000" w:space="0" w:sz="5" w:val="single"/>
-              <w:bottom w:color="000000" w:space="0" w:sz="5" w:val="single"/>
-              <w:right w:color="000000" w:space="0" w:sz="5" w:val="single"/>
-            </w:tcBorders>
-          </w:tcPr>
-          <w:p>
-            <w:pPr>
-              <w:rPr>
-                <w:rFonts w:ascii="Times New Roman" w:cs="Times New Roman" w:eastAsia="Times New Roman" w:hAnsi="Times New Roman"/>
-                <w:sz w:val="20"/>
-                <w:szCs w:val="20"/>
-                <w:highlight w:val="white"/>
-              </w:rPr>
-            </w:pPr>
-            <w:r>
-              <w:rPr>
-                <w:rFonts w:ascii="Times New Roman" w:cs="Times New Roman" w:eastAsia="Times New Roman" w:hAnsi="Times New Roman"/>
-                <w:sz w:val="20"/>
-                <w:szCs w:val="20"/>
-                <w:highlight w:val="white"/>
-                <w:rtl w:val="0"/>
-              </w:rPr>
-              <w:t xml:space="preserve">ADA-002 + Euclidean Dist</w:t>
-            </w:r>
-          </w:p>
-        </w:tc>
-        <w:tc>
-          <w:tcPr>
-            <w:tcBorders>
-              <w:top w:color="000000" w:space="0" w:sz="5" w:val="single"/>
-              <w:left w:color="000000" w:space="0" w:sz="5" w:val="single"/>
-              <w:bottom w:color="000000" w:space="0" w:sz="5" w:val="single"/>
-              <w:right w:color="000000" w:space="0" w:sz="5" w:val="single"/>
-            </w:tcBorders>
-          </w:tcPr>
-          <w:p>
-            <w:pPr>
-              <w:rPr>
-                <w:rFonts w:ascii="Times New Roman" w:cs="Times New Roman" w:eastAsia="Times New Roman" w:hAnsi="Times New Roman"/>
-                <w:sz w:val="20"/>
-                <w:szCs w:val="20"/>
-                <w:highlight w:val="white"/>
-              </w:rPr>
-            </w:pPr>
-            <w:r>
-              <w:rPr>
-                <w:rFonts w:ascii="Times New Roman" w:cs="Times New Roman" w:eastAsia="Times New Roman" w:hAnsi="Times New Roman"/>
-                <w:sz w:val="20"/>
-                <w:szCs w:val="20"/>
-                <w:highlight w:val="white"/>
-                <w:rtl w:val="0"/>
-              </w:rPr>
-              <w:t xml:space="preserve">3790</w:t>
-            </w:r>
-          </w:p>
-        </w:tc>
-        <w:tc>
-          <w:tcPr>
-            <w:tcBorders>
-              <w:top w:color="000000" w:space="0" w:sz="5" w:val="single"/>
-              <w:left w:color="000000" w:space="0" w:sz="5" w:val="single"/>
-              <w:bottom w:color="000000" w:space="0" w:sz="5" w:val="single"/>
-              <w:right w:color="000000" w:space="0" w:sz="5" w:val="single"/>
-            </w:tcBorders>
-          </w:tcPr>
-          <w:p>
-            <w:pPr>
-              <w:rPr>
-                <w:rFonts w:ascii="Times New Roman" w:cs="Times New Roman" w:eastAsia="Times New Roman" w:hAnsi="Times New Roman"/>
-                <w:sz w:val="20"/>
-                <w:szCs w:val="20"/>
-                <w:highlight w:val="white"/>
-              </w:rPr>
-            </w:pPr>
-            <w:r>
-              <w:rPr>
-                <w:rFonts w:ascii="Times New Roman" w:cs="Times New Roman" w:eastAsia="Times New Roman" w:hAnsi="Times New Roman"/>
-                <w:sz w:val="20"/>
-                <w:szCs w:val="20"/>
-                <w:highlight w:val="white"/>
-                <w:rtl w:val="0"/>
-              </w:rPr>
-              <w:t xml:space="preserve">3456</w:t>
-            </w:r>
-          </w:p>
-        </w:tc>
-      </w:tr>
-      <w:tr>
-        <w:trPr>
-          <w:cantSplit w:val="0"/>
-          <w:trHeight w:val="450" w:hRule="atLeast"/>
-          <w:tblHeader w:val="0"/>
-        </w:trPr>
-        <w:tc>
-          <w:tcPr>
-            <w:tcBorders>
-              <w:top w:color="000000" w:space="0" w:sz="5" w:val="single"/>
-              <w:left w:color="000000" w:space="0" w:sz="5" w:val="single"/>
-              <w:bottom w:color="000000" w:space="0" w:sz="5" w:val="single"/>
-              <w:right w:color="000000" w:space="0" w:sz="5" w:val="single"/>
-            </w:tcBorders>
-          </w:tcPr>
-          <w:p>
-            <w:pPr>
-              <w:rPr>
-                <w:rFonts w:ascii="Times New Roman" w:cs="Times New Roman" w:eastAsia="Times New Roman" w:hAnsi="Times New Roman"/>
-                <w:sz w:val="20"/>
-                <w:szCs w:val="20"/>
-                <w:highlight w:val="white"/>
-              </w:rPr>
-            </w:pPr>
-            <w:r>
-              <w:rPr>
-                <w:rFonts w:ascii="Times New Roman" w:cs="Times New Roman" w:eastAsia="Times New Roman" w:hAnsi="Times New Roman"/>
-                <w:sz w:val="20"/>
-                <w:szCs w:val="20"/>
-                <w:highlight w:val="white"/>
-                <w:rtl w:val="0"/>
-              </w:rPr>
-              <w:t xml:space="preserve">Embedding</w:t>
-            </w:r>
-          </w:p>
-        </w:tc>
-        <w:tc>
-          <w:tcPr>
-            <w:tcBorders>
-              <w:top w:color="000000" w:space="0" w:sz="5" w:val="single"/>
-              <w:left w:color="000000" w:space="0" w:sz="5" w:val="single"/>
-              <w:bottom w:color="000000" w:space="0" w:sz="5" w:val="single"/>
-              <w:right w:color="000000" w:space="0" w:sz="5" w:val="single"/>
-            </w:tcBorders>
-          </w:tcPr>
-          <w:p>
-            <w:pPr>
-              <w:rPr>
-                <w:rFonts w:ascii="Times New Roman" w:cs="Times New Roman" w:eastAsia="Times New Roman" w:hAnsi="Times New Roman"/>
-                <w:sz w:val="20"/>
-                <w:szCs w:val="20"/>
-                <w:highlight w:val="white"/>
-              </w:rPr>
-            </w:pPr>
-            <w:r>
-              <w:rPr>
-                <w:rFonts w:ascii="Times New Roman" w:cs="Times New Roman" w:eastAsia="Times New Roman" w:hAnsi="Times New Roman"/>
-                <w:sz w:val="20"/>
-                <w:szCs w:val="20"/>
-                <w:highlight w:val="white"/>
-                <w:rtl w:val="0"/>
-              </w:rPr>
-              <w:t xml:space="preserve">LTE-3 + Euclidean Dist</w:t>
-            </w:r>
-          </w:p>
-        </w:tc>
-        <w:tc>
-          <w:tcPr>
-            <w:tcBorders>
-              <w:top w:color="000000" w:space="0" w:sz="5" w:val="single"/>
-              <w:left w:color="000000" w:space="0" w:sz="5" w:val="single"/>
-              <w:bottom w:color="000000" w:space="0" w:sz="5" w:val="single"/>
-              <w:right w:color="000000" w:space="0" w:sz="5" w:val="single"/>
-            </w:tcBorders>
-          </w:tcPr>
-          <w:p>
-            <w:pPr>
-              <w:rPr>
-                <w:rFonts w:ascii="Times New Roman" w:cs="Times New Roman" w:eastAsia="Times New Roman" w:hAnsi="Times New Roman"/>
-                <w:sz w:val="20"/>
-                <w:szCs w:val="20"/>
-                <w:highlight w:val="white"/>
-              </w:rPr>
-            </w:pPr>
-            <w:r>
-              <w:rPr>
-                <w:rFonts w:ascii="Times New Roman" w:cs="Times New Roman" w:eastAsia="Times New Roman" w:hAnsi="Times New Roman"/>
-                <w:sz w:val="20"/>
-                <w:szCs w:val="20"/>
-                <w:highlight w:val="white"/>
-                <w:rtl w:val="0"/>
-              </w:rPr>
-              <w:t xml:space="preserve">3894</w:t>
-            </w:r>
-          </w:p>
-        </w:tc>
-        <w:tc>
-          <w:tcPr>
-            <w:tcBorders>
-              <w:top w:color="000000" w:space="0" w:sz="5" w:val="single"/>
-              <w:left w:color="000000" w:space="0" w:sz="5" w:val="single"/>
-              <w:bottom w:color="000000" w:space="0" w:sz="5" w:val="single"/>
-              <w:right w:color="000000" w:space="0" w:sz="5" w:val="single"/>
-            </w:tcBorders>
-          </w:tcPr>
-          <w:p>
-            <w:pPr>
-              <w:rPr>
-                <w:rFonts w:ascii="Times New Roman" w:cs="Times New Roman" w:eastAsia="Times New Roman" w:hAnsi="Times New Roman"/>
-                <w:sz w:val="20"/>
-                <w:szCs w:val="20"/>
-                <w:highlight w:val="white"/>
-              </w:rPr>
-            </w:pPr>
-            <w:r>
-              <w:rPr>
-                <w:rFonts w:ascii="Times New Roman" w:cs="Times New Roman" w:eastAsia="Times New Roman" w:hAnsi="Times New Roman"/>
-                <w:sz w:val="20"/>
-                <w:szCs w:val="20"/>
-                <w:highlight w:val="white"/>
-                <w:rtl w:val="0"/>
-              </w:rPr>
-              <w:t xml:space="preserve">3427</w:t>
-            </w:r>
-          </w:p>
-        </w:tc>
-      </w:tr>
-    </w:tbl>
-    <w:p>
-      <w:pPr>
-        <w:spacing w:line="276.0005454545455" w:lineRule="auto"/>
-        <w:ind w:left="-540" w:firstLine="0"/>
-        <w:rPr>
-          <w:rFonts w:ascii="Times New Roman" w:cs="Times New Roman" w:eastAsia="Times New Roman" w:hAnsi="Times New Roman"/>
-          <w:b w:val="1"/>
-          <w:highlight w:val="white"/>
-        </w:rPr>
-      </w:pPr>
-      <w:r>
-        <w:rPr>
-          <w:rtl w:val="0"/>
-        </w:rPr>
-      </w:r>
-    </w:p>
-    <w:p>
-      <w:pPr>
-        <w:ind w:left="-540" w:firstLine="0"/>
-        <w:rPr>
-          <w:rFonts w:ascii="Times New Roman" w:cs="Times New Roman" w:eastAsia="Times New Roman" w:hAnsi="Times New Roman"/>
-          <w:b w:val="1"/>
-        </w:rPr>
-      </w:pPr>
-      <w:r>
-        <w:rPr>
-          <w:rtl w:val="0"/>
-        </w:rPr>
-      </w:r>
-    </w:p>
-    <w:p>
-      <w:pPr>
-        <w:ind w:left="-540" w:firstLine="0"/>
-        <w:rPr>
-          <w:rFonts w:ascii="Times New Roman" w:cs="Times New Roman" w:eastAsia="Times New Roman" w:hAnsi="Times New Roman"/>
-          <w:b w:val="1"/>
-        </w:rPr>
-      </w:pPr>
-      <w:r>
-        <w:rPr>
-          <w:rtl w:val="0"/>
-        </w:rPr>
-      </w:r>
-    </w:p>
-    <w:p>
-      <w:pPr>
-        <w:ind w:left="-540" w:firstLine="0"/>
-        <w:rPr>
-          <w:rFonts w:ascii="Times New Roman" w:cs="Times New Roman" w:eastAsia="Times New Roman" w:hAnsi="Times New Roman"/>
-          <w:b w:val="1"/>
         </w:rPr>
       </w:pPr>
       <w:r>
@@ -47170,12 +39690,12 @@
           <wp:inline distB="114300" distT="114300" distL="114300" distR="114300">
             <wp:extent cx="7170039" cy="3133725"/>
             <wp:effectExtent b="0" l="0" r="0" t="0"/>
-            <wp:docPr id="1" name="image6.png"/>
+            <wp:docPr id="1" name="image3.png"/>
             <a:graphic>
               <a:graphicData uri="http://schemas.openxmlformats.org/drawingml/2006/picture">
                 <pic:pic>
                   <pic:nvPicPr>
-                    <pic:cNvPr id="0" name="image6.png"/>
+                    <pic:cNvPr id="0" name="image3.png"/>
                     <pic:cNvPicPr preferRelativeResize="0"/>
                   </pic:nvPicPr>
                   <pic:blipFill>
@@ -47340,12 +39860,12 @@
           <wp:inline distB="114300" distT="114300" distL="114300" distR="114300">
             <wp:extent cx="7217045" cy="4254901"/>
             <wp:effectExtent b="0" l="0" r="0" t="0"/>
-            <wp:docPr id="5" name="image5.png"/>
+            <wp:docPr id="5" name="image6.png"/>
             <a:graphic>
               <a:graphicData uri="http://schemas.openxmlformats.org/drawingml/2006/picture">
                 <pic:pic>
                   <pic:nvPicPr>
-                    <pic:cNvPr id="0" name="image5.png"/>
+                    <pic:cNvPr id="0" name="image6.png"/>
                     <pic:cNvPicPr preferRelativeResize="0"/>
                   </pic:nvPicPr>
                   <pic:blipFill>
@@ -47980,12 +40500,12 @@
           <wp:inline distB="114300" distT="114300" distL="114300" distR="114300">
             <wp:extent cx="5893689" cy="4442331"/>
             <wp:effectExtent b="0" l="0" r="0" t="0"/>
-            <wp:docPr id="6" name="image3.png"/>
+            <wp:docPr id="6" name="image5.png"/>
             <a:graphic>
               <a:graphicData uri="http://schemas.openxmlformats.org/drawingml/2006/picture">
                 <pic:pic>
                   <pic:nvPicPr>
-                    <pic:cNvPr id="0" name="image3.png"/>
+                    <pic:cNvPr id="0" name="image5.png"/>
                     <pic:cNvPicPr preferRelativeResize="0"/>
                   </pic:nvPicPr>
                   <pic:blipFill>
@@ -48357,7 +40877,7 @@
           <w:szCs w:val="24"/>
           <w:rtl w:val="0"/>
         </w:rPr>
-        <w:t xml:space="preserve">  Text embedding models properties.</w:t>
+        <w:t xml:space="preserve">ST4_text_embedding_model_properties.xlsx. This file documents properties of models used for generating text embeddings.</w:t>
       </w:r>
     </w:p>
     <w:p>
@@ -48420,7 +40940,7 @@
           <w:szCs w:val="24"/>
           <w:rtl w:val="0"/>
         </w:rPr>
-        <w:t xml:space="preserve">ST11_who_cancer_key_words_paediatric_5th_edition.xlsx.</w:t>
+        <w:t xml:space="preserve">ST5_who_cancer_key_words_paediatric_5th_edition.xlsx.</w:t>
       </w:r>
       <w:r>
         <w:rPr>
@@ -48486,7 +41006,7 @@
           <w:szCs w:val="24"/>
           <w:rtl w:val="0"/>
         </w:rPr>
-        <w:t xml:space="preserve">ST10_tumor_annotated_adult_ped.csv.</w:t>
+        <w:t xml:space="preserve">ST6_tumor_annotated_adult_ped.csv.</w:t>
       </w:r>
       <w:r>
         <w:rPr>
@@ -48551,7 +41071,7 @@
           <w:szCs w:val="24"/>
           <w:rtl w:val="0"/>
         </w:rPr>
-        <w:t xml:space="preserve">  PCA dimensions used for each embedding space based on WHO system editions in CANTOS.</w:t>
+        <w:t xml:space="preserve"> ST7_pca_dimensions_embeddings.xlsx. This file documents the PCA dimensions used for each embedding space based on WHO system editions in CANTOS.</w:t>
       </w:r>
     </w:p>
     <w:p>
@@ -48604,16 +41124,35 @@
           <w:szCs w:val="24"/>
           <w:rtl w:val="0"/>
         </w:rPr>
-        <w:t xml:space="preserve">Supplementary Table ST8:  </w:t>
-      </w:r>
-      <w:r>
-        <w:rPr>
-          <w:rFonts w:ascii="Times New Roman" w:cs="Times New Roman" w:eastAsia="Times New Roman" w:hAnsi="Times New Roman"/>
-          <w:sz w:val="24"/>
-          <w:szCs w:val="24"/>
-          <w:rtl w:val="0"/>
-        </w:rPr>
-        <w:t xml:space="preserve">Number of clusters from AP clustering under embedding and text-matching based methods.</w:t>
+        <w:t xml:space="preserve">Supplementary Table ST8: </w:t>
+      </w:r>
+      <w:r>
+        <w:rPr>
+          <w:rFonts w:ascii="Times New Roman" w:cs="Times New Roman" w:eastAsia="Times New Roman" w:hAnsi="Times New Roman"/>
+          <w:sz w:val="24"/>
+          <w:szCs w:val="24"/>
+          <w:rtl w:val="0"/>
+        </w:rPr>
+        <w:t xml:space="preserve">ST8_number_of_AP_cluster_text_match_embedding.xlsx. This file documents the</w:t>
+      </w:r>
+      <w:r>
+        <w:rPr>
+          <w:rFonts w:ascii="Times New Roman" w:cs="Times New Roman" w:eastAsia="Times New Roman" w:hAnsi="Times New Roman"/>
+          <w:b w:val="1"/>
+          <w:sz w:val="24"/>
+          <w:szCs w:val="24"/>
+          <w:rtl w:val="0"/>
+        </w:rPr>
+        <w:t xml:space="preserve"> </w:t>
+      </w:r>
+      <w:r>
+        <w:rPr>
+          <w:rFonts w:ascii="Times New Roman" w:cs="Times New Roman" w:eastAsia="Times New Roman" w:hAnsi="Times New Roman"/>
+          <w:sz w:val="24"/>
+          <w:szCs w:val="24"/>
+          <w:rtl w:val="0"/>
+        </w:rPr>
+        <w:t xml:space="preserve">number of clusters formed by AP clustering under embedding and text-matching based methods.</w:t>
       </w:r>
     </w:p>
     <w:p>
@@ -48685,7 +41224,7 @@
           <w:szCs w:val="24"/>
           <w:rtl w:val="0"/>
         </w:rPr>
-        <w:t xml:space="preserve">ST12_MI_5th_results.csv.</w:t>
+        <w:t xml:space="preserve">ST9_MI_5th_results.csv.</w:t>
       </w:r>
       <w:r>
         <w:rPr>
@@ -48750,7 +41289,7 @@
           <w:szCs w:val="24"/>
           <w:rtl w:val="0"/>
         </w:rPr>
-        <w:t xml:space="preserve">ST13_MI_all_results.csv.</w:t>
+        <w:t xml:space="preserve">ST10_MI_all_results.csv.</w:t>
       </w:r>
       <w:r>
         <w:rPr>
@@ -48817,7 +41356,7 @@
           <w:szCs w:val="24"/>
           <w:rtl w:val="0"/>
         </w:rPr>
-        <w:t xml:space="preserve">ST4_tumor_manually_validated_all.csv.</w:t>
+        <w:t xml:space="preserve">ST11_tumor_manually_validated_all.csv.</w:t>
       </w:r>
       <w:r>
         <w:rPr>
@@ -48884,7 +41423,7 @@
           <w:szCs w:val="24"/>
           <w:rtl w:val="0"/>
         </w:rPr>
-        <w:t xml:space="preserve">ST5_tumor_manually_validated_5th.csv</w:t>
+        <w:t xml:space="preserve">ST12_tumor_manually_validated_5th.csv</w:t>
       </w:r>
       <w:r>
         <w:rPr>
@@ -48950,7 +41489,7 @@
           <w:szCs w:val="24"/>
           <w:rtl w:val="0"/>
         </w:rPr>
-        <w:t xml:space="preserve">ST6_WHO_Results_all_ose.csv.</w:t>
+        <w:t xml:space="preserve">ST13_WHO_Results_all_ose.csv.</w:t>
       </w:r>
       <w:r>
         <w:rPr>
@@ -49006,7 +41545,7 @@
           <w:szCs w:val="24"/>
           <w:rtl w:val="0"/>
         </w:rPr>
-        <w:t xml:space="preserve">ST7_WHO_Results_5thed_ose.csv.</w:t>
+        <w:t xml:space="preserve">ST14_WHO_Results_5thed_ose.csv.</w:t>
       </w:r>
       <w:r>
         <w:rPr>
@@ -49072,7 +41611,7 @@
           <w:szCs w:val="24"/>
           <w:rtl w:val="0"/>
         </w:rPr>
-        <w:t xml:space="preserve">ST8_NCIT_Results_all_ose.csv.</w:t>
+        <w:t xml:space="preserve">ST15_NCIT_Results_all_ose.csv.</w:t>
       </w:r>
       <w:r>
         <w:rPr>
@@ -49138,7 +41677,7 @@
           <w:szCs w:val="24"/>
           <w:rtl w:val="0"/>
         </w:rPr>
-        <w:t xml:space="preserve">ST9_NCIT_Results_5thed_ose.csv.</w:t>
+        <w:t xml:space="preserve">ST16_NCIT_Results_5thed_ose.csv.</w:t>
       </w:r>
       <w:r>
         <w:rPr>
@@ -50082,45 +42621,6 @@
       <w:tcPr/>
     </w:tblStylePr>
   </w:style>
-  <w:style w:type="table" w:styleId="Table5">
-    <w:basedOn w:val="TableNormal"/>
-    <w:tblPr>
-      <w:tblStyleRowBandSize w:val="1"/>
-      <w:tblStyleColBandSize w:val="1"/>
-      <w:tblCellMar>
-        <w:top w:w="100.0" w:type="dxa"/>
-        <w:left w:w="100.0" w:type="dxa"/>
-        <w:bottom w:w="100.0" w:type="dxa"/>
-        <w:right w:w="100.0" w:type="dxa"/>
-      </w:tblCellMar>
-    </w:tblPr>
-  </w:style>
-  <w:style w:type="table" w:styleId="Table6">
-    <w:basedOn w:val="TableNormal"/>
-    <w:tblPr>
-      <w:tblStyleRowBandSize w:val="1"/>
-      <w:tblStyleColBandSize w:val="1"/>
-      <w:tblCellMar>
-        <w:top w:w="100.0" w:type="dxa"/>
-        <w:left w:w="100.0" w:type="dxa"/>
-        <w:bottom w:w="100.0" w:type="dxa"/>
-        <w:right w:w="100.0" w:type="dxa"/>
-      </w:tblCellMar>
-    </w:tblPr>
-  </w:style>
-  <w:style w:type="table" w:styleId="Table7">
-    <w:basedOn w:val="TableNormal"/>
-    <w:tblPr>
-      <w:tblStyleRowBandSize w:val="1"/>
-      <w:tblStyleColBandSize w:val="1"/>
-      <w:tblCellMar>
-        <w:top w:w="100.0" w:type="dxa"/>
-        <w:left w:w="100.0" w:type="dxa"/>
-        <w:bottom w:w="100.0" w:type="dxa"/>
-        <w:right w:w="100.0" w:type="dxa"/>
-      </w:tblCellMar>
-    </w:tblPr>
-  </w:style>
 </w:styles>
 </file>
 
